--- a/4.质量管理/1.流程制度规范类文件/ZGS-04-03-客户满意度调查管理制度.docx
+++ b/4.质量管理/1.流程制度规范类文件/ZGS-04-03-客户满意度调查管理制度.docx
@@ -1,10 +1,11 @@
 
 <file path=word/document.xml><?xml version="1.0" encoding="utf-8"?>
-<w:document xmlns:wpc="http://schemas.microsoft.com/office/word/2010/wordprocessingCanvas" xmlns:mc="http://schemas.openxmlformats.org/markup-compatibility/2006" xmlns:o="urn:schemas-microsoft-com:office:office" xmlns:r="http://schemas.openxmlformats.org/officeDocument/2006/relationships" xmlns:m="http://schemas.openxmlformats.org/officeDocument/2006/math" xmlns:v="urn:schemas-microsoft-com:vml" xmlns:wp14="http://schemas.microsoft.com/office/word/2010/wordprocessingDrawing" xmlns:wp="http://schemas.openxmlformats.org/drawingml/2006/wordprocessingDrawing" xmlns:w="http://schemas.openxmlformats.org/wordprocessingml/2006/main" xmlns:w14="http://schemas.microsoft.com/office/word/2010/wordml" xmlns:w10="urn:schemas-microsoft-com:office:word" xmlns:w15="http://schemas.microsoft.com/office/word/2012/wordml" xmlns:wpg="http://schemas.microsoft.com/office/word/2010/wordprocessingGroup" xmlns:wpi="http://schemas.microsoft.com/office/word/2010/wordprocessingInk" xmlns:wne="http://schemas.microsoft.com/office/word/2006/wordml" xmlns:wps="http://schemas.microsoft.com/office/word/2010/wordprocessingShape" xmlns:wpsCustomData="http://www.wps.cn/officeDocument/2013/wpsCustomData" mc:Ignorable="w14 w15 wp14">
+<w:document xmlns:wpc="http://schemas.microsoft.com/office/word/2010/wordprocessingCanvas" xmlns:mc="http://schemas.openxmlformats.org/markup-compatibility/2006" xmlns:o="urn:schemas-microsoft-com:office:office" xmlns:r="http://schemas.openxmlformats.org/officeDocument/2006/relationships" xmlns:m="http://schemas.openxmlformats.org/officeDocument/2006/math" xmlns:v="urn:schemas-microsoft-com:vml" xmlns:wp14="http://schemas.microsoft.com/office/word/2010/wordprocessingDrawing" xmlns:wp="http://schemas.openxmlformats.org/drawingml/2006/wordprocessingDrawing" xmlns:w10="urn:schemas-microsoft-com:office:word" xmlns:w="http://schemas.openxmlformats.org/wordprocessingml/2006/main" xmlns:w14="http://schemas.microsoft.com/office/word/2010/wordml" xmlns:w15="http://schemas.microsoft.com/office/word/2012/wordml" xmlns:wne="http://schemas.microsoft.com/office/word/2006/wordml" xmlns:wpg="http://schemas.microsoft.com/office/word/2010/wordprocessingGroup" xmlns:wpi="http://schemas.microsoft.com/office/word/2010/wordprocessingInk" xmlns:wps="http://schemas.microsoft.com/office/word/2010/wordprocessingShape" mc:Ignorable="w14 w15 wp14">
+  <!-- Generated by Aspose.Words for .NET 13.3.0.1 -->
   <w:body>
     <w:p>
       <w:pPr>
-        <w:pStyle w:val="24"/>
+        <w:pStyle w:val="a"/>
         <w:keepNext w:val="0"/>
         <w:keepLines w:val="0"/>
         <w:pageBreakBefore w:val="0"/>
@@ -24,7 +25,7 @@
       <w:bookmarkStart w:id="0" w:name="_Toc19181"/>
       <w:r>
         <w:drawing>
-          <wp:anchor distT="0" distB="0" distL="114300" distR="114300" simplePos="0" relativeHeight="251660288" behindDoc="1" locked="0" layoutInCell="1" allowOverlap="1">
+          <wp:anchor distT="0" distB="0" distL="114300" distR="114300" simplePos="0" relativeHeight="251659264" behindDoc="1" locked="0" layoutInCell="1" allowOverlap="1">
             <wp:simplePos x="0" y="0"/>
             <wp:positionH relativeFrom="column">
               <wp:posOffset>0</wp:posOffset>
@@ -49,7 +50,7 @@
                     </pic:cNvPicPr>
                   </pic:nvPicPr>
                   <pic:blipFill>
-                    <a:blip r:embed="rId7"/>
+                    <a:blip xmlns:r="http://schemas.openxmlformats.org/officeDocument/2006/relationships" r:embed="rId4"/>
                     <a:stretch>
                       <a:fillRect/>
                     </a:stretch>
@@ -79,7 +80,7 @@
           <w:lang w:val="en-US" w:eastAsia="zh-CN"/>
         </w:rPr>
         <w:drawing>
-          <wp:anchor distT="0" distB="0" distL="114300" distR="114300" simplePos="0" relativeHeight="251659264" behindDoc="1" locked="0" layoutInCell="1" allowOverlap="1">
+          <wp:anchor distT="0" distB="0" distL="114300" distR="114300" simplePos="0" relativeHeight="251658240" behindDoc="1" locked="0" layoutInCell="1" allowOverlap="1">
             <wp:simplePos x="0" y="0"/>
             <wp:positionH relativeFrom="column">
               <wp:posOffset>635</wp:posOffset>
@@ -104,7 +105,7 @@
                     </pic:cNvPicPr>
                   </pic:nvPicPr>
                   <pic:blipFill>
-                    <a:blip r:embed="rId8">
+                    <a:blip xmlns:r="http://schemas.openxmlformats.org/officeDocument/2006/relationships" r:embed="rId5">
                       <a:alphaModFix amt="58000"/>
                       <a:lum contrast="-52000"/>
                     </a:blip>
@@ -138,7 +139,7 @@
     </w:p>
     <w:p>
       <w:pPr>
-        <w:pStyle w:val="25"/>
+        <w:pStyle w:val="a0"/>
         <w:keepNext w:val="0"/>
         <w:keepLines w:val="0"/>
         <w:pageBreakBefore w:val="0"/>
@@ -185,11 +186,11 @@
         <w:adjustRightInd w:val="0"/>
         <w:snapToGrid w:val="0"/>
         <w:spacing w:after="624" w:afterLines="200" w:line="219" w:lineRule="auto"/>
-        <w:ind w:left="0" w:leftChars="0" w:right="0" w:rightChars="0" w:firstLine="0" w:firstLineChars="0"/>
+        <w:ind w:left="0" w:right="0" w:firstLine="0" w:leftChars="0" w:rightChars="0" w:firstLineChars="0"/>
         <w:jc w:val="center"/>
         <w:textAlignment w:val="baseline"/>
         <w:rPr>
-          <w:rFonts w:hint="eastAsia" w:ascii="宋体" w:hAnsi="宋体" w:eastAsia="宋体" w:cs="宋体"/>
+          <w:rFonts w:ascii="宋体" w:eastAsia="宋体" w:hAnsi="宋体" w:cs="宋体" w:hint="eastAsia"/>
           <w:sz w:val="24"/>
           <w:szCs w:val="24"/>
           <w:lang w:val="en-US" w:eastAsia="zh-CN"/>
@@ -197,7 +198,7 @@
       </w:pPr>
       <w:r>
         <w:rPr>
-          <w:rFonts w:ascii="宋体" w:hAnsi="宋体" w:eastAsia="宋体" w:cs="宋体"/>
+          <w:rFonts w:ascii="宋体" w:eastAsia="宋体" w:hAnsi="宋体" w:cs="宋体"/>
           <w:b/>
           <w:bCs/>
           <w:spacing w:val="-3"/>
@@ -206,74 +207,20 @@
         </w:rPr>
         <w:t>文件编号：ZGS-04-03</w:t>
       </w:r>
-      <w:r>
-        <w:rPr>
-          <w:rFonts w:hint="eastAsia" w:ascii="宋体" w:hAnsi="宋体" w:eastAsia="宋体" w:cs="宋体"/>
-          <w:b/>
-          <w:bCs/>
-          <w:spacing w:val="-3"/>
-          <w:sz w:val="24"/>
-          <w:szCs w:val="24"/>
-          <w:lang w:val="en-US" w:eastAsia="zh-CN"/>
-        </w:rPr>
-      </w:r>
-      <w:r>
-        <w:rPr>
-          <w:rFonts w:ascii="宋体" w:hAnsi="宋体" w:eastAsia="宋体" w:cs="宋体"/>
-          <w:b/>
-          <w:bCs/>
-          <w:spacing w:val="-3"/>
-          <w:sz w:val="24"/>
-          <w:szCs w:val="24"/>
-        </w:rPr>
-      </w:r>
-      <w:r>
-        <w:rPr>
-          <w:rFonts w:hint="eastAsia" w:ascii="宋体" w:hAnsi="宋体" w:cs="宋体"/>
-          <w:b/>
-          <w:bCs/>
-          <w:spacing w:val="-3"/>
-          <w:sz w:val="24"/>
-          <w:szCs w:val="24"/>
-          <w:lang w:val="en-US" w:eastAsia="zh-CN"/>
-        </w:rPr>
-      </w:r>
-      <w:r>
-        <w:rPr>
-          <w:rFonts w:ascii="宋体" w:hAnsi="宋体" w:eastAsia="宋体" w:cs="宋体"/>
-          <w:b/>
-          <w:bCs/>
-          <w:spacing w:val="-3"/>
-          <w:sz w:val="24"/>
-          <w:szCs w:val="24"/>
-        </w:rPr>
-      </w:r>
-      <w:r>
-        <w:rPr>
-          <w:rFonts w:hint="eastAsia" w:ascii="宋体" w:hAnsi="宋体" w:cs="宋体"/>
-          <w:b/>
-          <w:bCs/>
-          <w:spacing w:val="-3"/>
-          <w:sz w:val="24"/>
-          <w:szCs w:val="24"/>
-          <w:lang w:val="en-US" w:eastAsia="zh-CN"/>
-        </w:rPr>
-      </w:r>
     </w:p>
     <w:tbl>
       <w:tblPr>
-        <w:tblStyle w:val="21"/>
+        <w:tblStyle w:val="TableGrid"/>
         <w:tblW w:w="0" w:type="auto"/>
         <w:jc w:val="center"/>
         <w:tblBorders>
-          <w:top w:val="none" w:color="auto" w:sz="0" w:space="0"/>
-          <w:left w:val="none" w:color="auto" w:sz="0" w:space="0"/>
-          <w:bottom w:val="none" w:color="auto" w:sz="0" w:space="0"/>
-          <w:right w:val="none" w:color="auto" w:sz="0" w:space="0"/>
-          <w:insideH w:val="none" w:color="auto" w:sz="0" w:space="0"/>
-          <w:insideV w:val="none" w:color="auto" w:sz="0" w:space="0"/>
+          <w:top w:val="nil"/>
+          <w:left w:val="nil"/>
+          <w:bottom w:val="nil"/>
+          <w:right w:val="nil"/>
+          <w:insideH w:val="nil"/>
+          <w:insideV w:val="nil"/>
         </w:tblBorders>
-        <w:tblLayout w:type="autofit"/>
         <w:tblCellMar>
           <w:top w:w="0" w:type="dxa"/>
           <w:left w:w="108" w:type="dxa"/>
@@ -287,13 +234,15 @@
       </w:tblGrid>
       <w:tr>
         <w:tblPrEx>
+          <w:tblW w:w="0" w:type="auto"/>
+          <w:jc w:val="center"/>
           <w:tblBorders>
-            <w:top w:val="none" w:color="auto" w:sz="0" w:space="0"/>
-            <w:left w:val="none" w:color="auto" w:sz="0" w:space="0"/>
-            <w:bottom w:val="none" w:color="auto" w:sz="0" w:space="0"/>
-            <w:right w:val="none" w:color="auto" w:sz="0" w:space="0"/>
-            <w:insideH w:val="none" w:color="auto" w:sz="0" w:space="0"/>
-            <w:insideV w:val="none" w:color="auto" w:sz="0" w:space="0"/>
+            <w:top w:val="nil"/>
+            <w:left w:val="nil"/>
+            <w:bottom w:val="nil"/>
+            <w:right w:val="nil"/>
+            <w:insideH w:val="nil"/>
+            <w:insideV w:val="nil"/>
           </w:tblBorders>
           <w:tblCellMar>
             <w:top w:w="0" w:type="dxa"/>
@@ -303,7 +252,7 @@
           </w:tblCellMar>
         </w:tblPrEx>
         <w:trPr>
-          <w:trHeight w:val="810" w:hRule="atLeast"/>
+          <w:trHeight w:val="810"/>
           <w:jc w:val="center"/>
         </w:trPr>
         <w:tc>
@@ -339,14 +288,50 @@
               </w:rPr>
               <w:t>编制部门:质量部</w:t>
             </w:r>
-            <w:r>
-              <w:rPr>
-                <w:rFonts w:hint="default" w:asciiTheme="minorAscii" w:hAnsiTheme="minorAscii" w:eastAsiaTheme="minorEastAsia"/>
+          </w:p>
+        </w:tc>
+        <w:tc>
+          <w:tcPr>
+            <w:tcW w:w="2708" w:type="dxa"/>
+          </w:tcPr>
+          <w:p>
+            <w:pPr>
+              <w:keepNext w:val="0"/>
+              <w:keepLines w:val="0"/>
+              <w:pageBreakBefore w:val="0"/>
+              <w:widowControl w:val="0"/>
+              <w:kinsoku w:val="0"/>
+              <w:wordWrap/>
+              <w:overflowPunct/>
+              <w:autoSpaceDE w:val="0"/>
+              <w:autoSpaceDN w:val="0"/>
+              <w:bidi w:val="0"/>
+              <w:adjustRightInd w:val="0"/>
+              <w:snapToGrid w:val="0"/>
+              <w:textAlignment w:val="baseline"/>
+              <w:rPr>
+                <w:rFonts w:hint="default"/>
+                <w:vertAlign w:val="baseline"/>
+                <w:lang w:val="en-US" w:eastAsia="zh-CN"/>
+              </w:rPr>
+            </w:pPr>
+            <w:r>
+              <w:rPr>
+                <w:rFonts w:hint="eastAsia"/>
+                <w:vertAlign w:val="baseline"/>
+                <w:lang w:val="en-US" w:eastAsia="zh-CN"/>
+              </w:rPr>
+              <w:t>编制时间</w:t>
+            </w:r>
+            <w:r>
+              <w:rPr>
+                <w:rFonts w:asciiTheme="minorAscii" w:eastAsiaTheme="minorEastAsia" w:hAnsiTheme="minorAscii" w:hint="eastAsia"/>
                 <w:spacing w:val="227"/>
                 <w:sz w:val="21"/>
                 <w:vertAlign w:val="baseline"/>
                 <w:lang w:val="en-US" w:eastAsia="zh-CN"/>
               </w:rPr>
+              <w:t>:</w:t>
             </w:r>
             <w:r>
               <w:rPr>
@@ -355,59 +340,6 @@
                 <w:vertAlign w:val="baseline"/>
                 <w:lang w:val="en-US" w:eastAsia="zh-CN"/>
               </w:rPr>
-            </w:r>
-          </w:p>
-        </w:tc>
-        <w:tc>
-          <w:tcPr>
-            <w:tcW w:w="2708" w:type="dxa"/>
-          </w:tcPr>
-          <w:p>
-            <w:pPr>
-              <w:keepNext w:val="0"/>
-              <w:keepLines w:val="0"/>
-              <w:pageBreakBefore w:val="0"/>
-              <w:widowControl w:val="0"/>
-              <w:kinsoku w:val="0"/>
-              <w:wordWrap/>
-              <w:overflowPunct/>
-              <w:autoSpaceDE w:val="0"/>
-              <w:autoSpaceDN w:val="0"/>
-              <w:bidi w:val="0"/>
-              <w:adjustRightInd w:val="0"/>
-              <w:snapToGrid w:val="0"/>
-              <w:textAlignment w:val="baseline"/>
-              <w:rPr>
-                <w:rFonts w:hint="default"/>
-                <w:vertAlign w:val="baseline"/>
-                <w:lang w:val="en-US" w:eastAsia="zh-CN"/>
-              </w:rPr>
-            </w:pPr>
-            <w:r>
-              <w:rPr>
-                <w:rFonts w:hint="eastAsia"/>
-                <w:vertAlign w:val="baseline"/>
-                <w:lang w:val="en-US" w:eastAsia="zh-CN"/>
-              </w:rPr>
-              <w:t>编制时间</w:t>
-            </w:r>
-            <w:r>
-              <w:rPr>
-                <w:rFonts w:hint="eastAsia" w:asciiTheme="minorAscii" w:hAnsiTheme="minorAscii" w:eastAsiaTheme="minorEastAsia"/>
-                <w:spacing w:val="227"/>
-                <w:sz w:val="21"/>
-                <w:vertAlign w:val="baseline"/>
-                <w:lang w:val="en-US" w:eastAsia="zh-CN"/>
-              </w:rPr>
-              <w:t>:</w:t>
-            </w:r>
-            <w:r>
-              <w:rPr>
-                <w:rFonts w:hint="eastAsia"/>
-                <w:u w:val="single"/>
-                <w:vertAlign w:val="baseline"/>
-                <w:lang w:val="en-US" w:eastAsia="zh-CN"/>
-              </w:rPr>
               <w:t>2025.01.10</w:t>
             </w:r>
           </w:p>
@@ -415,14 +347,8 @@
       </w:tr>
       <w:tr>
         <w:tblPrEx>
-          <w:tblBorders>
-            <w:top w:val="none" w:color="auto" w:sz="0" w:space="0"/>
-            <w:left w:val="none" w:color="auto" w:sz="0" w:space="0"/>
-            <w:bottom w:val="none" w:color="auto" w:sz="0" w:space="0"/>
-            <w:right w:val="none" w:color="auto" w:sz="0" w:space="0"/>
-            <w:insideH w:val="none" w:color="auto" w:sz="0" w:space="0"/>
-            <w:insideV w:val="none" w:color="auto" w:sz="0" w:space="0"/>
-          </w:tblBorders>
+          <w:tblW w:w="0" w:type="auto"/>
+          <w:jc w:val="center"/>
           <w:tblCellMar>
             <w:top w:w="0" w:type="dxa"/>
             <w:left w:w="108" w:type="dxa"/>
@@ -431,7 +357,7 @@
           </w:tblCellMar>
         </w:tblPrEx>
         <w:trPr>
-          <w:trHeight w:val="810" w:hRule="atLeast"/>
+          <w:trHeight w:val="810"/>
           <w:jc w:val="center"/>
         </w:trPr>
         <w:tc>
@@ -455,7 +381,7 @@
               <w:snapToGrid w:val="0"/>
               <w:textAlignment w:val="baseline"/>
               <w:rPr>
-                <w:rFonts w:hint="default" w:ascii="Arial" w:hAnsi="Arial" w:eastAsia="Arial" w:cs="Arial"/>
+                <w:rFonts w:ascii="Arial" w:eastAsia="Arial" w:hAnsi="Arial" w:cs="Arial" w:hint="default"/>
                 <w:snapToGrid w:val="0"/>
                 <w:color w:val="000000"/>
                 <w:kern w:val="0"/>
@@ -487,7 +413,7 @@
             </w:r>
             <w:r>
               <w:rPr>
-                <w:rFonts w:hint="default" w:asciiTheme="minorAscii" w:hAnsiTheme="minorAscii" w:eastAsiaTheme="minorEastAsia"/>
+                <w:rFonts w:asciiTheme="minorAscii" w:eastAsiaTheme="minorEastAsia" w:hAnsiTheme="minorAscii" w:hint="default"/>
                 <w:spacing w:val="227"/>
                 <w:sz w:val="21"/>
                 <w:vertAlign w:val="baseline"/>
@@ -540,7 +466,7 @@
               <w:snapToGrid w:val="0"/>
               <w:textAlignment w:val="baseline"/>
               <w:rPr>
-                <w:rFonts w:hint="default" w:ascii="Arial" w:hAnsi="Arial" w:eastAsia="Arial" w:cs="Arial"/>
+                <w:rFonts w:ascii="Arial" w:eastAsia="Arial" w:hAnsi="Arial" w:cs="Arial" w:hint="default"/>
                 <w:snapToGrid w:val="0"/>
                 <w:color w:val="000000"/>
                 <w:kern w:val="0"/>
@@ -558,8 +484,8 @@
               </w:rPr>
               <w:t>审核</w:t>
             </w:r>
-            <w:bookmarkStart w:id="27" w:name="_GoBack"/>
-            <w:bookmarkEnd w:id="27"/>
+            <w:bookmarkStart w:id="2" w:name="_GoBack"/>
+            <w:bookmarkEnd w:id="2"/>
             <w:r>
               <w:rPr>
                 <w:rFonts w:hint="eastAsia"/>
@@ -570,7 +496,7 @@
             </w:r>
             <w:r>
               <w:rPr>
-                <w:rFonts w:hint="eastAsia" w:asciiTheme="minorAscii" w:hAnsiTheme="minorAscii" w:eastAsiaTheme="minorEastAsia"/>
+                <w:rFonts w:asciiTheme="minorAscii" w:eastAsiaTheme="minorEastAsia" w:hAnsiTheme="minorAscii" w:hint="eastAsia"/>
                 <w:spacing w:val="227"/>
                 <w:sz w:val="21"/>
                 <w:vertAlign w:val="baseline"/>
@@ -592,14 +518,8 @@
       </w:tr>
       <w:tr>
         <w:tblPrEx>
-          <w:tblBorders>
-            <w:top w:val="none" w:color="auto" w:sz="0" w:space="0"/>
-            <w:left w:val="none" w:color="auto" w:sz="0" w:space="0"/>
-            <w:bottom w:val="none" w:color="auto" w:sz="0" w:space="0"/>
-            <w:right w:val="none" w:color="auto" w:sz="0" w:space="0"/>
-            <w:insideH w:val="none" w:color="auto" w:sz="0" w:space="0"/>
-            <w:insideV w:val="none" w:color="auto" w:sz="0" w:space="0"/>
-          </w:tblBorders>
+          <w:tblW w:w="0" w:type="auto"/>
+          <w:jc w:val="center"/>
           <w:tblCellMar>
             <w:top w:w="0" w:type="dxa"/>
             <w:left w:w="108" w:type="dxa"/>
@@ -608,7 +528,7 @@
           </w:tblCellMar>
         </w:tblPrEx>
         <w:trPr>
-          <w:trHeight w:val="635" w:hRule="atLeast"/>
+          <w:trHeight w:val="635"/>
           <w:jc w:val="center"/>
         </w:trPr>
         <w:tc>
@@ -646,31 +566,6 @@
               </w:rPr>
               <w:t>批准人:刘长凡</w:t>
             </w:r>
-            <w:r>
-              <w:rPr>
-                <w:rFonts w:hint="eastAsia"/>
-                <w:spacing w:val="1"/>
-                <w:kern w:val="0"/>
-                <w:vertAlign w:val="baseline"/>
-                <w:lang w:val="en-US" w:eastAsia="zh-CN"/>
-              </w:rPr>
-            </w:r>
-            <w:r>
-              <w:rPr>
-                <w:rFonts w:hint="eastAsia" w:asciiTheme="minorAscii" w:hAnsiTheme="minorAscii" w:eastAsiaTheme="minorEastAsia"/>
-                <w:spacing w:val="227"/>
-                <w:sz w:val="21"/>
-                <w:vertAlign w:val="baseline"/>
-                <w:lang w:val="en-US" w:eastAsia="zh-CN"/>
-              </w:rPr>
-            </w:r>
-            <w:r>
-              <w:rPr>
-                <w:rFonts w:hint="eastAsia"/>
-                <w:u w:val="single"/>
-                <w:lang w:val="en-US" w:eastAsia="zh-CN"/>
-              </w:rPr>
-            </w:r>
           </w:p>
         </w:tc>
         <w:tc>
@@ -708,7 +603,7 @@
             </w:r>
             <w:r>
               <w:rPr>
-                <w:rFonts w:hint="eastAsia" w:asciiTheme="minorAscii" w:hAnsiTheme="minorAscii" w:eastAsiaTheme="minorEastAsia"/>
+                <w:rFonts w:asciiTheme="minorAscii" w:eastAsiaTheme="minorEastAsia" w:hAnsiTheme="minorAscii" w:hint="eastAsia"/>
                 <w:spacing w:val="227"/>
                 <w:sz w:val="21"/>
                 <w:vertAlign w:val="baseline"/>
@@ -767,14 +662,14 @@
         <w:ind w:left="3634"/>
         <w:textAlignment w:val="baseline"/>
         <w:rPr>
-          <w:rFonts w:ascii="宋体" w:hAnsi="宋体" w:eastAsia="宋体" w:cs="宋体"/>
+          <w:rFonts w:ascii="宋体" w:eastAsia="宋体" w:hAnsi="宋体" w:cs="宋体"/>
           <w:sz w:val="31"/>
           <w:szCs w:val="31"/>
         </w:rPr>
       </w:pPr>
       <w:r>
         <w:rPr>
-          <w:rFonts w:ascii="宋体" w:hAnsi="宋体" w:eastAsia="宋体" w:cs="宋体"/>
+          <w:rFonts w:ascii="宋体" w:eastAsia="宋体" w:hAnsi="宋体" w:cs="宋体"/>
           <w:b/>
           <w:bCs/>
           <w:spacing w:val="4"/>
@@ -786,16 +681,16 @@
     </w:p>
     <w:tbl>
       <w:tblPr>
-        <w:tblStyle w:val="26"/>
+        <w:tblStyle w:val="TableNormal0"/>
         <w:tblW w:w="7137" w:type="dxa"/>
         <w:jc w:val="center"/>
         <w:tblBorders>
-          <w:top w:val="single" w:color="000000" w:sz="2" w:space="0"/>
-          <w:left w:val="single" w:color="000000" w:sz="2" w:space="0"/>
-          <w:bottom w:val="single" w:color="000000" w:sz="2" w:space="0"/>
-          <w:right w:val="single" w:color="000000" w:sz="2" w:space="0"/>
-          <w:insideH w:val="single" w:color="000000" w:sz="2" w:space="0"/>
-          <w:insideV w:val="single" w:color="000000" w:sz="2" w:space="0"/>
+          <w:top w:val="single" w:sz="2" w:space="0" w:color="000000"/>
+          <w:left w:val="single" w:sz="2" w:space="0" w:color="000000"/>
+          <w:bottom w:val="single" w:sz="2" w:space="0" w:color="000000"/>
+          <w:right w:val="single" w:sz="2" w:space="0" w:color="000000"/>
+          <w:insideH w:val="single" w:sz="2" w:space="0" w:color="000000"/>
+          <w:insideV w:val="single" w:sz="2" w:space="0" w:color="000000"/>
         </w:tblBorders>
         <w:tblLayout w:type="fixed"/>
         <w:tblCellMar>
@@ -813,14 +708,17 @@
       </w:tblGrid>
       <w:tr>
         <w:tblPrEx>
+          <w:tblW w:w="7137" w:type="dxa"/>
+          <w:jc w:val="center"/>
           <w:tblBorders>
-            <w:top w:val="single" w:color="000000" w:sz="2" w:space="0"/>
-            <w:left w:val="single" w:color="000000" w:sz="2" w:space="0"/>
-            <w:bottom w:val="single" w:color="000000" w:sz="2" w:space="0"/>
-            <w:right w:val="single" w:color="000000" w:sz="2" w:space="0"/>
-            <w:insideH w:val="single" w:color="000000" w:sz="2" w:space="0"/>
-            <w:insideV w:val="single" w:color="000000" w:sz="2" w:space="0"/>
+            <w:top w:val="single" w:sz="2" w:space="0" w:color="000000"/>
+            <w:left w:val="single" w:sz="2" w:space="0" w:color="000000"/>
+            <w:bottom w:val="single" w:sz="2" w:space="0" w:color="000000"/>
+            <w:right w:val="single" w:sz="2" w:space="0" w:color="000000"/>
+            <w:insideH w:val="single" w:sz="2" w:space="0" w:color="000000"/>
+            <w:insideV w:val="single" w:sz="2" w:space="0" w:color="000000"/>
           </w:tblBorders>
+          <w:tblLayout w:type="fixed"/>
           <w:tblCellMar>
             <w:top w:w="0" w:type="dxa"/>
             <w:left w:w="0" w:type="dxa"/>
@@ -829,7 +727,7 @@
           </w:tblCellMar>
         </w:tblPrEx>
         <w:trPr>
-          <w:trHeight w:val="593" w:hRule="atLeast"/>
+          <w:trHeight w:val="593"/>
           <w:jc w:val="center"/>
         </w:trPr>
         <w:tc>
@@ -851,18 +749,18 @@
               <w:adjustRightInd w:val="0"/>
               <w:snapToGrid w:val="0"/>
               <w:spacing w:before="176" w:line="228" w:lineRule="auto"/>
-              <w:ind w:left="0" w:leftChars="0" w:right="0" w:rightChars="0" w:firstLine="0" w:firstLineChars="0"/>
+              <w:ind w:left="0" w:right="0" w:firstLine="0" w:leftChars="0" w:rightChars="0" w:firstLineChars="0"/>
               <w:jc w:val="center"/>
               <w:textAlignment w:val="baseline"/>
               <w:rPr>
-                <w:rFonts w:ascii="宋体" w:hAnsi="宋体" w:eastAsia="宋体" w:cs="宋体"/>
+                <w:rFonts w:ascii="宋体" w:eastAsia="宋体" w:hAnsi="宋体" w:cs="宋体"/>
                 <w:sz w:val="20"/>
                 <w:szCs w:val="20"/>
               </w:rPr>
             </w:pPr>
             <w:r>
               <w:rPr>
-                <w:rFonts w:ascii="宋体" w:hAnsi="宋体" w:eastAsia="宋体" w:cs="宋体"/>
+                <w:rFonts w:ascii="宋体" w:eastAsia="宋体" w:hAnsi="宋体" w:cs="宋体"/>
                 <w:spacing w:val="-14"/>
                 <w:sz w:val="20"/>
                 <w:szCs w:val="20"/>
@@ -890,18 +788,18 @@
               <w:adjustRightInd w:val="0"/>
               <w:snapToGrid w:val="0"/>
               <w:spacing w:before="175" w:line="227" w:lineRule="auto"/>
-              <w:ind w:left="0" w:leftChars="0" w:right="0" w:rightChars="0" w:firstLine="0" w:firstLineChars="0"/>
+              <w:ind w:left="0" w:right="0" w:firstLine="0" w:leftChars="0" w:rightChars="0" w:firstLineChars="0"/>
               <w:jc w:val="center"/>
               <w:textAlignment w:val="baseline"/>
               <w:rPr>
-                <w:rFonts w:ascii="宋体" w:hAnsi="宋体" w:eastAsia="宋体" w:cs="宋体"/>
+                <w:rFonts w:ascii="宋体" w:eastAsia="宋体" w:hAnsi="宋体" w:cs="宋体"/>
                 <w:sz w:val="20"/>
                 <w:szCs w:val="20"/>
               </w:rPr>
             </w:pPr>
             <w:r>
               <w:rPr>
-                <w:rFonts w:ascii="宋体" w:hAnsi="宋体" w:eastAsia="宋体" w:cs="宋体"/>
+                <w:rFonts w:ascii="宋体" w:eastAsia="宋体" w:hAnsi="宋体" w:cs="宋体"/>
                 <w:spacing w:val="4"/>
                 <w:sz w:val="20"/>
                 <w:szCs w:val="20"/>
@@ -929,18 +827,18 @@
               <w:adjustRightInd w:val="0"/>
               <w:snapToGrid w:val="0"/>
               <w:spacing w:before="175" w:line="228" w:lineRule="auto"/>
-              <w:ind w:left="0" w:leftChars="0" w:right="0" w:rightChars="0" w:firstLine="0" w:firstLineChars="0"/>
+              <w:ind w:left="0" w:right="0" w:firstLine="0" w:leftChars="0" w:rightChars="0" w:firstLineChars="0"/>
               <w:jc w:val="center"/>
               <w:textAlignment w:val="baseline"/>
               <w:rPr>
-                <w:rFonts w:ascii="宋体" w:hAnsi="宋体" w:eastAsia="宋体" w:cs="宋体"/>
+                <w:rFonts w:ascii="宋体" w:eastAsia="宋体" w:hAnsi="宋体" w:cs="宋体"/>
                 <w:sz w:val="20"/>
                 <w:szCs w:val="20"/>
               </w:rPr>
             </w:pPr>
             <w:r>
               <w:rPr>
-                <w:rFonts w:ascii="宋体" w:hAnsi="宋体" w:eastAsia="宋体" w:cs="宋体"/>
+                <w:rFonts w:ascii="宋体" w:eastAsia="宋体" w:hAnsi="宋体" w:cs="宋体"/>
                 <w:spacing w:val="7"/>
                 <w:sz w:val="20"/>
                 <w:szCs w:val="20"/>
@@ -968,18 +866,18 @@
               <w:adjustRightInd w:val="0"/>
               <w:snapToGrid w:val="0"/>
               <w:spacing w:before="176" w:line="229" w:lineRule="auto"/>
-              <w:ind w:left="0" w:leftChars="0" w:right="0" w:rightChars="0" w:firstLine="0" w:firstLineChars="0"/>
+              <w:ind w:left="0" w:right="0" w:firstLine="0" w:leftChars="0" w:rightChars="0" w:firstLineChars="0"/>
               <w:jc w:val="center"/>
               <w:textAlignment w:val="baseline"/>
               <w:rPr>
-                <w:rFonts w:ascii="宋体" w:hAnsi="宋体" w:eastAsia="宋体" w:cs="宋体"/>
+                <w:rFonts w:ascii="宋体" w:eastAsia="宋体" w:hAnsi="宋体" w:cs="宋体"/>
                 <w:sz w:val="20"/>
                 <w:szCs w:val="20"/>
               </w:rPr>
             </w:pPr>
             <w:r>
               <w:rPr>
-                <w:rFonts w:ascii="宋体" w:hAnsi="宋体" w:eastAsia="宋体" w:cs="宋体"/>
+                <w:rFonts w:ascii="宋体" w:eastAsia="宋体" w:hAnsi="宋体" w:cs="宋体"/>
                 <w:spacing w:val="7"/>
                 <w:sz w:val="20"/>
                 <w:szCs w:val="20"/>
@@ -991,14 +889,9 @@
       </w:tr>
       <w:tr>
         <w:tblPrEx>
-          <w:tblBorders>
-            <w:top w:val="single" w:color="000000" w:sz="2" w:space="0"/>
-            <w:left w:val="single" w:color="000000" w:sz="2" w:space="0"/>
-            <w:bottom w:val="single" w:color="000000" w:sz="2" w:space="0"/>
-            <w:right w:val="single" w:color="000000" w:sz="2" w:space="0"/>
-            <w:insideH w:val="single" w:color="000000" w:sz="2" w:space="0"/>
-            <w:insideV w:val="single" w:color="000000" w:sz="2" w:space="0"/>
-          </w:tblBorders>
+          <w:tblW w:w="7137" w:type="dxa"/>
+          <w:jc w:val="center"/>
+          <w:tblLayout w:type="fixed"/>
           <w:tblCellMar>
             <w:top w:w="0" w:type="dxa"/>
             <w:left w:w="0" w:type="dxa"/>
@@ -1007,7 +900,7 @@
           </w:tblCellMar>
         </w:tblPrEx>
         <w:trPr>
-          <w:trHeight w:val="516" w:hRule="atLeast"/>
+          <w:trHeight w:val="516"/>
           <w:jc w:val="center"/>
         </w:trPr>
         <w:tc>
@@ -1029,11 +922,11 @@
               <w:adjustRightInd w:val="0"/>
               <w:snapToGrid w:val="0"/>
               <w:spacing w:before="173" w:line="267" w:lineRule="exact"/>
-              <w:ind w:left="0" w:leftChars="0" w:right="0" w:rightChars="0" w:firstLine="0" w:firstLineChars="0"/>
+              <w:ind w:left="0" w:right="0" w:firstLine="0" w:leftChars="0" w:rightChars="0" w:firstLineChars="0"/>
               <w:jc w:val="center"/>
               <w:textAlignment w:val="baseline"/>
               <w:rPr>
-                <w:rFonts w:hint="default" w:ascii="宋体" w:hAnsi="宋体" w:eastAsia="宋体" w:cs="宋体"/>
+                <w:rFonts w:ascii="宋体" w:eastAsia="宋体" w:hAnsi="宋体" w:cs="宋体" w:hint="default"/>
                 <w:sz w:val="20"/>
                 <w:szCs w:val="20"/>
                 <w:lang w:val="en-US" w:eastAsia="zh-CN"/>
@@ -1041,7 +934,7 @@
             </w:pPr>
             <w:r>
               <w:rPr>
-                <w:rFonts w:ascii="宋体" w:hAnsi="宋体" w:eastAsia="宋体" w:cs="宋体"/>
+                <w:rFonts w:ascii="宋体" w:eastAsia="宋体" w:hAnsi="宋体" w:cs="宋体"/>
                 <w:spacing w:val="3"/>
                 <w:position w:val="1"/>
                 <w:sz w:val="20"/>
@@ -1051,7 +944,7 @@
             </w:r>
             <w:r>
               <w:rPr>
-                <w:rFonts w:hint="eastAsia" w:ascii="宋体" w:hAnsi="宋体" w:cs="宋体"/>
+                <w:rFonts w:ascii="宋体" w:hAnsi="宋体" w:cs="宋体" w:hint="eastAsia"/>
                 <w:spacing w:val="3"/>
                 <w:position w:val="1"/>
                 <w:sz w:val="20"/>
@@ -1081,18 +974,18 @@
               <w:adjustRightInd w:val="0"/>
               <w:snapToGrid w:val="0"/>
               <w:spacing w:before="173" w:line="267" w:lineRule="exact"/>
-              <w:ind w:left="0" w:leftChars="0" w:right="0" w:rightChars="0" w:firstLine="0" w:firstLineChars="0"/>
+              <w:ind w:left="0" w:right="0" w:firstLine="0" w:leftChars="0" w:rightChars="0" w:firstLineChars="0"/>
               <w:jc w:val="center"/>
               <w:textAlignment w:val="baseline"/>
               <w:rPr>
-                <w:rFonts w:ascii="宋体" w:hAnsi="宋体" w:eastAsia="宋体" w:cs="宋体"/>
+                <w:rFonts w:ascii="宋体" w:eastAsia="宋体" w:hAnsi="宋体" w:cs="宋体"/>
                 <w:sz w:val="20"/>
                 <w:szCs w:val="20"/>
               </w:rPr>
             </w:pPr>
             <w:r>
               <w:rPr>
-                <w:rFonts w:ascii="宋体" w:hAnsi="宋体" w:eastAsia="宋体" w:cs="宋体"/>
+                <w:rFonts w:ascii="宋体" w:eastAsia="宋体" w:hAnsi="宋体" w:cs="宋体"/>
                 <w:spacing w:val="4"/>
                 <w:position w:val="1"/>
                 <w:sz w:val="20"/>
@@ -1121,18 +1014,18 @@
               <w:adjustRightInd w:val="0"/>
               <w:snapToGrid w:val="0"/>
               <w:spacing w:before="172" w:line="228" w:lineRule="auto"/>
-              <w:ind w:left="0" w:leftChars="0" w:right="0" w:rightChars="0" w:firstLine="0" w:firstLineChars="0"/>
+              <w:ind w:left="0" w:right="0" w:firstLine="0" w:leftChars="0" w:rightChars="0" w:firstLineChars="0"/>
               <w:jc w:val="center"/>
               <w:textAlignment w:val="baseline"/>
               <w:rPr>
-                <w:rFonts w:ascii="宋体" w:hAnsi="宋体" w:eastAsia="宋体" w:cs="宋体"/>
+                <w:rFonts w:ascii="宋体" w:eastAsia="宋体" w:hAnsi="宋体" w:cs="宋体"/>
                 <w:sz w:val="20"/>
                 <w:szCs w:val="20"/>
               </w:rPr>
             </w:pPr>
             <w:r>
               <w:rPr>
-                <w:rFonts w:ascii="宋体" w:hAnsi="宋体" w:eastAsia="宋体" w:cs="宋体"/>
+                <w:rFonts w:ascii="宋体" w:eastAsia="宋体" w:hAnsi="宋体" w:cs="宋体"/>
                 <w:spacing w:val="7"/>
                 <w:sz w:val="20"/>
                 <w:szCs w:val="20"/>
@@ -1160,11 +1053,11 @@
               <w:adjustRightInd w:val="0"/>
               <w:snapToGrid w:val="0"/>
               <w:spacing w:before="173" w:line="229" w:lineRule="auto"/>
-              <w:ind w:left="0" w:leftChars="0" w:right="0" w:rightChars="0" w:firstLine="0" w:firstLineChars="0"/>
+              <w:ind w:left="0" w:right="0" w:firstLine="0" w:leftChars="0" w:rightChars="0" w:firstLineChars="0"/>
               <w:jc w:val="center"/>
               <w:textAlignment w:val="baseline"/>
               <w:rPr>
-                <w:rFonts w:ascii="宋体" w:hAnsi="宋体" w:eastAsia="宋体" w:cs="宋体"/>
+                <w:rFonts w:ascii="宋体" w:eastAsia="宋体" w:hAnsi="宋体" w:cs="宋体"/>
                 <w:sz w:val="20"/>
                 <w:szCs w:val="20"/>
               </w:rPr>
@@ -1181,14 +1074,9 @@
       </w:tr>
       <w:tr>
         <w:tblPrEx>
-          <w:tblBorders>
-            <w:top w:val="single" w:color="000000" w:sz="2" w:space="0"/>
-            <w:left w:val="single" w:color="000000" w:sz="2" w:space="0"/>
-            <w:bottom w:val="single" w:color="000000" w:sz="2" w:space="0"/>
-            <w:right w:val="single" w:color="000000" w:sz="2" w:space="0"/>
-            <w:insideH w:val="single" w:color="000000" w:sz="2" w:space="0"/>
-            <w:insideV w:val="single" w:color="000000" w:sz="2" w:space="0"/>
-          </w:tblBorders>
+          <w:tblW w:w="7137" w:type="dxa"/>
+          <w:jc w:val="center"/>
+          <w:tblLayout w:type="fixed"/>
           <w:tblCellMar>
             <w:top w:w="0" w:type="dxa"/>
             <w:left w:w="0" w:type="dxa"/>
@@ -1197,7 +1085,7 @@
           </w:tblCellMar>
         </w:tblPrEx>
         <w:trPr>
-          <w:trHeight w:val="556" w:hRule="atLeast"/>
+          <w:trHeight w:val="556"/>
           <w:jc w:val="center"/>
         </w:trPr>
         <w:tc>
@@ -1206,20 +1094,20 @@
           </w:tcPr>
           <w:p>
             <w:pPr>
-              <w:pStyle w:val="27"/>
-              <w:keepNext w:val="0"/>
-              <w:keepLines w:val="0"/>
-              <w:pageBreakBefore w:val="0"/>
-              <w:widowControl w:val="0"/>
-              <w:kinsoku w:val="0"/>
-              <w:wordWrap/>
-              <w:overflowPunct/>
-              <w:autoSpaceDE w:val="0"/>
-              <w:autoSpaceDN w:val="0"/>
-              <w:bidi w:val="0"/>
-              <w:adjustRightInd w:val="0"/>
-              <w:snapToGrid w:val="0"/>
-              <w:ind w:left="0" w:leftChars="0" w:right="0" w:rightChars="0" w:firstLine="0" w:firstLineChars="0"/>
+              <w:pStyle w:val="TableText"/>
+              <w:keepNext w:val="0"/>
+              <w:keepLines w:val="0"/>
+              <w:pageBreakBefore w:val="0"/>
+              <w:widowControl w:val="0"/>
+              <w:kinsoku w:val="0"/>
+              <w:wordWrap/>
+              <w:overflowPunct/>
+              <w:autoSpaceDE w:val="0"/>
+              <w:autoSpaceDN w:val="0"/>
+              <w:bidi w:val="0"/>
+              <w:adjustRightInd w:val="0"/>
+              <w:snapToGrid w:val="0"/>
+              <w:ind w:left="0" w:right="0" w:firstLine="0" w:leftChars="0" w:rightChars="0" w:firstLineChars="0"/>
               <w:jc w:val="center"/>
               <w:textAlignment w:val="baseline"/>
             </w:pPr>
@@ -1231,20 +1119,20 @@
           </w:tcPr>
           <w:p>
             <w:pPr>
-              <w:pStyle w:val="27"/>
-              <w:keepNext w:val="0"/>
-              <w:keepLines w:val="0"/>
-              <w:pageBreakBefore w:val="0"/>
-              <w:widowControl w:val="0"/>
-              <w:kinsoku w:val="0"/>
-              <w:wordWrap/>
-              <w:overflowPunct/>
-              <w:autoSpaceDE w:val="0"/>
-              <w:autoSpaceDN w:val="0"/>
-              <w:bidi w:val="0"/>
-              <w:adjustRightInd w:val="0"/>
-              <w:snapToGrid w:val="0"/>
-              <w:ind w:left="0" w:leftChars="0" w:right="0" w:rightChars="0" w:firstLine="0" w:firstLineChars="0"/>
+              <w:pStyle w:val="TableText"/>
+              <w:keepNext w:val="0"/>
+              <w:keepLines w:val="0"/>
+              <w:pageBreakBefore w:val="0"/>
+              <w:widowControl w:val="0"/>
+              <w:kinsoku w:val="0"/>
+              <w:wordWrap/>
+              <w:overflowPunct/>
+              <w:autoSpaceDE w:val="0"/>
+              <w:autoSpaceDN w:val="0"/>
+              <w:bidi w:val="0"/>
+              <w:adjustRightInd w:val="0"/>
+              <w:snapToGrid w:val="0"/>
+              <w:ind w:left="0" w:right="0" w:firstLine="0" w:leftChars="0" w:rightChars="0" w:firstLineChars="0"/>
               <w:jc w:val="center"/>
               <w:textAlignment w:val="baseline"/>
             </w:pPr>
@@ -1256,20 +1144,20 @@
           </w:tcPr>
           <w:p>
             <w:pPr>
-              <w:pStyle w:val="27"/>
-              <w:keepNext w:val="0"/>
-              <w:keepLines w:val="0"/>
-              <w:pageBreakBefore w:val="0"/>
-              <w:widowControl w:val="0"/>
-              <w:kinsoku w:val="0"/>
-              <w:wordWrap/>
-              <w:overflowPunct/>
-              <w:autoSpaceDE w:val="0"/>
-              <w:autoSpaceDN w:val="0"/>
-              <w:bidi w:val="0"/>
-              <w:adjustRightInd w:val="0"/>
-              <w:snapToGrid w:val="0"/>
-              <w:ind w:left="0" w:leftChars="0" w:right="0" w:rightChars="0" w:firstLine="0" w:firstLineChars="0"/>
+              <w:pStyle w:val="TableText"/>
+              <w:keepNext w:val="0"/>
+              <w:keepLines w:val="0"/>
+              <w:pageBreakBefore w:val="0"/>
+              <w:widowControl w:val="0"/>
+              <w:kinsoku w:val="0"/>
+              <w:wordWrap/>
+              <w:overflowPunct/>
+              <w:autoSpaceDE w:val="0"/>
+              <w:autoSpaceDN w:val="0"/>
+              <w:bidi w:val="0"/>
+              <w:adjustRightInd w:val="0"/>
+              <w:snapToGrid w:val="0"/>
+              <w:ind w:left="0" w:right="0" w:firstLine="0" w:leftChars="0" w:rightChars="0" w:firstLineChars="0"/>
               <w:jc w:val="center"/>
               <w:textAlignment w:val="baseline"/>
             </w:pPr>
@@ -1281,20 +1169,20 @@
           </w:tcPr>
           <w:p>
             <w:pPr>
-              <w:pStyle w:val="27"/>
-              <w:keepNext w:val="0"/>
-              <w:keepLines w:val="0"/>
-              <w:pageBreakBefore w:val="0"/>
-              <w:widowControl w:val="0"/>
-              <w:kinsoku w:val="0"/>
-              <w:wordWrap/>
-              <w:overflowPunct/>
-              <w:autoSpaceDE w:val="0"/>
-              <w:autoSpaceDN w:val="0"/>
-              <w:bidi w:val="0"/>
-              <w:adjustRightInd w:val="0"/>
-              <w:snapToGrid w:val="0"/>
-              <w:ind w:left="0" w:leftChars="0" w:right="0" w:rightChars="0" w:firstLine="0" w:firstLineChars="0"/>
+              <w:pStyle w:val="TableText"/>
+              <w:keepNext w:val="0"/>
+              <w:keepLines w:val="0"/>
+              <w:pageBreakBefore w:val="0"/>
+              <w:widowControl w:val="0"/>
+              <w:kinsoku w:val="0"/>
+              <w:wordWrap/>
+              <w:overflowPunct/>
+              <w:autoSpaceDE w:val="0"/>
+              <w:autoSpaceDN w:val="0"/>
+              <w:bidi w:val="0"/>
+              <w:adjustRightInd w:val="0"/>
+              <w:snapToGrid w:val="0"/>
+              <w:ind w:left="0" w:right="0" w:firstLine="0" w:leftChars="0" w:rightChars="0" w:firstLineChars="0"/>
               <w:jc w:val="center"/>
               <w:textAlignment w:val="baseline"/>
             </w:pPr>
@@ -1303,14 +1191,9 @@
       </w:tr>
       <w:tr>
         <w:tblPrEx>
-          <w:tblBorders>
-            <w:top w:val="single" w:color="000000" w:sz="2" w:space="0"/>
-            <w:left w:val="single" w:color="000000" w:sz="2" w:space="0"/>
-            <w:bottom w:val="single" w:color="000000" w:sz="2" w:space="0"/>
-            <w:right w:val="single" w:color="000000" w:sz="2" w:space="0"/>
-            <w:insideH w:val="single" w:color="000000" w:sz="2" w:space="0"/>
-            <w:insideV w:val="single" w:color="000000" w:sz="2" w:space="0"/>
-          </w:tblBorders>
+          <w:tblW w:w="7137" w:type="dxa"/>
+          <w:jc w:val="center"/>
+          <w:tblLayout w:type="fixed"/>
           <w:tblCellMar>
             <w:top w:w="0" w:type="dxa"/>
             <w:left w:w="0" w:type="dxa"/>
@@ -1319,7 +1202,7 @@
           </w:tblCellMar>
         </w:tblPrEx>
         <w:trPr>
-          <w:trHeight w:val="556" w:hRule="atLeast"/>
+          <w:trHeight w:val="556"/>
           <w:jc w:val="center"/>
         </w:trPr>
         <w:tc>
@@ -1328,20 +1211,20 @@
           </w:tcPr>
           <w:p>
             <w:pPr>
-              <w:pStyle w:val="27"/>
-              <w:keepNext w:val="0"/>
-              <w:keepLines w:val="0"/>
-              <w:pageBreakBefore w:val="0"/>
-              <w:widowControl w:val="0"/>
-              <w:kinsoku w:val="0"/>
-              <w:wordWrap/>
-              <w:overflowPunct/>
-              <w:autoSpaceDE w:val="0"/>
-              <w:autoSpaceDN w:val="0"/>
-              <w:bidi w:val="0"/>
-              <w:adjustRightInd w:val="0"/>
-              <w:snapToGrid w:val="0"/>
-              <w:ind w:left="0" w:leftChars="0" w:right="0" w:rightChars="0" w:firstLine="0" w:firstLineChars="0"/>
+              <w:pStyle w:val="TableText"/>
+              <w:keepNext w:val="0"/>
+              <w:keepLines w:val="0"/>
+              <w:pageBreakBefore w:val="0"/>
+              <w:widowControl w:val="0"/>
+              <w:kinsoku w:val="0"/>
+              <w:wordWrap/>
+              <w:overflowPunct/>
+              <w:autoSpaceDE w:val="0"/>
+              <w:autoSpaceDN w:val="0"/>
+              <w:bidi w:val="0"/>
+              <w:adjustRightInd w:val="0"/>
+              <w:snapToGrid w:val="0"/>
+              <w:ind w:left="0" w:right="0" w:firstLine="0" w:leftChars="0" w:rightChars="0" w:firstLineChars="0"/>
               <w:jc w:val="center"/>
               <w:textAlignment w:val="baseline"/>
             </w:pPr>
@@ -1353,20 +1236,20 @@
           </w:tcPr>
           <w:p>
             <w:pPr>
-              <w:pStyle w:val="27"/>
-              <w:keepNext w:val="0"/>
-              <w:keepLines w:val="0"/>
-              <w:pageBreakBefore w:val="0"/>
-              <w:widowControl w:val="0"/>
-              <w:kinsoku w:val="0"/>
-              <w:wordWrap/>
-              <w:overflowPunct/>
-              <w:autoSpaceDE w:val="0"/>
-              <w:autoSpaceDN w:val="0"/>
-              <w:bidi w:val="0"/>
-              <w:adjustRightInd w:val="0"/>
-              <w:snapToGrid w:val="0"/>
-              <w:ind w:left="0" w:leftChars="0" w:right="0" w:rightChars="0" w:firstLine="0" w:firstLineChars="0"/>
+              <w:pStyle w:val="TableText"/>
+              <w:keepNext w:val="0"/>
+              <w:keepLines w:val="0"/>
+              <w:pageBreakBefore w:val="0"/>
+              <w:widowControl w:val="0"/>
+              <w:kinsoku w:val="0"/>
+              <w:wordWrap/>
+              <w:overflowPunct/>
+              <w:autoSpaceDE w:val="0"/>
+              <w:autoSpaceDN w:val="0"/>
+              <w:bidi w:val="0"/>
+              <w:adjustRightInd w:val="0"/>
+              <w:snapToGrid w:val="0"/>
+              <w:ind w:left="0" w:right="0" w:firstLine="0" w:leftChars="0" w:rightChars="0" w:firstLineChars="0"/>
               <w:jc w:val="center"/>
               <w:textAlignment w:val="baseline"/>
             </w:pPr>
@@ -1378,20 +1261,20 @@
           </w:tcPr>
           <w:p>
             <w:pPr>
-              <w:pStyle w:val="27"/>
-              <w:keepNext w:val="0"/>
-              <w:keepLines w:val="0"/>
-              <w:pageBreakBefore w:val="0"/>
-              <w:widowControl w:val="0"/>
-              <w:kinsoku w:val="0"/>
-              <w:wordWrap/>
-              <w:overflowPunct/>
-              <w:autoSpaceDE w:val="0"/>
-              <w:autoSpaceDN w:val="0"/>
-              <w:bidi w:val="0"/>
-              <w:adjustRightInd w:val="0"/>
-              <w:snapToGrid w:val="0"/>
-              <w:ind w:left="0" w:leftChars="0" w:right="0" w:rightChars="0" w:firstLine="0" w:firstLineChars="0"/>
+              <w:pStyle w:val="TableText"/>
+              <w:keepNext w:val="0"/>
+              <w:keepLines w:val="0"/>
+              <w:pageBreakBefore w:val="0"/>
+              <w:widowControl w:val="0"/>
+              <w:kinsoku w:val="0"/>
+              <w:wordWrap/>
+              <w:overflowPunct/>
+              <w:autoSpaceDE w:val="0"/>
+              <w:autoSpaceDN w:val="0"/>
+              <w:bidi w:val="0"/>
+              <w:adjustRightInd w:val="0"/>
+              <w:snapToGrid w:val="0"/>
+              <w:ind w:left="0" w:right="0" w:firstLine="0" w:leftChars="0" w:rightChars="0" w:firstLineChars="0"/>
               <w:jc w:val="center"/>
               <w:textAlignment w:val="baseline"/>
             </w:pPr>
@@ -1403,20 +1286,20 @@
           </w:tcPr>
           <w:p>
             <w:pPr>
-              <w:pStyle w:val="27"/>
-              <w:keepNext w:val="0"/>
-              <w:keepLines w:val="0"/>
-              <w:pageBreakBefore w:val="0"/>
-              <w:widowControl w:val="0"/>
-              <w:kinsoku w:val="0"/>
-              <w:wordWrap/>
-              <w:overflowPunct/>
-              <w:autoSpaceDE w:val="0"/>
-              <w:autoSpaceDN w:val="0"/>
-              <w:bidi w:val="0"/>
-              <w:adjustRightInd w:val="0"/>
-              <w:snapToGrid w:val="0"/>
-              <w:ind w:left="0" w:leftChars="0" w:right="0" w:rightChars="0" w:firstLine="0" w:firstLineChars="0"/>
+              <w:pStyle w:val="TableText"/>
+              <w:keepNext w:val="0"/>
+              <w:keepLines w:val="0"/>
+              <w:pageBreakBefore w:val="0"/>
+              <w:widowControl w:val="0"/>
+              <w:kinsoku w:val="0"/>
+              <w:wordWrap/>
+              <w:overflowPunct/>
+              <w:autoSpaceDE w:val="0"/>
+              <w:autoSpaceDN w:val="0"/>
+              <w:bidi w:val="0"/>
+              <w:adjustRightInd w:val="0"/>
+              <w:snapToGrid w:val="0"/>
+              <w:ind w:left="0" w:right="0" w:firstLine="0" w:leftChars="0" w:rightChars="0" w:firstLineChars="0"/>
               <w:jc w:val="center"/>
               <w:textAlignment w:val="baseline"/>
             </w:pPr>
@@ -1425,14 +1308,9 @@
       </w:tr>
       <w:tr>
         <w:tblPrEx>
-          <w:tblBorders>
-            <w:top w:val="single" w:color="000000" w:sz="2" w:space="0"/>
-            <w:left w:val="single" w:color="000000" w:sz="2" w:space="0"/>
-            <w:bottom w:val="single" w:color="000000" w:sz="2" w:space="0"/>
-            <w:right w:val="single" w:color="000000" w:sz="2" w:space="0"/>
-            <w:insideH w:val="single" w:color="000000" w:sz="2" w:space="0"/>
-            <w:insideV w:val="single" w:color="000000" w:sz="2" w:space="0"/>
-          </w:tblBorders>
+          <w:tblW w:w="7137" w:type="dxa"/>
+          <w:jc w:val="center"/>
+          <w:tblLayout w:type="fixed"/>
           <w:tblCellMar>
             <w:top w:w="0" w:type="dxa"/>
             <w:left w:w="0" w:type="dxa"/>
@@ -1441,7 +1319,7 @@
           </w:tblCellMar>
         </w:tblPrEx>
         <w:trPr>
-          <w:trHeight w:val="557" w:hRule="atLeast"/>
+          <w:trHeight w:val="557"/>
           <w:jc w:val="center"/>
         </w:trPr>
         <w:tc>
@@ -1450,20 +1328,20 @@
           </w:tcPr>
           <w:p>
             <w:pPr>
-              <w:pStyle w:val="27"/>
-              <w:keepNext w:val="0"/>
-              <w:keepLines w:val="0"/>
-              <w:pageBreakBefore w:val="0"/>
-              <w:widowControl w:val="0"/>
-              <w:kinsoku w:val="0"/>
-              <w:wordWrap/>
-              <w:overflowPunct/>
-              <w:autoSpaceDE w:val="0"/>
-              <w:autoSpaceDN w:val="0"/>
-              <w:bidi w:val="0"/>
-              <w:adjustRightInd w:val="0"/>
-              <w:snapToGrid w:val="0"/>
-              <w:ind w:left="0" w:leftChars="0" w:right="0" w:rightChars="0" w:firstLine="0" w:firstLineChars="0"/>
+              <w:pStyle w:val="TableText"/>
+              <w:keepNext w:val="0"/>
+              <w:keepLines w:val="0"/>
+              <w:pageBreakBefore w:val="0"/>
+              <w:widowControl w:val="0"/>
+              <w:kinsoku w:val="0"/>
+              <w:wordWrap/>
+              <w:overflowPunct/>
+              <w:autoSpaceDE w:val="0"/>
+              <w:autoSpaceDN w:val="0"/>
+              <w:bidi w:val="0"/>
+              <w:adjustRightInd w:val="0"/>
+              <w:snapToGrid w:val="0"/>
+              <w:ind w:left="0" w:right="0" w:firstLine="0" w:leftChars="0" w:rightChars="0" w:firstLineChars="0"/>
               <w:jc w:val="center"/>
               <w:textAlignment w:val="baseline"/>
             </w:pPr>
@@ -1475,20 +1353,20 @@
           </w:tcPr>
           <w:p>
             <w:pPr>
-              <w:pStyle w:val="27"/>
-              <w:keepNext w:val="0"/>
-              <w:keepLines w:val="0"/>
-              <w:pageBreakBefore w:val="0"/>
-              <w:widowControl w:val="0"/>
-              <w:kinsoku w:val="0"/>
-              <w:wordWrap/>
-              <w:overflowPunct/>
-              <w:autoSpaceDE w:val="0"/>
-              <w:autoSpaceDN w:val="0"/>
-              <w:bidi w:val="0"/>
-              <w:adjustRightInd w:val="0"/>
-              <w:snapToGrid w:val="0"/>
-              <w:ind w:left="0" w:leftChars="0" w:right="0" w:rightChars="0" w:firstLine="0" w:firstLineChars="0"/>
+              <w:pStyle w:val="TableText"/>
+              <w:keepNext w:val="0"/>
+              <w:keepLines w:val="0"/>
+              <w:pageBreakBefore w:val="0"/>
+              <w:widowControl w:val="0"/>
+              <w:kinsoku w:val="0"/>
+              <w:wordWrap/>
+              <w:overflowPunct/>
+              <w:autoSpaceDE w:val="0"/>
+              <w:autoSpaceDN w:val="0"/>
+              <w:bidi w:val="0"/>
+              <w:adjustRightInd w:val="0"/>
+              <w:snapToGrid w:val="0"/>
+              <w:ind w:left="0" w:right="0" w:firstLine="0" w:leftChars="0" w:rightChars="0" w:firstLineChars="0"/>
               <w:jc w:val="center"/>
               <w:textAlignment w:val="baseline"/>
             </w:pPr>
@@ -1500,20 +1378,20 @@
           </w:tcPr>
           <w:p>
             <w:pPr>
-              <w:pStyle w:val="27"/>
-              <w:keepNext w:val="0"/>
-              <w:keepLines w:val="0"/>
-              <w:pageBreakBefore w:val="0"/>
-              <w:widowControl w:val="0"/>
-              <w:kinsoku w:val="0"/>
-              <w:wordWrap/>
-              <w:overflowPunct/>
-              <w:autoSpaceDE w:val="0"/>
-              <w:autoSpaceDN w:val="0"/>
-              <w:bidi w:val="0"/>
-              <w:adjustRightInd w:val="0"/>
-              <w:snapToGrid w:val="0"/>
-              <w:ind w:left="0" w:leftChars="0" w:right="0" w:rightChars="0" w:firstLine="0" w:firstLineChars="0"/>
+              <w:pStyle w:val="TableText"/>
+              <w:keepNext w:val="0"/>
+              <w:keepLines w:val="0"/>
+              <w:pageBreakBefore w:val="0"/>
+              <w:widowControl w:val="0"/>
+              <w:kinsoku w:val="0"/>
+              <w:wordWrap/>
+              <w:overflowPunct/>
+              <w:autoSpaceDE w:val="0"/>
+              <w:autoSpaceDN w:val="0"/>
+              <w:bidi w:val="0"/>
+              <w:adjustRightInd w:val="0"/>
+              <w:snapToGrid w:val="0"/>
+              <w:ind w:left="0" w:right="0" w:firstLine="0" w:leftChars="0" w:rightChars="0" w:firstLineChars="0"/>
               <w:jc w:val="center"/>
               <w:textAlignment w:val="baseline"/>
             </w:pPr>
@@ -1525,20 +1403,20 @@
           </w:tcPr>
           <w:p>
             <w:pPr>
-              <w:pStyle w:val="27"/>
-              <w:keepNext w:val="0"/>
-              <w:keepLines w:val="0"/>
-              <w:pageBreakBefore w:val="0"/>
-              <w:widowControl w:val="0"/>
-              <w:kinsoku w:val="0"/>
-              <w:wordWrap/>
-              <w:overflowPunct/>
-              <w:autoSpaceDE w:val="0"/>
-              <w:autoSpaceDN w:val="0"/>
-              <w:bidi w:val="0"/>
-              <w:adjustRightInd w:val="0"/>
-              <w:snapToGrid w:val="0"/>
-              <w:ind w:left="0" w:leftChars="0" w:right="0" w:rightChars="0" w:firstLine="0" w:firstLineChars="0"/>
+              <w:pStyle w:val="TableText"/>
+              <w:keepNext w:val="0"/>
+              <w:keepLines w:val="0"/>
+              <w:pageBreakBefore w:val="0"/>
+              <w:widowControl w:val="0"/>
+              <w:kinsoku w:val="0"/>
+              <w:wordWrap/>
+              <w:overflowPunct/>
+              <w:autoSpaceDE w:val="0"/>
+              <w:autoSpaceDN w:val="0"/>
+              <w:bidi w:val="0"/>
+              <w:adjustRightInd w:val="0"/>
+              <w:snapToGrid w:val="0"/>
+              <w:ind w:left="0" w:right="0" w:firstLine="0" w:leftChars="0" w:rightChars="0" w:firstLineChars="0"/>
               <w:jc w:val="center"/>
               <w:textAlignment w:val="baseline"/>
             </w:pPr>
@@ -1569,7 +1447,7 @@
     <w:sdt>
       <w:sdtPr>
         <w:rPr>
-          <w:rFonts w:ascii="宋体" w:hAnsi="宋体" w:eastAsia="宋体" w:cs="Arial"/>
+          <w:rFonts w:ascii="宋体" w:eastAsia="宋体" w:hAnsi="宋体" w:cs="Arial"/>
           <w:snapToGrid w:val="0"/>
           <w:color w:val="000000"/>
           <w:kern w:val="0"/>
@@ -1585,7 +1463,7 @@
       </w:sdtPr>
       <w:sdtEndPr>
         <w:rPr>
-          <w:rFonts w:hint="eastAsia" w:ascii="宋体" w:hAnsi="宋体" w:eastAsia="宋体" w:cs="宋体"/>
+          <w:rFonts w:ascii="宋体" w:eastAsia="宋体" w:hAnsi="宋体" w:cs="宋体" w:hint="eastAsia"/>
           <w:snapToGrid w:val="0"/>
           <w:color w:val="000000"/>
           <w:kern w:val="0"/>
@@ -1610,18 +1488,18 @@
             <w:adjustRightInd w:val="0"/>
             <w:snapToGrid w:val="0"/>
             <w:spacing w:before="0" w:beforeLines="0" w:after="0" w:afterLines="0" w:line="240" w:lineRule="auto"/>
-            <w:ind w:left="0" w:leftChars="0" w:right="0" w:rightChars="0" w:firstLine="0" w:firstLineChars="0"/>
+            <w:ind w:left="0" w:right="0" w:firstLine="0" w:leftChars="0" w:rightChars="0" w:firstLineChars="0"/>
             <w:jc w:val="center"/>
             <w:textAlignment w:val="baseline"/>
             <w:rPr>
-              <w:rFonts w:hint="eastAsia" w:ascii="宋体" w:hAnsi="宋体" w:eastAsia="宋体" w:cs="宋体"/>
+              <w:rFonts w:ascii="宋体" w:eastAsia="宋体" w:hAnsi="宋体" w:cs="宋体" w:hint="eastAsia"/>
               <w:sz w:val="24"/>
               <w:szCs w:val="24"/>
             </w:rPr>
           </w:pPr>
           <w:r>
             <w:rPr>
-              <w:rFonts w:hint="eastAsia" w:ascii="宋体" w:hAnsi="宋体" w:eastAsia="宋体" w:cs="宋体"/>
+              <w:rFonts w:ascii="宋体" w:eastAsia="宋体" w:hAnsi="宋体" w:cs="宋体" w:hint="eastAsia"/>
               <w:sz w:val="24"/>
               <w:szCs w:val="24"/>
             </w:rPr>
@@ -1630,14 +1508,14 @@
         </w:p>
         <w:p>
           <w:pPr>
-            <w:pStyle w:val="16"/>
+            <w:pStyle w:val="TOC1"/>
             <w:tabs>
               <w:tab w:val="right" w:leader="dot" w:pos="8306"/>
             </w:tabs>
           </w:pPr>
           <w:r>
             <w:rPr>
-              <w:rFonts w:hint="eastAsia" w:ascii="宋体" w:hAnsi="宋体" w:eastAsia="宋体" w:cs="宋体"/>
+              <w:rFonts w:ascii="宋体" w:eastAsia="宋体" w:hAnsi="宋体" w:cs="宋体" w:hint="eastAsia"/>
               <w:sz w:val="24"/>
               <w:szCs w:val="24"/>
             </w:rPr>
@@ -1645,7 +1523,7 @@
           </w:r>
           <w:r>
             <w:rPr>
-              <w:rFonts w:hint="eastAsia" w:ascii="宋体" w:hAnsi="宋体" w:eastAsia="宋体" w:cs="宋体"/>
+              <w:rFonts w:ascii="宋体" w:eastAsia="宋体" w:hAnsi="宋体" w:cs="宋体" w:hint="eastAsia"/>
               <w:sz w:val="24"/>
               <w:szCs w:val="24"/>
             </w:rPr>
@@ -1653,7 +1531,7 @@
           </w:r>
           <w:r>
             <w:rPr>
-              <w:rFonts w:hint="eastAsia" w:ascii="宋体" w:hAnsi="宋体" w:eastAsia="宋体" w:cs="宋体"/>
+              <w:rFonts w:ascii="宋体" w:eastAsia="宋体" w:hAnsi="宋体" w:cs="宋体" w:hint="eastAsia"/>
               <w:sz w:val="24"/>
               <w:szCs w:val="24"/>
             </w:rPr>
@@ -1661,21 +1539,21 @@
           </w:r>
           <w:r>
             <w:rPr>
-              <w:rFonts w:hint="eastAsia" w:ascii="宋体" w:hAnsi="宋体" w:eastAsia="宋体" w:cs="宋体"/>
+              <w:rFonts w:ascii="宋体" w:eastAsia="宋体" w:hAnsi="宋体" w:cs="宋体" w:hint="eastAsia"/>
               <w:szCs w:val="24"/>
             </w:rPr>
             <w:fldChar w:fldCharType="begin"/>
           </w:r>
           <w:r>
             <w:rPr>
-              <w:rFonts w:hint="eastAsia" w:ascii="宋体" w:hAnsi="宋体" w:eastAsia="宋体" w:cs="宋体"/>
+              <w:rFonts w:ascii="宋体" w:eastAsia="宋体" w:hAnsi="宋体" w:cs="宋体" w:hint="eastAsia"/>
               <w:szCs w:val="24"/>
             </w:rPr>
             <w:instrText xml:space="preserve"> HYPERLINK \l _Toc19181 </w:instrText>
           </w:r>
           <w:r>
             <w:rPr>
-              <w:rFonts w:hint="eastAsia" w:ascii="宋体" w:hAnsi="宋体" w:eastAsia="宋体" w:cs="宋体"/>
+              <w:rFonts w:ascii="宋体" w:eastAsia="宋体" w:hAnsi="宋体" w:cs="宋体" w:hint="eastAsia"/>
               <w:szCs w:val="24"/>
             </w:rPr>
             <w:fldChar w:fldCharType="separate"/>
@@ -1707,7 +1585,7 @@
           </w:r>
           <w:r>
             <w:rPr>
-              <w:rFonts w:hint="eastAsia" w:ascii="宋体" w:hAnsi="宋体" w:eastAsia="宋体" w:cs="宋体"/>
+              <w:rFonts w:ascii="宋体" w:eastAsia="宋体" w:hAnsi="宋体" w:cs="宋体" w:hint="eastAsia"/>
               <w:szCs w:val="24"/>
             </w:rPr>
             <w:fldChar w:fldCharType="end"/>
@@ -1715,28 +1593,28 @@
         </w:p>
         <w:p>
           <w:pPr>
-            <w:pStyle w:val="16"/>
+            <w:pStyle w:val="TOC1"/>
             <w:tabs>
               <w:tab w:val="right" w:leader="dot" w:pos="8306"/>
             </w:tabs>
           </w:pPr>
           <w:r>
             <w:rPr>
-              <w:rFonts w:hint="eastAsia" w:ascii="宋体" w:hAnsi="宋体" w:eastAsia="宋体" w:cs="宋体"/>
+              <w:rFonts w:ascii="宋体" w:eastAsia="宋体" w:hAnsi="宋体" w:cs="宋体" w:hint="eastAsia"/>
               <w:szCs w:val="24"/>
             </w:rPr>
             <w:fldChar w:fldCharType="begin"/>
           </w:r>
           <w:r>
             <w:rPr>
-              <w:rFonts w:hint="eastAsia" w:ascii="宋体" w:hAnsi="宋体" w:eastAsia="宋体" w:cs="宋体"/>
+              <w:rFonts w:ascii="宋体" w:eastAsia="宋体" w:hAnsi="宋体" w:cs="宋体" w:hint="eastAsia"/>
               <w:szCs w:val="24"/>
             </w:rPr>
             <w:instrText xml:space="preserve"> HYPERLINK \l _Toc12243 </w:instrText>
           </w:r>
           <w:r>
             <w:rPr>
-              <w:rFonts w:hint="eastAsia" w:ascii="宋体" w:hAnsi="宋体" w:eastAsia="宋体" w:cs="宋体"/>
+              <w:rFonts w:ascii="宋体" w:eastAsia="宋体" w:hAnsi="宋体" w:cs="宋体" w:hint="eastAsia"/>
               <w:szCs w:val="24"/>
             </w:rPr>
             <w:fldChar w:fldCharType="separate"/>
@@ -1768,7 +1646,7 @@
           </w:r>
           <w:r>
             <w:rPr>
-              <w:rFonts w:hint="eastAsia" w:ascii="宋体" w:hAnsi="宋体" w:eastAsia="宋体" w:cs="宋体"/>
+              <w:rFonts w:ascii="宋体" w:eastAsia="宋体" w:hAnsi="宋体" w:cs="宋体" w:hint="eastAsia"/>
               <w:szCs w:val="24"/>
             </w:rPr>
             <w:fldChar w:fldCharType="end"/>
@@ -1776,28 +1654,28 @@
         </w:p>
         <w:p>
           <w:pPr>
-            <w:pStyle w:val="16"/>
+            <w:pStyle w:val="TOC1"/>
             <w:tabs>
               <w:tab w:val="right" w:leader="dot" w:pos="8306"/>
             </w:tabs>
           </w:pPr>
           <w:r>
             <w:rPr>
-              <w:rFonts w:hint="eastAsia" w:ascii="宋体" w:hAnsi="宋体" w:eastAsia="宋体" w:cs="宋体"/>
+              <w:rFonts w:ascii="宋体" w:eastAsia="宋体" w:hAnsi="宋体" w:cs="宋体" w:hint="eastAsia"/>
               <w:szCs w:val="24"/>
             </w:rPr>
             <w:fldChar w:fldCharType="begin"/>
           </w:r>
           <w:r>
             <w:rPr>
-              <w:rFonts w:hint="eastAsia" w:ascii="宋体" w:hAnsi="宋体" w:eastAsia="宋体" w:cs="宋体"/>
+              <w:rFonts w:ascii="宋体" w:eastAsia="宋体" w:hAnsi="宋体" w:cs="宋体" w:hint="eastAsia"/>
               <w:szCs w:val="24"/>
             </w:rPr>
             <w:instrText xml:space="preserve"> HYPERLINK \l _Toc5712 </w:instrText>
           </w:r>
           <w:r>
             <w:rPr>
-              <w:rFonts w:hint="eastAsia" w:ascii="宋体" w:hAnsi="宋体" w:eastAsia="宋体" w:cs="宋体"/>
+              <w:rFonts w:ascii="宋体" w:eastAsia="宋体" w:hAnsi="宋体" w:cs="宋体" w:hint="eastAsia"/>
               <w:szCs w:val="24"/>
             </w:rPr>
             <w:fldChar w:fldCharType="separate"/>
@@ -1835,7 +1713,7 @@
           </w:r>
           <w:r>
             <w:rPr>
-              <w:rFonts w:hint="eastAsia" w:ascii="宋体" w:hAnsi="宋体" w:eastAsia="宋体" w:cs="宋体"/>
+              <w:rFonts w:ascii="宋体" w:eastAsia="宋体" w:hAnsi="宋体" w:cs="宋体" w:hint="eastAsia"/>
               <w:szCs w:val="24"/>
             </w:rPr>
             <w:fldChar w:fldCharType="end"/>
@@ -1843,28 +1721,28 @@
         </w:p>
         <w:p>
           <w:pPr>
-            <w:pStyle w:val="17"/>
+            <w:pStyle w:val="TOC2"/>
             <w:tabs>
               <w:tab w:val="right" w:leader="dot" w:pos="8306"/>
             </w:tabs>
           </w:pPr>
           <w:r>
             <w:rPr>
-              <w:rFonts w:hint="eastAsia" w:ascii="宋体" w:hAnsi="宋体" w:eastAsia="宋体" w:cs="宋体"/>
+              <w:rFonts w:ascii="宋体" w:eastAsia="宋体" w:hAnsi="宋体" w:cs="宋体" w:hint="eastAsia"/>
               <w:szCs w:val="24"/>
             </w:rPr>
             <w:fldChar w:fldCharType="begin"/>
           </w:r>
           <w:r>
             <w:rPr>
-              <w:rFonts w:hint="eastAsia" w:ascii="宋体" w:hAnsi="宋体" w:eastAsia="宋体" w:cs="宋体"/>
+              <w:rFonts w:ascii="宋体" w:eastAsia="宋体" w:hAnsi="宋体" w:cs="宋体" w:hint="eastAsia"/>
               <w:szCs w:val="24"/>
             </w:rPr>
             <w:instrText xml:space="preserve"> HYPERLINK \l _Toc27446 </w:instrText>
           </w:r>
           <w:r>
             <w:rPr>
-              <w:rFonts w:hint="eastAsia" w:ascii="宋体" w:hAnsi="宋体" w:eastAsia="宋体" w:cs="宋体"/>
+              <w:rFonts w:ascii="宋体" w:eastAsia="宋体" w:hAnsi="宋体" w:cs="宋体" w:hint="eastAsia"/>
               <w:szCs w:val="24"/>
             </w:rPr>
             <w:fldChar w:fldCharType="separate"/>
@@ -1903,7 +1781,7 @@
           </w:r>
           <w:r>
             <w:rPr>
-              <w:rFonts w:hint="eastAsia" w:ascii="宋体" w:hAnsi="宋体" w:eastAsia="宋体" w:cs="宋体"/>
+              <w:rFonts w:ascii="宋体" w:eastAsia="宋体" w:hAnsi="宋体" w:cs="宋体" w:hint="eastAsia"/>
               <w:szCs w:val="24"/>
             </w:rPr>
             <w:fldChar w:fldCharType="end"/>
@@ -1911,28 +1789,28 @@
         </w:p>
         <w:p>
           <w:pPr>
-            <w:pStyle w:val="17"/>
+            <w:pStyle w:val="TOC2"/>
             <w:tabs>
               <w:tab w:val="right" w:leader="dot" w:pos="8306"/>
             </w:tabs>
           </w:pPr>
           <w:r>
             <w:rPr>
-              <w:rFonts w:hint="eastAsia" w:ascii="宋体" w:hAnsi="宋体" w:eastAsia="宋体" w:cs="宋体"/>
+              <w:rFonts w:ascii="宋体" w:eastAsia="宋体" w:hAnsi="宋体" w:cs="宋体" w:hint="eastAsia"/>
               <w:szCs w:val="24"/>
             </w:rPr>
             <w:fldChar w:fldCharType="begin"/>
           </w:r>
           <w:r>
             <w:rPr>
-              <w:rFonts w:hint="eastAsia" w:ascii="宋体" w:hAnsi="宋体" w:eastAsia="宋体" w:cs="宋体"/>
+              <w:rFonts w:ascii="宋体" w:eastAsia="宋体" w:hAnsi="宋体" w:cs="宋体" w:hint="eastAsia"/>
               <w:szCs w:val="24"/>
             </w:rPr>
             <w:instrText xml:space="preserve"> HYPERLINK \l _Toc15265 </w:instrText>
           </w:r>
           <w:r>
             <w:rPr>
-              <w:rFonts w:hint="eastAsia" w:ascii="宋体" w:hAnsi="宋体" w:eastAsia="宋体" w:cs="宋体"/>
+              <w:rFonts w:ascii="宋体" w:eastAsia="宋体" w:hAnsi="宋体" w:cs="宋体" w:hint="eastAsia"/>
               <w:szCs w:val="24"/>
             </w:rPr>
             <w:fldChar w:fldCharType="separate"/>
@@ -1971,7 +1849,7 @@
           </w:r>
           <w:r>
             <w:rPr>
-              <w:rFonts w:hint="eastAsia" w:ascii="宋体" w:hAnsi="宋体" w:eastAsia="宋体" w:cs="宋体"/>
+              <w:rFonts w:ascii="宋体" w:eastAsia="宋体" w:hAnsi="宋体" w:cs="宋体" w:hint="eastAsia"/>
               <w:szCs w:val="24"/>
             </w:rPr>
             <w:fldChar w:fldCharType="end"/>
@@ -1979,28 +1857,28 @@
         </w:p>
         <w:p>
           <w:pPr>
-            <w:pStyle w:val="17"/>
+            <w:pStyle w:val="TOC2"/>
             <w:tabs>
               <w:tab w:val="right" w:leader="dot" w:pos="8306"/>
             </w:tabs>
           </w:pPr>
           <w:r>
             <w:rPr>
-              <w:rFonts w:hint="eastAsia" w:ascii="宋体" w:hAnsi="宋体" w:eastAsia="宋体" w:cs="宋体"/>
+              <w:rFonts w:ascii="宋体" w:eastAsia="宋体" w:hAnsi="宋体" w:cs="宋体" w:hint="eastAsia"/>
               <w:szCs w:val="24"/>
             </w:rPr>
             <w:fldChar w:fldCharType="begin"/>
           </w:r>
           <w:r>
             <w:rPr>
-              <w:rFonts w:hint="eastAsia" w:ascii="宋体" w:hAnsi="宋体" w:eastAsia="宋体" w:cs="宋体"/>
+              <w:rFonts w:ascii="宋体" w:eastAsia="宋体" w:hAnsi="宋体" w:cs="宋体" w:hint="eastAsia"/>
               <w:szCs w:val="24"/>
             </w:rPr>
             <w:instrText xml:space="preserve"> HYPERLINK \l _Toc25727 </w:instrText>
           </w:r>
           <w:r>
             <w:rPr>
-              <w:rFonts w:hint="eastAsia" w:ascii="宋体" w:hAnsi="宋体" w:eastAsia="宋体" w:cs="宋体"/>
+              <w:rFonts w:ascii="宋体" w:eastAsia="宋体" w:hAnsi="宋体" w:cs="宋体" w:hint="eastAsia"/>
               <w:szCs w:val="24"/>
             </w:rPr>
             <w:fldChar w:fldCharType="separate"/>
@@ -2039,7 +1917,7 @@
           </w:r>
           <w:r>
             <w:rPr>
-              <w:rFonts w:hint="eastAsia" w:ascii="宋体" w:hAnsi="宋体" w:eastAsia="宋体" w:cs="宋体"/>
+              <w:rFonts w:ascii="宋体" w:eastAsia="宋体" w:hAnsi="宋体" w:cs="宋体" w:hint="eastAsia"/>
               <w:szCs w:val="24"/>
             </w:rPr>
             <w:fldChar w:fldCharType="end"/>
@@ -2047,28 +1925,28 @@
         </w:p>
         <w:p>
           <w:pPr>
-            <w:pStyle w:val="17"/>
+            <w:pStyle w:val="TOC2"/>
             <w:tabs>
               <w:tab w:val="right" w:leader="dot" w:pos="8306"/>
             </w:tabs>
           </w:pPr>
           <w:r>
             <w:rPr>
-              <w:rFonts w:hint="eastAsia" w:ascii="宋体" w:hAnsi="宋体" w:eastAsia="宋体" w:cs="宋体"/>
+              <w:rFonts w:ascii="宋体" w:eastAsia="宋体" w:hAnsi="宋体" w:cs="宋体" w:hint="eastAsia"/>
               <w:szCs w:val="24"/>
             </w:rPr>
             <w:fldChar w:fldCharType="begin"/>
           </w:r>
           <w:r>
             <w:rPr>
-              <w:rFonts w:hint="eastAsia" w:ascii="宋体" w:hAnsi="宋体" w:eastAsia="宋体" w:cs="宋体"/>
+              <w:rFonts w:ascii="宋体" w:eastAsia="宋体" w:hAnsi="宋体" w:cs="宋体" w:hint="eastAsia"/>
               <w:szCs w:val="24"/>
             </w:rPr>
             <w:instrText xml:space="preserve"> HYPERLINK \l _Toc17720 </w:instrText>
           </w:r>
           <w:r>
             <w:rPr>
-              <w:rFonts w:hint="eastAsia" w:ascii="宋体" w:hAnsi="宋体" w:eastAsia="宋体" w:cs="宋体"/>
+              <w:rFonts w:ascii="宋体" w:eastAsia="宋体" w:hAnsi="宋体" w:cs="宋体" w:hint="eastAsia"/>
               <w:szCs w:val="24"/>
             </w:rPr>
             <w:fldChar w:fldCharType="separate"/>
@@ -2107,7 +1985,7 @@
           </w:r>
           <w:r>
             <w:rPr>
-              <w:rFonts w:hint="eastAsia" w:ascii="宋体" w:hAnsi="宋体" w:eastAsia="宋体" w:cs="宋体"/>
+              <w:rFonts w:ascii="宋体" w:eastAsia="宋体" w:hAnsi="宋体" w:cs="宋体" w:hint="eastAsia"/>
               <w:szCs w:val="24"/>
             </w:rPr>
             <w:fldChar w:fldCharType="end"/>
@@ -2115,28 +1993,28 @@
         </w:p>
         <w:p>
           <w:pPr>
-            <w:pStyle w:val="13"/>
+            <w:pStyle w:val="TOC3"/>
             <w:tabs>
               <w:tab w:val="right" w:leader="dot" w:pos="8306"/>
             </w:tabs>
           </w:pPr>
           <w:r>
             <w:rPr>
-              <w:rFonts w:hint="eastAsia" w:ascii="宋体" w:hAnsi="宋体" w:eastAsia="宋体" w:cs="宋体"/>
+              <w:rFonts w:ascii="宋体" w:eastAsia="宋体" w:hAnsi="宋体" w:cs="宋体" w:hint="eastAsia"/>
               <w:szCs w:val="24"/>
             </w:rPr>
             <w:fldChar w:fldCharType="begin"/>
           </w:r>
           <w:r>
             <w:rPr>
-              <w:rFonts w:hint="eastAsia" w:ascii="宋体" w:hAnsi="宋体" w:eastAsia="宋体" w:cs="宋体"/>
+              <w:rFonts w:ascii="宋体" w:eastAsia="宋体" w:hAnsi="宋体" w:cs="宋体" w:hint="eastAsia"/>
               <w:szCs w:val="24"/>
             </w:rPr>
             <w:instrText xml:space="preserve"> HYPERLINK \l _Toc21506 </w:instrText>
           </w:r>
           <w:r>
             <w:rPr>
-              <w:rFonts w:hint="eastAsia" w:ascii="宋体" w:hAnsi="宋体" w:eastAsia="宋体" w:cs="宋体"/>
+              <w:rFonts w:ascii="宋体" w:eastAsia="宋体" w:hAnsi="宋体" w:cs="宋体" w:hint="eastAsia"/>
               <w:szCs w:val="24"/>
             </w:rPr>
             <w:fldChar w:fldCharType="separate"/>
@@ -2153,7 +2031,7 @@
               <w:rFonts w:hint="eastAsia"/>
               <w:lang w:val="en-US" w:eastAsia="zh-CN"/>
             </w:rPr>
-            <w:t>运维部部长</w:t>
+            <w:t>运维部经理</w:t>
           </w:r>
           <w:r>
             <w:tab/>
@@ -2175,7 +2053,7 @@
           </w:r>
           <w:r>
             <w:rPr>
-              <w:rFonts w:hint="eastAsia" w:ascii="宋体" w:hAnsi="宋体" w:eastAsia="宋体" w:cs="宋体"/>
+              <w:rFonts w:ascii="宋体" w:eastAsia="宋体" w:hAnsi="宋体" w:cs="宋体" w:hint="eastAsia"/>
               <w:szCs w:val="24"/>
             </w:rPr>
             <w:fldChar w:fldCharType="end"/>
@@ -2183,28 +2061,28 @@
         </w:p>
         <w:p>
           <w:pPr>
-            <w:pStyle w:val="13"/>
+            <w:pStyle w:val="TOC3"/>
             <w:tabs>
               <w:tab w:val="right" w:leader="dot" w:pos="8306"/>
             </w:tabs>
           </w:pPr>
           <w:r>
             <w:rPr>
-              <w:rFonts w:hint="eastAsia" w:ascii="宋体" w:hAnsi="宋体" w:eastAsia="宋体" w:cs="宋体"/>
+              <w:rFonts w:ascii="宋体" w:eastAsia="宋体" w:hAnsi="宋体" w:cs="宋体" w:hint="eastAsia"/>
               <w:szCs w:val="24"/>
             </w:rPr>
             <w:fldChar w:fldCharType="begin"/>
           </w:r>
           <w:r>
             <w:rPr>
-              <w:rFonts w:hint="eastAsia" w:ascii="宋体" w:hAnsi="宋体" w:eastAsia="宋体" w:cs="宋体"/>
+              <w:rFonts w:ascii="宋体" w:eastAsia="宋体" w:hAnsi="宋体" w:cs="宋体" w:hint="eastAsia"/>
               <w:szCs w:val="24"/>
             </w:rPr>
             <w:instrText xml:space="preserve"> HYPERLINK \l _Toc3064 </w:instrText>
           </w:r>
           <w:r>
             <w:rPr>
-              <w:rFonts w:hint="eastAsia" w:ascii="宋体" w:hAnsi="宋体" w:eastAsia="宋体" w:cs="宋体"/>
+              <w:rFonts w:ascii="宋体" w:eastAsia="宋体" w:hAnsi="宋体" w:cs="宋体" w:hint="eastAsia"/>
               <w:szCs w:val="24"/>
             </w:rPr>
             <w:fldChar w:fldCharType="separate"/>
@@ -2243,7 +2121,7 @@
           </w:r>
           <w:r>
             <w:rPr>
-              <w:rFonts w:hint="eastAsia" w:ascii="宋体" w:hAnsi="宋体" w:eastAsia="宋体" w:cs="宋体"/>
+              <w:rFonts w:ascii="宋体" w:eastAsia="宋体" w:hAnsi="宋体" w:cs="宋体" w:hint="eastAsia"/>
               <w:szCs w:val="24"/>
             </w:rPr>
             <w:fldChar w:fldCharType="end"/>
@@ -2251,28 +2129,28 @@
         </w:p>
         <w:p>
           <w:pPr>
-            <w:pStyle w:val="13"/>
+            <w:pStyle w:val="TOC3"/>
             <w:tabs>
               <w:tab w:val="right" w:leader="dot" w:pos="8306"/>
             </w:tabs>
           </w:pPr>
           <w:r>
             <w:rPr>
-              <w:rFonts w:hint="eastAsia" w:ascii="宋体" w:hAnsi="宋体" w:eastAsia="宋体" w:cs="宋体"/>
+              <w:rFonts w:ascii="宋体" w:eastAsia="宋体" w:hAnsi="宋体" w:cs="宋体" w:hint="eastAsia"/>
               <w:szCs w:val="24"/>
             </w:rPr>
             <w:fldChar w:fldCharType="begin"/>
           </w:r>
           <w:r>
             <w:rPr>
-              <w:rFonts w:hint="eastAsia" w:ascii="宋体" w:hAnsi="宋体" w:eastAsia="宋体" w:cs="宋体"/>
+              <w:rFonts w:ascii="宋体" w:eastAsia="宋体" w:hAnsi="宋体" w:cs="宋体" w:hint="eastAsia"/>
               <w:szCs w:val="24"/>
             </w:rPr>
             <w:instrText xml:space="preserve"> HYPERLINK \l _Toc4490 </w:instrText>
           </w:r>
           <w:r>
             <w:rPr>
-              <w:rFonts w:hint="eastAsia" w:ascii="宋体" w:hAnsi="宋体" w:eastAsia="宋体" w:cs="宋体"/>
+              <w:rFonts w:ascii="宋体" w:eastAsia="宋体" w:hAnsi="宋体" w:cs="宋体" w:hint="eastAsia"/>
               <w:szCs w:val="24"/>
             </w:rPr>
             <w:fldChar w:fldCharType="separate"/>
@@ -2304,7 +2182,7 @@
           </w:r>
           <w:r>
             <w:rPr>
-              <w:rFonts w:hint="eastAsia" w:ascii="宋体" w:hAnsi="宋体" w:eastAsia="宋体" w:cs="宋体"/>
+              <w:rFonts w:ascii="宋体" w:eastAsia="宋体" w:hAnsi="宋体" w:cs="宋体" w:hint="eastAsia"/>
               <w:szCs w:val="24"/>
             </w:rPr>
             <w:fldChar w:fldCharType="end"/>
@@ -2312,28 +2190,28 @@
         </w:p>
         <w:p>
           <w:pPr>
-            <w:pStyle w:val="13"/>
+            <w:pStyle w:val="TOC3"/>
             <w:tabs>
               <w:tab w:val="right" w:leader="dot" w:pos="8306"/>
             </w:tabs>
           </w:pPr>
           <w:r>
             <w:rPr>
-              <w:rFonts w:hint="eastAsia" w:ascii="宋体" w:hAnsi="宋体" w:eastAsia="宋体" w:cs="宋体"/>
+              <w:rFonts w:ascii="宋体" w:eastAsia="宋体" w:hAnsi="宋体" w:cs="宋体" w:hint="eastAsia"/>
               <w:szCs w:val="24"/>
             </w:rPr>
             <w:fldChar w:fldCharType="begin"/>
           </w:r>
           <w:r>
             <w:rPr>
-              <w:rFonts w:hint="eastAsia" w:ascii="宋体" w:hAnsi="宋体" w:eastAsia="宋体" w:cs="宋体"/>
+              <w:rFonts w:ascii="宋体" w:eastAsia="宋体" w:hAnsi="宋体" w:cs="宋体" w:hint="eastAsia"/>
               <w:szCs w:val="24"/>
             </w:rPr>
             <w:instrText xml:space="preserve"> HYPERLINK \l _Toc10534 </w:instrText>
           </w:r>
           <w:r>
             <w:rPr>
-              <w:rFonts w:hint="eastAsia" w:ascii="宋体" w:hAnsi="宋体" w:eastAsia="宋体" w:cs="宋体"/>
+              <w:rFonts w:ascii="宋体" w:eastAsia="宋体" w:hAnsi="宋体" w:cs="宋体" w:hint="eastAsia"/>
               <w:szCs w:val="24"/>
             </w:rPr>
             <w:fldChar w:fldCharType="separate"/>
@@ -2365,7 +2243,7 @@
           </w:r>
           <w:r>
             <w:rPr>
-              <w:rFonts w:hint="eastAsia" w:ascii="宋体" w:hAnsi="宋体" w:eastAsia="宋体" w:cs="宋体"/>
+              <w:rFonts w:ascii="宋体" w:eastAsia="宋体" w:hAnsi="宋体" w:cs="宋体" w:hint="eastAsia"/>
               <w:szCs w:val="24"/>
             </w:rPr>
             <w:fldChar w:fldCharType="end"/>
@@ -2373,28 +2251,28 @@
         </w:p>
         <w:p>
           <w:pPr>
-            <w:pStyle w:val="16"/>
+            <w:pStyle w:val="TOC1"/>
             <w:tabs>
               <w:tab w:val="right" w:leader="dot" w:pos="8306"/>
             </w:tabs>
           </w:pPr>
           <w:r>
             <w:rPr>
-              <w:rFonts w:hint="eastAsia" w:ascii="宋体" w:hAnsi="宋体" w:eastAsia="宋体" w:cs="宋体"/>
+              <w:rFonts w:ascii="宋体" w:eastAsia="宋体" w:hAnsi="宋体" w:cs="宋体" w:hint="eastAsia"/>
               <w:szCs w:val="24"/>
             </w:rPr>
             <w:fldChar w:fldCharType="begin"/>
           </w:r>
           <w:r>
             <w:rPr>
-              <w:rFonts w:hint="eastAsia" w:ascii="宋体" w:hAnsi="宋体" w:eastAsia="宋体" w:cs="宋体"/>
+              <w:rFonts w:ascii="宋体" w:eastAsia="宋体" w:hAnsi="宋体" w:cs="宋体" w:hint="eastAsia"/>
               <w:szCs w:val="24"/>
             </w:rPr>
             <w:instrText xml:space="preserve"> HYPERLINK \l _Toc5961 </w:instrText>
           </w:r>
           <w:r>
             <w:rPr>
-              <w:rFonts w:hint="eastAsia" w:ascii="宋体" w:hAnsi="宋体" w:eastAsia="宋体" w:cs="宋体"/>
+              <w:rFonts w:ascii="宋体" w:eastAsia="宋体" w:hAnsi="宋体" w:cs="宋体" w:hint="eastAsia"/>
               <w:szCs w:val="24"/>
             </w:rPr>
             <w:fldChar w:fldCharType="separate"/>
@@ -2433,7 +2311,7 @@
           </w:r>
           <w:r>
             <w:rPr>
-              <w:rFonts w:hint="eastAsia" w:ascii="宋体" w:hAnsi="宋体" w:eastAsia="宋体" w:cs="宋体"/>
+              <w:rFonts w:ascii="宋体" w:eastAsia="宋体" w:hAnsi="宋体" w:cs="宋体" w:hint="eastAsia"/>
               <w:szCs w:val="24"/>
             </w:rPr>
             <w:fldChar w:fldCharType="end"/>
@@ -2441,28 +2319,28 @@
         </w:p>
         <w:p>
           <w:pPr>
-            <w:pStyle w:val="16"/>
+            <w:pStyle w:val="TOC1"/>
             <w:tabs>
               <w:tab w:val="right" w:leader="dot" w:pos="8306"/>
             </w:tabs>
           </w:pPr>
           <w:r>
             <w:rPr>
-              <w:rFonts w:hint="eastAsia" w:ascii="宋体" w:hAnsi="宋体" w:eastAsia="宋体" w:cs="宋体"/>
+              <w:rFonts w:ascii="宋体" w:eastAsia="宋体" w:hAnsi="宋体" w:cs="宋体" w:hint="eastAsia"/>
               <w:szCs w:val="24"/>
             </w:rPr>
             <w:fldChar w:fldCharType="begin"/>
           </w:r>
           <w:r>
             <w:rPr>
-              <w:rFonts w:hint="eastAsia" w:ascii="宋体" w:hAnsi="宋体" w:eastAsia="宋体" w:cs="宋体"/>
+              <w:rFonts w:ascii="宋体" w:eastAsia="宋体" w:hAnsi="宋体" w:cs="宋体" w:hint="eastAsia"/>
               <w:szCs w:val="24"/>
             </w:rPr>
             <w:instrText xml:space="preserve"> HYPERLINK \l _Toc25642 </w:instrText>
           </w:r>
           <w:r>
             <w:rPr>
-              <w:rFonts w:hint="eastAsia" w:ascii="宋体" w:hAnsi="宋体" w:eastAsia="宋体" w:cs="宋体"/>
+              <w:rFonts w:ascii="宋体" w:eastAsia="宋体" w:hAnsi="宋体" w:cs="宋体" w:hint="eastAsia"/>
               <w:szCs w:val="24"/>
             </w:rPr>
             <w:fldChar w:fldCharType="separate"/>
@@ -2500,7 +2378,7 @@
           </w:r>
           <w:r>
             <w:rPr>
-              <w:rFonts w:hint="eastAsia" w:ascii="宋体" w:hAnsi="宋体" w:eastAsia="宋体" w:cs="宋体"/>
+              <w:rFonts w:ascii="宋体" w:eastAsia="宋体" w:hAnsi="宋体" w:cs="宋体" w:hint="eastAsia"/>
               <w:szCs w:val="24"/>
             </w:rPr>
             <w:fldChar w:fldCharType="end"/>
@@ -2508,28 +2386,28 @@
         </w:p>
         <w:p>
           <w:pPr>
-            <w:pStyle w:val="17"/>
+            <w:pStyle w:val="TOC2"/>
             <w:tabs>
               <w:tab w:val="right" w:leader="dot" w:pos="8306"/>
             </w:tabs>
           </w:pPr>
           <w:r>
             <w:rPr>
-              <w:rFonts w:hint="eastAsia" w:ascii="宋体" w:hAnsi="宋体" w:eastAsia="宋体" w:cs="宋体"/>
+              <w:rFonts w:ascii="宋体" w:eastAsia="宋体" w:hAnsi="宋体" w:cs="宋体" w:hint="eastAsia"/>
               <w:szCs w:val="24"/>
             </w:rPr>
             <w:fldChar w:fldCharType="begin"/>
           </w:r>
           <w:r>
             <w:rPr>
-              <w:rFonts w:hint="eastAsia" w:ascii="宋体" w:hAnsi="宋体" w:eastAsia="宋体" w:cs="宋体"/>
+              <w:rFonts w:ascii="宋体" w:eastAsia="宋体" w:hAnsi="宋体" w:cs="宋体" w:hint="eastAsia"/>
               <w:szCs w:val="24"/>
             </w:rPr>
             <w:instrText xml:space="preserve"> HYPERLINK \l _Toc21790 </w:instrText>
           </w:r>
           <w:r>
             <w:rPr>
-              <w:rFonts w:hint="eastAsia" w:ascii="宋体" w:hAnsi="宋体" w:eastAsia="宋体" w:cs="宋体"/>
+              <w:rFonts w:ascii="宋体" w:eastAsia="宋体" w:hAnsi="宋体" w:cs="宋体" w:hint="eastAsia"/>
               <w:szCs w:val="24"/>
             </w:rPr>
             <w:fldChar w:fldCharType="separate"/>
@@ -2566,7 +2444,7 @@
           </w:r>
           <w:r>
             <w:rPr>
-              <w:rFonts w:hint="eastAsia" w:ascii="宋体" w:hAnsi="宋体" w:eastAsia="宋体" w:cs="宋体"/>
+              <w:rFonts w:ascii="宋体" w:eastAsia="宋体" w:hAnsi="宋体" w:cs="宋体" w:hint="eastAsia"/>
               <w:szCs w:val="24"/>
             </w:rPr>
             <w:fldChar w:fldCharType="end"/>
@@ -2574,28 +2452,28 @@
         </w:p>
         <w:p>
           <w:pPr>
-            <w:pStyle w:val="17"/>
+            <w:pStyle w:val="TOC2"/>
             <w:tabs>
               <w:tab w:val="right" w:leader="dot" w:pos="8306"/>
             </w:tabs>
           </w:pPr>
           <w:r>
             <w:rPr>
-              <w:rFonts w:hint="eastAsia" w:ascii="宋体" w:hAnsi="宋体" w:eastAsia="宋体" w:cs="宋体"/>
+              <w:rFonts w:ascii="宋体" w:eastAsia="宋体" w:hAnsi="宋体" w:cs="宋体" w:hint="eastAsia"/>
               <w:szCs w:val="24"/>
             </w:rPr>
             <w:fldChar w:fldCharType="begin"/>
           </w:r>
           <w:r>
             <w:rPr>
-              <w:rFonts w:hint="eastAsia" w:ascii="宋体" w:hAnsi="宋体" w:eastAsia="宋体" w:cs="宋体"/>
+              <w:rFonts w:ascii="宋体" w:eastAsia="宋体" w:hAnsi="宋体" w:cs="宋体" w:hint="eastAsia"/>
               <w:szCs w:val="24"/>
             </w:rPr>
             <w:instrText xml:space="preserve"> HYPERLINK \l _Toc25391 </w:instrText>
           </w:r>
           <w:r>
             <w:rPr>
-              <w:rFonts w:hint="eastAsia" w:ascii="宋体" w:hAnsi="宋体" w:eastAsia="宋体" w:cs="宋体"/>
+              <w:rFonts w:ascii="宋体" w:eastAsia="宋体" w:hAnsi="宋体" w:cs="宋体" w:hint="eastAsia"/>
               <w:szCs w:val="24"/>
             </w:rPr>
             <w:fldChar w:fldCharType="separate"/>
@@ -2632,7 +2510,7 @@
           </w:r>
           <w:r>
             <w:rPr>
-              <w:rFonts w:hint="eastAsia" w:ascii="宋体" w:hAnsi="宋体" w:eastAsia="宋体" w:cs="宋体"/>
+              <w:rFonts w:ascii="宋体" w:eastAsia="宋体" w:hAnsi="宋体" w:cs="宋体" w:hint="eastAsia"/>
               <w:szCs w:val="24"/>
             </w:rPr>
             <w:fldChar w:fldCharType="end"/>
@@ -2640,28 +2518,28 @@
         </w:p>
         <w:p>
           <w:pPr>
-            <w:pStyle w:val="17"/>
+            <w:pStyle w:val="TOC2"/>
             <w:tabs>
               <w:tab w:val="right" w:leader="dot" w:pos="8306"/>
             </w:tabs>
           </w:pPr>
           <w:r>
             <w:rPr>
-              <w:rFonts w:hint="eastAsia" w:ascii="宋体" w:hAnsi="宋体" w:eastAsia="宋体" w:cs="宋体"/>
+              <w:rFonts w:ascii="宋体" w:eastAsia="宋体" w:hAnsi="宋体" w:cs="宋体" w:hint="eastAsia"/>
               <w:szCs w:val="24"/>
             </w:rPr>
             <w:fldChar w:fldCharType="begin"/>
           </w:r>
           <w:r>
             <w:rPr>
-              <w:rFonts w:hint="eastAsia" w:ascii="宋体" w:hAnsi="宋体" w:eastAsia="宋体" w:cs="宋体"/>
+              <w:rFonts w:ascii="宋体" w:eastAsia="宋体" w:hAnsi="宋体" w:cs="宋体" w:hint="eastAsia"/>
               <w:szCs w:val="24"/>
             </w:rPr>
             <w:instrText xml:space="preserve"> HYPERLINK \l _Toc7970 </w:instrText>
           </w:r>
           <w:r>
             <w:rPr>
-              <w:rFonts w:hint="eastAsia" w:ascii="宋体" w:hAnsi="宋体" w:eastAsia="宋体" w:cs="宋体"/>
+              <w:rFonts w:ascii="宋体" w:eastAsia="宋体" w:hAnsi="宋体" w:cs="宋体" w:hint="eastAsia"/>
               <w:szCs w:val="24"/>
             </w:rPr>
             <w:fldChar w:fldCharType="separate"/>
@@ -2698,7 +2576,7 @@
           </w:r>
           <w:r>
             <w:rPr>
-              <w:rFonts w:hint="eastAsia" w:ascii="宋体" w:hAnsi="宋体" w:eastAsia="宋体" w:cs="宋体"/>
+              <w:rFonts w:ascii="宋体" w:eastAsia="宋体" w:hAnsi="宋体" w:cs="宋体" w:hint="eastAsia"/>
               <w:szCs w:val="24"/>
             </w:rPr>
             <w:fldChar w:fldCharType="end"/>
@@ -2706,28 +2584,28 @@
         </w:p>
         <w:p>
           <w:pPr>
-            <w:pStyle w:val="16"/>
+            <w:pStyle w:val="TOC1"/>
             <w:tabs>
               <w:tab w:val="right" w:leader="dot" w:pos="8306"/>
             </w:tabs>
           </w:pPr>
           <w:r>
             <w:rPr>
-              <w:rFonts w:hint="eastAsia" w:ascii="宋体" w:hAnsi="宋体" w:eastAsia="宋体" w:cs="宋体"/>
+              <w:rFonts w:ascii="宋体" w:eastAsia="宋体" w:hAnsi="宋体" w:cs="宋体" w:hint="eastAsia"/>
               <w:szCs w:val="24"/>
             </w:rPr>
             <w:fldChar w:fldCharType="begin"/>
           </w:r>
           <w:r>
             <w:rPr>
-              <w:rFonts w:hint="eastAsia" w:ascii="宋体" w:hAnsi="宋体" w:eastAsia="宋体" w:cs="宋体"/>
+              <w:rFonts w:ascii="宋体" w:eastAsia="宋体" w:hAnsi="宋体" w:cs="宋体" w:hint="eastAsia"/>
               <w:szCs w:val="24"/>
             </w:rPr>
             <w:instrText xml:space="preserve"> HYPERLINK \l _Toc24066 </w:instrText>
           </w:r>
           <w:r>
             <w:rPr>
-              <w:rFonts w:hint="eastAsia" w:ascii="宋体" w:hAnsi="宋体" w:eastAsia="宋体" w:cs="宋体"/>
+              <w:rFonts w:ascii="宋体" w:eastAsia="宋体" w:hAnsi="宋体" w:cs="宋体" w:hint="eastAsia"/>
               <w:szCs w:val="24"/>
             </w:rPr>
             <w:fldChar w:fldCharType="separate"/>
@@ -2766,7 +2644,7 @@
           </w:r>
           <w:r>
             <w:rPr>
-              <w:rFonts w:hint="eastAsia" w:ascii="宋体" w:hAnsi="宋体" w:eastAsia="宋体" w:cs="宋体"/>
+              <w:rFonts w:ascii="宋体" w:eastAsia="宋体" w:hAnsi="宋体" w:cs="宋体" w:hint="eastAsia"/>
               <w:szCs w:val="24"/>
             </w:rPr>
             <w:fldChar w:fldCharType="end"/>
@@ -2774,28 +2652,28 @@
         </w:p>
         <w:p>
           <w:pPr>
-            <w:pStyle w:val="17"/>
+            <w:pStyle w:val="TOC2"/>
             <w:tabs>
               <w:tab w:val="right" w:leader="dot" w:pos="8306"/>
             </w:tabs>
           </w:pPr>
           <w:r>
             <w:rPr>
-              <w:rFonts w:hint="eastAsia" w:ascii="宋体" w:hAnsi="宋体" w:eastAsia="宋体" w:cs="宋体"/>
+              <w:rFonts w:ascii="宋体" w:eastAsia="宋体" w:hAnsi="宋体" w:cs="宋体" w:hint="eastAsia"/>
               <w:szCs w:val="24"/>
             </w:rPr>
             <w:fldChar w:fldCharType="begin"/>
           </w:r>
           <w:r>
             <w:rPr>
-              <w:rFonts w:hint="eastAsia" w:ascii="宋体" w:hAnsi="宋体" w:eastAsia="宋体" w:cs="宋体"/>
+              <w:rFonts w:ascii="宋体" w:eastAsia="宋体" w:hAnsi="宋体" w:cs="宋体" w:hint="eastAsia"/>
               <w:szCs w:val="24"/>
             </w:rPr>
             <w:instrText xml:space="preserve"> HYPERLINK \l _Toc6567 </w:instrText>
           </w:r>
           <w:r>
             <w:rPr>
-              <w:rFonts w:hint="eastAsia" w:ascii="宋体" w:hAnsi="宋体" w:eastAsia="宋体" w:cs="宋体"/>
+              <w:rFonts w:ascii="宋体" w:eastAsia="宋体" w:hAnsi="宋体" w:cs="宋体" w:hint="eastAsia"/>
               <w:szCs w:val="24"/>
             </w:rPr>
             <w:fldChar w:fldCharType="separate"/>
@@ -2827,7 +2705,7 @@
           </w:r>
           <w:r>
             <w:rPr>
-              <w:rFonts w:hint="eastAsia" w:ascii="宋体" w:hAnsi="宋体" w:eastAsia="宋体" w:cs="宋体"/>
+              <w:rFonts w:ascii="宋体" w:eastAsia="宋体" w:hAnsi="宋体" w:cs="宋体" w:hint="eastAsia"/>
               <w:szCs w:val="24"/>
             </w:rPr>
             <w:fldChar w:fldCharType="end"/>
@@ -2835,28 +2713,28 @@
         </w:p>
         <w:p>
           <w:pPr>
-            <w:pStyle w:val="17"/>
+            <w:pStyle w:val="TOC2"/>
             <w:tabs>
               <w:tab w:val="right" w:leader="dot" w:pos="8306"/>
             </w:tabs>
           </w:pPr>
           <w:r>
             <w:rPr>
-              <w:rFonts w:hint="eastAsia" w:ascii="宋体" w:hAnsi="宋体" w:eastAsia="宋体" w:cs="宋体"/>
+              <w:rFonts w:ascii="宋体" w:eastAsia="宋体" w:hAnsi="宋体" w:cs="宋体" w:hint="eastAsia"/>
               <w:szCs w:val="24"/>
             </w:rPr>
             <w:fldChar w:fldCharType="begin"/>
           </w:r>
           <w:r>
             <w:rPr>
-              <w:rFonts w:hint="eastAsia" w:ascii="宋体" w:hAnsi="宋体" w:eastAsia="宋体" w:cs="宋体"/>
+              <w:rFonts w:ascii="宋体" w:eastAsia="宋体" w:hAnsi="宋体" w:cs="宋体" w:hint="eastAsia"/>
               <w:szCs w:val="24"/>
             </w:rPr>
             <w:instrText xml:space="preserve"> HYPERLINK \l _Toc19611 </w:instrText>
           </w:r>
           <w:r>
             <w:rPr>
-              <w:rFonts w:hint="eastAsia" w:ascii="宋体" w:hAnsi="宋体" w:eastAsia="宋体" w:cs="宋体"/>
+              <w:rFonts w:ascii="宋体" w:eastAsia="宋体" w:hAnsi="宋体" w:cs="宋体" w:hint="eastAsia"/>
               <w:szCs w:val="24"/>
             </w:rPr>
             <w:fldChar w:fldCharType="separate"/>
@@ -2888,7 +2766,7 @@
           </w:r>
           <w:r>
             <w:rPr>
-              <w:rFonts w:hint="eastAsia" w:ascii="宋体" w:hAnsi="宋体" w:eastAsia="宋体" w:cs="宋体"/>
+              <w:rFonts w:ascii="宋体" w:eastAsia="宋体" w:hAnsi="宋体" w:cs="宋体" w:hint="eastAsia"/>
               <w:szCs w:val="24"/>
             </w:rPr>
             <w:fldChar w:fldCharType="end"/>
@@ -2896,28 +2774,28 @@
         </w:p>
         <w:p>
           <w:pPr>
-            <w:pStyle w:val="17"/>
+            <w:pStyle w:val="TOC2"/>
             <w:tabs>
               <w:tab w:val="right" w:leader="dot" w:pos="8306"/>
             </w:tabs>
           </w:pPr>
           <w:r>
             <w:rPr>
-              <w:rFonts w:hint="eastAsia" w:ascii="宋体" w:hAnsi="宋体" w:eastAsia="宋体" w:cs="宋体"/>
+              <w:rFonts w:ascii="宋体" w:eastAsia="宋体" w:hAnsi="宋体" w:cs="宋体" w:hint="eastAsia"/>
               <w:szCs w:val="24"/>
             </w:rPr>
             <w:fldChar w:fldCharType="begin"/>
           </w:r>
           <w:r>
             <w:rPr>
-              <w:rFonts w:hint="eastAsia" w:ascii="宋体" w:hAnsi="宋体" w:eastAsia="宋体" w:cs="宋体"/>
+              <w:rFonts w:ascii="宋体" w:eastAsia="宋体" w:hAnsi="宋体" w:cs="宋体" w:hint="eastAsia"/>
               <w:szCs w:val="24"/>
             </w:rPr>
             <w:instrText xml:space="preserve"> HYPERLINK \l _Toc22018 </w:instrText>
           </w:r>
           <w:r>
             <w:rPr>
-              <w:rFonts w:hint="eastAsia" w:ascii="宋体" w:hAnsi="宋体" w:eastAsia="宋体" w:cs="宋体"/>
+              <w:rFonts w:ascii="宋体" w:eastAsia="宋体" w:hAnsi="宋体" w:cs="宋体" w:hint="eastAsia"/>
               <w:szCs w:val="24"/>
             </w:rPr>
             <w:fldChar w:fldCharType="separate"/>
@@ -2949,7 +2827,7 @@
           </w:r>
           <w:r>
             <w:rPr>
-              <w:rFonts w:hint="eastAsia" w:ascii="宋体" w:hAnsi="宋体" w:eastAsia="宋体" w:cs="宋体"/>
+              <w:rFonts w:ascii="宋体" w:eastAsia="宋体" w:hAnsi="宋体" w:cs="宋体" w:hint="eastAsia"/>
               <w:szCs w:val="24"/>
             </w:rPr>
             <w:fldChar w:fldCharType="end"/>
@@ -2957,28 +2835,28 @@
         </w:p>
         <w:p>
           <w:pPr>
-            <w:pStyle w:val="17"/>
+            <w:pStyle w:val="TOC2"/>
             <w:tabs>
               <w:tab w:val="right" w:leader="dot" w:pos="8306"/>
             </w:tabs>
           </w:pPr>
           <w:r>
             <w:rPr>
-              <w:rFonts w:hint="eastAsia" w:ascii="宋体" w:hAnsi="宋体" w:eastAsia="宋体" w:cs="宋体"/>
+              <w:rFonts w:ascii="宋体" w:eastAsia="宋体" w:hAnsi="宋体" w:cs="宋体" w:hint="eastAsia"/>
               <w:szCs w:val="24"/>
             </w:rPr>
             <w:fldChar w:fldCharType="begin"/>
           </w:r>
           <w:r>
             <w:rPr>
-              <w:rFonts w:hint="eastAsia" w:ascii="宋体" w:hAnsi="宋体" w:eastAsia="宋体" w:cs="宋体"/>
+              <w:rFonts w:ascii="宋体" w:eastAsia="宋体" w:hAnsi="宋体" w:cs="宋体" w:hint="eastAsia"/>
               <w:szCs w:val="24"/>
             </w:rPr>
             <w:instrText xml:space="preserve"> HYPERLINK \l _Toc5940 </w:instrText>
           </w:r>
           <w:r>
             <w:rPr>
-              <w:rFonts w:hint="eastAsia" w:ascii="宋体" w:hAnsi="宋体" w:eastAsia="宋体" w:cs="宋体"/>
+              <w:rFonts w:ascii="宋体" w:eastAsia="宋体" w:hAnsi="宋体" w:cs="宋体" w:hint="eastAsia"/>
               <w:szCs w:val="24"/>
             </w:rPr>
             <w:fldChar w:fldCharType="separate"/>
@@ -3017,7 +2895,7 @@
           </w:r>
           <w:r>
             <w:rPr>
-              <w:rFonts w:hint="eastAsia" w:ascii="宋体" w:hAnsi="宋体" w:eastAsia="宋体" w:cs="宋体"/>
+              <w:rFonts w:ascii="宋体" w:eastAsia="宋体" w:hAnsi="宋体" w:cs="宋体" w:hint="eastAsia"/>
               <w:szCs w:val="24"/>
             </w:rPr>
             <w:fldChar w:fldCharType="end"/>
@@ -3025,42 +2903,42 @@
         </w:p>
         <w:p>
           <w:pPr>
-            <w:pStyle w:val="16"/>
+            <w:pStyle w:val="TOC1"/>
             <w:tabs>
               <w:tab w:val="right" w:leader="dot" w:pos="8306"/>
             </w:tabs>
           </w:pPr>
           <w:r>
             <w:rPr>
-              <w:rFonts w:hint="eastAsia" w:ascii="宋体" w:hAnsi="宋体" w:eastAsia="宋体" w:cs="宋体"/>
+              <w:rFonts w:ascii="宋体" w:eastAsia="宋体" w:hAnsi="宋体" w:cs="宋体" w:hint="eastAsia"/>
               <w:szCs w:val="24"/>
             </w:rPr>
             <w:fldChar w:fldCharType="begin"/>
           </w:r>
           <w:r>
             <w:rPr>
-              <w:rFonts w:hint="eastAsia" w:ascii="宋体" w:hAnsi="宋体" w:eastAsia="宋体" w:cs="宋体"/>
+              <w:rFonts w:ascii="宋体" w:eastAsia="宋体" w:hAnsi="宋体" w:cs="宋体" w:hint="eastAsia"/>
               <w:szCs w:val="24"/>
             </w:rPr>
             <w:instrText xml:space="preserve"> HYPERLINK \l _Toc11995 </w:instrText>
           </w:r>
           <w:r>
             <w:rPr>
-              <w:rFonts w:hint="eastAsia" w:ascii="宋体" w:hAnsi="宋体" w:eastAsia="宋体" w:cs="宋体"/>
+              <w:rFonts w:ascii="宋体" w:eastAsia="宋体" w:hAnsi="宋体" w:cs="宋体" w:hint="eastAsia"/>
               <w:szCs w:val="24"/>
             </w:rPr>
             <w:fldChar w:fldCharType="separate"/>
           </w:r>
           <w:r>
             <w:rPr>
-              <w:rFonts w:hint="default" w:eastAsia="宋体"/>
+              <w:rFonts w:eastAsia="宋体" w:hint="default"/>
               <w:lang w:val="en-US" w:eastAsia="zh-CN"/>
             </w:rPr>
             <w:t xml:space="preserve">5. </w:t>
           </w:r>
           <w:r>
             <w:rPr>
-              <w:rFonts w:hint="eastAsia" w:eastAsia="宋体"/>
+              <w:rFonts w:eastAsia="宋体" w:hint="eastAsia"/>
               <w:lang w:val="en-US" w:eastAsia="zh-CN"/>
             </w:rPr>
             <w:t>附则</w:t>
@@ -3085,7 +2963,7 @@
           </w:r>
           <w:r>
             <w:rPr>
-              <w:rFonts w:hint="eastAsia" w:ascii="宋体" w:hAnsi="宋体" w:eastAsia="宋体" w:cs="宋体"/>
+              <w:rFonts w:ascii="宋体" w:eastAsia="宋体" w:hAnsi="宋体" w:cs="宋体" w:hint="eastAsia"/>
               <w:szCs w:val="24"/>
             </w:rPr>
             <w:fldChar w:fldCharType="end"/>
@@ -3093,28 +2971,28 @@
         </w:p>
         <w:p>
           <w:pPr>
-            <w:pStyle w:val="16"/>
+            <w:pStyle w:val="TOC1"/>
             <w:tabs>
               <w:tab w:val="right" w:leader="dot" w:pos="8306"/>
             </w:tabs>
           </w:pPr>
           <w:r>
             <w:rPr>
-              <w:rFonts w:hint="eastAsia" w:ascii="宋体" w:hAnsi="宋体" w:eastAsia="宋体" w:cs="宋体"/>
+              <w:rFonts w:ascii="宋体" w:eastAsia="宋体" w:hAnsi="宋体" w:cs="宋体" w:hint="eastAsia"/>
               <w:szCs w:val="24"/>
             </w:rPr>
             <w:fldChar w:fldCharType="begin"/>
           </w:r>
           <w:r>
             <w:rPr>
-              <w:rFonts w:hint="eastAsia" w:ascii="宋体" w:hAnsi="宋体" w:eastAsia="宋体" w:cs="宋体"/>
+              <w:rFonts w:ascii="宋体" w:eastAsia="宋体" w:hAnsi="宋体" w:cs="宋体" w:hint="eastAsia"/>
               <w:szCs w:val="24"/>
             </w:rPr>
             <w:instrText xml:space="preserve"> HYPERLINK \l _Toc15327 </w:instrText>
           </w:r>
           <w:r>
             <w:rPr>
-              <w:rFonts w:hint="eastAsia" w:ascii="宋体" w:hAnsi="宋体" w:eastAsia="宋体" w:cs="宋体"/>
+              <w:rFonts w:ascii="宋体" w:eastAsia="宋体" w:hAnsi="宋体" w:cs="宋体" w:hint="eastAsia"/>
               <w:szCs w:val="24"/>
             </w:rPr>
             <w:fldChar w:fldCharType="separate"/>
@@ -3153,7 +3031,7 @@
           </w:r>
           <w:r>
             <w:rPr>
-              <w:rFonts w:hint="eastAsia" w:ascii="宋体" w:hAnsi="宋体" w:eastAsia="宋体" w:cs="宋体"/>
+              <w:rFonts w:ascii="宋体" w:eastAsia="宋体" w:hAnsi="宋体" w:cs="宋体" w:hint="eastAsia"/>
               <w:szCs w:val="24"/>
             </w:rPr>
             <w:fldChar w:fldCharType="end"/>
@@ -3161,28 +3039,28 @@
         </w:p>
         <w:p>
           <w:pPr>
-            <w:pStyle w:val="16"/>
+            <w:pStyle w:val="TOC1"/>
             <w:tabs>
               <w:tab w:val="right" w:leader="dot" w:pos="8306"/>
             </w:tabs>
           </w:pPr>
           <w:r>
             <w:rPr>
-              <w:rFonts w:hint="eastAsia" w:ascii="宋体" w:hAnsi="宋体" w:eastAsia="宋体" w:cs="宋体"/>
+              <w:rFonts w:ascii="宋体" w:eastAsia="宋体" w:hAnsi="宋体" w:cs="宋体" w:hint="eastAsia"/>
               <w:szCs w:val="24"/>
             </w:rPr>
             <w:fldChar w:fldCharType="begin"/>
           </w:r>
           <w:r>
             <w:rPr>
-              <w:rFonts w:hint="eastAsia" w:ascii="宋体" w:hAnsi="宋体" w:eastAsia="宋体" w:cs="宋体"/>
+              <w:rFonts w:ascii="宋体" w:eastAsia="宋体" w:hAnsi="宋体" w:cs="宋体" w:hint="eastAsia"/>
               <w:szCs w:val="24"/>
             </w:rPr>
             <w:instrText xml:space="preserve"> HYPERLINK \l _Toc10205 </w:instrText>
           </w:r>
           <w:r>
             <w:rPr>
-              <w:rFonts w:hint="eastAsia" w:ascii="宋体" w:hAnsi="宋体" w:eastAsia="宋体" w:cs="宋体"/>
+              <w:rFonts w:ascii="宋体" w:eastAsia="宋体" w:hAnsi="宋体" w:cs="宋体" w:hint="eastAsia"/>
               <w:szCs w:val="24"/>
             </w:rPr>
             <w:fldChar w:fldCharType="separate"/>
@@ -3221,7 +3099,7 @@
           </w:r>
           <w:r>
             <w:rPr>
-              <w:rFonts w:hint="eastAsia" w:ascii="宋体" w:hAnsi="宋体" w:eastAsia="宋体" w:cs="宋体"/>
+              <w:rFonts w:ascii="宋体" w:eastAsia="宋体" w:hAnsi="宋体" w:cs="宋体" w:hint="eastAsia"/>
               <w:szCs w:val="24"/>
             </w:rPr>
             <w:fldChar w:fldCharType="end"/>
@@ -3243,7 +3121,7 @@
             <w:snapToGrid w:val="0"/>
             <w:textAlignment w:val="baseline"/>
             <w:rPr>
-              <w:rFonts w:hint="eastAsia" w:ascii="宋体" w:hAnsi="宋体" w:eastAsia="宋体" w:cs="宋体"/>
+              <w:rFonts w:ascii="宋体" w:eastAsia="宋体" w:hAnsi="宋体" w:cs="宋体" w:hint="eastAsia"/>
               <w:snapToGrid w:val="0"/>
               <w:color w:val="000000"/>
               <w:kern w:val="0"/>
@@ -3254,7 +3132,7 @@
           </w:pPr>
           <w:r>
             <w:rPr>
-              <w:rFonts w:hint="eastAsia" w:ascii="宋体" w:hAnsi="宋体" w:eastAsia="宋体" w:cs="宋体"/>
+              <w:rFonts w:ascii="宋体" w:eastAsia="宋体" w:hAnsi="宋体" w:cs="宋体" w:hint="eastAsia"/>
               <w:szCs w:val="24"/>
             </w:rPr>
             <w:fldChar w:fldCharType="end"/>
@@ -3278,7 +3156,7 @@
         <w:snapToGrid w:val="0"/>
         <w:textAlignment w:val="baseline"/>
         <w:rPr>
-          <w:rFonts w:ascii="Arial" w:hAnsi="Arial" w:eastAsia="Arial" w:cs="Arial"/>
+          <w:rFonts w:ascii="Arial" w:eastAsia="Arial" w:hAnsi="Arial" w:cs="Arial"/>
           <w:snapToGrid w:val="0"/>
           <w:color w:val="000000"/>
           <w:kern w:val="0"/>
@@ -3289,7 +3167,7 @@
       </w:pPr>
       <w:r>
         <w:rPr>
-          <w:rFonts w:ascii="Arial" w:hAnsi="Arial" w:eastAsia="Arial" w:cs="Arial"/>
+          <w:rFonts w:ascii="Arial" w:eastAsia="Arial" w:hAnsi="Arial" w:cs="Arial"/>
           <w:snapToGrid w:val="0"/>
           <w:color w:val="000000"/>
           <w:kern w:val="0"/>
@@ -3302,7 +3180,7 @@
     </w:p>
     <w:p>
       <w:pPr>
-        <w:pStyle w:val="28"/>
+        <w:pStyle w:val="1"/>
         <w:keepNext w:val="0"/>
         <w:keepLines w:val="0"/>
         <w:pageBreakBefore w:val="0"/>
@@ -3317,7 +3195,7 @@
         <w:snapToGrid w:val="0"/>
         <w:textAlignment w:val="baseline"/>
       </w:pPr>
-      <w:bookmarkStart w:id="2" w:name="_Toc5712"/>
+      <w:bookmarkStart w:id="3" w:name="_Toc5712"/>
       <w:r>
         <w:rPr>
           <w:rFonts w:hint="eastAsia"/>
@@ -3325,11 +3203,11 @@
         </w:rPr>
         <w:t>总则</w:t>
       </w:r>
-      <w:bookmarkEnd w:id="2"/>
+      <w:bookmarkEnd w:id="3"/>
     </w:p>
     <w:p>
       <w:pPr>
-        <w:pStyle w:val="30"/>
+        <w:pStyle w:val="2"/>
         <w:keepNext w:val="0"/>
         <w:keepLines w:val="0"/>
         <w:pageBreakBefore w:val="0"/>
@@ -3348,7 +3226,7 @@
           <w:lang w:val="en-US" w:eastAsia="zh-CN"/>
         </w:rPr>
       </w:pPr>
-      <w:bookmarkStart w:id="3" w:name="_Toc27446"/>
+      <w:bookmarkStart w:id="4" w:name="_Toc27446"/>
       <w:r>
         <w:rPr>
           <w:rFonts w:hint="eastAsia"/>
@@ -3356,11 +3234,11 @@
         </w:rPr>
         <w:t>目的</w:t>
       </w:r>
-      <w:bookmarkEnd w:id="3"/>
+      <w:bookmarkEnd w:id="4"/>
     </w:p>
     <w:p>
       <w:pPr>
-        <w:pStyle w:val="29"/>
+        <w:pStyle w:val="a1"/>
         <w:keepNext w:val="0"/>
         <w:keepLines w:val="0"/>
         <w:pageBreakBefore w:val="0"/>
@@ -3389,7 +3267,7 @@
     </w:p>
     <w:p>
       <w:pPr>
-        <w:pStyle w:val="30"/>
+        <w:pStyle w:val="2"/>
         <w:keepNext w:val="0"/>
         <w:keepLines w:val="0"/>
         <w:pageBreakBefore w:val="0"/>
@@ -3408,7 +3286,7 @@
           <w:lang w:val="en-US" w:eastAsia="zh-CN"/>
         </w:rPr>
       </w:pPr>
-      <w:bookmarkStart w:id="4" w:name="_Toc15265"/>
+      <w:bookmarkStart w:id="5" w:name="_Toc15265"/>
       <w:r>
         <w:rPr>
           <w:rFonts w:hint="eastAsia"/>
@@ -3416,11 +3294,11 @@
         </w:rPr>
         <w:t>适用范围</w:t>
       </w:r>
-      <w:bookmarkEnd w:id="4"/>
+      <w:bookmarkEnd w:id="5"/>
     </w:p>
     <w:p>
       <w:pPr>
-        <w:pStyle w:val="29"/>
+        <w:pStyle w:val="a1"/>
         <w:keepNext w:val="0"/>
         <w:keepLines w:val="0"/>
         <w:pageBreakBefore w:val="0"/>
@@ -3449,7 +3327,7 @@
     </w:p>
     <w:p>
       <w:pPr>
-        <w:pStyle w:val="30"/>
+        <w:pStyle w:val="2"/>
         <w:keepNext w:val="0"/>
         <w:keepLines w:val="0"/>
         <w:pageBreakBefore w:val="0"/>
@@ -3468,7 +3346,7 @@
           <w:lang w:val="en-US" w:eastAsia="zh-CN"/>
         </w:rPr>
       </w:pPr>
-      <w:bookmarkStart w:id="5" w:name="_Toc25727"/>
+      <w:bookmarkStart w:id="6" w:name="_Toc25727"/>
       <w:r>
         <w:rPr>
           <w:rFonts w:hint="eastAsia"/>
@@ -3476,11 +3354,11 @@
         </w:rPr>
         <w:t>原则</w:t>
       </w:r>
-      <w:bookmarkEnd w:id="5"/>
+      <w:bookmarkEnd w:id="6"/>
     </w:p>
     <w:p>
       <w:pPr>
-        <w:pStyle w:val="29"/>
+        <w:pStyle w:val="a1"/>
         <w:keepNext w:val="0"/>
         <w:keepLines w:val="0"/>
         <w:pageBreakBefore w:val="0"/>
@@ -3497,7 +3375,7 @@
         <w:bidi w:val="0"/>
         <w:adjustRightInd w:val="0"/>
         <w:snapToGrid w:val="0"/>
-        <w:ind w:left="425" w:leftChars="0" w:hanging="425" w:firstLineChars="0"/>
+        <w:ind w:left="425" w:hanging="425" w:leftChars="0" w:firstLineChars="0"/>
         <w:textAlignment w:val="baseline"/>
         <w:rPr>
           <w:rFonts w:hint="eastAsia"/>
@@ -3514,7 +3392,7 @@
     </w:p>
     <w:p>
       <w:pPr>
-        <w:pStyle w:val="29"/>
+        <w:pStyle w:val="a1"/>
         <w:keepNext w:val="0"/>
         <w:keepLines w:val="0"/>
         <w:pageBreakBefore w:val="0"/>
@@ -3531,7 +3409,7 @@
         <w:bidi w:val="0"/>
         <w:adjustRightInd w:val="0"/>
         <w:snapToGrid w:val="0"/>
-        <w:ind w:left="425" w:leftChars="0" w:hanging="425" w:firstLineChars="0"/>
+        <w:ind w:left="425" w:hanging="425" w:leftChars="0" w:firstLineChars="0"/>
         <w:textAlignment w:val="baseline"/>
         <w:rPr>
           <w:rFonts w:hint="eastAsia"/>
@@ -3548,7 +3426,7 @@
     </w:p>
     <w:p>
       <w:pPr>
-        <w:pStyle w:val="29"/>
+        <w:pStyle w:val="a1"/>
         <w:keepNext w:val="0"/>
         <w:keepLines w:val="0"/>
         <w:pageBreakBefore w:val="0"/>
@@ -3565,7 +3443,7 @@
         <w:bidi w:val="0"/>
         <w:adjustRightInd w:val="0"/>
         <w:snapToGrid w:val="0"/>
-        <w:ind w:left="425" w:leftChars="0" w:hanging="425" w:firstLineChars="0"/>
+        <w:ind w:left="425" w:hanging="425" w:leftChars="0" w:firstLineChars="0"/>
         <w:textAlignment w:val="baseline"/>
         <w:rPr>
           <w:rFonts w:hint="eastAsia"/>
@@ -3582,7 +3460,7 @@
     </w:p>
     <w:p>
       <w:pPr>
-        <w:pStyle w:val="30"/>
+        <w:pStyle w:val="2"/>
         <w:keepNext w:val="0"/>
         <w:keepLines w:val="0"/>
         <w:pageBreakBefore w:val="0"/>
@@ -3601,7 +3479,7 @@
           <w:lang w:val="en-US" w:eastAsia="zh-CN"/>
         </w:rPr>
       </w:pPr>
-      <w:bookmarkStart w:id="6" w:name="_Toc17720"/>
+      <w:bookmarkStart w:id="7" w:name="_Toc17720"/>
       <w:r>
         <w:rPr>
           <w:rFonts w:hint="eastAsia"/>
@@ -3609,11 +3487,11 @@
         </w:rPr>
         <w:t>岗位职责</w:t>
       </w:r>
-      <w:bookmarkEnd w:id="6"/>
+      <w:bookmarkEnd w:id="7"/>
     </w:p>
     <w:p>
       <w:pPr>
-        <w:pStyle w:val="31"/>
+        <w:pStyle w:val="3"/>
         <w:keepNext w:val="0"/>
         <w:keepLines w:val="0"/>
         <w:pageBreakBefore w:val="0"/>
@@ -3632,19 +3510,19 @@
           <w:lang w:val="en-US" w:eastAsia="zh-CN"/>
         </w:rPr>
       </w:pPr>
-      <w:bookmarkStart w:id="7" w:name="_Toc21506"/>
+      <w:bookmarkStart w:id="8" w:name="_Toc21506"/>
       <w:r>
         <w:rPr>
           <w:rFonts w:hint="eastAsia"/>
           <w:lang w:val="en-US" w:eastAsia="zh-CN"/>
         </w:rPr>
-        <w:t>运维部部长</w:t>
+        <w:t>运维部经理</w:t>
       </w:r>
-      <w:bookmarkEnd w:id="7"/>
+      <w:bookmarkEnd w:id="8"/>
     </w:p>
     <w:p>
       <w:pPr>
-        <w:pStyle w:val="29"/>
+        <w:pStyle w:val="a1"/>
         <w:keepNext w:val="0"/>
         <w:keepLines w:val="0"/>
         <w:pageBreakBefore w:val="0"/>
@@ -3673,7 +3551,7 @@
     </w:p>
     <w:p>
       <w:pPr>
-        <w:pStyle w:val="31"/>
+        <w:pStyle w:val="3"/>
         <w:keepNext w:val="0"/>
         <w:keepLines w:val="0"/>
         <w:pageBreakBefore w:val="0"/>
@@ -3692,7 +3570,7 @@
           <w:lang w:val="en-US" w:eastAsia="zh-CN"/>
         </w:rPr>
       </w:pPr>
-      <w:bookmarkStart w:id="8" w:name="_Toc3064"/>
+      <w:bookmarkStart w:id="9" w:name="_Toc3064"/>
       <w:r>
         <w:rPr>
           <w:rFonts w:hint="eastAsia"/>
@@ -3700,11 +3578,11 @@
         </w:rPr>
         <w:t>服务台专员</w:t>
       </w:r>
-      <w:bookmarkEnd w:id="8"/>
+      <w:bookmarkEnd w:id="9"/>
     </w:p>
     <w:p>
       <w:pPr>
-        <w:pStyle w:val="29"/>
+        <w:pStyle w:val="a1"/>
         <w:keepNext w:val="0"/>
         <w:keepLines w:val="0"/>
         <w:pageBreakBefore w:val="0"/>
@@ -3733,7 +3611,7 @@
     </w:p>
     <w:p>
       <w:pPr>
-        <w:pStyle w:val="31"/>
+        <w:pStyle w:val="3"/>
         <w:keepNext w:val="0"/>
         <w:keepLines w:val="0"/>
         <w:pageBreakBefore w:val="0"/>
@@ -3752,7 +3630,7 @@
           <w:lang w:val="en-US" w:eastAsia="zh-CN"/>
         </w:rPr>
       </w:pPr>
-      <w:bookmarkStart w:id="9" w:name="_Toc4490"/>
+      <w:bookmarkStart w:id="10" w:name="_Toc4490"/>
       <w:r>
         <w:rPr>
           <w:rFonts w:hint="default"/>
@@ -3760,11 +3638,11 @@
         </w:rPr>
         <w:t>运维部</w:t>
       </w:r>
-      <w:bookmarkEnd w:id="9"/>
+      <w:bookmarkEnd w:id="10"/>
     </w:p>
     <w:p>
       <w:pPr>
-        <w:pStyle w:val="29"/>
+        <w:pStyle w:val="a1"/>
         <w:keepNext w:val="0"/>
         <w:keepLines w:val="0"/>
         <w:pageBreakBefore w:val="0"/>
@@ -3793,7 +3671,7 @@
     </w:p>
     <w:p>
       <w:pPr>
-        <w:pStyle w:val="31"/>
+        <w:pStyle w:val="3"/>
         <w:keepNext w:val="0"/>
         <w:keepLines w:val="0"/>
         <w:pageBreakBefore w:val="0"/>
@@ -3812,7 +3690,7 @@
           <w:lang w:val="en-US" w:eastAsia="zh-CN"/>
         </w:rPr>
       </w:pPr>
-      <w:bookmarkStart w:id="10" w:name="_Toc10534"/>
+      <w:bookmarkStart w:id="11" w:name="_Toc10534"/>
       <w:r>
         <w:rPr>
           <w:rFonts w:hint="default"/>
@@ -3820,11 +3698,11 @@
         </w:rPr>
         <w:t>质量部</w:t>
       </w:r>
-      <w:bookmarkEnd w:id="10"/>
+      <w:bookmarkEnd w:id="11"/>
     </w:p>
     <w:p>
       <w:pPr>
-        <w:pStyle w:val="29"/>
+        <w:pStyle w:val="a1"/>
         <w:keepNext w:val="0"/>
         <w:keepLines w:val="0"/>
         <w:pageBreakBefore w:val="0"/>
@@ -3853,7 +3731,7 @@
     </w:p>
     <w:p>
       <w:pPr>
-        <w:pStyle w:val="28"/>
+        <w:pStyle w:val="1"/>
         <w:keepNext w:val="0"/>
         <w:keepLines w:val="0"/>
         <w:pageBreakBefore w:val="0"/>
@@ -3872,7 +3750,7 @@
           <w:lang w:val="en-US" w:eastAsia="zh-CN"/>
         </w:rPr>
       </w:pPr>
-      <w:bookmarkStart w:id="11" w:name="_Toc5961"/>
+      <w:bookmarkStart w:id="12" w:name="_Toc5961"/>
       <w:r>
         <w:rPr>
           <w:rFonts w:hint="eastAsia"/>
@@ -3880,11 +3758,11 @@
         </w:rPr>
         <w:t>引用依据</w:t>
       </w:r>
-      <w:bookmarkEnd w:id="11"/>
+      <w:bookmarkEnd w:id="12"/>
     </w:p>
     <w:p>
       <w:pPr>
-        <w:pStyle w:val="29"/>
+        <w:pStyle w:val="a1"/>
         <w:keepNext w:val="0"/>
         <w:keepLines w:val="0"/>
         <w:pageBreakBefore w:val="0"/>
@@ -3901,7 +3779,7 @@
         <w:bidi w:val="0"/>
         <w:adjustRightInd w:val="0"/>
         <w:snapToGrid w:val="0"/>
-        <w:ind w:left="425" w:leftChars="0" w:hanging="425" w:firstLineChars="0"/>
+        <w:ind w:left="425" w:hanging="425" w:leftChars="0" w:firstLineChars="0"/>
         <w:textAlignment w:val="baseline"/>
         <w:rPr>
           <w:rFonts w:hint="eastAsia"/>
@@ -3918,7 +3796,7 @@
     </w:p>
     <w:p>
       <w:pPr>
-        <w:pStyle w:val="29"/>
+        <w:pStyle w:val="a1"/>
         <w:keepNext w:val="0"/>
         <w:keepLines w:val="0"/>
         <w:pageBreakBefore w:val="0"/>
@@ -3935,7 +3813,7 @@
         <w:bidi w:val="0"/>
         <w:adjustRightInd w:val="0"/>
         <w:snapToGrid w:val="0"/>
-        <w:ind w:left="425" w:leftChars="0" w:hanging="425" w:firstLineChars="0"/>
+        <w:ind w:left="425" w:hanging="425" w:leftChars="0" w:firstLineChars="0"/>
         <w:textAlignment w:val="baseline"/>
         <w:rPr>
           <w:rFonts w:hint="eastAsia"/>
@@ -3952,7 +3830,7 @@
     </w:p>
     <w:p>
       <w:pPr>
-        <w:pStyle w:val="29"/>
+        <w:pStyle w:val="a1"/>
         <w:keepNext w:val="0"/>
         <w:keepLines w:val="0"/>
         <w:pageBreakBefore w:val="0"/>
@@ -3969,7 +3847,7 @@
         <w:bidi w:val="0"/>
         <w:adjustRightInd w:val="0"/>
         <w:snapToGrid w:val="0"/>
-        <w:ind w:left="425" w:leftChars="0" w:hanging="425" w:firstLineChars="0"/>
+        <w:ind w:left="425" w:hanging="425" w:leftChars="0" w:firstLineChars="0"/>
         <w:textAlignment w:val="baseline"/>
         <w:rPr>
           <w:rFonts w:hint="eastAsia"/>
@@ -3986,7 +3864,7 @@
     </w:p>
     <w:p>
       <w:pPr>
-        <w:pStyle w:val="28"/>
+        <w:pStyle w:val="1"/>
         <w:keepNext w:val="0"/>
         <w:keepLines w:val="0"/>
         <w:pageBreakBefore w:val="0"/>
@@ -4001,7 +3879,7 @@
         <w:snapToGrid w:val="0"/>
         <w:textAlignment w:val="baseline"/>
       </w:pPr>
-      <w:bookmarkStart w:id="12" w:name="_Toc25642"/>
+      <w:bookmarkStart w:id="13" w:name="_Toc25642"/>
       <w:r>
         <w:rPr>
           <w:rFonts w:hint="eastAsia"/>
@@ -4009,11 +3887,11 @@
         </w:rPr>
         <w:t>定义与术语</w:t>
       </w:r>
-      <w:bookmarkEnd w:id="12"/>
+      <w:bookmarkEnd w:id="13"/>
     </w:p>
     <w:p>
       <w:pPr>
-        <w:pStyle w:val="30"/>
+        <w:pStyle w:val="2"/>
         <w:keepNext w:val="0"/>
         <w:keepLines w:val="0"/>
         <w:pageBreakBefore w:val="0"/>
@@ -4031,18 +3909,18 @@
           <w:rFonts w:hint="eastAsia"/>
         </w:rPr>
       </w:pPr>
-      <w:bookmarkStart w:id="13" w:name="_Toc21790"/>
+      <w:bookmarkStart w:id="14" w:name="_Toc21790"/>
       <w:r>
         <w:rPr>
           <w:rFonts w:hint="eastAsia"/>
         </w:rPr>
         <w:t>客户满意度</w:t>
       </w:r>
-      <w:bookmarkEnd w:id="13"/>
+      <w:bookmarkEnd w:id="14"/>
     </w:p>
     <w:p>
       <w:pPr>
-        <w:pStyle w:val="29"/>
+        <w:pStyle w:val="a1"/>
         <w:keepNext w:val="0"/>
         <w:keepLines w:val="0"/>
         <w:pageBreakBefore w:val="0"/>
@@ -4069,7 +3947,7 @@
     </w:p>
     <w:p>
       <w:pPr>
-        <w:pStyle w:val="30"/>
+        <w:pStyle w:val="2"/>
         <w:keepNext w:val="0"/>
         <w:keepLines w:val="0"/>
         <w:pageBreakBefore w:val="0"/>
@@ -4087,18 +3965,18 @@
           <w:rFonts w:hint="eastAsia"/>
         </w:rPr>
       </w:pPr>
-      <w:bookmarkStart w:id="14" w:name="_Toc25391"/>
+      <w:bookmarkStart w:id="15" w:name="_Toc25391"/>
       <w:r>
         <w:rPr>
           <w:rFonts w:hint="eastAsia"/>
         </w:rPr>
         <w:t>监视</w:t>
       </w:r>
-      <w:bookmarkEnd w:id="14"/>
+      <w:bookmarkEnd w:id="15"/>
     </w:p>
     <w:p>
       <w:pPr>
-        <w:pStyle w:val="29"/>
+        <w:pStyle w:val="a1"/>
         <w:keepNext w:val="0"/>
         <w:keepLines w:val="0"/>
         <w:pageBreakBefore w:val="0"/>
@@ -4125,7 +4003,7 @@
     </w:p>
     <w:p>
       <w:pPr>
-        <w:pStyle w:val="30"/>
+        <w:pStyle w:val="2"/>
         <w:keepNext w:val="0"/>
         <w:keepLines w:val="0"/>
         <w:pageBreakBefore w:val="0"/>
@@ -4143,18 +4021,18 @@
           <w:rFonts w:hint="eastAsia"/>
         </w:rPr>
       </w:pPr>
-      <w:bookmarkStart w:id="15" w:name="_Toc7970"/>
+      <w:bookmarkStart w:id="16" w:name="_Toc7970"/>
       <w:r>
         <w:rPr>
           <w:rFonts w:hint="eastAsia"/>
         </w:rPr>
         <w:t>测量</w:t>
       </w:r>
-      <w:bookmarkEnd w:id="15"/>
+      <w:bookmarkEnd w:id="16"/>
     </w:p>
     <w:p>
       <w:pPr>
-        <w:pStyle w:val="29"/>
+        <w:pStyle w:val="a1"/>
         <w:keepNext w:val="0"/>
         <w:keepLines w:val="0"/>
         <w:pageBreakBefore w:val="0"/>
@@ -4178,7 +4056,7 @@
     </w:p>
     <w:p>
       <w:pPr>
-        <w:pStyle w:val="28"/>
+        <w:pStyle w:val="1"/>
         <w:keepNext w:val="0"/>
         <w:keepLines w:val="0"/>
         <w:pageBreakBefore w:val="0"/>
@@ -4197,7 +4075,7 @@
           <w:lang w:val="en-US" w:eastAsia="zh-CN"/>
         </w:rPr>
       </w:pPr>
-      <w:bookmarkStart w:id="16" w:name="_Toc24066"/>
+      <w:bookmarkStart w:id="17" w:name="_Toc24066"/>
       <w:r>
         <w:rPr>
           <w:rFonts w:hint="eastAsia"/>
@@ -4205,11 +4083,11 @@
         </w:rPr>
         <w:t>管理内容与要求</w:t>
       </w:r>
-      <w:bookmarkEnd w:id="16"/>
+      <w:bookmarkEnd w:id="17"/>
     </w:p>
     <w:p>
       <w:pPr>
-        <w:pStyle w:val="30"/>
+        <w:pStyle w:val="2"/>
         <w:keepNext w:val="0"/>
         <w:keepLines w:val="0"/>
         <w:pageBreakBefore w:val="0"/>
@@ -4228,7 +4106,7 @@
           <w:lang w:val="en-US" w:eastAsia="zh-CN"/>
         </w:rPr>
       </w:pPr>
-      <w:bookmarkStart w:id="17" w:name="_Toc6567"/>
+      <w:bookmarkStart w:id="18" w:name="_Toc6567"/>
       <w:r>
         <w:rPr>
           <w:rFonts w:hint="default"/>
@@ -4236,11 +4114,11 @@
         </w:rPr>
         <w:t>客户沟通管理</w:t>
       </w:r>
-      <w:bookmarkEnd w:id="17"/>
+      <w:bookmarkEnd w:id="18"/>
     </w:p>
     <w:p>
       <w:pPr>
-        <w:pStyle w:val="29"/>
+        <w:pStyle w:val="a1"/>
         <w:keepNext w:val="0"/>
         <w:keepLines w:val="0"/>
         <w:pageBreakBefore w:val="0"/>
@@ -4269,7 +4147,7 @@
     </w:p>
     <w:p>
       <w:pPr>
-        <w:pStyle w:val="29"/>
+        <w:pStyle w:val="a1"/>
         <w:keepNext w:val="0"/>
         <w:keepLines w:val="0"/>
         <w:pageBreakBefore w:val="0"/>
@@ -4298,7 +4176,7 @@
     </w:p>
     <w:p>
       <w:pPr>
-        <w:pStyle w:val="29"/>
+        <w:pStyle w:val="a1"/>
         <w:keepNext w:val="0"/>
         <w:keepLines w:val="0"/>
         <w:pageBreakBefore w:val="0"/>
@@ -4327,7 +4205,7 @@
     </w:p>
     <w:p>
       <w:pPr>
-        <w:pStyle w:val="30"/>
+        <w:pStyle w:val="2"/>
         <w:keepNext w:val="0"/>
         <w:keepLines w:val="0"/>
         <w:pageBreakBefore w:val="0"/>
@@ -4346,7 +4224,7 @@
           <w:lang w:val="en-US" w:eastAsia="zh-CN"/>
         </w:rPr>
       </w:pPr>
-      <w:bookmarkStart w:id="18" w:name="_Toc19611"/>
+      <w:bookmarkStart w:id="19" w:name="_Toc19611"/>
       <w:r>
         <w:rPr>
           <w:rFonts w:hint="default"/>
@@ -4354,11 +4232,11 @@
         </w:rPr>
         <w:t>客户满意度调查</w:t>
       </w:r>
-      <w:bookmarkEnd w:id="18"/>
+      <w:bookmarkEnd w:id="19"/>
     </w:p>
     <w:p>
       <w:pPr>
-        <w:pStyle w:val="29"/>
+        <w:pStyle w:val="a1"/>
         <w:keepNext w:val="0"/>
         <w:keepLines w:val="0"/>
         <w:pageBreakBefore w:val="0"/>
@@ -4401,7 +4279,7 @@
     </w:p>
     <w:p>
       <w:pPr>
-        <w:pStyle w:val="29"/>
+        <w:pStyle w:val="a1"/>
         <w:keepNext w:val="0"/>
         <w:keepLines w:val="0"/>
         <w:pageBreakBefore w:val="0"/>
@@ -4430,7 +4308,7 @@
     </w:p>
     <w:p>
       <w:pPr>
-        <w:pStyle w:val="29"/>
+        <w:pStyle w:val="a1"/>
         <w:keepNext w:val="0"/>
         <w:keepLines w:val="0"/>
         <w:pageBreakBefore w:val="0"/>
@@ -4473,7 +4351,7 @@
     </w:p>
     <w:p>
       <w:pPr>
-        <w:pStyle w:val="29"/>
+        <w:pStyle w:val="a1"/>
         <w:keepNext w:val="0"/>
         <w:keepLines w:val="0"/>
         <w:pageBreakBefore w:val="0"/>
@@ -4502,7 +4380,7 @@
     </w:p>
     <w:p>
       <w:pPr>
-        <w:pStyle w:val="29"/>
+        <w:pStyle w:val="a1"/>
         <w:keepNext w:val="0"/>
         <w:keepLines w:val="0"/>
         <w:pageBreakBefore w:val="0"/>
@@ -4531,7 +4409,7 @@
     </w:p>
     <w:p>
       <w:pPr>
-        <w:pStyle w:val="29"/>
+        <w:pStyle w:val="a1"/>
         <w:keepNext w:val="0"/>
         <w:keepLines w:val="0"/>
         <w:pageBreakBefore w:val="0"/>
@@ -4560,7 +4438,7 @@
     </w:p>
     <w:p>
       <w:pPr>
-        <w:pStyle w:val="29"/>
+        <w:pStyle w:val="a1"/>
         <w:keepNext w:val="0"/>
         <w:keepLines w:val="0"/>
         <w:pageBreakBefore w:val="0"/>
@@ -4586,14 +4464,13 @@
               <m:sty m:val="p"/>
             </m:rPr>
             <w:rPr>
-              <w:rFonts w:hint="default" w:ascii="Cambria Math"/>
+              <w:rFonts w:ascii="Cambria Math" w:hint="default"/>
             </w:rPr>
             <m:t>总体满意度</m:t>
           </m:r>
           <m:r>
-            <m:rPr/>
-            <w:rPr>
-              <w:rFonts w:hint="default" w:ascii="Cambria Math"/>
+            <w:rPr>
+              <w:rFonts w:ascii="Cambria Math" w:hint="default"/>
             </w:rPr>
             <m:t>=∑(</m:t>
           </m:r>
@@ -4602,14 +4479,13 @@
               <m:sty m:val="p"/>
             </m:rPr>
             <w:rPr>
-              <w:rFonts w:hint="default" w:ascii="Cambria Math"/>
+              <w:rFonts w:ascii="Cambria Math" w:hint="default"/>
             </w:rPr>
             <m:t>各调查项样本数×对应分值×权重</m:t>
           </m:r>
           <m:r>
-            <m:rPr/>
-            <w:rPr>
-              <w:rFonts w:hint="default" w:ascii="Cambria Math"/>
+            <w:rPr>
+              <w:rFonts w:ascii="Cambria Math" w:hint="default"/>
             </w:rPr>
             <m:t>)/(</m:t>
           </m:r>
@@ -4618,14 +4494,13 @@
               <m:sty m:val="p"/>
             </m:rPr>
             <w:rPr>
-              <w:rFonts w:hint="default" w:ascii="Cambria Math"/>
+              <w:rFonts w:ascii="Cambria Math" w:hint="default"/>
             </w:rPr>
             <m:t>样本总数×</m:t>
           </m:r>
           <m:r>
-            <m:rPr/>
-            <w:rPr>
-              <w:rFonts w:hint="default" w:ascii="Cambria Math"/>
+            <w:rPr>
+              <w:rFonts w:ascii="Cambria Math" w:hint="default"/>
             </w:rPr>
             <m:t>100)</m:t>
           </m:r>
@@ -4634,14 +4509,13 @@
               <m:sty m:val="p"/>
             </m:rPr>
             <w:rPr>
-              <w:rFonts w:hint="default" w:ascii="Cambria Math"/>
+              <w:rFonts w:ascii="Cambria Math" w:hint="default"/>
             </w:rPr>
             <m:t>×</m:t>
           </m:r>
           <m:r>
-            <m:rPr/>
-            <w:rPr>
-              <w:rFonts w:hint="default" w:ascii="Cambria Math"/>
+            <w:rPr>
+              <w:rFonts w:ascii="Cambria Math" w:hint="default"/>
             </w:rPr>
             <m:t>100%</m:t>
           </m:r>
@@ -4650,7 +4524,7 @@
     </w:p>
     <w:p>
       <w:pPr>
-        <w:pStyle w:val="29"/>
+        <w:pStyle w:val="a1"/>
         <w:keepNext w:val="0"/>
         <w:keepLines w:val="0"/>
         <w:pageBreakBefore w:val="0"/>
@@ -4680,16 +4554,16 @@
     </w:p>
     <w:tbl>
       <w:tblPr>
-        <w:tblStyle w:val="39"/>
+        <w:tblStyle w:val="TableNormal1"/>
         <w:tblW w:w="8763" w:type="dxa"/>
         <w:jc w:val="center"/>
         <w:tblBorders>
-          <w:top w:val="single" w:color="000000" w:sz="4" w:space="0"/>
-          <w:left w:val="single" w:color="000000" w:sz="4" w:space="0"/>
-          <w:bottom w:val="single" w:color="000000" w:sz="4" w:space="0"/>
-          <w:right w:val="single" w:color="000000" w:sz="4" w:space="0"/>
-          <w:insideH w:val="single" w:color="000000" w:sz="4" w:space="0"/>
-          <w:insideV w:val="single" w:color="000000" w:sz="4" w:space="0"/>
+          <w:top w:val="single" w:sz="4" w:space="0" w:color="000000"/>
+          <w:left w:val="single" w:sz="4" w:space="0" w:color="000000"/>
+          <w:bottom w:val="single" w:sz="4" w:space="0" w:color="000000"/>
+          <w:right w:val="single" w:sz="4" w:space="0" w:color="000000"/>
+          <w:insideH w:val="single" w:sz="4" w:space="0" w:color="000000"/>
+          <w:insideV w:val="single" w:sz="4" w:space="0" w:color="000000"/>
         </w:tblBorders>
         <w:tblLayout w:type="fixed"/>
         <w:tblCellMar>
@@ -4718,14 +4592,17 @@
       </w:tblGrid>
       <w:tr>
         <w:tblPrEx>
+          <w:tblW w:w="8763" w:type="dxa"/>
+          <w:jc w:val="center"/>
           <w:tblBorders>
-            <w:top w:val="single" w:color="000000" w:sz="4" w:space="0"/>
-            <w:left w:val="single" w:color="000000" w:sz="4" w:space="0"/>
-            <w:bottom w:val="single" w:color="000000" w:sz="4" w:space="0"/>
-            <w:right w:val="single" w:color="000000" w:sz="4" w:space="0"/>
-            <w:insideH w:val="single" w:color="000000" w:sz="4" w:space="0"/>
-            <w:insideV w:val="single" w:color="000000" w:sz="4" w:space="0"/>
+            <w:top w:val="single" w:sz="4" w:space="0" w:color="000000"/>
+            <w:left w:val="single" w:sz="4" w:space="0" w:color="000000"/>
+            <w:bottom w:val="single" w:sz="4" w:space="0" w:color="000000"/>
+            <w:right w:val="single" w:sz="4" w:space="0" w:color="000000"/>
+            <w:insideH w:val="single" w:sz="4" w:space="0" w:color="000000"/>
+            <w:insideV w:val="single" w:sz="4" w:space="0" w:color="000000"/>
           </w:tblBorders>
+          <w:tblLayout w:type="fixed"/>
           <w:tblCellMar>
             <w:top w:w="0" w:type="dxa"/>
             <w:left w:w="0" w:type="dxa"/>
@@ -4734,7 +4611,7 @@
           </w:tblCellMar>
         </w:tblPrEx>
         <w:trPr>
-          <w:trHeight w:val="334" w:hRule="atLeast"/>
+          <w:trHeight w:val="334"/>
           <w:jc w:val="center"/>
         </w:trPr>
         <w:tc>
@@ -4764,14 +4641,14 @@
               <w:ind w:left="553"/>
               <w:textAlignment w:val="baseline"/>
               <w:rPr>
-                <w:rFonts w:ascii="宋体" w:hAnsi="宋体" w:eastAsia="宋体" w:cs="宋体"/>
-                <w:sz w:val="18"/>
-                <w:szCs w:val="18"/>
-              </w:rPr>
-            </w:pPr>
-            <w:r>
-              <w:rPr>
-                <w:rFonts w:ascii="宋体" w:hAnsi="宋体" w:eastAsia="宋体" w:cs="宋体"/>
+                <w:rFonts w:ascii="宋体" w:eastAsia="宋体" w:hAnsi="宋体" w:cs="宋体"/>
+                <w:sz w:val="18"/>
+                <w:szCs w:val="18"/>
+              </w:rPr>
+            </w:pPr>
+            <w:r>
+              <w:rPr>
+                <w:rFonts w:ascii="宋体" w:eastAsia="宋体" w:hAnsi="宋体" w:cs="宋体"/>
                 <w:b/>
                 <w:bCs/>
                 <w:spacing w:val="-2"/>
@@ -4782,7 +4659,7 @@
             </w:r>
             <w:r>
               <w:rPr>
-                <w:rFonts w:ascii="宋体" w:hAnsi="宋体" w:eastAsia="宋体" w:cs="宋体"/>
+                <w:rFonts w:ascii="宋体" w:eastAsia="宋体" w:hAnsi="宋体" w:cs="宋体"/>
                 <w:spacing w:val="62"/>
                 <w:sz w:val="18"/>
                 <w:szCs w:val="18"/>
@@ -4791,7 +4668,7 @@
             </w:r>
             <w:r>
               <w:rPr>
-                <w:rFonts w:ascii="宋体" w:hAnsi="宋体" w:eastAsia="宋体" w:cs="宋体"/>
+                <w:rFonts w:ascii="宋体" w:eastAsia="宋体" w:hAnsi="宋体" w:cs="宋体"/>
                 <w:b/>
                 <w:bCs/>
                 <w:spacing w:val="-2"/>
@@ -4825,14 +4702,14 @@
               <w:ind w:left="1827"/>
               <w:textAlignment w:val="baseline"/>
               <w:rPr>
-                <w:rFonts w:ascii="宋体" w:hAnsi="宋体" w:eastAsia="宋体" w:cs="宋体"/>
-                <w:sz w:val="18"/>
-                <w:szCs w:val="18"/>
-              </w:rPr>
-            </w:pPr>
-            <w:r>
-              <w:rPr>
-                <w:rFonts w:ascii="宋体" w:hAnsi="宋体" w:eastAsia="宋体" w:cs="宋体"/>
+                <w:rFonts w:ascii="宋体" w:eastAsia="宋体" w:hAnsi="宋体" w:cs="宋体"/>
+                <w:sz w:val="18"/>
+                <w:szCs w:val="18"/>
+              </w:rPr>
+            </w:pPr>
+            <w:r>
+              <w:rPr>
+                <w:rFonts w:ascii="宋体" w:eastAsia="宋体" w:hAnsi="宋体" w:cs="宋体"/>
                 <w:b/>
                 <w:bCs/>
                 <w:spacing w:val="-3"/>
@@ -4866,14 +4743,14 @@
               <w:ind w:left="1336"/>
               <w:textAlignment w:val="baseline"/>
               <w:rPr>
-                <w:rFonts w:ascii="宋体" w:hAnsi="宋体" w:eastAsia="宋体" w:cs="宋体"/>
-                <w:sz w:val="18"/>
-                <w:szCs w:val="18"/>
-              </w:rPr>
-            </w:pPr>
-            <w:r>
-              <w:rPr>
-                <w:rFonts w:ascii="宋体" w:hAnsi="宋体" w:eastAsia="宋体" w:cs="宋体"/>
+                <w:rFonts w:ascii="宋体" w:eastAsia="宋体" w:hAnsi="宋体" w:cs="宋体"/>
+                <w:sz w:val="18"/>
+                <w:szCs w:val="18"/>
+              </w:rPr>
+            </w:pPr>
+            <w:r>
+              <w:rPr>
+                <w:rFonts w:ascii="宋体" w:eastAsia="宋体" w:hAnsi="宋体" w:cs="宋体"/>
                 <w:b/>
                 <w:bCs/>
                 <w:spacing w:val="-4"/>
@@ -4912,7 +4789,7 @@
               <w:jc w:val="center"/>
               <w:textAlignment w:val="baseline"/>
               <w:rPr>
-                <w:rFonts w:hint="eastAsia" w:ascii="宋体" w:hAnsi="宋体" w:eastAsia="宋体" w:cs="宋体"/>
+                <w:rFonts w:ascii="宋体" w:eastAsia="宋体" w:hAnsi="宋体" w:cs="宋体" w:hint="eastAsia"/>
                 <w:sz w:val="18"/>
                 <w:szCs w:val="18"/>
                 <w:lang w:val="en-US" w:eastAsia="zh-CN"/>
@@ -4920,7 +4797,7 @@
             </w:pPr>
             <w:r>
               <w:rPr>
-                <w:rFonts w:ascii="宋体" w:hAnsi="宋体" w:eastAsia="宋体" w:cs="宋体"/>
+                <w:rFonts w:ascii="宋体" w:eastAsia="宋体" w:hAnsi="宋体" w:cs="宋体"/>
                 <w:b/>
                 <w:bCs/>
                 <w:spacing w:val="38"/>
@@ -4931,7 +4808,7 @@
             </w:r>
             <w:r>
               <w:rPr>
-                <w:rFonts w:hint="eastAsia" w:ascii="宋体" w:hAnsi="宋体" w:eastAsia="宋体" w:cs="宋体"/>
+                <w:rFonts w:ascii="宋体" w:eastAsia="宋体" w:hAnsi="宋体" w:cs="宋体" w:hint="eastAsia"/>
                 <w:b/>
                 <w:bCs/>
                 <w:spacing w:val="38"/>
@@ -4970,14 +4847,14 @@
               <w:ind w:left="553"/>
               <w:textAlignment w:val="baseline"/>
               <w:rPr>
-                <w:rFonts w:ascii="宋体" w:hAnsi="宋体" w:eastAsia="宋体" w:cs="宋体"/>
-                <w:sz w:val="18"/>
-                <w:szCs w:val="18"/>
-              </w:rPr>
-            </w:pPr>
-            <w:r>
-              <w:rPr>
-                <w:rFonts w:ascii="宋体" w:hAnsi="宋体" w:eastAsia="宋体" w:cs="宋体"/>
+                <w:rFonts w:ascii="宋体" w:eastAsia="宋体" w:hAnsi="宋体" w:cs="宋体"/>
+                <w:sz w:val="18"/>
+                <w:szCs w:val="18"/>
+              </w:rPr>
+            </w:pPr>
+            <w:r>
+              <w:rPr>
+                <w:rFonts w:ascii="宋体" w:eastAsia="宋体" w:hAnsi="宋体" w:cs="宋体"/>
                 <w:b/>
                 <w:bCs/>
                 <w:spacing w:val="24"/>
@@ -4991,14 +4868,9 @@
       </w:tr>
       <w:tr>
         <w:tblPrEx>
-          <w:tblBorders>
-            <w:top w:val="single" w:color="000000" w:sz="4" w:space="0"/>
-            <w:left w:val="single" w:color="000000" w:sz="4" w:space="0"/>
-            <w:bottom w:val="single" w:color="000000" w:sz="4" w:space="0"/>
-            <w:right w:val="single" w:color="000000" w:sz="4" w:space="0"/>
-            <w:insideH w:val="single" w:color="000000" w:sz="4" w:space="0"/>
-            <w:insideV w:val="single" w:color="000000" w:sz="4" w:space="0"/>
-          </w:tblBorders>
+          <w:tblW w:w="8763" w:type="dxa"/>
+          <w:jc w:val="center"/>
+          <w:tblLayout w:type="fixed"/>
           <w:tblCellMar>
             <w:top w:w="0" w:type="dxa"/>
             <w:left w:w="0" w:type="dxa"/>
@@ -5007,13 +4879,13 @@
           </w:tblCellMar>
         </w:tblPrEx>
         <w:trPr>
-          <w:trHeight w:val="1113" w:hRule="atLeast"/>
+          <w:trHeight w:val="1113"/>
           <w:jc w:val="center"/>
         </w:trPr>
         <w:tc>
           <w:tcPr>
             <w:tcW w:w="797" w:type="dxa"/>
-            <w:vMerge w:val="continue"/>
+            <w:vMerge/>
             <w:tcBorders>
               <w:top w:val="nil"/>
             </w:tcBorders>
@@ -5021,7 +4893,7 @@
           </w:tcPr>
           <w:p>
             <w:pPr>
-              <w:pStyle w:val="27"/>
+              <w:pStyle w:val="TableText"/>
               <w:keepNext w:val="0"/>
               <w:keepLines w:val="0"/>
               <w:pageBreakBefore w:val="0"/>
@@ -5060,14 +4932,14 @@
               <w:ind w:left="129" w:right="129"/>
               <w:textAlignment w:val="baseline"/>
               <w:rPr>
-                <w:rFonts w:ascii="宋体" w:hAnsi="宋体" w:eastAsia="宋体" w:cs="宋体"/>
-                <w:sz w:val="18"/>
-                <w:szCs w:val="18"/>
-              </w:rPr>
-            </w:pPr>
-            <w:r>
-              <w:rPr>
-                <w:rFonts w:ascii="宋体" w:hAnsi="宋体" w:eastAsia="宋体" w:cs="宋体"/>
+                <w:rFonts w:ascii="宋体" w:eastAsia="宋体" w:hAnsi="宋体" w:cs="宋体"/>
+                <w:sz w:val="18"/>
+                <w:szCs w:val="18"/>
+              </w:rPr>
+            </w:pPr>
+            <w:r>
+              <w:rPr>
+                <w:rFonts w:ascii="宋体" w:eastAsia="宋体" w:hAnsi="宋体" w:cs="宋体"/>
                 <w:b/>
                 <w:bCs/>
                 <w:spacing w:val="-6"/>
@@ -5101,14 +4973,14 @@
               <w:ind w:left="213"/>
               <w:textAlignment w:val="baseline"/>
               <w:rPr>
-                <w:rFonts w:ascii="宋体" w:hAnsi="宋体" w:eastAsia="宋体" w:cs="宋体"/>
-                <w:sz w:val="18"/>
-                <w:szCs w:val="18"/>
-              </w:rPr>
-            </w:pPr>
-            <w:r>
-              <w:rPr>
-                <w:rFonts w:ascii="宋体" w:hAnsi="宋体" w:eastAsia="宋体" w:cs="宋体"/>
+                <w:rFonts w:ascii="宋体" w:eastAsia="宋体" w:hAnsi="宋体" w:cs="宋体"/>
+                <w:sz w:val="18"/>
+                <w:szCs w:val="18"/>
+              </w:rPr>
+            </w:pPr>
+            <w:r>
+              <w:rPr>
+                <w:rFonts w:ascii="宋体" w:eastAsia="宋体" w:hAnsi="宋体" w:cs="宋体"/>
                 <w:b/>
                 <w:bCs/>
                 <w:spacing w:val="-2"/>
@@ -5119,7 +4991,7 @@
             </w:r>
             <w:r>
               <w:rPr>
-                <w:rFonts w:ascii="宋体" w:hAnsi="宋体" w:eastAsia="宋体" w:cs="宋体"/>
+                <w:rFonts w:ascii="宋体" w:eastAsia="宋体" w:hAnsi="宋体" w:cs="宋体"/>
                 <w:spacing w:val="62"/>
                 <w:sz w:val="18"/>
                 <w:szCs w:val="18"/>
@@ -5128,7 +5000,7 @@
             </w:r>
             <w:r>
               <w:rPr>
-                <w:rFonts w:ascii="宋体" w:hAnsi="宋体" w:eastAsia="宋体" w:cs="宋体"/>
+                <w:rFonts w:ascii="宋体" w:eastAsia="宋体" w:hAnsi="宋体" w:cs="宋体"/>
                 <w:b/>
                 <w:bCs/>
                 <w:spacing w:val="-2"/>
@@ -5162,14 +5034,14 @@
               <w:ind w:left="213"/>
               <w:textAlignment w:val="baseline"/>
               <w:rPr>
-                <w:rFonts w:ascii="宋体" w:hAnsi="宋体" w:eastAsia="宋体" w:cs="宋体"/>
-                <w:sz w:val="18"/>
-                <w:szCs w:val="18"/>
-              </w:rPr>
-            </w:pPr>
-            <w:r>
-              <w:rPr>
-                <w:rFonts w:ascii="宋体" w:hAnsi="宋体" w:eastAsia="宋体" w:cs="宋体"/>
+                <w:rFonts w:ascii="宋体" w:eastAsia="宋体" w:hAnsi="宋体" w:cs="宋体"/>
+                <w:sz w:val="18"/>
+                <w:szCs w:val="18"/>
+              </w:rPr>
+            </w:pPr>
+            <w:r>
+              <w:rPr>
+                <w:rFonts w:ascii="宋体" w:eastAsia="宋体" w:hAnsi="宋体" w:cs="宋体"/>
                 <w:b/>
                 <w:bCs/>
                 <w:spacing w:val="-2"/>
@@ -5180,7 +5052,7 @@
             </w:r>
             <w:r>
               <w:rPr>
-                <w:rFonts w:ascii="宋体" w:hAnsi="宋体" w:eastAsia="宋体" w:cs="宋体"/>
+                <w:rFonts w:ascii="宋体" w:eastAsia="宋体" w:hAnsi="宋体" w:cs="宋体"/>
                 <w:spacing w:val="62"/>
                 <w:sz w:val="18"/>
                 <w:szCs w:val="18"/>
@@ -5189,7 +5061,7 @@
             </w:r>
             <w:r>
               <w:rPr>
-                <w:rFonts w:ascii="宋体" w:hAnsi="宋体" w:eastAsia="宋体" w:cs="宋体"/>
+                <w:rFonts w:ascii="宋体" w:eastAsia="宋体" w:hAnsi="宋体" w:cs="宋体"/>
                 <w:b/>
                 <w:bCs/>
                 <w:spacing w:val="-2"/>
@@ -5223,14 +5095,14 @@
               <w:ind w:left="213"/>
               <w:textAlignment w:val="baseline"/>
               <w:rPr>
-                <w:rFonts w:ascii="宋体" w:hAnsi="宋体" w:eastAsia="宋体" w:cs="宋体"/>
-                <w:sz w:val="18"/>
-                <w:szCs w:val="18"/>
-              </w:rPr>
-            </w:pPr>
-            <w:r>
-              <w:rPr>
-                <w:rFonts w:ascii="宋体" w:hAnsi="宋体" w:eastAsia="宋体" w:cs="宋体"/>
+                <w:rFonts w:ascii="宋体" w:eastAsia="宋体" w:hAnsi="宋体" w:cs="宋体"/>
+                <w:sz w:val="18"/>
+                <w:szCs w:val="18"/>
+              </w:rPr>
+            </w:pPr>
+            <w:r>
+              <w:rPr>
+                <w:rFonts w:ascii="宋体" w:eastAsia="宋体" w:hAnsi="宋体" w:cs="宋体"/>
                 <w:b/>
                 <w:bCs/>
                 <w:spacing w:val="-2"/>
@@ -5241,7 +5113,7 @@
             </w:r>
             <w:r>
               <w:rPr>
-                <w:rFonts w:ascii="宋体" w:hAnsi="宋体" w:eastAsia="宋体" w:cs="宋体"/>
+                <w:rFonts w:ascii="宋体" w:eastAsia="宋体" w:hAnsi="宋体" w:cs="宋体"/>
                 <w:spacing w:val="62"/>
                 <w:sz w:val="18"/>
                 <w:szCs w:val="18"/>
@@ -5250,7 +5122,7 @@
             </w:r>
             <w:r>
               <w:rPr>
-                <w:rFonts w:ascii="宋体" w:hAnsi="宋体" w:eastAsia="宋体" w:cs="宋体"/>
+                <w:rFonts w:ascii="宋体" w:eastAsia="宋体" w:hAnsi="宋体" w:cs="宋体"/>
                 <w:b/>
                 <w:bCs/>
                 <w:spacing w:val="-2"/>
@@ -5284,14 +5156,14 @@
               <w:ind w:left="213"/>
               <w:textAlignment w:val="baseline"/>
               <w:rPr>
-                <w:rFonts w:ascii="宋体" w:hAnsi="宋体" w:eastAsia="宋体" w:cs="宋体"/>
-                <w:sz w:val="18"/>
-                <w:szCs w:val="18"/>
-              </w:rPr>
-            </w:pPr>
-            <w:r>
-              <w:rPr>
-                <w:rFonts w:ascii="宋体" w:hAnsi="宋体" w:eastAsia="宋体" w:cs="宋体"/>
+                <w:rFonts w:ascii="宋体" w:eastAsia="宋体" w:hAnsi="宋体" w:cs="宋体"/>
+                <w:sz w:val="18"/>
+                <w:szCs w:val="18"/>
+              </w:rPr>
+            </w:pPr>
+            <w:r>
+              <w:rPr>
+                <w:rFonts w:ascii="宋体" w:eastAsia="宋体" w:hAnsi="宋体" w:cs="宋体"/>
                 <w:b/>
                 <w:bCs/>
                 <w:spacing w:val="-2"/>
@@ -5302,7 +5174,7 @@
             </w:r>
             <w:r>
               <w:rPr>
-                <w:rFonts w:ascii="宋体" w:hAnsi="宋体" w:eastAsia="宋体" w:cs="宋体"/>
+                <w:rFonts w:ascii="宋体" w:eastAsia="宋体" w:hAnsi="宋体" w:cs="宋体"/>
                 <w:spacing w:val="62"/>
                 <w:sz w:val="18"/>
                 <w:szCs w:val="18"/>
@@ -5311,7 +5183,7 @@
             </w:r>
             <w:r>
               <w:rPr>
-                <w:rFonts w:ascii="宋体" w:hAnsi="宋体" w:eastAsia="宋体" w:cs="宋体"/>
+                <w:rFonts w:ascii="宋体" w:eastAsia="宋体" w:hAnsi="宋体" w:cs="宋体"/>
                 <w:b/>
                 <w:bCs/>
                 <w:spacing w:val="-2"/>
@@ -5344,14 +5216,14 @@
               <w:ind w:left="134" w:right="125" w:hanging="4"/>
               <w:textAlignment w:val="baseline"/>
               <w:rPr>
-                <w:rFonts w:ascii="宋体" w:hAnsi="宋体" w:eastAsia="宋体" w:cs="宋体"/>
-                <w:sz w:val="18"/>
-                <w:szCs w:val="18"/>
-              </w:rPr>
-            </w:pPr>
-            <w:r>
-              <w:rPr>
-                <w:rFonts w:ascii="宋体" w:hAnsi="宋体" w:eastAsia="宋体" w:cs="宋体"/>
+                <w:rFonts w:ascii="宋体" w:eastAsia="宋体" w:hAnsi="宋体" w:cs="宋体"/>
+                <w:sz w:val="18"/>
+                <w:szCs w:val="18"/>
+              </w:rPr>
+            </w:pPr>
+            <w:r>
+              <w:rPr>
+                <w:rFonts w:ascii="宋体" w:eastAsia="宋体" w:hAnsi="宋体" w:cs="宋体"/>
                 <w:b/>
                 <w:bCs/>
                 <w:spacing w:val="-6"/>
@@ -5362,7 +5234,7 @@
             </w:r>
             <w:r>
               <w:rPr>
-                <w:rFonts w:ascii="宋体" w:hAnsi="宋体" w:eastAsia="宋体" w:cs="宋体"/>
+                <w:rFonts w:ascii="宋体" w:eastAsia="宋体" w:hAnsi="宋体" w:cs="宋体"/>
                 <w:b/>
                 <w:bCs/>
                 <w:spacing w:val="-8"/>
@@ -5395,14 +5267,14 @@
               <w:ind w:left="129" w:right="124" w:firstLine="1"/>
               <w:textAlignment w:val="baseline"/>
               <w:rPr>
-                <w:rFonts w:ascii="宋体" w:hAnsi="宋体" w:eastAsia="宋体" w:cs="宋体"/>
-                <w:sz w:val="18"/>
-                <w:szCs w:val="18"/>
-              </w:rPr>
-            </w:pPr>
-            <w:r>
-              <w:rPr>
-                <w:rFonts w:ascii="宋体" w:hAnsi="宋体" w:eastAsia="宋体" w:cs="宋体"/>
+                <w:rFonts w:ascii="宋体" w:eastAsia="宋体" w:hAnsi="宋体" w:cs="宋体"/>
+                <w:sz w:val="18"/>
+                <w:szCs w:val="18"/>
+              </w:rPr>
+            </w:pPr>
+            <w:r>
+              <w:rPr>
+                <w:rFonts w:ascii="宋体" w:eastAsia="宋体" w:hAnsi="宋体" w:cs="宋体"/>
                 <w:b/>
                 <w:bCs/>
                 <w:spacing w:val="-6"/>
@@ -5413,7 +5285,7 @@
             </w:r>
             <w:r>
               <w:rPr>
-                <w:rFonts w:ascii="宋体" w:hAnsi="宋体" w:eastAsia="宋体" w:cs="宋体"/>
+                <w:rFonts w:ascii="宋体" w:eastAsia="宋体" w:hAnsi="宋体" w:cs="宋体"/>
                 <w:b/>
                 <w:bCs/>
                 <w:spacing w:val="-5"/>
@@ -5446,14 +5318,14 @@
               <w:ind w:left="139" w:right="123" w:hanging="4"/>
               <w:textAlignment w:val="baseline"/>
               <w:rPr>
-                <w:rFonts w:ascii="宋体" w:hAnsi="宋体" w:eastAsia="宋体" w:cs="宋体"/>
-                <w:sz w:val="18"/>
-                <w:szCs w:val="18"/>
-              </w:rPr>
-            </w:pPr>
-            <w:r>
-              <w:rPr>
-                <w:rFonts w:ascii="宋体" w:hAnsi="宋体" w:eastAsia="宋体" w:cs="宋体"/>
+                <w:rFonts w:ascii="宋体" w:eastAsia="宋体" w:hAnsi="宋体" w:cs="宋体"/>
+                <w:sz w:val="18"/>
+                <w:szCs w:val="18"/>
+              </w:rPr>
+            </w:pPr>
+            <w:r>
+              <w:rPr>
+                <w:rFonts w:ascii="宋体" w:eastAsia="宋体" w:hAnsi="宋体" w:cs="宋体"/>
                 <w:b/>
                 <w:bCs/>
                 <w:spacing w:val="-7"/>
@@ -5464,7 +5336,7 @@
             </w:r>
             <w:r>
               <w:rPr>
-                <w:rFonts w:ascii="宋体" w:hAnsi="宋体" w:eastAsia="宋体" w:cs="宋体"/>
+                <w:rFonts w:ascii="宋体" w:eastAsia="宋体" w:hAnsi="宋体" w:cs="宋体"/>
                 <w:b/>
                 <w:bCs/>
                 <w:spacing w:val="-10"/>
@@ -5498,14 +5370,14 @@
               <w:ind w:left="213"/>
               <w:textAlignment w:val="baseline"/>
               <w:rPr>
-                <w:rFonts w:ascii="宋体" w:hAnsi="宋体" w:eastAsia="宋体" w:cs="宋体"/>
-                <w:sz w:val="18"/>
-                <w:szCs w:val="18"/>
-              </w:rPr>
-            </w:pPr>
-            <w:r>
-              <w:rPr>
-                <w:rFonts w:ascii="宋体" w:hAnsi="宋体" w:eastAsia="宋体" w:cs="宋体"/>
+                <w:rFonts w:ascii="宋体" w:eastAsia="宋体" w:hAnsi="宋体" w:cs="宋体"/>
+                <w:sz w:val="18"/>
+                <w:szCs w:val="18"/>
+              </w:rPr>
+            </w:pPr>
+            <w:r>
+              <w:rPr>
+                <w:rFonts w:ascii="宋体" w:eastAsia="宋体" w:hAnsi="宋体" w:cs="宋体"/>
                 <w:b/>
                 <w:bCs/>
                 <w:spacing w:val="-2"/>
@@ -5516,7 +5388,7 @@
             </w:r>
             <w:r>
               <w:rPr>
-                <w:rFonts w:ascii="宋体" w:hAnsi="宋体" w:eastAsia="宋体" w:cs="宋体"/>
+                <w:rFonts w:ascii="宋体" w:eastAsia="宋体" w:hAnsi="宋体" w:cs="宋体"/>
                 <w:spacing w:val="62"/>
                 <w:sz w:val="18"/>
                 <w:szCs w:val="18"/>
@@ -5525,7 +5397,7 @@
             </w:r>
             <w:r>
               <w:rPr>
-                <w:rFonts w:ascii="宋体" w:hAnsi="宋体" w:eastAsia="宋体" w:cs="宋体"/>
+                <w:rFonts w:ascii="宋体" w:eastAsia="宋体" w:hAnsi="宋体" w:cs="宋体"/>
                 <w:b/>
                 <w:bCs/>
                 <w:spacing w:val="-2"/>
@@ -5558,14 +5430,14 @@
               <w:ind w:left="175"/>
               <w:textAlignment w:val="baseline"/>
               <w:rPr>
-                <w:rFonts w:ascii="宋体" w:hAnsi="宋体" w:eastAsia="宋体" w:cs="宋体"/>
-                <w:sz w:val="18"/>
-                <w:szCs w:val="18"/>
-              </w:rPr>
-            </w:pPr>
-            <w:r>
-              <w:rPr>
-                <w:rFonts w:ascii="宋体" w:hAnsi="宋体" w:eastAsia="宋体" w:cs="宋体"/>
+                <w:rFonts w:ascii="宋体" w:eastAsia="宋体" w:hAnsi="宋体" w:cs="宋体"/>
+                <w:sz w:val="18"/>
+                <w:szCs w:val="18"/>
+              </w:rPr>
+            </w:pPr>
+            <w:r>
+              <w:rPr>
+                <w:rFonts w:ascii="宋体" w:eastAsia="宋体" w:hAnsi="宋体" w:cs="宋体"/>
                 <w:b/>
                 <w:bCs/>
                 <w:spacing w:val="-10"/>
@@ -5593,14 +5465,14 @@
               <w:ind w:left="259" w:right="155" w:hanging="93"/>
               <w:textAlignment w:val="baseline"/>
               <w:rPr>
-                <w:rFonts w:ascii="宋体" w:hAnsi="宋体" w:eastAsia="宋体" w:cs="宋体"/>
-                <w:sz w:val="18"/>
-                <w:szCs w:val="18"/>
-              </w:rPr>
-            </w:pPr>
-            <w:r>
-              <w:rPr>
-                <w:rFonts w:ascii="宋体" w:hAnsi="宋体" w:eastAsia="宋体" w:cs="宋体"/>
+                <w:rFonts w:ascii="宋体" w:eastAsia="宋体" w:hAnsi="宋体" w:cs="宋体"/>
+                <w:sz w:val="18"/>
+                <w:szCs w:val="18"/>
+              </w:rPr>
+            </w:pPr>
+            <w:r>
+              <w:rPr>
+                <w:rFonts w:ascii="宋体" w:eastAsia="宋体" w:hAnsi="宋体" w:cs="宋体"/>
                 <w:b/>
                 <w:bCs/>
                 <w:spacing w:val="-5"/>
@@ -5611,7 +5483,7 @@
             </w:r>
             <w:r>
               <w:rPr>
-                <w:rFonts w:ascii="宋体" w:hAnsi="宋体" w:eastAsia="宋体" w:cs="宋体"/>
+                <w:rFonts w:ascii="宋体" w:eastAsia="宋体" w:hAnsi="宋体" w:cs="宋体"/>
                 <w:b/>
                 <w:bCs/>
                 <w:spacing w:val="-2"/>
@@ -5644,14 +5516,14 @@
               <w:ind w:left="170"/>
               <w:textAlignment w:val="baseline"/>
               <w:rPr>
-                <w:rFonts w:ascii="宋体" w:hAnsi="宋体" w:eastAsia="宋体" w:cs="宋体"/>
-                <w:sz w:val="18"/>
-                <w:szCs w:val="18"/>
-              </w:rPr>
-            </w:pPr>
-            <w:r>
-              <w:rPr>
-                <w:rFonts w:ascii="宋体" w:hAnsi="宋体" w:eastAsia="宋体" w:cs="宋体"/>
+                <w:rFonts w:ascii="宋体" w:eastAsia="宋体" w:hAnsi="宋体" w:cs="宋体"/>
+                <w:sz w:val="18"/>
+                <w:szCs w:val="18"/>
+              </w:rPr>
+            </w:pPr>
+            <w:r>
+              <w:rPr>
+                <w:rFonts w:ascii="宋体" w:eastAsia="宋体" w:hAnsi="宋体" w:cs="宋体"/>
                 <w:b/>
                 <w:bCs/>
                 <w:spacing w:val="-6"/>
@@ -5679,14 +5551,14 @@
               <w:ind w:left="258" w:right="157" w:hanging="74"/>
               <w:textAlignment w:val="baseline"/>
               <w:rPr>
-                <w:rFonts w:ascii="宋体" w:hAnsi="宋体" w:eastAsia="宋体" w:cs="宋体"/>
-                <w:sz w:val="18"/>
-                <w:szCs w:val="18"/>
-              </w:rPr>
-            </w:pPr>
-            <w:r>
-              <w:rPr>
-                <w:rFonts w:ascii="宋体" w:hAnsi="宋体" w:eastAsia="宋体" w:cs="宋体"/>
+                <w:rFonts w:ascii="宋体" w:eastAsia="宋体" w:hAnsi="宋体" w:cs="宋体"/>
+                <w:sz w:val="18"/>
+                <w:szCs w:val="18"/>
+              </w:rPr>
+            </w:pPr>
+            <w:r>
+              <w:rPr>
+                <w:rFonts w:ascii="宋体" w:eastAsia="宋体" w:hAnsi="宋体" w:cs="宋体"/>
                 <w:b/>
                 <w:bCs/>
                 <w:spacing w:val="-13"/>
@@ -5697,7 +5569,7 @@
             </w:r>
             <w:r>
               <w:rPr>
-                <w:rFonts w:ascii="宋体" w:hAnsi="宋体" w:eastAsia="宋体" w:cs="宋体"/>
+                <w:rFonts w:ascii="宋体" w:eastAsia="宋体" w:hAnsi="宋体" w:cs="宋体"/>
                 <w:b/>
                 <w:bCs/>
                 <w:spacing w:val="-2"/>
@@ -5730,14 +5602,14 @@
               <w:ind w:left="136" w:right="120" w:firstLine="2"/>
               <w:textAlignment w:val="baseline"/>
               <w:rPr>
-                <w:rFonts w:ascii="宋体" w:hAnsi="宋体" w:eastAsia="宋体" w:cs="宋体"/>
-                <w:sz w:val="18"/>
-                <w:szCs w:val="18"/>
-              </w:rPr>
-            </w:pPr>
-            <w:r>
-              <w:rPr>
-                <w:rFonts w:ascii="宋体" w:hAnsi="宋体" w:eastAsia="宋体" w:cs="宋体"/>
+                <w:rFonts w:ascii="宋体" w:eastAsia="宋体" w:hAnsi="宋体" w:cs="宋体"/>
+                <w:sz w:val="18"/>
+                <w:szCs w:val="18"/>
+              </w:rPr>
+            </w:pPr>
+            <w:r>
+              <w:rPr>
+                <w:rFonts w:ascii="宋体" w:eastAsia="宋体" w:hAnsi="宋体" w:cs="宋体"/>
                 <w:b/>
                 <w:bCs/>
                 <w:spacing w:val="-7"/>
@@ -5748,7 +5620,7 @@
             </w:r>
             <w:r>
               <w:rPr>
-                <w:rFonts w:ascii="宋体" w:hAnsi="宋体" w:eastAsia="宋体" w:cs="宋体"/>
+                <w:rFonts w:ascii="宋体" w:eastAsia="宋体" w:hAnsi="宋体" w:cs="宋体"/>
                 <w:b/>
                 <w:bCs/>
                 <w:spacing w:val="-6"/>
@@ -5762,7 +5634,7 @@
         <w:tc>
           <w:tcPr>
             <w:tcW w:w="554" w:type="dxa"/>
-            <w:vMerge w:val="continue"/>
+            <w:vMerge/>
             <w:tcBorders>
               <w:top w:val="nil"/>
             </w:tcBorders>
@@ -5770,7 +5642,7 @@
           </w:tcPr>
           <w:p>
             <w:pPr>
-              <w:pStyle w:val="27"/>
+              <w:pStyle w:val="TableText"/>
               <w:keepNext w:val="0"/>
               <w:keepLines w:val="0"/>
               <w:pageBreakBefore w:val="0"/>
@@ -5790,7 +5662,7 @@
         <w:tc>
           <w:tcPr>
             <w:tcW w:w="491" w:type="dxa"/>
-            <w:vMerge w:val="continue"/>
+            <w:vMerge/>
             <w:tcBorders>
               <w:top w:val="nil"/>
             </w:tcBorders>
@@ -5798,7 +5670,7 @@
           </w:tcPr>
           <w:p>
             <w:pPr>
-              <w:pStyle w:val="27"/>
+              <w:pStyle w:val="TableText"/>
               <w:keepNext w:val="0"/>
               <w:keepLines w:val="0"/>
               <w:pageBreakBefore w:val="0"/>
@@ -5818,14 +5690,9 @@
       </w:tr>
       <w:tr>
         <w:tblPrEx>
-          <w:tblBorders>
-            <w:top w:val="single" w:color="000000" w:sz="4" w:space="0"/>
-            <w:left w:val="single" w:color="000000" w:sz="4" w:space="0"/>
-            <w:bottom w:val="single" w:color="000000" w:sz="4" w:space="0"/>
-            <w:right w:val="single" w:color="000000" w:sz="4" w:space="0"/>
-            <w:insideH w:val="single" w:color="000000" w:sz="4" w:space="0"/>
-            <w:insideV w:val="single" w:color="000000" w:sz="4" w:space="0"/>
-          </w:tblBorders>
+          <w:tblW w:w="8763" w:type="dxa"/>
+          <w:jc w:val="center"/>
+          <w:tblLayout w:type="fixed"/>
           <w:tblCellMar>
             <w:top w:w="0" w:type="dxa"/>
             <w:left w:w="0" w:type="dxa"/>
@@ -5834,7 +5701,7 @@
           </w:tblCellMar>
         </w:tblPrEx>
         <w:trPr>
-          <w:trHeight w:val="331" w:hRule="atLeast"/>
+          <w:trHeight w:val="331"/>
           <w:jc w:val="center"/>
         </w:trPr>
         <w:tc>
@@ -5859,14 +5726,14 @@
               <w:jc w:val="right"/>
               <w:textAlignment w:val="baseline"/>
               <w:rPr>
-                <w:rFonts w:ascii="宋体" w:hAnsi="宋体" w:eastAsia="宋体" w:cs="宋体"/>
-                <w:sz w:val="18"/>
-                <w:szCs w:val="18"/>
-              </w:rPr>
-            </w:pPr>
-            <w:r>
-              <w:rPr>
-                <w:rFonts w:ascii="宋体" w:hAnsi="宋体" w:eastAsia="宋体" w:cs="宋体"/>
+                <w:rFonts w:ascii="宋体" w:eastAsia="宋体" w:hAnsi="宋体" w:cs="宋体"/>
+                <w:sz w:val="18"/>
+                <w:szCs w:val="18"/>
+              </w:rPr>
+            </w:pPr>
+            <w:r>
+              <w:rPr>
+                <w:rFonts w:ascii="宋体" w:eastAsia="宋体" w:hAnsi="宋体" w:cs="宋体"/>
                 <w:b/>
                 <w:bCs/>
                 <w:spacing w:val="-29"/>
@@ -5899,14 +5766,14 @@
               <w:ind w:left="232"/>
               <w:textAlignment w:val="baseline"/>
               <w:rPr>
-                <w:rFonts w:ascii="宋体" w:hAnsi="宋体" w:eastAsia="宋体" w:cs="宋体"/>
-                <w:sz w:val="18"/>
-                <w:szCs w:val="18"/>
-              </w:rPr>
-            </w:pPr>
-            <w:r>
-              <w:rPr>
-                <w:rFonts w:ascii="宋体" w:hAnsi="宋体" w:eastAsia="宋体" w:cs="宋体"/>
+                <w:rFonts w:ascii="宋体" w:eastAsia="宋体" w:hAnsi="宋体" w:cs="宋体"/>
+                <w:sz w:val="18"/>
+                <w:szCs w:val="18"/>
+              </w:rPr>
+            </w:pPr>
+            <w:r>
+              <w:rPr>
+                <w:rFonts w:ascii="宋体" w:eastAsia="宋体" w:hAnsi="宋体" w:cs="宋体"/>
                 <w:spacing w:val="-6"/>
                 <w:sz w:val="18"/>
                 <w:szCs w:val="18"/>
@@ -5937,14 +5804,14 @@
               <w:ind w:left="203"/>
               <w:textAlignment w:val="baseline"/>
               <w:rPr>
-                <w:rFonts w:ascii="宋体" w:hAnsi="宋体" w:eastAsia="宋体" w:cs="宋体"/>
-                <w:sz w:val="18"/>
-                <w:szCs w:val="18"/>
-              </w:rPr>
-            </w:pPr>
-            <w:r>
-              <w:rPr>
-                <w:rFonts w:ascii="宋体" w:hAnsi="宋体" w:eastAsia="宋体" w:cs="宋体"/>
+                <w:rFonts w:ascii="宋体" w:eastAsia="宋体" w:hAnsi="宋体" w:cs="宋体"/>
+                <w:sz w:val="18"/>
+                <w:szCs w:val="18"/>
+              </w:rPr>
+            </w:pPr>
+            <w:r>
+              <w:rPr>
+                <w:rFonts w:ascii="宋体" w:eastAsia="宋体" w:hAnsi="宋体" w:cs="宋体"/>
                 <w:sz w:val="18"/>
                 <w:szCs w:val="18"/>
               </w:rPr>
@@ -5974,14 +5841,14 @@
               <w:ind w:left="204"/>
               <w:textAlignment w:val="baseline"/>
               <w:rPr>
-                <w:rFonts w:ascii="宋体" w:hAnsi="宋体" w:eastAsia="宋体" w:cs="宋体"/>
-                <w:sz w:val="18"/>
-                <w:szCs w:val="18"/>
-              </w:rPr>
-            </w:pPr>
-            <w:r>
-              <w:rPr>
-                <w:rFonts w:ascii="宋体" w:hAnsi="宋体" w:eastAsia="宋体" w:cs="宋体"/>
+                <w:rFonts w:ascii="宋体" w:eastAsia="宋体" w:hAnsi="宋体" w:cs="宋体"/>
+                <w:sz w:val="18"/>
+                <w:szCs w:val="18"/>
+              </w:rPr>
+            </w:pPr>
+            <w:r>
+              <w:rPr>
+                <w:rFonts w:ascii="宋体" w:eastAsia="宋体" w:hAnsi="宋体" w:cs="宋体"/>
                 <w:sz w:val="18"/>
                 <w:szCs w:val="18"/>
               </w:rPr>
@@ -6011,14 +5878,14 @@
               <w:ind w:left="204"/>
               <w:textAlignment w:val="baseline"/>
               <w:rPr>
-                <w:rFonts w:ascii="宋体" w:hAnsi="宋体" w:eastAsia="宋体" w:cs="宋体"/>
-                <w:sz w:val="18"/>
-                <w:szCs w:val="18"/>
-              </w:rPr>
-            </w:pPr>
-            <w:r>
-              <w:rPr>
-                <w:rFonts w:ascii="宋体" w:hAnsi="宋体" w:eastAsia="宋体" w:cs="宋体"/>
+                <w:rFonts w:ascii="宋体" w:eastAsia="宋体" w:hAnsi="宋体" w:cs="宋体"/>
+                <w:sz w:val="18"/>
+                <w:szCs w:val="18"/>
+              </w:rPr>
+            </w:pPr>
+            <w:r>
+              <w:rPr>
+                <w:rFonts w:ascii="宋体" w:eastAsia="宋体" w:hAnsi="宋体" w:cs="宋体"/>
                 <w:sz w:val="18"/>
                 <w:szCs w:val="18"/>
               </w:rPr>
@@ -6048,14 +5915,14 @@
               <w:ind w:left="204"/>
               <w:textAlignment w:val="baseline"/>
               <w:rPr>
-                <w:rFonts w:ascii="宋体" w:hAnsi="宋体" w:eastAsia="宋体" w:cs="宋体"/>
-                <w:sz w:val="18"/>
-                <w:szCs w:val="18"/>
-              </w:rPr>
-            </w:pPr>
-            <w:r>
-              <w:rPr>
-                <w:rFonts w:ascii="宋体" w:hAnsi="宋体" w:eastAsia="宋体" w:cs="宋体"/>
+                <w:rFonts w:ascii="宋体" w:eastAsia="宋体" w:hAnsi="宋体" w:cs="宋体"/>
+                <w:sz w:val="18"/>
+                <w:szCs w:val="18"/>
+              </w:rPr>
+            </w:pPr>
+            <w:r>
+              <w:rPr>
+                <w:rFonts w:ascii="宋体" w:eastAsia="宋体" w:hAnsi="宋体" w:cs="宋体"/>
                 <w:sz w:val="18"/>
                 <w:szCs w:val="18"/>
               </w:rPr>
@@ -6085,14 +5952,14 @@
               <w:ind w:left="270"/>
               <w:textAlignment w:val="baseline"/>
               <w:rPr>
-                <w:rFonts w:ascii="宋体" w:hAnsi="宋体" w:eastAsia="宋体" w:cs="宋体"/>
-                <w:sz w:val="18"/>
-                <w:szCs w:val="18"/>
-              </w:rPr>
-            </w:pPr>
-            <w:r>
-              <w:rPr>
-                <w:rFonts w:ascii="宋体" w:hAnsi="宋体" w:eastAsia="宋体" w:cs="宋体"/>
+                <w:rFonts w:ascii="宋体" w:eastAsia="宋体" w:hAnsi="宋体" w:cs="宋体"/>
+                <w:sz w:val="18"/>
+                <w:szCs w:val="18"/>
+              </w:rPr>
+            </w:pPr>
+            <w:r>
+              <w:rPr>
+                <w:rFonts w:ascii="宋体" w:eastAsia="宋体" w:hAnsi="宋体" w:cs="宋体"/>
                 <w:sz w:val="18"/>
                 <w:szCs w:val="18"/>
               </w:rPr>
@@ -6122,14 +5989,14 @@
               <w:ind w:left="271"/>
               <w:textAlignment w:val="baseline"/>
               <w:rPr>
-                <w:rFonts w:ascii="宋体" w:hAnsi="宋体" w:eastAsia="宋体" w:cs="宋体"/>
-                <w:sz w:val="18"/>
-                <w:szCs w:val="18"/>
-              </w:rPr>
-            </w:pPr>
-            <w:r>
-              <w:rPr>
-                <w:rFonts w:ascii="宋体" w:hAnsi="宋体" w:eastAsia="宋体" w:cs="宋体"/>
+                <w:rFonts w:ascii="宋体" w:eastAsia="宋体" w:hAnsi="宋体" w:cs="宋体"/>
+                <w:sz w:val="18"/>
+                <w:szCs w:val="18"/>
+              </w:rPr>
+            </w:pPr>
+            <w:r>
+              <w:rPr>
+                <w:rFonts w:ascii="宋体" w:eastAsia="宋体" w:hAnsi="宋体" w:cs="宋体"/>
                 <w:sz w:val="18"/>
                 <w:szCs w:val="18"/>
               </w:rPr>
@@ -6159,14 +6026,14 @@
               <w:ind w:left="268"/>
               <w:textAlignment w:val="baseline"/>
               <w:rPr>
-                <w:rFonts w:ascii="宋体" w:hAnsi="宋体" w:eastAsia="宋体" w:cs="宋体"/>
-                <w:sz w:val="18"/>
-                <w:szCs w:val="18"/>
-              </w:rPr>
-            </w:pPr>
-            <w:r>
-              <w:rPr>
-                <w:rFonts w:ascii="宋体" w:hAnsi="宋体" w:eastAsia="宋体" w:cs="宋体"/>
+                <w:rFonts w:ascii="宋体" w:eastAsia="宋体" w:hAnsi="宋体" w:cs="宋体"/>
+                <w:sz w:val="18"/>
+                <w:szCs w:val="18"/>
+              </w:rPr>
+            </w:pPr>
+            <w:r>
+              <w:rPr>
+                <w:rFonts w:ascii="宋体" w:eastAsia="宋体" w:hAnsi="宋体" w:cs="宋体"/>
                 <w:sz w:val="18"/>
                 <w:szCs w:val="18"/>
               </w:rPr>
@@ -6196,14 +6063,14 @@
               <w:ind w:left="207"/>
               <w:textAlignment w:val="baseline"/>
               <w:rPr>
-                <w:rFonts w:ascii="宋体" w:hAnsi="宋体" w:eastAsia="宋体" w:cs="宋体"/>
-                <w:sz w:val="18"/>
-                <w:szCs w:val="18"/>
-              </w:rPr>
-            </w:pPr>
-            <w:r>
-              <w:rPr>
-                <w:rFonts w:ascii="宋体" w:hAnsi="宋体" w:eastAsia="宋体" w:cs="宋体"/>
+                <w:rFonts w:ascii="宋体" w:eastAsia="宋体" w:hAnsi="宋体" w:cs="宋体"/>
+                <w:sz w:val="18"/>
+                <w:szCs w:val="18"/>
+              </w:rPr>
+            </w:pPr>
+            <w:r>
+              <w:rPr>
+                <w:rFonts w:ascii="宋体" w:eastAsia="宋体" w:hAnsi="宋体" w:cs="宋体"/>
                 <w:sz w:val="18"/>
                 <w:szCs w:val="18"/>
               </w:rPr>
@@ -6233,14 +6100,14 @@
               <w:ind w:left="303"/>
               <w:textAlignment w:val="baseline"/>
               <w:rPr>
-                <w:rFonts w:ascii="宋体" w:hAnsi="宋体" w:eastAsia="宋体" w:cs="宋体"/>
-                <w:sz w:val="18"/>
-                <w:szCs w:val="18"/>
-              </w:rPr>
-            </w:pPr>
-            <w:r>
-              <w:rPr>
-                <w:rFonts w:ascii="宋体" w:hAnsi="宋体" w:eastAsia="宋体" w:cs="宋体"/>
+                <w:rFonts w:ascii="宋体" w:eastAsia="宋体" w:hAnsi="宋体" w:cs="宋体"/>
+                <w:sz w:val="18"/>
+                <w:szCs w:val="18"/>
+              </w:rPr>
+            </w:pPr>
+            <w:r>
+              <w:rPr>
+                <w:rFonts w:ascii="宋体" w:eastAsia="宋体" w:hAnsi="宋体" w:cs="宋体"/>
                 <w:sz w:val="18"/>
                 <w:szCs w:val="18"/>
               </w:rPr>
@@ -6270,14 +6137,14 @@
               <w:ind w:left="307"/>
               <w:textAlignment w:val="baseline"/>
               <w:rPr>
-                <w:rFonts w:ascii="宋体" w:hAnsi="宋体" w:eastAsia="宋体" w:cs="宋体"/>
-                <w:sz w:val="18"/>
-                <w:szCs w:val="18"/>
-              </w:rPr>
-            </w:pPr>
-            <w:r>
-              <w:rPr>
-                <w:rFonts w:ascii="宋体" w:hAnsi="宋体" w:eastAsia="宋体" w:cs="宋体"/>
+                <w:rFonts w:ascii="宋体" w:eastAsia="宋体" w:hAnsi="宋体" w:cs="宋体"/>
+                <w:sz w:val="18"/>
+                <w:szCs w:val="18"/>
+              </w:rPr>
+            </w:pPr>
+            <w:r>
+              <w:rPr>
+                <w:rFonts w:ascii="宋体" w:eastAsia="宋体" w:hAnsi="宋体" w:cs="宋体"/>
                 <w:sz w:val="18"/>
                 <w:szCs w:val="18"/>
               </w:rPr>
@@ -6307,14 +6174,14 @@
               <w:ind w:left="274"/>
               <w:textAlignment w:val="baseline"/>
               <w:rPr>
-                <w:rFonts w:ascii="宋体" w:hAnsi="宋体" w:eastAsia="宋体" w:cs="宋体"/>
-                <w:sz w:val="18"/>
-                <w:szCs w:val="18"/>
-              </w:rPr>
-            </w:pPr>
-            <w:r>
-              <w:rPr>
-                <w:rFonts w:ascii="宋体" w:hAnsi="宋体" w:eastAsia="宋体" w:cs="宋体"/>
+                <w:rFonts w:ascii="宋体" w:eastAsia="宋体" w:hAnsi="宋体" w:cs="宋体"/>
+                <w:sz w:val="18"/>
+                <w:szCs w:val="18"/>
+              </w:rPr>
+            </w:pPr>
+            <w:r>
+              <w:rPr>
+                <w:rFonts w:ascii="宋体" w:eastAsia="宋体" w:hAnsi="宋体" w:cs="宋体"/>
                 <w:sz w:val="18"/>
                 <w:szCs w:val="18"/>
               </w:rPr>
@@ -6344,14 +6211,14 @@
               <w:ind w:left="207"/>
               <w:textAlignment w:val="baseline"/>
               <w:rPr>
-                <w:rFonts w:ascii="宋体" w:hAnsi="宋体" w:eastAsia="宋体" w:cs="宋体"/>
-                <w:sz w:val="18"/>
-                <w:szCs w:val="18"/>
-              </w:rPr>
-            </w:pPr>
-            <w:r>
-              <w:rPr>
-                <w:rFonts w:ascii="宋体" w:hAnsi="宋体" w:eastAsia="宋体" w:cs="宋体"/>
+                <w:rFonts w:ascii="宋体" w:eastAsia="宋体" w:hAnsi="宋体" w:cs="宋体"/>
+                <w:sz w:val="18"/>
+                <w:szCs w:val="18"/>
+              </w:rPr>
+            </w:pPr>
+            <w:r>
+              <w:rPr>
+                <w:rFonts w:ascii="宋体" w:eastAsia="宋体" w:hAnsi="宋体" w:cs="宋体"/>
                 <w:spacing w:val="-6"/>
                 <w:sz w:val="18"/>
                 <w:szCs w:val="18"/>
@@ -6382,14 +6249,14 @@
               <w:ind w:left="174"/>
               <w:textAlignment w:val="baseline"/>
               <w:rPr>
-                <w:rFonts w:ascii="宋体" w:hAnsi="宋体" w:eastAsia="宋体" w:cs="宋体"/>
-                <w:sz w:val="18"/>
-                <w:szCs w:val="18"/>
-              </w:rPr>
-            </w:pPr>
-            <w:r>
-              <w:rPr>
-                <w:rFonts w:ascii="宋体" w:hAnsi="宋体" w:eastAsia="宋体" w:cs="宋体"/>
+                <w:rFonts w:ascii="宋体" w:eastAsia="宋体" w:hAnsi="宋体" w:cs="宋体"/>
+                <w:sz w:val="18"/>
+                <w:szCs w:val="18"/>
+              </w:rPr>
+            </w:pPr>
+            <w:r>
+              <w:rPr>
+                <w:rFonts w:ascii="宋体" w:eastAsia="宋体" w:hAnsi="宋体" w:cs="宋体"/>
                 <w:spacing w:val="-6"/>
                 <w:sz w:val="18"/>
                 <w:szCs w:val="18"/>
@@ -6401,14 +6268,9 @@
       </w:tr>
       <w:tr>
         <w:tblPrEx>
-          <w:tblBorders>
-            <w:top w:val="single" w:color="000000" w:sz="4" w:space="0"/>
-            <w:left w:val="single" w:color="000000" w:sz="4" w:space="0"/>
-            <w:bottom w:val="single" w:color="000000" w:sz="4" w:space="0"/>
-            <w:right w:val="single" w:color="000000" w:sz="4" w:space="0"/>
-            <w:insideH w:val="single" w:color="000000" w:sz="4" w:space="0"/>
-            <w:insideV w:val="single" w:color="000000" w:sz="4" w:space="0"/>
-          </w:tblBorders>
+          <w:tblW w:w="8763" w:type="dxa"/>
+          <w:jc w:val="center"/>
+          <w:tblLayout w:type="fixed"/>
           <w:tblCellMar>
             <w:top w:w="0" w:type="dxa"/>
             <w:left w:w="0" w:type="dxa"/>
@@ -6417,7 +6279,7 @@
           </w:tblCellMar>
         </w:tblPrEx>
         <w:trPr>
-          <w:trHeight w:val="331" w:hRule="atLeast"/>
+          <w:trHeight w:val="331"/>
           <w:jc w:val="center"/>
         </w:trPr>
         <w:tc>
@@ -6442,14 +6304,14 @@
               <w:ind w:left="217"/>
               <w:textAlignment w:val="baseline"/>
               <w:rPr>
-                <w:rFonts w:ascii="宋体" w:hAnsi="宋体" w:eastAsia="宋体" w:cs="宋体"/>
-                <w:sz w:val="18"/>
-                <w:szCs w:val="18"/>
-              </w:rPr>
-            </w:pPr>
-            <w:r>
-              <w:rPr>
-                <w:rFonts w:ascii="宋体" w:hAnsi="宋体" w:eastAsia="宋体" w:cs="宋体"/>
+                <w:rFonts w:ascii="宋体" w:eastAsia="宋体" w:hAnsi="宋体" w:cs="宋体"/>
+                <w:sz w:val="18"/>
+                <w:szCs w:val="18"/>
+              </w:rPr>
+            </w:pPr>
+            <w:r>
+              <w:rPr>
+                <w:rFonts w:ascii="宋体" w:eastAsia="宋体" w:hAnsi="宋体" w:cs="宋体"/>
                 <w:b/>
                 <w:bCs/>
                 <w:spacing w:val="-6"/>
@@ -6482,14 +6344,14 @@
               <w:ind w:left="187"/>
               <w:textAlignment w:val="baseline"/>
               <w:rPr>
-                <w:rFonts w:ascii="宋体" w:hAnsi="宋体" w:eastAsia="宋体" w:cs="宋体"/>
-                <w:sz w:val="18"/>
-                <w:szCs w:val="18"/>
-              </w:rPr>
-            </w:pPr>
-            <w:r>
-              <w:rPr>
-                <w:rFonts w:ascii="宋体" w:hAnsi="宋体" w:eastAsia="宋体" w:cs="宋体"/>
+                <w:rFonts w:ascii="宋体" w:eastAsia="宋体" w:hAnsi="宋体" w:cs="宋体"/>
+                <w:sz w:val="18"/>
+                <w:szCs w:val="18"/>
+              </w:rPr>
+            </w:pPr>
+            <w:r>
+              <w:rPr>
+                <w:rFonts w:ascii="宋体" w:eastAsia="宋体" w:hAnsi="宋体" w:cs="宋体"/>
                 <w:spacing w:val="-5"/>
                 <w:sz w:val="18"/>
                 <w:szCs w:val="18"/>
@@ -6520,14 +6382,14 @@
               <w:ind w:left="122"/>
               <w:textAlignment w:val="baseline"/>
               <w:rPr>
-                <w:rFonts w:ascii="宋体" w:hAnsi="宋体" w:eastAsia="宋体" w:cs="宋体"/>
-                <w:sz w:val="18"/>
-                <w:szCs w:val="18"/>
-              </w:rPr>
-            </w:pPr>
-            <w:r>
-              <w:rPr>
-                <w:rFonts w:ascii="宋体" w:hAnsi="宋体" w:eastAsia="宋体" w:cs="宋体"/>
+                <w:rFonts w:ascii="宋体" w:eastAsia="宋体" w:hAnsi="宋体" w:cs="宋体"/>
+                <w:sz w:val="18"/>
+                <w:szCs w:val="18"/>
+              </w:rPr>
+            </w:pPr>
+            <w:r>
+              <w:rPr>
+                <w:rFonts w:ascii="宋体" w:eastAsia="宋体" w:hAnsi="宋体" w:cs="宋体"/>
                 <w:spacing w:val="-5"/>
                 <w:sz w:val="18"/>
                 <w:szCs w:val="18"/>
@@ -6558,14 +6420,14 @@
               <w:ind w:left="123"/>
               <w:textAlignment w:val="baseline"/>
               <w:rPr>
-                <w:rFonts w:ascii="宋体" w:hAnsi="宋体" w:eastAsia="宋体" w:cs="宋体"/>
-                <w:sz w:val="18"/>
-                <w:szCs w:val="18"/>
-              </w:rPr>
-            </w:pPr>
-            <w:r>
-              <w:rPr>
-                <w:rFonts w:ascii="宋体" w:hAnsi="宋体" w:eastAsia="宋体" w:cs="宋体"/>
+                <w:rFonts w:ascii="宋体" w:eastAsia="宋体" w:hAnsi="宋体" w:cs="宋体"/>
+                <w:sz w:val="18"/>
+                <w:szCs w:val="18"/>
+              </w:rPr>
+            </w:pPr>
+            <w:r>
+              <w:rPr>
+                <w:rFonts w:ascii="宋体" w:eastAsia="宋体" w:hAnsi="宋体" w:cs="宋体"/>
                 <w:spacing w:val="-5"/>
                 <w:sz w:val="18"/>
                 <w:szCs w:val="18"/>
@@ -6596,14 +6458,14 @@
               <w:ind w:left="123"/>
               <w:textAlignment w:val="baseline"/>
               <w:rPr>
-                <w:rFonts w:ascii="宋体" w:hAnsi="宋体" w:eastAsia="宋体" w:cs="宋体"/>
-                <w:sz w:val="18"/>
-                <w:szCs w:val="18"/>
-              </w:rPr>
-            </w:pPr>
-            <w:r>
-              <w:rPr>
-                <w:rFonts w:ascii="宋体" w:hAnsi="宋体" w:eastAsia="宋体" w:cs="宋体"/>
+                <w:rFonts w:ascii="宋体" w:eastAsia="宋体" w:hAnsi="宋体" w:cs="宋体"/>
+                <w:sz w:val="18"/>
+                <w:szCs w:val="18"/>
+              </w:rPr>
+            </w:pPr>
+            <w:r>
+              <w:rPr>
+                <w:rFonts w:ascii="宋体" w:eastAsia="宋体" w:hAnsi="宋体" w:cs="宋体"/>
                 <w:spacing w:val="-5"/>
                 <w:sz w:val="18"/>
                 <w:szCs w:val="18"/>
@@ -6634,14 +6496,14 @@
               <w:ind w:left="123"/>
               <w:textAlignment w:val="baseline"/>
               <w:rPr>
-                <w:rFonts w:ascii="宋体" w:hAnsi="宋体" w:eastAsia="宋体" w:cs="宋体"/>
-                <w:sz w:val="18"/>
-                <w:szCs w:val="18"/>
-              </w:rPr>
-            </w:pPr>
-            <w:r>
-              <w:rPr>
-                <w:rFonts w:ascii="宋体" w:hAnsi="宋体" w:eastAsia="宋体" w:cs="宋体"/>
+                <w:rFonts w:ascii="宋体" w:eastAsia="宋体" w:hAnsi="宋体" w:cs="宋体"/>
+                <w:sz w:val="18"/>
+                <w:szCs w:val="18"/>
+              </w:rPr>
+            </w:pPr>
+            <w:r>
+              <w:rPr>
+                <w:rFonts w:ascii="宋体" w:eastAsia="宋体" w:hAnsi="宋体" w:cs="宋体"/>
                 <w:spacing w:val="-5"/>
                 <w:sz w:val="18"/>
                 <w:szCs w:val="18"/>
@@ -6672,14 +6534,14 @@
               <w:ind w:left="189"/>
               <w:textAlignment w:val="baseline"/>
               <w:rPr>
-                <w:rFonts w:ascii="宋体" w:hAnsi="宋体" w:eastAsia="宋体" w:cs="宋体"/>
-                <w:sz w:val="18"/>
-                <w:szCs w:val="18"/>
-              </w:rPr>
-            </w:pPr>
-            <w:r>
-              <w:rPr>
-                <w:rFonts w:ascii="宋体" w:hAnsi="宋体" w:eastAsia="宋体" w:cs="宋体"/>
+                <w:rFonts w:ascii="宋体" w:eastAsia="宋体" w:hAnsi="宋体" w:cs="宋体"/>
+                <w:sz w:val="18"/>
+                <w:szCs w:val="18"/>
+              </w:rPr>
+            </w:pPr>
+            <w:r>
+              <w:rPr>
+                <w:rFonts w:ascii="宋体" w:eastAsia="宋体" w:hAnsi="宋体" w:cs="宋体"/>
                 <w:spacing w:val="-5"/>
                 <w:sz w:val="18"/>
                 <w:szCs w:val="18"/>
@@ -6710,14 +6572,14 @@
               <w:ind w:left="190"/>
               <w:textAlignment w:val="baseline"/>
               <w:rPr>
-                <w:rFonts w:ascii="宋体" w:hAnsi="宋体" w:eastAsia="宋体" w:cs="宋体"/>
-                <w:sz w:val="18"/>
-                <w:szCs w:val="18"/>
-              </w:rPr>
-            </w:pPr>
-            <w:r>
-              <w:rPr>
-                <w:rFonts w:ascii="宋体" w:hAnsi="宋体" w:eastAsia="宋体" w:cs="宋体"/>
+                <w:rFonts w:ascii="宋体" w:eastAsia="宋体" w:hAnsi="宋体" w:cs="宋体"/>
+                <w:sz w:val="18"/>
+                <w:szCs w:val="18"/>
+              </w:rPr>
+            </w:pPr>
+            <w:r>
+              <w:rPr>
+                <w:rFonts w:ascii="宋体" w:eastAsia="宋体" w:hAnsi="宋体" w:cs="宋体"/>
                 <w:spacing w:val="-5"/>
                 <w:sz w:val="18"/>
                 <w:szCs w:val="18"/>
@@ -6748,14 +6610,14 @@
               <w:ind w:left="191"/>
               <w:textAlignment w:val="baseline"/>
               <w:rPr>
-                <w:rFonts w:ascii="宋体" w:hAnsi="宋体" w:eastAsia="宋体" w:cs="宋体"/>
-                <w:sz w:val="18"/>
-                <w:szCs w:val="18"/>
-              </w:rPr>
-            </w:pPr>
-            <w:r>
-              <w:rPr>
-                <w:rFonts w:ascii="宋体" w:hAnsi="宋体" w:eastAsia="宋体" w:cs="宋体"/>
+                <w:rFonts w:ascii="宋体" w:eastAsia="宋体" w:hAnsi="宋体" w:cs="宋体"/>
+                <w:sz w:val="18"/>
+                <w:szCs w:val="18"/>
+              </w:rPr>
+            </w:pPr>
+            <w:r>
+              <w:rPr>
+                <w:rFonts w:ascii="宋体" w:eastAsia="宋体" w:hAnsi="宋体" w:cs="宋体"/>
                 <w:spacing w:val="-5"/>
                 <w:sz w:val="18"/>
                 <w:szCs w:val="18"/>
@@ -6786,14 +6648,14 @@
               <w:ind w:left="126"/>
               <w:textAlignment w:val="baseline"/>
               <w:rPr>
-                <w:rFonts w:ascii="宋体" w:hAnsi="宋体" w:eastAsia="宋体" w:cs="宋体"/>
-                <w:sz w:val="18"/>
-                <w:szCs w:val="18"/>
-              </w:rPr>
-            </w:pPr>
-            <w:r>
-              <w:rPr>
-                <w:rFonts w:ascii="宋体" w:hAnsi="宋体" w:eastAsia="宋体" w:cs="宋体"/>
+                <w:rFonts w:ascii="宋体" w:eastAsia="宋体" w:hAnsi="宋体" w:cs="宋体"/>
+                <w:sz w:val="18"/>
+                <w:szCs w:val="18"/>
+              </w:rPr>
+            </w:pPr>
+            <w:r>
+              <w:rPr>
+                <w:rFonts w:ascii="宋体" w:eastAsia="宋体" w:hAnsi="宋体" w:cs="宋体"/>
                 <w:spacing w:val="-5"/>
                 <w:sz w:val="18"/>
                 <w:szCs w:val="18"/>
@@ -6824,14 +6686,14 @@
               <w:ind w:left="225"/>
               <w:textAlignment w:val="baseline"/>
               <w:rPr>
-                <w:rFonts w:ascii="宋体" w:hAnsi="宋体" w:eastAsia="宋体" w:cs="宋体"/>
-                <w:sz w:val="18"/>
-                <w:szCs w:val="18"/>
-              </w:rPr>
-            </w:pPr>
-            <w:r>
-              <w:rPr>
-                <w:rFonts w:ascii="宋体" w:hAnsi="宋体" w:eastAsia="宋体" w:cs="宋体"/>
+                <w:rFonts w:ascii="宋体" w:eastAsia="宋体" w:hAnsi="宋体" w:cs="宋体"/>
+                <w:sz w:val="18"/>
+                <w:szCs w:val="18"/>
+              </w:rPr>
+            </w:pPr>
+            <w:r>
+              <w:rPr>
+                <w:rFonts w:ascii="宋体" w:eastAsia="宋体" w:hAnsi="宋体" w:cs="宋体"/>
                 <w:spacing w:val="-5"/>
                 <w:sz w:val="18"/>
                 <w:szCs w:val="18"/>
@@ -6862,14 +6724,14 @@
               <w:ind w:left="229"/>
               <w:textAlignment w:val="baseline"/>
               <w:rPr>
-                <w:rFonts w:ascii="宋体" w:hAnsi="宋体" w:eastAsia="宋体" w:cs="宋体"/>
-                <w:sz w:val="18"/>
-                <w:szCs w:val="18"/>
-              </w:rPr>
-            </w:pPr>
-            <w:r>
-              <w:rPr>
-                <w:rFonts w:ascii="宋体" w:hAnsi="宋体" w:eastAsia="宋体" w:cs="宋体"/>
+                <w:rFonts w:ascii="宋体" w:eastAsia="宋体" w:hAnsi="宋体" w:cs="宋体"/>
+                <w:sz w:val="18"/>
+                <w:szCs w:val="18"/>
+              </w:rPr>
+            </w:pPr>
+            <w:r>
+              <w:rPr>
+                <w:rFonts w:ascii="宋体" w:eastAsia="宋体" w:hAnsi="宋体" w:cs="宋体"/>
                 <w:spacing w:val="-5"/>
                 <w:sz w:val="18"/>
                 <w:szCs w:val="18"/>
@@ -6900,14 +6762,14 @@
               <w:ind w:left="194"/>
               <w:textAlignment w:val="baseline"/>
               <w:rPr>
-                <w:rFonts w:ascii="宋体" w:hAnsi="宋体" w:eastAsia="宋体" w:cs="宋体"/>
-                <w:sz w:val="18"/>
-                <w:szCs w:val="18"/>
-              </w:rPr>
-            </w:pPr>
-            <w:r>
-              <w:rPr>
-                <w:rFonts w:ascii="宋体" w:hAnsi="宋体" w:eastAsia="宋体" w:cs="宋体"/>
+                <w:rFonts w:ascii="宋体" w:eastAsia="宋体" w:hAnsi="宋体" w:cs="宋体"/>
+                <w:sz w:val="18"/>
+                <w:szCs w:val="18"/>
+              </w:rPr>
+            </w:pPr>
+            <w:r>
+              <w:rPr>
+                <w:rFonts w:ascii="宋体" w:eastAsia="宋体" w:hAnsi="宋体" w:cs="宋体"/>
                 <w:spacing w:val="-5"/>
                 <w:sz w:val="18"/>
                 <w:szCs w:val="18"/>
@@ -6938,14 +6800,14 @@
               <w:ind w:left="162"/>
               <w:textAlignment w:val="baseline"/>
               <w:rPr>
-                <w:rFonts w:ascii="宋体" w:hAnsi="宋体" w:eastAsia="宋体" w:cs="宋体"/>
-                <w:sz w:val="18"/>
-                <w:szCs w:val="18"/>
-              </w:rPr>
-            </w:pPr>
-            <w:r>
-              <w:rPr>
-                <w:rFonts w:ascii="宋体" w:hAnsi="宋体" w:eastAsia="宋体" w:cs="宋体"/>
+                <w:rFonts w:ascii="宋体" w:eastAsia="宋体" w:hAnsi="宋体" w:cs="宋体"/>
+                <w:sz w:val="18"/>
+                <w:szCs w:val="18"/>
+              </w:rPr>
+            </w:pPr>
+            <w:r>
+              <w:rPr>
+                <w:rFonts w:ascii="宋体" w:eastAsia="宋体" w:hAnsi="宋体" w:cs="宋体"/>
                 <w:spacing w:val="-5"/>
                 <w:sz w:val="18"/>
                 <w:szCs w:val="18"/>
@@ -6976,14 +6838,14 @@
               <w:ind w:left="129"/>
               <w:textAlignment w:val="baseline"/>
               <w:rPr>
-                <w:rFonts w:ascii="宋体" w:hAnsi="宋体" w:eastAsia="宋体" w:cs="宋体"/>
-                <w:sz w:val="18"/>
-                <w:szCs w:val="18"/>
-              </w:rPr>
-            </w:pPr>
-            <w:r>
-              <w:rPr>
-                <w:rFonts w:ascii="宋体" w:hAnsi="宋体" w:eastAsia="宋体" w:cs="宋体"/>
+                <w:rFonts w:ascii="宋体" w:eastAsia="宋体" w:hAnsi="宋体" w:cs="宋体"/>
+                <w:sz w:val="18"/>
+                <w:szCs w:val="18"/>
+              </w:rPr>
+            </w:pPr>
+            <w:r>
+              <w:rPr>
+                <w:rFonts w:ascii="宋体" w:eastAsia="宋体" w:hAnsi="宋体" w:cs="宋体"/>
                 <w:spacing w:val="-5"/>
                 <w:sz w:val="18"/>
                 <w:szCs w:val="18"/>
@@ -6995,14 +6857,9 @@
       </w:tr>
       <w:tr>
         <w:tblPrEx>
-          <w:tblBorders>
-            <w:top w:val="single" w:color="000000" w:sz="4" w:space="0"/>
-            <w:left w:val="single" w:color="000000" w:sz="4" w:space="0"/>
-            <w:bottom w:val="single" w:color="000000" w:sz="4" w:space="0"/>
-            <w:right w:val="single" w:color="000000" w:sz="4" w:space="0"/>
-            <w:insideH w:val="single" w:color="000000" w:sz="4" w:space="0"/>
-            <w:insideV w:val="single" w:color="000000" w:sz="4" w:space="0"/>
-          </w:tblBorders>
+          <w:tblW w:w="8763" w:type="dxa"/>
+          <w:jc w:val="center"/>
+          <w:tblLayout w:type="fixed"/>
           <w:tblCellMar>
             <w:top w:w="0" w:type="dxa"/>
             <w:left w:w="0" w:type="dxa"/>
@@ -7011,7 +6868,7 @@
           </w:tblCellMar>
         </w:tblPrEx>
         <w:trPr>
-          <w:trHeight w:val="331" w:hRule="atLeast"/>
+          <w:trHeight w:val="331"/>
           <w:jc w:val="center"/>
         </w:trPr>
         <w:tc>
@@ -7036,14 +6893,14 @@
               <w:ind w:left="127"/>
               <w:textAlignment w:val="baseline"/>
               <w:rPr>
-                <w:rFonts w:ascii="宋体" w:hAnsi="宋体" w:eastAsia="宋体" w:cs="宋体"/>
-                <w:sz w:val="18"/>
-                <w:szCs w:val="18"/>
-              </w:rPr>
-            </w:pPr>
-            <w:r>
-              <w:rPr>
-                <w:rFonts w:ascii="宋体" w:hAnsi="宋体" w:eastAsia="宋体" w:cs="宋体"/>
+                <w:rFonts w:ascii="宋体" w:eastAsia="宋体" w:hAnsi="宋体" w:cs="宋体"/>
+                <w:sz w:val="18"/>
+                <w:szCs w:val="18"/>
+              </w:rPr>
+            </w:pPr>
+            <w:r>
+              <w:rPr>
+                <w:rFonts w:ascii="宋体" w:eastAsia="宋体" w:hAnsi="宋体" w:cs="宋体"/>
                 <w:b/>
                 <w:bCs/>
                 <w:spacing w:val="-4"/>
@@ -7076,14 +6933,14 @@
               <w:ind w:left="219"/>
               <w:textAlignment w:val="baseline"/>
               <w:rPr>
-                <w:rFonts w:ascii="宋体" w:hAnsi="宋体" w:eastAsia="宋体" w:cs="宋体"/>
-                <w:sz w:val="18"/>
-                <w:szCs w:val="18"/>
-              </w:rPr>
-            </w:pPr>
-            <w:r>
-              <w:rPr>
-                <w:rFonts w:ascii="宋体" w:hAnsi="宋体" w:eastAsia="宋体" w:cs="宋体"/>
+                <w:rFonts w:ascii="宋体" w:eastAsia="宋体" w:hAnsi="宋体" w:cs="宋体"/>
+                <w:sz w:val="18"/>
+                <w:szCs w:val="18"/>
+              </w:rPr>
+            </w:pPr>
+            <w:r>
+              <w:rPr>
+                <w:rFonts w:ascii="宋体" w:eastAsia="宋体" w:hAnsi="宋体" w:cs="宋体"/>
                 <w:spacing w:val="-2"/>
                 <w:sz w:val="18"/>
                 <w:szCs w:val="18"/>
@@ -7114,14 +6971,14 @@
               <w:ind w:left="155"/>
               <w:textAlignment w:val="baseline"/>
               <w:rPr>
-                <w:rFonts w:ascii="宋体" w:hAnsi="宋体" w:eastAsia="宋体" w:cs="宋体"/>
-                <w:sz w:val="18"/>
-                <w:szCs w:val="18"/>
-              </w:rPr>
-            </w:pPr>
-            <w:r>
-              <w:rPr>
-                <w:rFonts w:ascii="宋体" w:hAnsi="宋体" w:eastAsia="宋体" w:cs="宋体"/>
+                <w:rFonts w:ascii="宋体" w:eastAsia="宋体" w:hAnsi="宋体" w:cs="宋体"/>
+                <w:sz w:val="18"/>
+                <w:szCs w:val="18"/>
+              </w:rPr>
+            </w:pPr>
+            <w:r>
+              <w:rPr>
+                <w:rFonts w:ascii="宋体" w:eastAsia="宋体" w:hAnsi="宋体" w:cs="宋体"/>
                 <w:spacing w:val="-2"/>
                 <w:sz w:val="18"/>
                 <w:szCs w:val="18"/>
@@ -7152,14 +7009,14 @@
               <w:ind w:left="156"/>
               <w:textAlignment w:val="baseline"/>
               <w:rPr>
-                <w:rFonts w:ascii="宋体" w:hAnsi="宋体" w:eastAsia="宋体" w:cs="宋体"/>
-                <w:sz w:val="18"/>
-                <w:szCs w:val="18"/>
-              </w:rPr>
-            </w:pPr>
-            <w:r>
-              <w:rPr>
-                <w:rFonts w:ascii="宋体" w:hAnsi="宋体" w:eastAsia="宋体" w:cs="宋体"/>
+                <w:rFonts w:ascii="宋体" w:eastAsia="宋体" w:hAnsi="宋体" w:cs="宋体"/>
+                <w:sz w:val="18"/>
+                <w:szCs w:val="18"/>
+              </w:rPr>
+            </w:pPr>
+            <w:r>
+              <w:rPr>
+                <w:rFonts w:ascii="宋体" w:eastAsia="宋体" w:hAnsi="宋体" w:cs="宋体"/>
                 <w:spacing w:val="-2"/>
                 <w:sz w:val="18"/>
                 <w:szCs w:val="18"/>
@@ -7190,14 +7047,14 @@
               <w:ind w:left="156"/>
               <w:textAlignment w:val="baseline"/>
               <w:rPr>
-                <w:rFonts w:ascii="宋体" w:hAnsi="宋体" w:eastAsia="宋体" w:cs="宋体"/>
-                <w:sz w:val="18"/>
-                <w:szCs w:val="18"/>
-              </w:rPr>
-            </w:pPr>
-            <w:r>
-              <w:rPr>
-                <w:rFonts w:ascii="宋体" w:hAnsi="宋体" w:eastAsia="宋体" w:cs="宋体"/>
+                <w:rFonts w:ascii="宋体" w:eastAsia="宋体" w:hAnsi="宋体" w:cs="宋体"/>
+                <w:sz w:val="18"/>
+                <w:szCs w:val="18"/>
+              </w:rPr>
+            </w:pPr>
+            <w:r>
+              <w:rPr>
+                <w:rFonts w:ascii="宋体" w:eastAsia="宋体" w:hAnsi="宋体" w:cs="宋体"/>
                 <w:spacing w:val="-2"/>
                 <w:sz w:val="18"/>
                 <w:szCs w:val="18"/>
@@ -7228,14 +7085,14 @@
               <w:ind w:left="156"/>
               <w:textAlignment w:val="baseline"/>
               <w:rPr>
-                <w:rFonts w:ascii="宋体" w:hAnsi="宋体" w:eastAsia="宋体" w:cs="宋体"/>
-                <w:sz w:val="18"/>
-                <w:szCs w:val="18"/>
-              </w:rPr>
-            </w:pPr>
-            <w:r>
-              <w:rPr>
-                <w:rFonts w:ascii="宋体" w:hAnsi="宋体" w:eastAsia="宋体" w:cs="宋体"/>
+                <w:rFonts w:ascii="宋体" w:eastAsia="宋体" w:hAnsi="宋体" w:cs="宋体"/>
+                <w:sz w:val="18"/>
+                <w:szCs w:val="18"/>
+              </w:rPr>
+            </w:pPr>
+            <w:r>
+              <w:rPr>
+                <w:rFonts w:ascii="宋体" w:eastAsia="宋体" w:hAnsi="宋体" w:cs="宋体"/>
                 <w:spacing w:val="-2"/>
                 <w:sz w:val="18"/>
                 <w:szCs w:val="18"/>
@@ -7266,14 +7123,14 @@
               <w:ind w:left="221"/>
               <w:textAlignment w:val="baseline"/>
               <w:rPr>
-                <w:rFonts w:ascii="宋体" w:hAnsi="宋体" w:eastAsia="宋体" w:cs="宋体"/>
-                <w:sz w:val="18"/>
-                <w:szCs w:val="18"/>
-              </w:rPr>
-            </w:pPr>
-            <w:r>
-              <w:rPr>
-                <w:rFonts w:ascii="宋体" w:hAnsi="宋体" w:eastAsia="宋体" w:cs="宋体"/>
+                <w:rFonts w:ascii="宋体" w:eastAsia="宋体" w:hAnsi="宋体" w:cs="宋体"/>
+                <w:sz w:val="18"/>
+                <w:szCs w:val="18"/>
+              </w:rPr>
+            </w:pPr>
+            <w:r>
+              <w:rPr>
+                <w:rFonts w:ascii="宋体" w:eastAsia="宋体" w:hAnsi="宋体" w:cs="宋体"/>
                 <w:spacing w:val="-2"/>
                 <w:sz w:val="18"/>
                 <w:szCs w:val="18"/>
@@ -7304,14 +7161,14 @@
               <w:ind w:left="222"/>
               <w:textAlignment w:val="baseline"/>
               <w:rPr>
-                <w:rFonts w:ascii="宋体" w:hAnsi="宋体" w:eastAsia="宋体" w:cs="宋体"/>
-                <w:sz w:val="18"/>
-                <w:szCs w:val="18"/>
-              </w:rPr>
-            </w:pPr>
-            <w:r>
-              <w:rPr>
-                <w:rFonts w:ascii="宋体" w:hAnsi="宋体" w:eastAsia="宋体" w:cs="宋体"/>
+                <w:rFonts w:ascii="宋体" w:eastAsia="宋体" w:hAnsi="宋体" w:cs="宋体"/>
+                <w:sz w:val="18"/>
+                <w:szCs w:val="18"/>
+              </w:rPr>
+            </w:pPr>
+            <w:r>
+              <w:rPr>
+                <w:rFonts w:ascii="宋体" w:eastAsia="宋体" w:hAnsi="宋体" w:cs="宋体"/>
                 <w:spacing w:val="-2"/>
                 <w:sz w:val="18"/>
                 <w:szCs w:val="18"/>
@@ -7342,14 +7199,14 @@
               <w:ind w:left="223"/>
               <w:textAlignment w:val="baseline"/>
               <w:rPr>
-                <w:rFonts w:ascii="宋体" w:hAnsi="宋体" w:eastAsia="宋体" w:cs="宋体"/>
-                <w:sz w:val="18"/>
-                <w:szCs w:val="18"/>
-              </w:rPr>
-            </w:pPr>
-            <w:r>
-              <w:rPr>
-                <w:rFonts w:ascii="宋体" w:hAnsi="宋体" w:eastAsia="宋体" w:cs="宋体"/>
+                <w:rFonts w:ascii="宋体" w:eastAsia="宋体" w:hAnsi="宋体" w:cs="宋体"/>
+                <w:sz w:val="18"/>
+                <w:szCs w:val="18"/>
+              </w:rPr>
+            </w:pPr>
+            <w:r>
+              <w:rPr>
+                <w:rFonts w:ascii="宋体" w:eastAsia="宋体" w:hAnsi="宋体" w:cs="宋体"/>
                 <w:spacing w:val="-2"/>
                 <w:sz w:val="18"/>
                 <w:szCs w:val="18"/>
@@ -7380,14 +7237,14 @@
               <w:ind w:left="159"/>
               <w:textAlignment w:val="baseline"/>
               <w:rPr>
-                <w:rFonts w:ascii="宋体" w:hAnsi="宋体" w:eastAsia="宋体" w:cs="宋体"/>
-                <w:sz w:val="18"/>
-                <w:szCs w:val="18"/>
-              </w:rPr>
-            </w:pPr>
-            <w:r>
-              <w:rPr>
-                <w:rFonts w:ascii="宋体" w:hAnsi="宋体" w:eastAsia="宋体" w:cs="宋体"/>
+                <w:rFonts w:ascii="宋体" w:eastAsia="宋体" w:hAnsi="宋体" w:cs="宋体"/>
+                <w:sz w:val="18"/>
+                <w:szCs w:val="18"/>
+              </w:rPr>
+            </w:pPr>
+            <w:r>
+              <w:rPr>
+                <w:rFonts w:ascii="宋体" w:eastAsia="宋体" w:hAnsi="宋体" w:cs="宋体"/>
                 <w:spacing w:val="-2"/>
                 <w:sz w:val="18"/>
                 <w:szCs w:val="18"/>
@@ -7418,14 +7275,14 @@
               <w:ind w:left="258"/>
               <w:textAlignment w:val="baseline"/>
               <w:rPr>
-                <w:rFonts w:ascii="宋体" w:hAnsi="宋体" w:eastAsia="宋体" w:cs="宋体"/>
-                <w:sz w:val="18"/>
-                <w:szCs w:val="18"/>
-              </w:rPr>
-            </w:pPr>
-            <w:r>
-              <w:rPr>
-                <w:rFonts w:ascii="宋体" w:hAnsi="宋体" w:eastAsia="宋体" w:cs="宋体"/>
+                <w:rFonts w:ascii="宋体" w:eastAsia="宋体" w:hAnsi="宋体" w:cs="宋体"/>
+                <w:sz w:val="18"/>
+                <w:szCs w:val="18"/>
+              </w:rPr>
+            </w:pPr>
+            <w:r>
+              <w:rPr>
+                <w:rFonts w:ascii="宋体" w:eastAsia="宋体" w:hAnsi="宋体" w:cs="宋体"/>
                 <w:spacing w:val="-2"/>
                 <w:sz w:val="18"/>
                 <w:szCs w:val="18"/>
@@ -7456,14 +7313,14 @@
               <w:ind w:left="261"/>
               <w:textAlignment w:val="baseline"/>
               <w:rPr>
-                <w:rFonts w:ascii="宋体" w:hAnsi="宋体" w:eastAsia="宋体" w:cs="宋体"/>
-                <w:sz w:val="18"/>
-                <w:szCs w:val="18"/>
-              </w:rPr>
-            </w:pPr>
-            <w:r>
-              <w:rPr>
-                <w:rFonts w:ascii="宋体" w:hAnsi="宋体" w:eastAsia="宋体" w:cs="宋体"/>
+                <w:rFonts w:ascii="宋体" w:eastAsia="宋体" w:hAnsi="宋体" w:cs="宋体"/>
+                <w:sz w:val="18"/>
+                <w:szCs w:val="18"/>
+              </w:rPr>
+            </w:pPr>
+            <w:r>
+              <w:rPr>
+                <w:rFonts w:ascii="宋体" w:eastAsia="宋体" w:hAnsi="宋体" w:cs="宋体"/>
                 <w:spacing w:val="-2"/>
                 <w:sz w:val="18"/>
                 <w:szCs w:val="18"/>
@@ -7494,14 +7351,14 @@
               <w:ind w:left="226"/>
               <w:textAlignment w:val="baseline"/>
               <w:rPr>
-                <w:rFonts w:ascii="宋体" w:hAnsi="宋体" w:eastAsia="宋体" w:cs="宋体"/>
-                <w:sz w:val="18"/>
-                <w:szCs w:val="18"/>
-              </w:rPr>
-            </w:pPr>
-            <w:r>
-              <w:rPr>
-                <w:rFonts w:ascii="宋体" w:hAnsi="宋体" w:eastAsia="宋体" w:cs="宋体"/>
+                <w:rFonts w:ascii="宋体" w:eastAsia="宋体" w:hAnsi="宋体" w:cs="宋体"/>
+                <w:sz w:val="18"/>
+                <w:szCs w:val="18"/>
+              </w:rPr>
+            </w:pPr>
+            <w:r>
+              <w:rPr>
+                <w:rFonts w:ascii="宋体" w:eastAsia="宋体" w:hAnsi="宋体" w:cs="宋体"/>
                 <w:spacing w:val="-2"/>
                 <w:sz w:val="18"/>
                 <w:szCs w:val="18"/>
@@ -7532,14 +7389,14 @@
               <w:ind w:left="195"/>
               <w:textAlignment w:val="baseline"/>
               <w:rPr>
-                <w:rFonts w:ascii="宋体" w:hAnsi="宋体" w:eastAsia="宋体" w:cs="宋体"/>
-                <w:sz w:val="18"/>
-                <w:szCs w:val="18"/>
-              </w:rPr>
-            </w:pPr>
-            <w:r>
-              <w:rPr>
-                <w:rFonts w:ascii="宋体" w:hAnsi="宋体" w:eastAsia="宋体" w:cs="宋体"/>
+                <w:rFonts w:ascii="宋体" w:eastAsia="宋体" w:hAnsi="宋体" w:cs="宋体"/>
+                <w:sz w:val="18"/>
+                <w:szCs w:val="18"/>
+              </w:rPr>
+            </w:pPr>
+            <w:r>
+              <w:rPr>
+                <w:rFonts w:ascii="宋体" w:eastAsia="宋体" w:hAnsi="宋体" w:cs="宋体"/>
                 <w:spacing w:val="-2"/>
                 <w:sz w:val="18"/>
                 <w:szCs w:val="18"/>
@@ -7570,14 +7427,14 @@
               <w:ind w:left="161"/>
               <w:textAlignment w:val="baseline"/>
               <w:rPr>
-                <w:rFonts w:ascii="宋体" w:hAnsi="宋体" w:eastAsia="宋体" w:cs="宋体"/>
-                <w:sz w:val="18"/>
-                <w:szCs w:val="18"/>
-              </w:rPr>
-            </w:pPr>
-            <w:r>
-              <w:rPr>
-                <w:rFonts w:ascii="宋体" w:hAnsi="宋体" w:eastAsia="宋体" w:cs="宋体"/>
+                <w:rFonts w:ascii="宋体" w:eastAsia="宋体" w:hAnsi="宋体" w:cs="宋体"/>
+                <w:sz w:val="18"/>
+                <w:szCs w:val="18"/>
+              </w:rPr>
+            </w:pPr>
+            <w:r>
+              <w:rPr>
+                <w:rFonts w:ascii="宋体" w:eastAsia="宋体" w:hAnsi="宋体" w:cs="宋体"/>
                 <w:spacing w:val="-2"/>
                 <w:sz w:val="18"/>
                 <w:szCs w:val="18"/>
@@ -7589,14 +7446,9 @@
       </w:tr>
       <w:tr>
         <w:tblPrEx>
-          <w:tblBorders>
-            <w:top w:val="single" w:color="000000" w:sz="4" w:space="0"/>
-            <w:left w:val="single" w:color="000000" w:sz="4" w:space="0"/>
-            <w:bottom w:val="single" w:color="000000" w:sz="4" w:space="0"/>
-            <w:right w:val="single" w:color="000000" w:sz="4" w:space="0"/>
-            <w:insideH w:val="single" w:color="000000" w:sz="4" w:space="0"/>
-            <w:insideV w:val="single" w:color="000000" w:sz="4" w:space="0"/>
-          </w:tblBorders>
+          <w:tblW w:w="8763" w:type="dxa"/>
+          <w:jc w:val="center"/>
+          <w:tblLayout w:type="fixed"/>
           <w:tblCellMar>
             <w:top w:w="0" w:type="dxa"/>
             <w:left w:w="0" w:type="dxa"/>
@@ -7605,7 +7457,7 @@
           </w:tblCellMar>
         </w:tblPrEx>
         <w:trPr>
-          <w:trHeight w:val="331" w:hRule="atLeast"/>
+          <w:trHeight w:val="331"/>
           <w:jc w:val="center"/>
         </w:trPr>
         <w:tc>
@@ -7630,14 +7482,14 @@
               <w:ind w:left="220"/>
               <w:textAlignment w:val="baseline"/>
               <w:rPr>
-                <w:rFonts w:ascii="宋体" w:hAnsi="宋体" w:eastAsia="宋体" w:cs="宋体"/>
-                <w:sz w:val="18"/>
-                <w:szCs w:val="18"/>
-              </w:rPr>
-            </w:pPr>
-            <w:r>
-              <w:rPr>
-                <w:rFonts w:ascii="宋体" w:hAnsi="宋体" w:eastAsia="宋体" w:cs="宋体"/>
+                <w:rFonts w:ascii="宋体" w:eastAsia="宋体" w:hAnsi="宋体" w:cs="宋体"/>
+                <w:sz w:val="18"/>
+                <w:szCs w:val="18"/>
+              </w:rPr>
+            </w:pPr>
+            <w:r>
+              <w:rPr>
+                <w:rFonts w:ascii="宋体" w:eastAsia="宋体" w:hAnsi="宋体" w:cs="宋体"/>
                 <w:b/>
                 <w:bCs/>
                 <w:spacing w:val="-7"/>
@@ -7670,14 +7522,14 @@
               <w:ind w:left="223"/>
               <w:textAlignment w:val="baseline"/>
               <w:rPr>
-                <w:rFonts w:ascii="宋体" w:hAnsi="宋体" w:eastAsia="宋体" w:cs="宋体"/>
-                <w:sz w:val="18"/>
-                <w:szCs w:val="18"/>
-              </w:rPr>
-            </w:pPr>
-            <w:r>
-              <w:rPr>
-                <w:rFonts w:ascii="宋体" w:hAnsi="宋体" w:eastAsia="宋体" w:cs="宋体"/>
+                <w:rFonts w:ascii="宋体" w:eastAsia="宋体" w:hAnsi="宋体" w:cs="宋体"/>
+                <w:sz w:val="18"/>
+                <w:szCs w:val="18"/>
+              </w:rPr>
+            </w:pPr>
+            <w:r>
+              <w:rPr>
+                <w:rFonts w:ascii="宋体" w:eastAsia="宋体" w:hAnsi="宋体" w:cs="宋体"/>
                 <w:spacing w:val="-3"/>
                 <w:sz w:val="18"/>
                 <w:szCs w:val="18"/>
@@ -7708,14 +7560,14 @@
               <w:ind w:left="158"/>
               <w:textAlignment w:val="baseline"/>
               <w:rPr>
-                <w:rFonts w:ascii="宋体" w:hAnsi="宋体" w:eastAsia="宋体" w:cs="宋体"/>
-                <w:sz w:val="18"/>
-                <w:szCs w:val="18"/>
-              </w:rPr>
-            </w:pPr>
-            <w:r>
-              <w:rPr>
-                <w:rFonts w:ascii="宋体" w:hAnsi="宋体" w:eastAsia="宋体" w:cs="宋体"/>
+                <w:rFonts w:ascii="宋体" w:eastAsia="宋体" w:hAnsi="宋体" w:cs="宋体"/>
+                <w:sz w:val="18"/>
+                <w:szCs w:val="18"/>
+              </w:rPr>
+            </w:pPr>
+            <w:r>
+              <w:rPr>
+                <w:rFonts w:ascii="宋体" w:eastAsia="宋体" w:hAnsi="宋体" w:cs="宋体"/>
                 <w:spacing w:val="-3"/>
                 <w:sz w:val="18"/>
                 <w:szCs w:val="18"/>
@@ -7746,14 +7598,14 @@
               <w:ind w:left="159"/>
               <w:textAlignment w:val="baseline"/>
               <w:rPr>
-                <w:rFonts w:ascii="宋体" w:hAnsi="宋体" w:eastAsia="宋体" w:cs="宋体"/>
-                <w:sz w:val="18"/>
-                <w:szCs w:val="18"/>
-              </w:rPr>
-            </w:pPr>
-            <w:r>
-              <w:rPr>
-                <w:rFonts w:ascii="宋体" w:hAnsi="宋体" w:eastAsia="宋体" w:cs="宋体"/>
+                <w:rFonts w:ascii="宋体" w:eastAsia="宋体" w:hAnsi="宋体" w:cs="宋体"/>
+                <w:sz w:val="18"/>
+                <w:szCs w:val="18"/>
+              </w:rPr>
+            </w:pPr>
+            <w:r>
+              <w:rPr>
+                <w:rFonts w:ascii="宋体" w:eastAsia="宋体" w:hAnsi="宋体" w:cs="宋体"/>
                 <w:spacing w:val="-3"/>
                 <w:sz w:val="18"/>
                 <w:szCs w:val="18"/>
@@ -7784,14 +7636,14 @@
               <w:ind w:left="159"/>
               <w:textAlignment w:val="baseline"/>
               <w:rPr>
-                <w:rFonts w:ascii="宋体" w:hAnsi="宋体" w:eastAsia="宋体" w:cs="宋体"/>
-                <w:sz w:val="18"/>
-                <w:szCs w:val="18"/>
-              </w:rPr>
-            </w:pPr>
-            <w:r>
-              <w:rPr>
-                <w:rFonts w:ascii="宋体" w:hAnsi="宋体" w:eastAsia="宋体" w:cs="宋体"/>
+                <w:rFonts w:ascii="宋体" w:eastAsia="宋体" w:hAnsi="宋体" w:cs="宋体"/>
+                <w:sz w:val="18"/>
+                <w:szCs w:val="18"/>
+              </w:rPr>
+            </w:pPr>
+            <w:r>
+              <w:rPr>
+                <w:rFonts w:ascii="宋体" w:eastAsia="宋体" w:hAnsi="宋体" w:cs="宋体"/>
                 <w:spacing w:val="-3"/>
                 <w:sz w:val="18"/>
                 <w:szCs w:val="18"/>
@@ -7822,14 +7674,14 @@
               <w:ind w:left="159"/>
               <w:textAlignment w:val="baseline"/>
               <w:rPr>
-                <w:rFonts w:ascii="宋体" w:hAnsi="宋体" w:eastAsia="宋体" w:cs="宋体"/>
-                <w:sz w:val="18"/>
-                <w:szCs w:val="18"/>
-              </w:rPr>
-            </w:pPr>
-            <w:r>
-              <w:rPr>
-                <w:rFonts w:ascii="宋体" w:hAnsi="宋体" w:eastAsia="宋体" w:cs="宋体"/>
+                <w:rFonts w:ascii="宋体" w:eastAsia="宋体" w:hAnsi="宋体" w:cs="宋体"/>
+                <w:sz w:val="18"/>
+                <w:szCs w:val="18"/>
+              </w:rPr>
+            </w:pPr>
+            <w:r>
+              <w:rPr>
+                <w:rFonts w:ascii="宋体" w:eastAsia="宋体" w:hAnsi="宋体" w:cs="宋体"/>
                 <w:spacing w:val="-3"/>
                 <w:sz w:val="18"/>
                 <w:szCs w:val="18"/>
@@ -7860,14 +7712,14 @@
               <w:ind w:left="225"/>
               <w:textAlignment w:val="baseline"/>
               <w:rPr>
-                <w:rFonts w:ascii="宋体" w:hAnsi="宋体" w:eastAsia="宋体" w:cs="宋体"/>
-                <w:sz w:val="18"/>
-                <w:szCs w:val="18"/>
-              </w:rPr>
-            </w:pPr>
-            <w:r>
-              <w:rPr>
-                <w:rFonts w:ascii="宋体" w:hAnsi="宋体" w:eastAsia="宋体" w:cs="宋体"/>
+                <w:rFonts w:ascii="宋体" w:eastAsia="宋体" w:hAnsi="宋体" w:cs="宋体"/>
+                <w:sz w:val="18"/>
+                <w:szCs w:val="18"/>
+              </w:rPr>
+            </w:pPr>
+            <w:r>
+              <w:rPr>
+                <w:rFonts w:ascii="宋体" w:eastAsia="宋体" w:hAnsi="宋体" w:cs="宋体"/>
                 <w:spacing w:val="-3"/>
                 <w:sz w:val="18"/>
                 <w:szCs w:val="18"/>
@@ -7898,14 +7750,14 @@
               <w:ind w:left="226"/>
               <w:textAlignment w:val="baseline"/>
               <w:rPr>
-                <w:rFonts w:ascii="宋体" w:hAnsi="宋体" w:eastAsia="宋体" w:cs="宋体"/>
-                <w:sz w:val="18"/>
-                <w:szCs w:val="18"/>
-              </w:rPr>
-            </w:pPr>
-            <w:r>
-              <w:rPr>
-                <w:rFonts w:ascii="宋体" w:hAnsi="宋体" w:eastAsia="宋体" w:cs="宋体"/>
+                <w:rFonts w:ascii="宋体" w:eastAsia="宋体" w:hAnsi="宋体" w:cs="宋体"/>
+                <w:sz w:val="18"/>
+                <w:szCs w:val="18"/>
+              </w:rPr>
+            </w:pPr>
+            <w:r>
+              <w:rPr>
+                <w:rFonts w:ascii="宋体" w:eastAsia="宋体" w:hAnsi="宋体" w:cs="宋体"/>
                 <w:spacing w:val="-3"/>
                 <w:sz w:val="18"/>
                 <w:szCs w:val="18"/>
@@ -7936,14 +7788,14 @@
               <w:ind w:left="227"/>
               <w:textAlignment w:val="baseline"/>
               <w:rPr>
-                <w:rFonts w:ascii="宋体" w:hAnsi="宋体" w:eastAsia="宋体" w:cs="宋体"/>
-                <w:sz w:val="18"/>
-                <w:szCs w:val="18"/>
-              </w:rPr>
-            </w:pPr>
-            <w:r>
-              <w:rPr>
-                <w:rFonts w:ascii="宋体" w:hAnsi="宋体" w:eastAsia="宋体" w:cs="宋体"/>
+                <w:rFonts w:ascii="宋体" w:eastAsia="宋体" w:hAnsi="宋体" w:cs="宋体"/>
+                <w:sz w:val="18"/>
+                <w:szCs w:val="18"/>
+              </w:rPr>
+            </w:pPr>
+            <w:r>
+              <w:rPr>
+                <w:rFonts w:ascii="宋体" w:eastAsia="宋体" w:hAnsi="宋体" w:cs="宋体"/>
                 <w:spacing w:val="-3"/>
                 <w:sz w:val="18"/>
                 <w:szCs w:val="18"/>
@@ -7974,14 +7826,14 @@
               <w:ind w:left="162"/>
               <w:textAlignment w:val="baseline"/>
               <w:rPr>
-                <w:rFonts w:ascii="宋体" w:hAnsi="宋体" w:eastAsia="宋体" w:cs="宋体"/>
-                <w:sz w:val="18"/>
-                <w:szCs w:val="18"/>
-              </w:rPr>
-            </w:pPr>
-            <w:r>
-              <w:rPr>
-                <w:rFonts w:ascii="宋体" w:hAnsi="宋体" w:eastAsia="宋体" w:cs="宋体"/>
+                <w:rFonts w:ascii="宋体" w:eastAsia="宋体" w:hAnsi="宋体" w:cs="宋体"/>
+                <w:sz w:val="18"/>
+                <w:szCs w:val="18"/>
+              </w:rPr>
+            </w:pPr>
+            <w:r>
+              <w:rPr>
+                <w:rFonts w:ascii="宋体" w:eastAsia="宋体" w:hAnsi="宋体" w:cs="宋体"/>
                 <w:spacing w:val="-3"/>
                 <w:sz w:val="18"/>
                 <w:szCs w:val="18"/>
@@ -8012,14 +7864,14 @@
               <w:ind w:left="261"/>
               <w:textAlignment w:val="baseline"/>
               <w:rPr>
-                <w:rFonts w:ascii="宋体" w:hAnsi="宋体" w:eastAsia="宋体" w:cs="宋体"/>
-                <w:sz w:val="18"/>
-                <w:szCs w:val="18"/>
-              </w:rPr>
-            </w:pPr>
-            <w:r>
-              <w:rPr>
-                <w:rFonts w:ascii="宋体" w:hAnsi="宋体" w:eastAsia="宋体" w:cs="宋体"/>
+                <w:rFonts w:ascii="宋体" w:eastAsia="宋体" w:hAnsi="宋体" w:cs="宋体"/>
+                <w:sz w:val="18"/>
+                <w:szCs w:val="18"/>
+              </w:rPr>
+            </w:pPr>
+            <w:r>
+              <w:rPr>
+                <w:rFonts w:ascii="宋体" w:eastAsia="宋体" w:hAnsi="宋体" w:cs="宋体"/>
                 <w:spacing w:val="-3"/>
                 <w:sz w:val="18"/>
                 <w:szCs w:val="18"/>
@@ -8050,14 +7902,14 @@
               <w:ind w:left="265"/>
               <w:textAlignment w:val="baseline"/>
               <w:rPr>
-                <w:rFonts w:ascii="宋体" w:hAnsi="宋体" w:eastAsia="宋体" w:cs="宋体"/>
-                <w:sz w:val="18"/>
-                <w:szCs w:val="18"/>
-              </w:rPr>
-            </w:pPr>
-            <w:r>
-              <w:rPr>
-                <w:rFonts w:ascii="宋体" w:hAnsi="宋体" w:eastAsia="宋体" w:cs="宋体"/>
+                <w:rFonts w:ascii="宋体" w:eastAsia="宋体" w:hAnsi="宋体" w:cs="宋体"/>
+                <w:sz w:val="18"/>
+                <w:szCs w:val="18"/>
+              </w:rPr>
+            </w:pPr>
+            <w:r>
+              <w:rPr>
+                <w:rFonts w:ascii="宋体" w:eastAsia="宋体" w:hAnsi="宋体" w:cs="宋体"/>
                 <w:spacing w:val="-3"/>
                 <w:sz w:val="18"/>
                 <w:szCs w:val="18"/>
@@ -8088,14 +7940,14 @@
               <w:ind w:left="230"/>
               <w:textAlignment w:val="baseline"/>
               <w:rPr>
-                <w:rFonts w:ascii="宋体" w:hAnsi="宋体" w:eastAsia="宋体" w:cs="宋体"/>
-                <w:sz w:val="18"/>
-                <w:szCs w:val="18"/>
-              </w:rPr>
-            </w:pPr>
-            <w:r>
-              <w:rPr>
-                <w:rFonts w:ascii="宋体" w:hAnsi="宋体" w:eastAsia="宋体" w:cs="宋体"/>
+                <w:rFonts w:ascii="宋体" w:eastAsia="宋体" w:hAnsi="宋体" w:cs="宋体"/>
+                <w:sz w:val="18"/>
+                <w:szCs w:val="18"/>
+              </w:rPr>
+            </w:pPr>
+            <w:r>
+              <w:rPr>
+                <w:rFonts w:ascii="宋体" w:eastAsia="宋体" w:hAnsi="宋体" w:cs="宋体"/>
                 <w:spacing w:val="-3"/>
                 <w:sz w:val="18"/>
                 <w:szCs w:val="18"/>
@@ -8126,14 +7978,14 @@
               <w:ind w:left="198"/>
               <w:textAlignment w:val="baseline"/>
               <w:rPr>
-                <w:rFonts w:ascii="宋体" w:hAnsi="宋体" w:eastAsia="宋体" w:cs="宋体"/>
-                <w:sz w:val="18"/>
-                <w:szCs w:val="18"/>
-              </w:rPr>
-            </w:pPr>
-            <w:r>
-              <w:rPr>
-                <w:rFonts w:ascii="宋体" w:hAnsi="宋体" w:eastAsia="宋体" w:cs="宋体"/>
+                <w:rFonts w:ascii="宋体" w:eastAsia="宋体" w:hAnsi="宋体" w:cs="宋体"/>
+                <w:sz w:val="18"/>
+                <w:szCs w:val="18"/>
+              </w:rPr>
+            </w:pPr>
+            <w:r>
+              <w:rPr>
+                <w:rFonts w:ascii="宋体" w:eastAsia="宋体" w:hAnsi="宋体" w:cs="宋体"/>
                 <w:spacing w:val="-3"/>
                 <w:sz w:val="18"/>
                 <w:szCs w:val="18"/>
@@ -8164,14 +8016,14 @@
               <w:ind w:left="165"/>
               <w:textAlignment w:val="baseline"/>
               <w:rPr>
-                <w:rFonts w:ascii="宋体" w:hAnsi="宋体" w:eastAsia="宋体" w:cs="宋体"/>
-                <w:sz w:val="18"/>
-                <w:szCs w:val="18"/>
-              </w:rPr>
-            </w:pPr>
-            <w:r>
-              <w:rPr>
-                <w:rFonts w:ascii="宋体" w:hAnsi="宋体" w:eastAsia="宋体" w:cs="宋体"/>
+                <w:rFonts w:ascii="宋体" w:eastAsia="宋体" w:hAnsi="宋体" w:cs="宋体"/>
+                <w:sz w:val="18"/>
+                <w:szCs w:val="18"/>
+              </w:rPr>
+            </w:pPr>
+            <w:r>
+              <w:rPr>
+                <w:rFonts w:ascii="宋体" w:eastAsia="宋体" w:hAnsi="宋体" w:cs="宋体"/>
                 <w:spacing w:val="-3"/>
                 <w:sz w:val="18"/>
                 <w:szCs w:val="18"/>
@@ -8183,14 +8035,9 @@
       </w:tr>
       <w:tr>
         <w:tblPrEx>
-          <w:tblBorders>
-            <w:top w:val="single" w:color="000000" w:sz="4" w:space="0"/>
-            <w:left w:val="single" w:color="000000" w:sz="4" w:space="0"/>
-            <w:bottom w:val="single" w:color="000000" w:sz="4" w:space="0"/>
-            <w:right w:val="single" w:color="000000" w:sz="4" w:space="0"/>
-            <w:insideH w:val="single" w:color="000000" w:sz="4" w:space="0"/>
-            <w:insideV w:val="single" w:color="000000" w:sz="4" w:space="0"/>
-          </w:tblBorders>
+          <w:tblW w:w="8763" w:type="dxa"/>
+          <w:jc w:val="center"/>
+          <w:tblLayout w:type="fixed"/>
           <w:tblCellMar>
             <w:top w:w="0" w:type="dxa"/>
             <w:left w:w="0" w:type="dxa"/>
@@ -8199,7 +8046,7 @@
           </w:tblCellMar>
         </w:tblPrEx>
         <w:trPr>
-          <w:trHeight w:val="331" w:hRule="atLeast"/>
+          <w:trHeight w:val="331"/>
           <w:jc w:val="center"/>
         </w:trPr>
         <w:tc>
@@ -8224,14 +8071,14 @@
               <w:ind w:left="130"/>
               <w:textAlignment w:val="baseline"/>
               <w:rPr>
-                <w:rFonts w:ascii="宋体" w:hAnsi="宋体" w:eastAsia="宋体" w:cs="宋体"/>
-                <w:sz w:val="18"/>
-                <w:szCs w:val="18"/>
-              </w:rPr>
-            </w:pPr>
-            <w:r>
-              <w:rPr>
-                <w:rFonts w:ascii="宋体" w:hAnsi="宋体" w:eastAsia="宋体" w:cs="宋体"/>
+                <w:rFonts w:ascii="宋体" w:eastAsia="宋体" w:hAnsi="宋体" w:cs="宋体"/>
+                <w:sz w:val="18"/>
+                <w:szCs w:val="18"/>
+              </w:rPr>
+            </w:pPr>
+            <w:r>
+              <w:rPr>
+                <w:rFonts w:ascii="宋体" w:eastAsia="宋体" w:hAnsi="宋体" w:cs="宋体"/>
                 <w:b/>
                 <w:bCs/>
                 <w:spacing w:val="-5"/>
@@ -8264,14 +8111,14 @@
               <w:ind w:left="265"/>
               <w:textAlignment w:val="baseline"/>
               <w:rPr>
-                <w:rFonts w:ascii="宋体" w:hAnsi="宋体" w:eastAsia="宋体" w:cs="宋体"/>
-                <w:sz w:val="18"/>
-                <w:szCs w:val="18"/>
-              </w:rPr>
-            </w:pPr>
-            <w:r>
-              <w:rPr>
-                <w:rFonts w:ascii="宋体" w:hAnsi="宋体" w:eastAsia="宋体" w:cs="宋体"/>
+                <w:rFonts w:ascii="宋体" w:eastAsia="宋体" w:hAnsi="宋体" w:cs="宋体"/>
+                <w:sz w:val="18"/>
+                <w:szCs w:val="18"/>
+              </w:rPr>
+            </w:pPr>
+            <w:r>
+              <w:rPr>
+                <w:rFonts w:ascii="宋体" w:eastAsia="宋体" w:hAnsi="宋体" w:cs="宋体"/>
                 <w:sz w:val="18"/>
                 <w:szCs w:val="18"/>
               </w:rPr>
@@ -8301,14 +8148,14 @@
               <w:ind w:left="200"/>
               <w:textAlignment w:val="baseline"/>
               <w:rPr>
-                <w:rFonts w:ascii="宋体" w:hAnsi="宋体" w:eastAsia="宋体" w:cs="宋体"/>
-                <w:sz w:val="18"/>
-                <w:szCs w:val="18"/>
-              </w:rPr>
-            </w:pPr>
-            <w:r>
-              <w:rPr>
-                <w:rFonts w:ascii="宋体" w:hAnsi="宋体" w:eastAsia="宋体" w:cs="宋体"/>
+                <w:rFonts w:ascii="宋体" w:eastAsia="宋体" w:hAnsi="宋体" w:cs="宋体"/>
+                <w:sz w:val="18"/>
+                <w:szCs w:val="18"/>
+              </w:rPr>
+            </w:pPr>
+            <w:r>
+              <w:rPr>
+                <w:rFonts w:ascii="宋体" w:eastAsia="宋体" w:hAnsi="宋体" w:cs="宋体"/>
                 <w:sz w:val="18"/>
                 <w:szCs w:val="18"/>
               </w:rPr>
@@ -8338,14 +8185,14 @@
               <w:ind w:left="201"/>
               <w:textAlignment w:val="baseline"/>
               <w:rPr>
-                <w:rFonts w:ascii="宋体" w:hAnsi="宋体" w:eastAsia="宋体" w:cs="宋体"/>
-                <w:sz w:val="18"/>
-                <w:szCs w:val="18"/>
-              </w:rPr>
-            </w:pPr>
-            <w:r>
-              <w:rPr>
-                <w:rFonts w:ascii="宋体" w:hAnsi="宋体" w:eastAsia="宋体" w:cs="宋体"/>
+                <w:rFonts w:ascii="宋体" w:eastAsia="宋体" w:hAnsi="宋体" w:cs="宋体"/>
+                <w:sz w:val="18"/>
+                <w:szCs w:val="18"/>
+              </w:rPr>
+            </w:pPr>
+            <w:r>
+              <w:rPr>
+                <w:rFonts w:ascii="宋体" w:eastAsia="宋体" w:hAnsi="宋体" w:cs="宋体"/>
                 <w:sz w:val="18"/>
                 <w:szCs w:val="18"/>
               </w:rPr>
@@ -8375,14 +8222,14 @@
               <w:ind w:left="201"/>
               <w:textAlignment w:val="baseline"/>
               <w:rPr>
-                <w:rFonts w:ascii="宋体" w:hAnsi="宋体" w:eastAsia="宋体" w:cs="宋体"/>
-                <w:sz w:val="18"/>
-                <w:szCs w:val="18"/>
-              </w:rPr>
-            </w:pPr>
-            <w:r>
-              <w:rPr>
-                <w:rFonts w:ascii="宋体" w:hAnsi="宋体" w:eastAsia="宋体" w:cs="宋体"/>
+                <w:rFonts w:ascii="宋体" w:eastAsia="宋体" w:hAnsi="宋体" w:cs="宋体"/>
+                <w:sz w:val="18"/>
+                <w:szCs w:val="18"/>
+              </w:rPr>
+            </w:pPr>
+            <w:r>
+              <w:rPr>
+                <w:rFonts w:ascii="宋体" w:eastAsia="宋体" w:hAnsi="宋体" w:cs="宋体"/>
                 <w:sz w:val="18"/>
                 <w:szCs w:val="18"/>
               </w:rPr>
@@ -8412,14 +8259,14 @@
               <w:ind w:left="201"/>
               <w:textAlignment w:val="baseline"/>
               <w:rPr>
-                <w:rFonts w:ascii="宋体" w:hAnsi="宋体" w:eastAsia="宋体" w:cs="宋体"/>
-                <w:sz w:val="18"/>
-                <w:szCs w:val="18"/>
-              </w:rPr>
-            </w:pPr>
-            <w:r>
-              <w:rPr>
-                <w:rFonts w:ascii="宋体" w:hAnsi="宋体" w:eastAsia="宋体" w:cs="宋体"/>
+                <w:rFonts w:ascii="宋体" w:eastAsia="宋体" w:hAnsi="宋体" w:cs="宋体"/>
+                <w:sz w:val="18"/>
+                <w:szCs w:val="18"/>
+              </w:rPr>
+            </w:pPr>
+            <w:r>
+              <w:rPr>
+                <w:rFonts w:ascii="宋体" w:eastAsia="宋体" w:hAnsi="宋体" w:cs="宋体"/>
                 <w:sz w:val="18"/>
                 <w:szCs w:val="18"/>
               </w:rPr>
@@ -8449,14 +8296,14 @@
               <w:ind w:left="267"/>
               <w:textAlignment w:val="baseline"/>
               <w:rPr>
-                <w:rFonts w:ascii="宋体" w:hAnsi="宋体" w:eastAsia="宋体" w:cs="宋体"/>
-                <w:sz w:val="18"/>
-                <w:szCs w:val="18"/>
-              </w:rPr>
-            </w:pPr>
-            <w:r>
-              <w:rPr>
-                <w:rFonts w:ascii="宋体" w:hAnsi="宋体" w:eastAsia="宋体" w:cs="宋体"/>
+                <w:rFonts w:ascii="宋体" w:eastAsia="宋体" w:hAnsi="宋体" w:cs="宋体"/>
+                <w:sz w:val="18"/>
+                <w:szCs w:val="18"/>
+              </w:rPr>
+            </w:pPr>
+            <w:r>
+              <w:rPr>
+                <w:rFonts w:ascii="宋体" w:eastAsia="宋体" w:hAnsi="宋体" w:cs="宋体"/>
                 <w:sz w:val="18"/>
                 <w:szCs w:val="18"/>
               </w:rPr>
@@ -8486,14 +8333,14 @@
               <w:ind w:left="268"/>
               <w:textAlignment w:val="baseline"/>
               <w:rPr>
-                <w:rFonts w:ascii="宋体" w:hAnsi="宋体" w:eastAsia="宋体" w:cs="宋体"/>
-                <w:sz w:val="18"/>
-                <w:szCs w:val="18"/>
-              </w:rPr>
-            </w:pPr>
-            <w:r>
-              <w:rPr>
-                <w:rFonts w:ascii="宋体" w:hAnsi="宋体" w:eastAsia="宋体" w:cs="宋体"/>
+                <w:rFonts w:ascii="宋体" w:eastAsia="宋体" w:hAnsi="宋体" w:cs="宋体"/>
+                <w:sz w:val="18"/>
+                <w:szCs w:val="18"/>
+              </w:rPr>
+            </w:pPr>
+            <w:r>
+              <w:rPr>
+                <w:rFonts w:ascii="宋体" w:eastAsia="宋体" w:hAnsi="宋体" w:cs="宋体"/>
                 <w:sz w:val="18"/>
                 <w:szCs w:val="18"/>
               </w:rPr>
@@ -8523,14 +8370,14 @@
               <w:ind w:left="269"/>
               <w:textAlignment w:val="baseline"/>
               <w:rPr>
-                <w:rFonts w:ascii="宋体" w:hAnsi="宋体" w:eastAsia="宋体" w:cs="宋体"/>
-                <w:sz w:val="18"/>
-                <w:szCs w:val="18"/>
-              </w:rPr>
-            </w:pPr>
-            <w:r>
-              <w:rPr>
-                <w:rFonts w:ascii="宋体" w:hAnsi="宋体" w:eastAsia="宋体" w:cs="宋体"/>
+                <w:rFonts w:ascii="宋体" w:eastAsia="宋体" w:hAnsi="宋体" w:cs="宋体"/>
+                <w:sz w:val="18"/>
+                <w:szCs w:val="18"/>
+              </w:rPr>
+            </w:pPr>
+            <w:r>
+              <w:rPr>
+                <w:rFonts w:ascii="宋体" w:eastAsia="宋体" w:hAnsi="宋体" w:cs="宋体"/>
                 <w:sz w:val="18"/>
                 <w:szCs w:val="18"/>
               </w:rPr>
@@ -8560,14 +8407,14 @@
               <w:ind w:left="204"/>
               <w:textAlignment w:val="baseline"/>
               <w:rPr>
-                <w:rFonts w:ascii="宋体" w:hAnsi="宋体" w:eastAsia="宋体" w:cs="宋体"/>
-                <w:sz w:val="18"/>
-                <w:szCs w:val="18"/>
-              </w:rPr>
-            </w:pPr>
-            <w:r>
-              <w:rPr>
-                <w:rFonts w:ascii="宋体" w:hAnsi="宋体" w:eastAsia="宋体" w:cs="宋体"/>
+                <w:rFonts w:ascii="宋体" w:eastAsia="宋体" w:hAnsi="宋体" w:cs="宋体"/>
+                <w:sz w:val="18"/>
+                <w:szCs w:val="18"/>
+              </w:rPr>
+            </w:pPr>
+            <w:r>
+              <w:rPr>
+                <w:rFonts w:ascii="宋体" w:eastAsia="宋体" w:hAnsi="宋体" w:cs="宋体"/>
                 <w:sz w:val="18"/>
                 <w:szCs w:val="18"/>
               </w:rPr>
@@ -8597,14 +8444,14 @@
               <w:ind w:left="303"/>
               <w:textAlignment w:val="baseline"/>
               <w:rPr>
-                <w:rFonts w:ascii="宋体" w:hAnsi="宋体" w:eastAsia="宋体" w:cs="宋体"/>
-                <w:sz w:val="18"/>
-                <w:szCs w:val="18"/>
-              </w:rPr>
-            </w:pPr>
-            <w:r>
-              <w:rPr>
-                <w:rFonts w:ascii="宋体" w:hAnsi="宋体" w:eastAsia="宋体" w:cs="宋体"/>
+                <w:rFonts w:ascii="宋体" w:eastAsia="宋体" w:hAnsi="宋体" w:cs="宋体"/>
+                <w:sz w:val="18"/>
+                <w:szCs w:val="18"/>
+              </w:rPr>
+            </w:pPr>
+            <w:r>
+              <w:rPr>
+                <w:rFonts w:ascii="宋体" w:eastAsia="宋体" w:hAnsi="宋体" w:cs="宋体"/>
                 <w:sz w:val="18"/>
                 <w:szCs w:val="18"/>
               </w:rPr>
@@ -8634,14 +8481,14 @@
               <w:ind w:left="307"/>
               <w:textAlignment w:val="baseline"/>
               <w:rPr>
-                <w:rFonts w:ascii="宋体" w:hAnsi="宋体" w:eastAsia="宋体" w:cs="宋体"/>
-                <w:sz w:val="18"/>
-                <w:szCs w:val="18"/>
-              </w:rPr>
-            </w:pPr>
-            <w:r>
-              <w:rPr>
-                <w:rFonts w:ascii="宋体" w:hAnsi="宋体" w:eastAsia="宋体" w:cs="宋体"/>
+                <w:rFonts w:ascii="宋体" w:eastAsia="宋体" w:hAnsi="宋体" w:cs="宋体"/>
+                <w:sz w:val="18"/>
+                <w:szCs w:val="18"/>
+              </w:rPr>
+            </w:pPr>
+            <w:r>
+              <w:rPr>
+                <w:rFonts w:ascii="宋体" w:eastAsia="宋体" w:hAnsi="宋体" w:cs="宋体"/>
                 <w:sz w:val="18"/>
                 <w:szCs w:val="18"/>
               </w:rPr>
@@ -8671,14 +8518,14 @@
               <w:ind w:left="272"/>
               <w:textAlignment w:val="baseline"/>
               <w:rPr>
-                <w:rFonts w:ascii="宋体" w:hAnsi="宋体" w:eastAsia="宋体" w:cs="宋体"/>
-                <w:sz w:val="18"/>
-                <w:szCs w:val="18"/>
-              </w:rPr>
-            </w:pPr>
-            <w:r>
-              <w:rPr>
-                <w:rFonts w:ascii="宋体" w:hAnsi="宋体" w:eastAsia="宋体" w:cs="宋体"/>
+                <w:rFonts w:ascii="宋体" w:eastAsia="宋体" w:hAnsi="宋体" w:cs="宋体"/>
+                <w:sz w:val="18"/>
+                <w:szCs w:val="18"/>
+              </w:rPr>
+            </w:pPr>
+            <w:r>
+              <w:rPr>
+                <w:rFonts w:ascii="宋体" w:eastAsia="宋体" w:hAnsi="宋体" w:cs="宋体"/>
                 <w:sz w:val="18"/>
                 <w:szCs w:val="18"/>
               </w:rPr>
@@ -8708,14 +8555,14 @@
               <w:ind w:left="240"/>
               <w:textAlignment w:val="baseline"/>
               <w:rPr>
-                <w:rFonts w:ascii="宋体" w:hAnsi="宋体" w:eastAsia="宋体" w:cs="宋体"/>
-                <w:sz w:val="18"/>
-                <w:szCs w:val="18"/>
-              </w:rPr>
-            </w:pPr>
-            <w:r>
-              <w:rPr>
-                <w:rFonts w:ascii="宋体" w:hAnsi="宋体" w:eastAsia="宋体" w:cs="宋体"/>
+                <w:rFonts w:ascii="宋体" w:eastAsia="宋体" w:hAnsi="宋体" w:cs="宋体"/>
+                <w:sz w:val="18"/>
+                <w:szCs w:val="18"/>
+              </w:rPr>
+            </w:pPr>
+            <w:r>
+              <w:rPr>
+                <w:rFonts w:ascii="宋体" w:eastAsia="宋体" w:hAnsi="宋体" w:cs="宋体"/>
                 <w:sz w:val="18"/>
                 <w:szCs w:val="18"/>
               </w:rPr>
@@ -8745,14 +8592,14 @@
               <w:ind w:left="207"/>
               <w:textAlignment w:val="baseline"/>
               <w:rPr>
-                <w:rFonts w:ascii="宋体" w:hAnsi="宋体" w:eastAsia="宋体" w:cs="宋体"/>
-                <w:sz w:val="18"/>
-                <w:szCs w:val="18"/>
-              </w:rPr>
-            </w:pPr>
-            <w:r>
-              <w:rPr>
-                <w:rFonts w:ascii="宋体" w:hAnsi="宋体" w:eastAsia="宋体" w:cs="宋体"/>
+                <w:rFonts w:ascii="宋体" w:eastAsia="宋体" w:hAnsi="宋体" w:cs="宋体"/>
+                <w:sz w:val="18"/>
+                <w:szCs w:val="18"/>
+              </w:rPr>
+            </w:pPr>
+            <w:r>
+              <w:rPr>
+                <w:rFonts w:ascii="宋体" w:eastAsia="宋体" w:hAnsi="宋体" w:cs="宋体"/>
                 <w:sz w:val="18"/>
                 <w:szCs w:val="18"/>
               </w:rPr>
@@ -8763,14 +8610,9 @@
       </w:tr>
       <w:tr>
         <w:tblPrEx>
-          <w:tblBorders>
-            <w:top w:val="single" w:color="000000" w:sz="4" w:space="0"/>
-            <w:left w:val="single" w:color="000000" w:sz="4" w:space="0"/>
-            <w:bottom w:val="single" w:color="000000" w:sz="4" w:space="0"/>
-            <w:right w:val="single" w:color="000000" w:sz="4" w:space="0"/>
-            <w:insideH w:val="single" w:color="000000" w:sz="4" w:space="0"/>
-            <w:insideV w:val="single" w:color="000000" w:sz="4" w:space="0"/>
-          </w:tblBorders>
+          <w:tblW w:w="8763" w:type="dxa"/>
+          <w:jc w:val="center"/>
+          <w:tblLayout w:type="fixed"/>
           <w:tblCellMar>
             <w:top w:w="0" w:type="dxa"/>
             <w:left w:w="0" w:type="dxa"/>
@@ -8779,7 +8621,7 @@
           </w:tblCellMar>
         </w:tblPrEx>
         <w:trPr>
-          <w:trHeight w:val="667" w:hRule="atLeast"/>
+          <w:trHeight w:val="667"/>
           <w:jc w:val="center"/>
         </w:trPr>
         <w:tc>
@@ -8804,14 +8646,14 @@
               <w:ind w:left="312" w:right="125" w:hanging="184"/>
               <w:textAlignment w:val="baseline"/>
               <w:rPr>
-                <w:rFonts w:ascii="宋体" w:hAnsi="宋体" w:eastAsia="宋体" w:cs="宋体"/>
-                <w:sz w:val="18"/>
-                <w:szCs w:val="18"/>
-              </w:rPr>
-            </w:pPr>
-            <w:r>
-              <w:rPr>
-                <w:rFonts w:ascii="宋体" w:hAnsi="宋体" w:eastAsia="宋体" w:cs="宋体"/>
+                <w:rFonts w:ascii="宋体" w:eastAsia="宋体" w:hAnsi="宋体" w:cs="宋体"/>
+                <w:sz w:val="18"/>
+                <w:szCs w:val="18"/>
+              </w:rPr>
+            </w:pPr>
+            <w:r>
+              <w:rPr>
+                <w:rFonts w:ascii="宋体" w:eastAsia="宋体" w:hAnsi="宋体" w:cs="宋体"/>
                 <w:b/>
                 <w:bCs/>
                 <w:spacing w:val="-5"/>
@@ -8822,7 +8664,7 @@
             </w:r>
             <w:r>
               <w:rPr>
-                <w:rFonts w:ascii="宋体" w:hAnsi="宋体" w:eastAsia="宋体" w:cs="宋体"/>
+                <w:rFonts w:ascii="宋体" w:eastAsia="宋体" w:hAnsi="宋体" w:cs="宋体"/>
                 <w:b/>
                 <w:bCs/>
                 <w:spacing w:val="-2"/>
@@ -8855,14 +8697,14 @@
               <w:ind w:left="172"/>
               <w:textAlignment w:val="baseline"/>
               <w:rPr>
-                <w:rFonts w:ascii="宋体" w:hAnsi="宋体" w:eastAsia="宋体" w:cs="宋体"/>
-                <w:sz w:val="18"/>
-                <w:szCs w:val="18"/>
-              </w:rPr>
-            </w:pPr>
-            <w:r>
-              <w:rPr>
-                <w:rFonts w:ascii="宋体" w:hAnsi="宋体" w:eastAsia="宋体" w:cs="宋体"/>
+                <w:rFonts w:ascii="宋体" w:eastAsia="宋体" w:hAnsi="宋体" w:cs="宋体"/>
+                <w:sz w:val="18"/>
+                <w:szCs w:val="18"/>
+              </w:rPr>
+            </w:pPr>
+            <w:r>
+              <w:rPr>
+                <w:rFonts w:ascii="宋体" w:eastAsia="宋体" w:hAnsi="宋体" w:cs="宋体"/>
                 <w:spacing w:val="-2"/>
                 <w:sz w:val="18"/>
                 <w:szCs w:val="18"/>
@@ -8893,14 +8735,14 @@
               <w:ind w:left="108"/>
               <w:textAlignment w:val="baseline"/>
               <w:rPr>
-                <w:rFonts w:ascii="宋体" w:hAnsi="宋体" w:eastAsia="宋体" w:cs="宋体"/>
-                <w:sz w:val="18"/>
-                <w:szCs w:val="18"/>
-              </w:rPr>
-            </w:pPr>
-            <w:r>
-              <w:rPr>
-                <w:rFonts w:ascii="宋体" w:hAnsi="宋体" w:eastAsia="宋体" w:cs="宋体"/>
+                <w:rFonts w:ascii="宋体" w:eastAsia="宋体" w:hAnsi="宋体" w:cs="宋体"/>
+                <w:sz w:val="18"/>
+                <w:szCs w:val="18"/>
+              </w:rPr>
+            </w:pPr>
+            <w:r>
+              <w:rPr>
+                <w:rFonts w:ascii="宋体" w:eastAsia="宋体" w:hAnsi="宋体" w:cs="宋体"/>
                 <w:spacing w:val="-2"/>
                 <w:sz w:val="18"/>
                 <w:szCs w:val="18"/>
@@ -8931,14 +8773,14 @@
               <w:ind w:left="109"/>
               <w:textAlignment w:val="baseline"/>
               <w:rPr>
-                <w:rFonts w:ascii="宋体" w:hAnsi="宋体" w:eastAsia="宋体" w:cs="宋体"/>
-                <w:sz w:val="18"/>
-                <w:szCs w:val="18"/>
-              </w:rPr>
-            </w:pPr>
-            <w:r>
-              <w:rPr>
-                <w:rFonts w:ascii="宋体" w:hAnsi="宋体" w:eastAsia="宋体" w:cs="宋体"/>
+                <w:rFonts w:ascii="宋体" w:eastAsia="宋体" w:hAnsi="宋体" w:cs="宋体"/>
+                <w:sz w:val="18"/>
+                <w:szCs w:val="18"/>
+              </w:rPr>
+            </w:pPr>
+            <w:r>
+              <w:rPr>
+                <w:rFonts w:ascii="宋体" w:eastAsia="宋体" w:hAnsi="宋体" w:cs="宋体"/>
                 <w:spacing w:val="-2"/>
                 <w:sz w:val="18"/>
                 <w:szCs w:val="18"/>
@@ -8969,14 +8811,14 @@
               <w:ind w:left="109"/>
               <w:textAlignment w:val="baseline"/>
               <w:rPr>
-                <w:rFonts w:ascii="宋体" w:hAnsi="宋体" w:eastAsia="宋体" w:cs="宋体"/>
-                <w:sz w:val="18"/>
-                <w:szCs w:val="18"/>
-              </w:rPr>
-            </w:pPr>
-            <w:r>
-              <w:rPr>
-                <w:rFonts w:ascii="宋体" w:hAnsi="宋体" w:eastAsia="宋体" w:cs="宋体"/>
+                <w:rFonts w:ascii="宋体" w:eastAsia="宋体" w:hAnsi="宋体" w:cs="宋体"/>
+                <w:sz w:val="18"/>
+                <w:szCs w:val="18"/>
+              </w:rPr>
+            </w:pPr>
+            <w:r>
+              <w:rPr>
+                <w:rFonts w:ascii="宋体" w:eastAsia="宋体" w:hAnsi="宋体" w:cs="宋体"/>
                 <w:spacing w:val="-2"/>
                 <w:sz w:val="18"/>
                 <w:szCs w:val="18"/>
@@ -9007,14 +8849,14 @@
               <w:ind w:left="109"/>
               <w:textAlignment w:val="baseline"/>
               <w:rPr>
-                <w:rFonts w:ascii="宋体" w:hAnsi="宋体" w:eastAsia="宋体" w:cs="宋体"/>
-                <w:sz w:val="18"/>
-                <w:szCs w:val="18"/>
-              </w:rPr>
-            </w:pPr>
-            <w:r>
-              <w:rPr>
-                <w:rFonts w:ascii="宋体" w:hAnsi="宋体" w:eastAsia="宋体" w:cs="宋体"/>
+                <w:rFonts w:ascii="宋体" w:eastAsia="宋体" w:hAnsi="宋体" w:cs="宋体"/>
+                <w:sz w:val="18"/>
+                <w:szCs w:val="18"/>
+              </w:rPr>
+            </w:pPr>
+            <w:r>
+              <w:rPr>
+                <w:rFonts w:ascii="宋体" w:eastAsia="宋体" w:hAnsi="宋体" w:cs="宋体"/>
                 <w:spacing w:val="-2"/>
                 <w:sz w:val="18"/>
                 <w:szCs w:val="18"/>
@@ -9045,14 +8887,14 @@
               <w:ind w:left="174"/>
               <w:textAlignment w:val="baseline"/>
               <w:rPr>
-                <w:rFonts w:ascii="宋体" w:hAnsi="宋体" w:eastAsia="宋体" w:cs="宋体"/>
-                <w:sz w:val="18"/>
-                <w:szCs w:val="18"/>
-              </w:rPr>
-            </w:pPr>
-            <w:r>
-              <w:rPr>
-                <w:rFonts w:ascii="宋体" w:hAnsi="宋体" w:eastAsia="宋体" w:cs="宋体"/>
+                <w:rFonts w:ascii="宋体" w:eastAsia="宋体" w:hAnsi="宋体" w:cs="宋体"/>
+                <w:sz w:val="18"/>
+                <w:szCs w:val="18"/>
+              </w:rPr>
+            </w:pPr>
+            <w:r>
+              <w:rPr>
+                <w:rFonts w:ascii="宋体" w:eastAsia="宋体" w:hAnsi="宋体" w:cs="宋体"/>
                 <w:spacing w:val="-2"/>
                 <w:sz w:val="18"/>
                 <w:szCs w:val="18"/>
@@ -9083,14 +8925,14 @@
               <w:ind w:left="175"/>
               <w:textAlignment w:val="baseline"/>
               <w:rPr>
-                <w:rFonts w:ascii="宋体" w:hAnsi="宋体" w:eastAsia="宋体" w:cs="宋体"/>
-                <w:sz w:val="18"/>
-                <w:szCs w:val="18"/>
-              </w:rPr>
-            </w:pPr>
-            <w:r>
-              <w:rPr>
-                <w:rFonts w:ascii="宋体" w:hAnsi="宋体" w:eastAsia="宋体" w:cs="宋体"/>
+                <w:rFonts w:ascii="宋体" w:eastAsia="宋体" w:hAnsi="宋体" w:cs="宋体"/>
+                <w:sz w:val="18"/>
+                <w:szCs w:val="18"/>
+              </w:rPr>
+            </w:pPr>
+            <w:r>
+              <w:rPr>
+                <w:rFonts w:ascii="宋体" w:eastAsia="宋体" w:hAnsi="宋体" w:cs="宋体"/>
                 <w:spacing w:val="-2"/>
                 <w:sz w:val="18"/>
                 <w:szCs w:val="18"/>
@@ -9121,14 +8963,14 @@
               <w:ind w:left="176"/>
               <w:textAlignment w:val="baseline"/>
               <w:rPr>
-                <w:rFonts w:ascii="宋体" w:hAnsi="宋体" w:eastAsia="宋体" w:cs="宋体"/>
-                <w:sz w:val="18"/>
-                <w:szCs w:val="18"/>
-              </w:rPr>
-            </w:pPr>
-            <w:r>
-              <w:rPr>
-                <w:rFonts w:ascii="宋体" w:hAnsi="宋体" w:eastAsia="宋体" w:cs="宋体"/>
+                <w:rFonts w:ascii="宋体" w:eastAsia="宋体" w:hAnsi="宋体" w:cs="宋体"/>
+                <w:sz w:val="18"/>
+                <w:szCs w:val="18"/>
+              </w:rPr>
+            </w:pPr>
+            <w:r>
+              <w:rPr>
+                <w:rFonts w:ascii="宋体" w:eastAsia="宋体" w:hAnsi="宋体" w:cs="宋体"/>
                 <w:spacing w:val="-2"/>
                 <w:sz w:val="18"/>
                 <w:szCs w:val="18"/>
@@ -9159,14 +9001,14 @@
               <w:ind w:left="112"/>
               <w:textAlignment w:val="baseline"/>
               <w:rPr>
-                <w:rFonts w:ascii="宋体" w:hAnsi="宋体" w:eastAsia="宋体" w:cs="宋体"/>
-                <w:sz w:val="18"/>
-                <w:szCs w:val="18"/>
-              </w:rPr>
-            </w:pPr>
-            <w:r>
-              <w:rPr>
-                <w:rFonts w:ascii="宋体" w:hAnsi="宋体" w:eastAsia="宋体" w:cs="宋体"/>
+                <w:rFonts w:ascii="宋体" w:eastAsia="宋体" w:hAnsi="宋体" w:cs="宋体"/>
+                <w:sz w:val="18"/>
+                <w:szCs w:val="18"/>
+              </w:rPr>
+            </w:pPr>
+            <w:r>
+              <w:rPr>
+                <w:rFonts w:ascii="宋体" w:eastAsia="宋体" w:hAnsi="宋体" w:cs="宋体"/>
                 <w:spacing w:val="-2"/>
                 <w:sz w:val="18"/>
                 <w:szCs w:val="18"/>
@@ -9197,14 +9039,14 @@
               <w:ind w:left="211"/>
               <w:textAlignment w:val="baseline"/>
               <w:rPr>
-                <w:rFonts w:ascii="宋体" w:hAnsi="宋体" w:eastAsia="宋体" w:cs="宋体"/>
-                <w:sz w:val="18"/>
-                <w:szCs w:val="18"/>
-              </w:rPr>
-            </w:pPr>
-            <w:r>
-              <w:rPr>
-                <w:rFonts w:ascii="宋体" w:hAnsi="宋体" w:eastAsia="宋体" w:cs="宋体"/>
+                <w:rFonts w:ascii="宋体" w:eastAsia="宋体" w:hAnsi="宋体" w:cs="宋体"/>
+                <w:sz w:val="18"/>
+                <w:szCs w:val="18"/>
+              </w:rPr>
+            </w:pPr>
+            <w:r>
+              <w:rPr>
+                <w:rFonts w:ascii="宋体" w:eastAsia="宋体" w:hAnsi="宋体" w:cs="宋体"/>
                 <w:spacing w:val="-2"/>
                 <w:sz w:val="18"/>
                 <w:szCs w:val="18"/>
@@ -9235,14 +9077,14 @@
               <w:ind w:left="214"/>
               <w:textAlignment w:val="baseline"/>
               <w:rPr>
-                <w:rFonts w:ascii="宋体" w:hAnsi="宋体" w:eastAsia="宋体" w:cs="宋体"/>
-                <w:sz w:val="18"/>
-                <w:szCs w:val="18"/>
-              </w:rPr>
-            </w:pPr>
-            <w:r>
-              <w:rPr>
-                <w:rFonts w:ascii="宋体" w:hAnsi="宋体" w:eastAsia="宋体" w:cs="宋体"/>
+                <w:rFonts w:ascii="宋体" w:eastAsia="宋体" w:hAnsi="宋体" w:cs="宋体"/>
+                <w:sz w:val="18"/>
+                <w:szCs w:val="18"/>
+              </w:rPr>
+            </w:pPr>
+            <w:r>
+              <w:rPr>
+                <w:rFonts w:ascii="宋体" w:eastAsia="宋体" w:hAnsi="宋体" w:cs="宋体"/>
                 <w:spacing w:val="-2"/>
                 <w:sz w:val="18"/>
                 <w:szCs w:val="18"/>
@@ -9273,14 +9115,14 @@
               <w:ind w:left="179"/>
               <w:textAlignment w:val="baseline"/>
               <w:rPr>
-                <w:rFonts w:ascii="宋体" w:hAnsi="宋体" w:eastAsia="宋体" w:cs="宋体"/>
-                <w:sz w:val="18"/>
-                <w:szCs w:val="18"/>
-              </w:rPr>
-            </w:pPr>
-            <w:r>
-              <w:rPr>
-                <w:rFonts w:ascii="宋体" w:hAnsi="宋体" w:eastAsia="宋体" w:cs="宋体"/>
+                <w:rFonts w:ascii="宋体" w:eastAsia="宋体" w:hAnsi="宋体" w:cs="宋体"/>
+                <w:sz w:val="18"/>
+                <w:szCs w:val="18"/>
+              </w:rPr>
+            </w:pPr>
+            <w:r>
+              <w:rPr>
+                <w:rFonts w:ascii="宋体" w:eastAsia="宋体" w:hAnsi="宋体" w:cs="宋体"/>
                 <w:spacing w:val="-2"/>
                 <w:sz w:val="18"/>
                 <w:szCs w:val="18"/>
@@ -9311,14 +9153,14 @@
               <w:ind w:left="148"/>
               <w:textAlignment w:val="baseline"/>
               <w:rPr>
-                <w:rFonts w:ascii="宋体" w:hAnsi="宋体" w:eastAsia="宋体" w:cs="宋体"/>
-                <w:sz w:val="18"/>
-                <w:szCs w:val="18"/>
-              </w:rPr>
-            </w:pPr>
-            <w:r>
-              <w:rPr>
-                <w:rFonts w:ascii="宋体" w:hAnsi="宋体" w:eastAsia="宋体" w:cs="宋体"/>
+                <w:rFonts w:ascii="宋体" w:eastAsia="宋体" w:hAnsi="宋体" w:cs="宋体"/>
+                <w:sz w:val="18"/>
+                <w:szCs w:val="18"/>
+              </w:rPr>
+            </w:pPr>
+            <w:r>
+              <w:rPr>
+                <w:rFonts w:ascii="宋体" w:eastAsia="宋体" w:hAnsi="宋体" w:cs="宋体"/>
                 <w:spacing w:val="-2"/>
                 <w:sz w:val="18"/>
                 <w:szCs w:val="18"/>
@@ -9349,14 +9191,14 @@
               <w:ind w:left="114"/>
               <w:textAlignment w:val="baseline"/>
               <w:rPr>
-                <w:rFonts w:ascii="宋体" w:hAnsi="宋体" w:eastAsia="宋体" w:cs="宋体"/>
-                <w:sz w:val="18"/>
-                <w:szCs w:val="18"/>
-              </w:rPr>
-            </w:pPr>
-            <w:r>
-              <w:rPr>
-                <w:rFonts w:ascii="宋体" w:hAnsi="宋体" w:eastAsia="宋体" w:cs="宋体"/>
+                <w:rFonts w:ascii="宋体" w:eastAsia="宋体" w:hAnsi="宋体" w:cs="宋体"/>
+                <w:sz w:val="18"/>
+                <w:szCs w:val="18"/>
+              </w:rPr>
+            </w:pPr>
+            <w:r>
+              <w:rPr>
+                <w:rFonts w:ascii="宋体" w:eastAsia="宋体" w:hAnsi="宋体" w:cs="宋体"/>
                 <w:spacing w:val="-2"/>
                 <w:sz w:val="18"/>
                 <w:szCs w:val="18"/>
@@ -9369,7 +9211,7 @@
     </w:tbl>
     <w:p>
       <w:pPr>
-        <w:pStyle w:val="29"/>
+        <w:pStyle w:val="a1"/>
         <w:keepNext w:val="0"/>
         <w:keepLines w:val="0"/>
         <w:pageBreakBefore w:val="0"/>
@@ -9391,7 +9233,7 @@
     </w:p>
     <w:p>
       <w:pPr>
-        <w:pStyle w:val="30"/>
+        <w:pStyle w:val="2"/>
         <w:keepNext w:val="0"/>
         <w:keepLines w:val="0"/>
         <w:pageBreakBefore w:val="0"/>
@@ -9410,7 +9252,7 @@
           <w:lang w:val="en-US" w:eastAsia="zh-CN"/>
         </w:rPr>
       </w:pPr>
-      <w:bookmarkStart w:id="19" w:name="_Toc22018"/>
+      <w:bookmarkStart w:id="20" w:name="_Toc22018"/>
       <w:r>
         <w:rPr>
           <w:rFonts w:hint="default"/>
@@ -9418,11 +9260,11 @@
         </w:rPr>
         <w:t>改进与验证</w:t>
       </w:r>
-      <w:bookmarkEnd w:id="19"/>
+      <w:bookmarkEnd w:id="20"/>
     </w:p>
     <w:p>
       <w:pPr>
-        <w:pStyle w:val="29"/>
+        <w:pStyle w:val="a1"/>
         <w:keepNext w:val="0"/>
         <w:keepLines w:val="0"/>
         <w:pageBreakBefore w:val="0"/>
@@ -9465,7 +9307,7 @@
     </w:p>
     <w:p>
       <w:pPr>
-        <w:pStyle w:val="29"/>
+        <w:pStyle w:val="a1"/>
         <w:keepNext w:val="0"/>
         <w:keepLines w:val="0"/>
         <w:pageBreakBefore w:val="0"/>
@@ -9494,7 +9336,7 @@
     </w:p>
     <w:p>
       <w:pPr>
-        <w:pStyle w:val="29"/>
+        <w:pStyle w:val="a1"/>
         <w:keepNext w:val="0"/>
         <w:keepLines w:val="0"/>
         <w:pageBreakBefore w:val="0"/>
@@ -9532,12 +9374,12 @@
           <w:rFonts w:hint="default"/>
           <w:lang w:val="en-US" w:eastAsia="zh-CN"/>
         </w:rPr>
-        <w:t>及运维部部长负责对改进措施的实施效果进行跟踪验证，确保问题得到有效解决，形成管理闭环。</w:t>
+        <w:t>及运维部经理负责对改进措施的实施效果进行跟踪验证，确保问题得到有效解决，形成管理闭环。</w:t>
       </w:r>
     </w:p>
     <w:p>
       <w:pPr>
-        <w:pStyle w:val="30"/>
+        <w:pStyle w:val="2"/>
         <w:keepNext w:val="0"/>
         <w:keepLines w:val="0"/>
         <w:pageBreakBefore w:val="0"/>
@@ -9556,7 +9398,7 @@
           <w:lang w:val="en-US" w:eastAsia="zh-CN"/>
         </w:rPr>
       </w:pPr>
-      <w:bookmarkStart w:id="20" w:name="_Toc5940"/>
+      <w:bookmarkStart w:id="21" w:name="_Toc5940"/>
       <w:r>
         <w:rPr>
           <w:rFonts w:hint="eastAsia"/>
@@ -9564,22 +9406,21 @@
         </w:rPr>
         <w:t>考核指标</w:t>
       </w:r>
-      <w:bookmarkEnd w:id="20"/>
+      <w:bookmarkEnd w:id="21"/>
     </w:p>
     <w:tbl>
       <w:tblPr>
-        <w:tblStyle w:val="21"/>
+        <w:tblStyle w:val="TableGrid"/>
         <w:tblW w:w="0" w:type="auto"/>
         <w:tblInd w:w="0" w:type="dxa"/>
         <w:tblBorders>
-          <w:top w:val="single" w:color="auto" w:sz="4" w:space="0"/>
-          <w:left w:val="single" w:color="auto" w:sz="4" w:space="0"/>
-          <w:bottom w:val="single" w:color="auto" w:sz="4" w:space="0"/>
-          <w:right w:val="single" w:color="auto" w:sz="4" w:space="0"/>
-          <w:insideH w:val="single" w:color="auto" w:sz="4" w:space="0"/>
-          <w:insideV w:val="single" w:color="auto" w:sz="4" w:space="0"/>
+          <w:top w:val="single" w:sz="4" w:space="0" w:color="auto"/>
+          <w:left w:val="single" w:sz="4" w:space="0" w:color="auto"/>
+          <w:bottom w:val="single" w:sz="4" w:space="0" w:color="auto"/>
+          <w:right w:val="single" w:sz="4" w:space="0" w:color="auto"/>
+          <w:insideH w:val="single" w:sz="4" w:space="0" w:color="auto"/>
+          <w:insideV w:val="single" w:sz="4" w:space="0" w:color="auto"/>
         </w:tblBorders>
-        <w:tblLayout w:type="autofit"/>
         <w:tblCellMar>
           <w:top w:w="0" w:type="dxa"/>
           <w:left w:w="108" w:type="dxa"/>
@@ -9595,13 +9436,15 @@
       </w:tblGrid>
       <w:tr>
         <w:tblPrEx>
+          <w:tblW w:w="0" w:type="auto"/>
+          <w:tblInd w:w="0" w:type="dxa"/>
           <w:tblBorders>
-            <w:top w:val="single" w:color="auto" w:sz="4" w:space="0"/>
-            <w:left w:val="single" w:color="auto" w:sz="4" w:space="0"/>
-            <w:bottom w:val="single" w:color="auto" w:sz="4" w:space="0"/>
-            <w:right w:val="single" w:color="auto" w:sz="4" w:space="0"/>
-            <w:insideH w:val="single" w:color="auto" w:sz="4" w:space="0"/>
-            <w:insideV w:val="single" w:color="auto" w:sz="4" w:space="0"/>
+            <w:top w:val="single" w:sz="4" w:space="0" w:color="auto"/>
+            <w:left w:val="single" w:sz="4" w:space="0" w:color="auto"/>
+            <w:bottom w:val="single" w:sz="4" w:space="0" w:color="auto"/>
+            <w:right w:val="single" w:sz="4" w:space="0" w:color="auto"/>
+            <w:insideH w:val="single" w:sz="4" w:space="0" w:color="auto"/>
+            <w:insideV w:val="single" w:sz="4" w:space="0" w:color="auto"/>
           </w:tblBorders>
           <w:tblCellMar>
             <w:top w:w="0" w:type="dxa"/>
@@ -9616,7 +9459,7 @@
           </w:tcPr>
           <w:p>
             <w:pPr>
-              <w:pStyle w:val="29"/>
+              <w:pStyle w:val="a1"/>
               <w:keepNext w:val="0"/>
               <w:keepLines w:val="0"/>
               <w:pageBreakBefore w:val="0"/>
@@ -9652,7 +9495,7 @@
           </w:tcPr>
           <w:p>
             <w:pPr>
-              <w:pStyle w:val="29"/>
+              <w:pStyle w:val="a1"/>
               <w:keepNext w:val="0"/>
               <w:keepLines w:val="0"/>
               <w:pageBreakBefore w:val="0"/>
@@ -9688,20 +9531,20 @@
           </w:tcPr>
           <w:p>
             <w:pPr>
-              <w:pStyle w:val="29"/>
-              <w:keepNext w:val="0"/>
-              <w:keepLines w:val="0"/>
-              <w:pageBreakBefore w:val="0"/>
-              <w:widowControl w:val="0"/>
-              <w:kinsoku w:val="0"/>
-              <w:wordWrap/>
-              <w:overflowPunct/>
-              <w:autoSpaceDE w:val="0"/>
-              <w:autoSpaceDN w:val="0"/>
-              <w:bidi w:val="0"/>
-              <w:adjustRightInd w:val="0"/>
-              <w:snapToGrid w:val="0"/>
-              <w:ind w:left="0" w:leftChars="0" w:firstLine="0" w:firstLineChars="0"/>
+              <w:pStyle w:val="a1"/>
+              <w:keepNext w:val="0"/>
+              <w:keepLines w:val="0"/>
+              <w:pageBreakBefore w:val="0"/>
+              <w:widowControl w:val="0"/>
+              <w:kinsoku w:val="0"/>
+              <w:wordWrap/>
+              <w:overflowPunct/>
+              <w:autoSpaceDE w:val="0"/>
+              <w:autoSpaceDN w:val="0"/>
+              <w:bidi w:val="0"/>
+              <w:adjustRightInd w:val="0"/>
+              <w:snapToGrid w:val="0"/>
+              <w:ind w:left="0" w:firstLine="0" w:leftChars="0" w:firstLineChars="0"/>
               <w:textAlignment w:val="baseline"/>
               <w:rPr>
                 <w:rFonts w:hint="default"/>
@@ -9725,7 +9568,7 @@
           </w:tcPr>
           <w:p>
             <w:pPr>
-              <w:pStyle w:val="29"/>
+              <w:pStyle w:val="a1"/>
               <w:keepNext w:val="0"/>
               <w:keepLines w:val="0"/>
               <w:pageBreakBefore w:val="0"/>
@@ -9758,14 +9601,8 @@
       </w:tr>
       <w:tr>
         <w:tblPrEx>
-          <w:tblBorders>
-            <w:top w:val="single" w:color="auto" w:sz="4" w:space="0"/>
-            <w:left w:val="single" w:color="auto" w:sz="4" w:space="0"/>
-            <w:bottom w:val="single" w:color="auto" w:sz="4" w:space="0"/>
-            <w:right w:val="single" w:color="auto" w:sz="4" w:space="0"/>
-            <w:insideH w:val="single" w:color="auto" w:sz="4" w:space="0"/>
-            <w:insideV w:val="single" w:color="auto" w:sz="4" w:space="0"/>
-          </w:tblBorders>
+          <w:tblW w:w="0" w:type="auto"/>
+          <w:tblInd w:w="0" w:type="dxa"/>
           <w:tblCellMar>
             <w:top w:w="0" w:type="dxa"/>
             <w:left w:w="108" w:type="dxa"/>
@@ -9779,23 +9616,23 @@
           </w:tcPr>
           <w:p>
             <w:pPr>
-              <w:pStyle w:val="29"/>
-              <w:keepNext w:val="0"/>
-              <w:keepLines w:val="0"/>
-              <w:pageBreakBefore w:val="0"/>
-              <w:widowControl w:val="0"/>
-              <w:kinsoku w:val="0"/>
-              <w:wordWrap/>
-              <w:overflowPunct/>
-              <w:autoSpaceDE w:val="0"/>
-              <w:autoSpaceDN w:val="0"/>
-              <w:bidi w:val="0"/>
-              <w:adjustRightInd w:val="0"/>
-              <w:snapToGrid w:val="0"/>
-              <w:ind w:left="0" w:leftChars="0" w:firstLine="0" w:firstLineChars="0"/>
-              <w:textAlignment w:val="baseline"/>
-              <w:rPr>
-                <w:rFonts w:hint="default" w:ascii="宋体" w:hAnsi="宋体" w:eastAsia="宋体" w:cs="宋体"/>
+              <w:pStyle w:val="a1"/>
+              <w:keepNext w:val="0"/>
+              <w:keepLines w:val="0"/>
+              <w:pageBreakBefore w:val="0"/>
+              <w:widowControl w:val="0"/>
+              <w:kinsoku w:val="0"/>
+              <w:wordWrap/>
+              <w:overflowPunct/>
+              <w:autoSpaceDE w:val="0"/>
+              <w:autoSpaceDN w:val="0"/>
+              <w:bidi w:val="0"/>
+              <w:adjustRightInd w:val="0"/>
+              <w:snapToGrid w:val="0"/>
+              <w:ind w:left="0" w:firstLine="0" w:leftChars="0" w:firstLineChars="0"/>
+              <w:textAlignment w:val="baseline"/>
+              <w:rPr>
+                <w:rFonts w:ascii="宋体" w:eastAsia="宋体" w:hAnsi="宋体" w:cs="宋体" w:hint="default"/>
                 <w:sz w:val="24"/>
                 <w:szCs w:val="24"/>
                 <w:lang w:val="en-US" w:eastAsia="zh-CN"/>
@@ -9803,7 +9640,7 @@
             </w:pPr>
             <w:r>
               <w:rPr>
-                <w:rFonts w:hint="eastAsia" w:ascii="宋体" w:hAnsi="宋体" w:cs="宋体"/>
+                <w:rFonts w:ascii="宋体" w:hAnsi="宋体" w:cs="宋体" w:hint="eastAsia"/>
                 <w:sz w:val="24"/>
                 <w:szCs w:val="24"/>
                 <w:lang w:val="en-US" w:eastAsia="zh-CN"/>
@@ -9818,23 +9655,23 @@
           </w:tcPr>
           <w:p>
             <w:pPr>
-              <w:pStyle w:val="29"/>
-              <w:keepNext w:val="0"/>
-              <w:keepLines w:val="0"/>
-              <w:pageBreakBefore w:val="0"/>
-              <w:widowControl w:val="0"/>
-              <w:kinsoku w:val="0"/>
-              <w:wordWrap/>
-              <w:overflowPunct/>
-              <w:autoSpaceDE w:val="0"/>
-              <w:autoSpaceDN w:val="0"/>
-              <w:bidi w:val="0"/>
-              <w:adjustRightInd w:val="0"/>
-              <w:snapToGrid w:val="0"/>
-              <w:ind w:left="0" w:leftChars="0" w:firstLine="0" w:firstLineChars="0"/>
-              <w:textAlignment w:val="baseline"/>
-              <w:rPr>
-                <w:rFonts w:hint="default" w:ascii="宋体" w:hAnsi="宋体" w:eastAsia="宋体" w:cs="宋体"/>
+              <w:pStyle w:val="a1"/>
+              <w:keepNext w:val="0"/>
+              <w:keepLines w:val="0"/>
+              <w:pageBreakBefore w:val="0"/>
+              <w:widowControl w:val="0"/>
+              <w:kinsoku w:val="0"/>
+              <w:wordWrap/>
+              <w:overflowPunct/>
+              <w:autoSpaceDE w:val="0"/>
+              <w:autoSpaceDN w:val="0"/>
+              <w:bidi w:val="0"/>
+              <w:adjustRightInd w:val="0"/>
+              <w:snapToGrid w:val="0"/>
+              <w:ind w:left="0" w:firstLine="0" w:leftChars="0" w:firstLineChars="0"/>
+              <w:textAlignment w:val="baseline"/>
+              <w:rPr>
+                <w:rFonts w:ascii="宋体" w:eastAsia="宋体" w:hAnsi="宋体" w:cs="宋体" w:hint="default"/>
                 <w:sz w:val="24"/>
                 <w:szCs w:val="24"/>
                 <w:lang w:val="en-US" w:eastAsia="zh-CN"/>
@@ -9842,7 +9679,7 @@
             </w:pPr>
             <w:r>
               <w:rPr>
-                <w:rFonts w:ascii="宋体" w:hAnsi="宋体" w:eastAsia="宋体" w:cs="宋体"/>
+                <w:rFonts w:ascii="宋体" w:eastAsia="宋体" w:hAnsi="宋体" w:cs="宋体"/>
                 <w:sz w:val="24"/>
                 <w:szCs w:val="24"/>
               </w:rPr>
@@ -9856,23 +9693,23 @@
           </w:tcPr>
           <w:p>
             <w:pPr>
-              <w:pStyle w:val="29"/>
-              <w:keepNext w:val="0"/>
-              <w:keepLines w:val="0"/>
-              <w:pageBreakBefore w:val="0"/>
-              <w:widowControl w:val="0"/>
-              <w:kinsoku w:val="0"/>
-              <w:wordWrap/>
-              <w:overflowPunct/>
-              <w:autoSpaceDE w:val="0"/>
-              <w:autoSpaceDN w:val="0"/>
-              <w:bidi w:val="0"/>
-              <w:adjustRightInd w:val="0"/>
-              <w:snapToGrid w:val="0"/>
-              <w:ind w:left="0" w:leftChars="0" w:firstLine="0" w:firstLineChars="0"/>
-              <w:textAlignment w:val="baseline"/>
-              <w:rPr>
-                <w:rFonts w:hint="default" w:ascii="宋体" w:hAnsi="宋体" w:eastAsia="宋体" w:cs="宋体"/>
+              <w:pStyle w:val="a1"/>
+              <w:keepNext w:val="0"/>
+              <w:keepLines w:val="0"/>
+              <w:pageBreakBefore w:val="0"/>
+              <w:widowControl w:val="0"/>
+              <w:kinsoku w:val="0"/>
+              <w:wordWrap/>
+              <w:overflowPunct/>
+              <w:autoSpaceDE w:val="0"/>
+              <w:autoSpaceDN w:val="0"/>
+              <w:bidi w:val="0"/>
+              <w:adjustRightInd w:val="0"/>
+              <w:snapToGrid w:val="0"/>
+              <w:ind w:left="0" w:firstLine="0" w:leftChars="0" w:firstLineChars="0"/>
+              <w:textAlignment w:val="baseline"/>
+              <w:rPr>
+                <w:rFonts w:ascii="宋体" w:eastAsia="宋体" w:hAnsi="宋体" w:cs="宋体" w:hint="default"/>
                 <w:sz w:val="24"/>
                 <w:szCs w:val="24"/>
                 <w:lang w:val="en-US" w:eastAsia="zh-CN"/>
@@ -9880,7 +9717,7 @@
             </w:pPr>
             <w:r>
               <w:rPr>
-                <w:rFonts w:hint="eastAsia" w:ascii="宋体" w:hAnsi="宋体" w:eastAsia="宋体" w:cs="宋体"/>
+                <w:rFonts w:ascii="宋体" w:eastAsia="宋体" w:hAnsi="宋体" w:cs="宋体" w:hint="eastAsia"/>
                 <w:sz w:val="24"/>
                 <w:szCs w:val="24"/>
                 <w:lang w:val="en-US" w:eastAsia="zh-CN"/>
@@ -9895,23 +9732,23 @@
           </w:tcPr>
           <w:p>
             <w:pPr>
-              <w:pStyle w:val="29"/>
-              <w:keepNext w:val="0"/>
-              <w:keepLines w:val="0"/>
-              <w:pageBreakBefore w:val="0"/>
-              <w:widowControl w:val="0"/>
-              <w:kinsoku w:val="0"/>
-              <w:wordWrap/>
-              <w:overflowPunct/>
-              <w:autoSpaceDE w:val="0"/>
-              <w:autoSpaceDN w:val="0"/>
-              <w:bidi w:val="0"/>
-              <w:adjustRightInd w:val="0"/>
-              <w:snapToGrid w:val="0"/>
-              <w:ind w:left="0" w:leftChars="0" w:firstLine="0" w:firstLineChars="0"/>
-              <w:textAlignment w:val="baseline"/>
-              <w:rPr>
-                <w:rFonts w:hint="default" w:ascii="宋体" w:hAnsi="宋体" w:eastAsia="宋体" w:cs="宋体"/>
+              <w:pStyle w:val="a1"/>
+              <w:keepNext w:val="0"/>
+              <w:keepLines w:val="0"/>
+              <w:pageBreakBefore w:val="0"/>
+              <w:widowControl w:val="0"/>
+              <w:kinsoku w:val="0"/>
+              <w:wordWrap/>
+              <w:overflowPunct/>
+              <w:autoSpaceDE w:val="0"/>
+              <w:autoSpaceDN w:val="0"/>
+              <w:bidi w:val="0"/>
+              <w:adjustRightInd w:val="0"/>
+              <w:snapToGrid w:val="0"/>
+              <w:ind w:left="0" w:firstLine="0" w:leftChars="0" w:firstLineChars="0"/>
+              <w:textAlignment w:val="baseline"/>
+              <w:rPr>
+                <w:rFonts w:ascii="宋体" w:eastAsia="宋体" w:hAnsi="宋体" w:cs="宋体" w:hint="default"/>
                 <w:sz w:val="24"/>
                 <w:szCs w:val="24"/>
                 <w:lang w:val="en-US" w:eastAsia="zh-CN"/>
@@ -9919,7 +9756,7 @@
             </w:pPr>
             <w:r>
               <w:rPr>
-                <w:rFonts w:hint="eastAsia" w:ascii="宋体" w:hAnsi="宋体" w:eastAsia="宋体" w:cs="宋体"/>
+                <w:rFonts w:ascii="宋体" w:eastAsia="宋体" w:hAnsi="宋体" w:cs="宋体" w:hint="eastAsia"/>
                 <w:sz w:val="24"/>
                 <w:szCs w:val="24"/>
                 <w:lang w:val="en-US" w:eastAsia="zh-CN"/>
@@ -9932,7 +9769,7 @@
     </w:tbl>
     <w:p>
       <w:pPr>
-        <w:pStyle w:val="28"/>
+        <w:pStyle w:val="1"/>
         <w:keepNext w:val="0"/>
         <w:keepLines w:val="0"/>
         <w:pageBreakBefore w:val="0"/>
@@ -9947,25 +9784,25 @@
         <w:snapToGrid w:val="0"/>
         <w:textAlignment w:val="baseline"/>
         <w:rPr>
-          <w:rStyle w:val="38"/>
-          <w:rFonts w:hint="default" w:eastAsia="宋体"/>
+          <w:rStyle w:val="1Char"/>
+          <w:rFonts w:eastAsia="宋体" w:hint="default"/>
           <w:lang w:val="en-US" w:eastAsia="zh-CN"/>
         </w:rPr>
       </w:pPr>
-      <w:bookmarkStart w:id="21" w:name="bookmark3"/>
-      <w:bookmarkEnd w:id="21"/>
-      <w:bookmarkStart w:id="22" w:name="_Toc11995"/>
-      <w:bookmarkStart w:id="23" w:name="_Toc17424"/>
+      <w:bookmarkStart w:id="22" w:name="bookmark3"/>
+      <w:bookmarkEnd w:id="22"/>
+      <w:bookmarkStart w:id="23" w:name="_Toc11995"/>
+      <w:bookmarkStart w:id="24" w:name="_Toc17424"/>
       <w:r>
         <w:rPr>
-          <w:rStyle w:val="38"/>
-          <w:rFonts w:hint="eastAsia" w:eastAsia="宋体"/>
+          <w:rStyle w:val="1Char"/>
+          <w:rFonts w:eastAsia="宋体" w:hint="eastAsia"/>
           <w:lang w:val="en-US" w:eastAsia="zh-CN"/>
         </w:rPr>
         <w:t>附则</w:t>
       </w:r>
-      <w:bookmarkEnd w:id="22"/>
       <w:bookmarkEnd w:id="23"/>
+      <w:bookmarkEnd w:id="24"/>
     </w:p>
     <w:p>
       <w:pPr>
@@ -9987,39 +9824,22 @@
         <w:adjustRightInd w:val="0"/>
         <w:snapToGrid w:val="0"/>
         <w:spacing w:line="360" w:lineRule="auto"/>
-        <w:ind w:left="425" w:leftChars="0" w:hanging="425" w:firstLineChars="0"/>
+        <w:ind w:left="425" w:hanging="425" w:leftChars="0" w:firstLineChars="0"/>
         <w:textAlignment w:val="baseline"/>
         <w:rPr>
-          <w:rFonts w:ascii="宋体" w:hAnsi="宋体" w:eastAsia="宋体" w:cs="宋体"/>
+          <w:rFonts w:ascii="宋体" w:eastAsia="宋体" w:hAnsi="宋体" w:cs="宋体"/>
           <w:sz w:val="24"/>
           <w:szCs w:val="24"/>
         </w:rPr>
       </w:pPr>
       <w:r>
         <w:rPr>
-          <w:rFonts w:ascii="宋体" w:hAnsi="宋体" w:eastAsia="宋体" w:cs="宋体"/>
+          <w:rFonts w:ascii="宋体" w:eastAsia="宋体" w:hAnsi="宋体" w:cs="宋体"/>
           <w:spacing w:val="-1"/>
           <w:sz w:val="24"/>
           <w:szCs w:val="24"/>
         </w:rPr>
         <w:t>本制度最终解释权和修订权归质量部。</w:t>
-      </w:r>
-      <w:r>
-        <w:rPr>
-          <w:rFonts w:hint="eastAsia" w:ascii="宋体" w:hAnsi="宋体" w:cs="宋体"/>
-          <w:spacing w:val="-1"/>
-          <w:sz w:val="24"/>
-          <w:szCs w:val="24"/>
-          <w:lang w:val="en-US" w:eastAsia="zh-CN"/>
-        </w:rPr>
-      </w:r>
-      <w:r>
-        <w:rPr>
-          <w:rFonts w:ascii="宋体" w:hAnsi="宋体" w:eastAsia="宋体" w:cs="宋体"/>
-          <w:spacing w:val="-1"/>
-          <w:sz w:val="24"/>
-          <w:szCs w:val="24"/>
-        </w:rPr>
       </w:r>
     </w:p>
     <w:p>
@@ -10042,7 +9862,7 @@
         <w:adjustRightInd w:val="0"/>
         <w:snapToGrid w:val="0"/>
         <w:spacing w:line="360" w:lineRule="auto"/>
-        <w:ind w:left="425" w:leftChars="0" w:hanging="425" w:firstLineChars="0"/>
+        <w:ind w:left="425" w:hanging="425" w:leftChars="0" w:firstLineChars="0"/>
         <w:textAlignment w:val="baseline"/>
         <w:rPr>
           <w:rFonts w:hint="default"/>
@@ -10051,7 +9871,7 @@
       </w:pPr>
       <w:r>
         <w:rPr>
-          <w:rFonts w:ascii="宋体" w:hAnsi="宋体" w:eastAsia="宋体" w:cs="宋体"/>
+          <w:rFonts w:ascii="宋体" w:eastAsia="宋体" w:hAnsi="宋体" w:cs="宋体"/>
           <w:spacing w:val="-2"/>
           <w:sz w:val="24"/>
           <w:szCs w:val="24"/>
@@ -10061,7 +9881,7 @@
     </w:p>
     <w:p>
       <w:pPr>
-        <w:pStyle w:val="28"/>
+        <w:pStyle w:val="1"/>
         <w:keepNext w:val="0"/>
         <w:keepLines w:val="0"/>
         <w:pageBreakBefore w:val="0"/>
@@ -10080,9 +9900,9 @@
           <w:lang w:val="en-US" w:eastAsia="zh-CN"/>
         </w:rPr>
       </w:pPr>
-      <w:bookmarkStart w:id="24" w:name="bookmark14"/>
-      <w:bookmarkEnd w:id="24"/>
-      <w:bookmarkStart w:id="25" w:name="_Toc15327"/>
+      <w:bookmarkStart w:id="25" w:name="bookmark14"/>
+      <w:bookmarkEnd w:id="25"/>
+      <w:bookmarkStart w:id="26" w:name="_Toc15327"/>
       <w:r>
         <w:rPr>
           <w:rFonts w:hint="eastAsia"/>
@@ -10090,11 +9910,11 @@
         </w:rPr>
         <w:t>附件</w:t>
       </w:r>
-      <w:bookmarkEnd w:id="25"/>
+      <w:bookmarkEnd w:id="26"/>
     </w:p>
     <w:p>
       <w:pPr>
-        <w:pStyle w:val="29"/>
+        <w:pStyle w:val="a1"/>
         <w:keepNext w:val="0"/>
         <w:keepLines w:val="0"/>
         <w:pageBreakBefore w:val="0"/>
@@ -10111,7 +9931,7 @@
         <w:bidi w:val="0"/>
         <w:adjustRightInd w:val="0"/>
         <w:snapToGrid w:val="0"/>
-        <w:ind w:left="425" w:leftChars="0" w:hanging="425" w:firstLineChars="0"/>
+        <w:ind w:left="425" w:hanging="425" w:leftChars="0" w:firstLineChars="0"/>
         <w:textAlignment w:val="baseline"/>
         <w:rPr>
           <w:rFonts w:hint="default"/>
@@ -10128,7 +9948,7 @@
     </w:p>
     <w:p>
       <w:pPr>
-        <w:pStyle w:val="29"/>
+        <w:pStyle w:val="a1"/>
         <w:keepNext w:val="0"/>
         <w:keepLines w:val="0"/>
         <w:pageBreakBefore w:val="0"/>
@@ -10145,7 +9965,7 @@
         <w:bidi w:val="0"/>
         <w:adjustRightInd w:val="0"/>
         <w:snapToGrid w:val="0"/>
-        <w:ind w:left="425" w:leftChars="0" w:hanging="425" w:firstLineChars="0"/>
+        <w:ind w:left="425" w:hanging="425" w:leftChars="0" w:firstLineChars="0"/>
         <w:textAlignment w:val="baseline"/>
         <w:rPr>
           <w:rFonts w:hint="default"/>
@@ -10162,7 +9982,7 @@
     </w:p>
     <w:p>
       <w:pPr>
-        <w:pStyle w:val="29"/>
+        <w:pStyle w:val="a1"/>
         <w:keepNext w:val="0"/>
         <w:keepLines w:val="0"/>
         <w:pageBreakBefore w:val="0"/>
@@ -10179,7 +9999,7 @@
         <w:bidi w:val="0"/>
         <w:adjustRightInd w:val="0"/>
         <w:snapToGrid w:val="0"/>
-        <w:ind w:left="425" w:leftChars="0" w:hanging="425" w:firstLineChars="0"/>
+        <w:ind w:left="425" w:hanging="425" w:leftChars="0" w:firstLineChars="0"/>
         <w:textAlignment w:val="baseline"/>
         <w:rPr>
           <w:rFonts w:hint="default"/>
@@ -10196,7 +10016,7 @@
     </w:p>
     <w:p>
       <w:pPr>
-        <w:pStyle w:val="28"/>
+        <w:pStyle w:val="1"/>
         <w:keepNext w:val="0"/>
         <w:keepLines w:val="0"/>
         <w:pageBreakBefore w:val="0"/>
@@ -10215,7 +10035,7 @@
           <w:lang w:val="en-US" w:eastAsia="zh-CN"/>
         </w:rPr>
       </w:pPr>
-      <w:bookmarkStart w:id="26" w:name="_Toc10205"/>
+      <w:bookmarkStart w:id="27" w:name="_Toc10205"/>
       <w:r>
         <w:rPr>
           <w:rFonts w:hint="eastAsia"/>
@@ -10223,11 +10043,11 @@
         </w:rPr>
         <w:t>记录</w:t>
       </w:r>
-      <w:bookmarkEnd w:id="26"/>
+      <w:bookmarkEnd w:id="27"/>
     </w:p>
     <w:p>
       <w:pPr>
-        <w:pStyle w:val="29"/>
+        <w:pStyle w:val="a1"/>
         <w:keepNext w:val="0"/>
         <w:keepLines w:val="0"/>
         <w:pageBreakBefore w:val="0"/>
@@ -10244,7 +10064,7 @@
         <w:bidi w:val="0"/>
         <w:adjustRightInd w:val="0"/>
         <w:snapToGrid w:val="0"/>
-        <w:ind w:left="425" w:leftChars="0" w:hanging="425" w:firstLineChars="0"/>
+        <w:ind w:left="425" w:hanging="425" w:leftChars="0" w:firstLineChars="0"/>
         <w:textAlignment w:val="baseline"/>
         <w:rPr>
           <w:rFonts w:hint="eastAsia"/>
@@ -10261,7 +10081,7 @@
     </w:p>
     <w:p>
       <w:pPr>
-        <w:pStyle w:val="29"/>
+        <w:pStyle w:val="a1"/>
         <w:keepNext w:val="0"/>
         <w:keepLines w:val="0"/>
         <w:pageBreakBefore w:val="0"/>
@@ -10278,7 +10098,7 @@
         <w:bidi w:val="0"/>
         <w:adjustRightInd w:val="0"/>
         <w:snapToGrid w:val="0"/>
-        <w:ind w:left="425" w:leftChars="0" w:hanging="425" w:firstLineChars="0"/>
+        <w:ind w:left="425" w:hanging="425" w:leftChars="0" w:firstLineChars="0"/>
         <w:textAlignment w:val="baseline"/>
         <w:rPr>
           <w:rFonts w:hint="eastAsia"/>
@@ -10295,7 +10115,7 @@
     </w:p>
     <w:p>
       <w:pPr>
-        <w:pStyle w:val="29"/>
+        <w:pStyle w:val="a1"/>
         <w:keepNext w:val="0"/>
         <w:keepLines w:val="0"/>
         <w:pageBreakBefore w:val="0"/>
@@ -10312,7 +10132,7 @@
         <w:bidi w:val="0"/>
         <w:adjustRightInd w:val="0"/>
         <w:snapToGrid w:val="0"/>
-        <w:ind w:left="425" w:leftChars="0" w:hanging="425" w:firstLineChars="0"/>
+        <w:ind w:left="425" w:hanging="425" w:leftChars="0" w:firstLineChars="0"/>
         <w:textAlignment w:val="baseline"/>
         <w:rPr>
           <w:rFonts w:hint="eastAsia"/>
@@ -10329,7 +10149,7 @@
     </w:p>
     <w:p>
       <w:pPr>
-        <w:pStyle w:val="29"/>
+        <w:pStyle w:val="a1"/>
         <w:keepNext w:val="0"/>
         <w:keepLines w:val="0"/>
         <w:pageBreakBefore w:val="0"/>
@@ -10346,7 +10166,7 @@
         <w:bidi w:val="0"/>
         <w:adjustRightInd w:val="0"/>
         <w:snapToGrid w:val="0"/>
-        <w:ind w:left="425" w:leftChars="0" w:hanging="425" w:firstLineChars="0"/>
+        <w:ind w:left="425" w:hanging="425" w:leftChars="0" w:firstLineChars="0"/>
         <w:textAlignment w:val="baseline"/>
         <w:rPr>
           <w:rFonts w:hint="eastAsia"/>
@@ -10363,7 +10183,7 @@
     </w:p>
     <w:p>
       <w:pPr>
-        <w:pStyle w:val="29"/>
+        <w:pStyle w:val="a1"/>
         <w:keepNext w:val="0"/>
         <w:keepLines w:val="0"/>
         <w:pageBreakBefore w:val="0"/>
@@ -10380,7 +10200,7 @@
         <w:bidi w:val="0"/>
         <w:adjustRightInd w:val="0"/>
         <w:snapToGrid w:val="0"/>
-        <w:ind w:left="425" w:leftChars="0" w:hanging="425" w:firstLineChars="0"/>
+        <w:ind w:left="425" w:hanging="425" w:leftChars="0" w:firstLineChars="0"/>
         <w:textAlignment w:val="baseline"/>
         <w:rPr>
           <w:rFonts w:hint="eastAsia"/>
@@ -10397,7 +10217,7 @@
     </w:p>
     <w:p>
       <w:pPr>
-        <w:pStyle w:val="29"/>
+        <w:pStyle w:val="a1"/>
         <w:keepNext w:val="0"/>
         <w:keepLines w:val="0"/>
         <w:pageBreakBefore w:val="0"/>
@@ -10425,108 +10245,52 @@
       </w:r>
     </w:p>
     <w:sectPr>
-      <w:headerReference r:id="rId5" w:type="default"/>
-      <w:footerReference w:type="default" r:id="rId11"/>
-      <w:headerReference w:type="first" r:id="rId12"/>
-      <w:footerReference w:type="first" r:id="rId13"/>
-      <w:headerReference w:type="even" r:id="rId14"/>
-      <w:footerReference w:type="even" r:id="rId15"/>
+      <w:headerReference w:type="even" r:id="rId6"/>
+      <w:headerReference w:type="default" r:id="rId7"/>
+      <w:footerReference w:type="even" r:id="rId8"/>
+      <w:footerReference w:type="default" r:id="rId9"/>
+      <w:headerReference w:type="first" r:id="rId10"/>
+      <w:footerReference w:type="first" r:id="rId11"/>
       <w:pgSz w:w="11906" w:h="16838"/>
       <w:pgMar w:top="1417" w:right="1800" w:bottom="1440" w:left="1800" w:header="1140" w:footer="992" w:gutter="0"/>
-      <w:cols w:space="425" w:num="1"/>
+      <w:cols w:num="1" w:space="425"/>
       <w:docGrid w:type="lines" w:linePitch="312" w:charSpace="0"/>
     </w:sectPr>
   </w:body>
 </w:document>
 </file>
 
-<file path=word/endnotes.xml><?xml version="1.0" encoding="utf-8"?>
-<w:endnotes xmlns:wpc="http://schemas.microsoft.com/office/word/2010/wordprocessingCanvas" xmlns:mc="http://schemas.openxmlformats.org/markup-compatibility/2006" xmlns:o="urn:schemas-microsoft-com:office:office" xmlns:r="http://schemas.openxmlformats.org/officeDocument/2006/relationships" xmlns:m="http://schemas.openxmlformats.org/officeDocument/2006/math" xmlns:v="urn:schemas-microsoft-com:vml" xmlns:wp14="http://schemas.microsoft.com/office/word/2010/wordprocessingDrawing" xmlns:wp="http://schemas.openxmlformats.org/drawingml/2006/wordprocessingDrawing" xmlns:w="http://schemas.openxmlformats.org/wordprocessingml/2006/main" xmlns:w14="http://schemas.microsoft.com/office/word/2010/wordml" xmlns:w15="http://schemas.microsoft.com/office/word/2012/wordml" xmlns:w10="urn:schemas-microsoft-com:office:word" xmlns:wpg="http://schemas.microsoft.com/office/word/2010/wordprocessingGroup" xmlns:wpi="http://schemas.microsoft.com/office/word/2010/wordprocessingInk" xmlns:wne="http://schemas.microsoft.com/office/word/2006/wordml" xmlns:wps="http://schemas.microsoft.com/office/word/2010/wordprocessingShape" xmlns:wpsCustomData="http://www.wps.cn/officeDocument/2013/wpsCustomData" mc:Ignorable="w14 w15 wp14">
-  <w:endnote w:type="separator" w:id="0">
-    <w:p>
-      <w:pPr>
-        <w:spacing w:line="240" w:lineRule="auto"/>
-      </w:pPr>
-      <w:r>
-        <w:separator/>
-      </w:r>
-    </w:p>
-  </w:endnote>
-  <w:endnote w:type="continuationSeparator" w:id="1">
-    <w:p>
-      <w:pPr>
-        <w:spacing w:line="240" w:lineRule="auto"/>
-      </w:pPr>
-      <w:r>
-        <w:continuationSeparator/>
-      </w:r>
-    </w:p>
-  </w:endnote>
-</w:endnotes>
-</file>
-
 <file path=word/footer1.xml><?xml version="1.0" encoding="utf-8"?>
-<w:ftr xmlns:m="http://schemas.openxmlformats.org/officeDocument/2006/math" xmlns:mc="http://schemas.openxmlformats.org/markup-compatibility/2006" xmlns:mo="http://schemas.microsoft.com/office/mac/office/2008/main" xmlns:mv="urn:schemas-microsoft-com:mac:vml" xmlns:o="urn:schemas-microsoft-com:office:office" xmlns:r="http://schemas.openxmlformats.org/officeDocument/2006/relationships" xmlns:v="urn:schemas-microsoft-com:vml" xmlns:w10="urn:schemas-microsoft-com:office:word" xmlns:w14="http://schemas.microsoft.com/office/word/2010/wordml" xmlns:w="http://schemas.openxmlformats.org/wordprocessingml/2006/main" xmlns:wne="http://schemas.microsoft.com/office/word/2006/wordml" xmlns:wp14="http://schemas.microsoft.com/office/word/2010/wordprocessingDrawing" xmlns:wp="http://schemas.openxmlformats.org/drawingml/2006/wordprocessingDrawing" xmlns:wpc="http://schemas.microsoft.com/office/word/2010/wordprocessingCanvas" xmlns:wpg="http://schemas.microsoft.com/office/word/2010/wordprocessingGroup" xmlns:wpi="http://schemas.microsoft.com/office/word/2010/wordprocessingInk" xmlns:wps="http://schemas.microsoft.com/office/word/2010/wordprocessingShape" mc:Ignorable="w14 wp14">
-  <w:p>
-    <w:pPr>
-      <w:pStyle w:val="Footer"/>
-    </w:pPr>
-  </w:p>
+<w:ftr xmlns:wpc="http://schemas.microsoft.com/office/word/2010/wordprocessingCanvas" xmlns:mc="http://schemas.openxmlformats.org/markup-compatibility/2006" xmlns:o="urn:schemas-microsoft-com:office:office" xmlns:r="http://schemas.openxmlformats.org/officeDocument/2006/relationships" xmlns:m="http://schemas.openxmlformats.org/officeDocument/2006/math" xmlns:v="urn:schemas-microsoft-com:vml" xmlns:wp14="http://schemas.microsoft.com/office/word/2010/wordprocessingDrawing" xmlns:wp="http://schemas.openxmlformats.org/drawingml/2006/wordprocessingDrawing" xmlns:w10="urn:schemas-microsoft-com:office:word" xmlns:w="http://schemas.openxmlformats.org/wordprocessingml/2006/main" xmlns:w14="http://schemas.microsoft.com/office/word/2010/wordml" xmlns:w15="http://schemas.microsoft.com/office/word/2012/wordml" xmlns:wne="http://schemas.microsoft.com/office/word/2006/wordml" xmlns:wpg="http://schemas.microsoft.com/office/word/2010/wordprocessingGroup" xmlns:wpi="http://schemas.microsoft.com/office/word/2010/wordprocessingInk" xmlns:wps="http://schemas.microsoft.com/office/word/2010/wordprocessingShape" mc:Ignorable="w14 w15 wp14">
+  <w:p/>
 </w:ftr>
 </file>
 
 <file path=word/footer2.xml><?xml version="1.0" encoding="utf-8"?>
-<w:ftr xmlns:m="http://schemas.openxmlformats.org/officeDocument/2006/math" xmlns:mc="http://schemas.openxmlformats.org/markup-compatibility/2006" xmlns:mo="http://schemas.microsoft.com/office/mac/office/2008/main" xmlns:mv="urn:schemas-microsoft-com:mac:vml" xmlns:o="urn:schemas-microsoft-com:office:office" xmlns:r="http://schemas.openxmlformats.org/officeDocument/2006/relationships" xmlns:v="urn:schemas-microsoft-com:vml" xmlns:w10="urn:schemas-microsoft-com:office:word" xmlns:w14="http://schemas.microsoft.com/office/word/2010/wordml" xmlns:w="http://schemas.openxmlformats.org/wordprocessingml/2006/main" xmlns:wne="http://schemas.microsoft.com/office/word/2006/wordml" xmlns:wp14="http://schemas.microsoft.com/office/word/2010/wordprocessingDrawing" xmlns:wp="http://schemas.openxmlformats.org/drawingml/2006/wordprocessingDrawing" xmlns:wpc="http://schemas.microsoft.com/office/word/2010/wordprocessingCanvas" xmlns:wpg="http://schemas.microsoft.com/office/word/2010/wordprocessingGroup" xmlns:wpi="http://schemas.microsoft.com/office/word/2010/wordprocessingInk" xmlns:wps="http://schemas.microsoft.com/office/word/2010/wordprocessingShape" mc:Ignorable="w14 wp14">
-  <w:p>
-    <w:pPr>
-      <w:pStyle w:val="Footer"/>
-    </w:pPr>
-  </w:p>
+<w:ftr xmlns:wpc="http://schemas.microsoft.com/office/word/2010/wordprocessingCanvas" xmlns:mc="http://schemas.openxmlformats.org/markup-compatibility/2006" xmlns:o="urn:schemas-microsoft-com:office:office" xmlns:r="http://schemas.openxmlformats.org/officeDocument/2006/relationships" xmlns:m="http://schemas.openxmlformats.org/officeDocument/2006/math" xmlns:v="urn:schemas-microsoft-com:vml" xmlns:wp14="http://schemas.microsoft.com/office/word/2010/wordprocessingDrawing" xmlns:wp="http://schemas.openxmlformats.org/drawingml/2006/wordprocessingDrawing" xmlns:w10="urn:schemas-microsoft-com:office:word" xmlns:w="http://schemas.openxmlformats.org/wordprocessingml/2006/main" xmlns:w14="http://schemas.microsoft.com/office/word/2010/wordml" xmlns:w15="http://schemas.microsoft.com/office/word/2012/wordml" xmlns:wne="http://schemas.microsoft.com/office/word/2006/wordml" xmlns:wpg="http://schemas.microsoft.com/office/word/2010/wordprocessingGroup" xmlns:wpi="http://schemas.microsoft.com/office/word/2010/wordprocessingInk" xmlns:wps="http://schemas.microsoft.com/office/word/2010/wordprocessingShape" mc:Ignorable="w14 w15 wp14">
+  <w:p/>
 </w:ftr>
 </file>
 
 <file path=word/footer3.xml><?xml version="1.0" encoding="utf-8"?>
-<w:ftr xmlns:m="http://schemas.openxmlformats.org/officeDocument/2006/math" xmlns:mc="http://schemas.openxmlformats.org/markup-compatibility/2006" xmlns:mo="http://schemas.microsoft.com/office/mac/office/2008/main" xmlns:mv="urn:schemas-microsoft-com:mac:vml" xmlns:o="urn:schemas-microsoft-com:office:office" xmlns:r="http://schemas.openxmlformats.org/officeDocument/2006/relationships" xmlns:v="urn:schemas-microsoft-com:vml" xmlns:w10="urn:schemas-microsoft-com:office:word" xmlns:w14="http://schemas.microsoft.com/office/word/2010/wordml" xmlns:w="http://schemas.openxmlformats.org/wordprocessingml/2006/main" xmlns:wne="http://schemas.microsoft.com/office/word/2006/wordml" xmlns:wp14="http://schemas.microsoft.com/office/word/2010/wordprocessingDrawing" xmlns:wp="http://schemas.openxmlformats.org/drawingml/2006/wordprocessingDrawing" xmlns:wpc="http://schemas.microsoft.com/office/word/2010/wordprocessingCanvas" xmlns:wpg="http://schemas.microsoft.com/office/word/2010/wordprocessingGroup" xmlns:wpi="http://schemas.microsoft.com/office/word/2010/wordprocessingInk" xmlns:wps="http://schemas.microsoft.com/office/word/2010/wordprocessingShape" mc:Ignorable="w14 wp14">
-  <w:p>
-    <w:pPr>
-      <w:pStyle w:val="Footer"/>
-    </w:pPr>
-  </w:p>
+<w:ftr xmlns:wpc="http://schemas.microsoft.com/office/word/2010/wordprocessingCanvas" xmlns:mc="http://schemas.openxmlformats.org/markup-compatibility/2006" xmlns:o="urn:schemas-microsoft-com:office:office" xmlns:r="http://schemas.openxmlformats.org/officeDocument/2006/relationships" xmlns:m="http://schemas.openxmlformats.org/officeDocument/2006/math" xmlns:v="urn:schemas-microsoft-com:vml" xmlns:wp14="http://schemas.microsoft.com/office/word/2010/wordprocessingDrawing" xmlns:wp="http://schemas.openxmlformats.org/drawingml/2006/wordprocessingDrawing" xmlns:w10="urn:schemas-microsoft-com:office:word" xmlns:w="http://schemas.openxmlformats.org/wordprocessingml/2006/main" xmlns:w14="http://schemas.microsoft.com/office/word/2010/wordml" xmlns:w15="http://schemas.microsoft.com/office/word/2012/wordml" xmlns:wne="http://schemas.microsoft.com/office/word/2006/wordml" xmlns:wpg="http://schemas.microsoft.com/office/word/2010/wordprocessingGroup" xmlns:wpi="http://schemas.microsoft.com/office/word/2010/wordprocessingInk" xmlns:wps="http://schemas.microsoft.com/office/word/2010/wordprocessingShape" mc:Ignorable="w14 w15 wp14">
+  <w:p/>
 </w:ftr>
 </file>
 
-<file path=word/footnotes.xml><?xml version="1.0" encoding="utf-8"?>
-<w:footnotes xmlns:wpc="http://schemas.microsoft.com/office/word/2010/wordprocessingCanvas" xmlns:mc="http://schemas.openxmlformats.org/markup-compatibility/2006" xmlns:o="urn:schemas-microsoft-com:office:office" xmlns:r="http://schemas.openxmlformats.org/officeDocument/2006/relationships" xmlns:m="http://schemas.openxmlformats.org/officeDocument/2006/math" xmlns:v="urn:schemas-microsoft-com:vml" xmlns:wp14="http://schemas.microsoft.com/office/word/2010/wordprocessingDrawing" xmlns:wp="http://schemas.openxmlformats.org/drawingml/2006/wordprocessingDrawing" xmlns:w="http://schemas.openxmlformats.org/wordprocessingml/2006/main" xmlns:w14="http://schemas.microsoft.com/office/word/2010/wordml" xmlns:w15="http://schemas.microsoft.com/office/word/2012/wordml" xmlns:w10="urn:schemas-microsoft-com:office:word" xmlns:wpg="http://schemas.microsoft.com/office/word/2010/wordprocessingGroup" xmlns:wpi="http://schemas.microsoft.com/office/word/2010/wordprocessingInk" xmlns:wne="http://schemas.microsoft.com/office/word/2006/wordml" xmlns:wps="http://schemas.microsoft.com/office/word/2010/wordprocessingShape" xmlns:wpsCustomData="http://www.wps.cn/officeDocument/2013/wpsCustomData" mc:Ignorable="w14 w15 wp14">
-  <w:footnote w:type="separator" w:id="0">
-    <w:p>
-      <w:pPr>
-        <w:spacing w:line="360" w:lineRule="auto"/>
-      </w:pPr>
-      <w:r>
-        <w:separator/>
-      </w:r>
-    </w:p>
-  </w:footnote>
-  <w:footnote w:type="continuationSeparator" w:id="1">
-    <w:p>
-      <w:pPr>
-        <w:spacing w:line="360" w:lineRule="auto"/>
-      </w:pPr>
-      <w:r>
-        <w:continuationSeparator/>
-      </w:r>
-    </w:p>
-  </w:footnote>
-</w:footnotes>
+<file path=word/header1.xml><?xml version="1.0" encoding="utf-8"?>
+<w:hdr xmlns:wpc="http://schemas.microsoft.com/office/word/2010/wordprocessingCanvas" xmlns:mc="http://schemas.openxmlformats.org/markup-compatibility/2006" xmlns:o="urn:schemas-microsoft-com:office:office" xmlns:r="http://schemas.openxmlformats.org/officeDocument/2006/relationships" xmlns:m="http://schemas.openxmlformats.org/officeDocument/2006/math" xmlns:v="urn:schemas-microsoft-com:vml" xmlns:wp14="http://schemas.microsoft.com/office/word/2010/wordprocessingDrawing" xmlns:wp="http://schemas.openxmlformats.org/drawingml/2006/wordprocessingDrawing" xmlns:w10="urn:schemas-microsoft-com:office:word" xmlns:w="http://schemas.openxmlformats.org/wordprocessingml/2006/main" xmlns:w14="http://schemas.microsoft.com/office/word/2010/wordml" xmlns:w15="http://schemas.microsoft.com/office/word/2012/wordml" xmlns:wne="http://schemas.microsoft.com/office/word/2006/wordml" xmlns:wpg="http://schemas.microsoft.com/office/word/2010/wordprocessingGroup" xmlns:wpi="http://schemas.microsoft.com/office/word/2010/wordprocessingInk" xmlns:wps="http://schemas.microsoft.com/office/word/2010/wordprocessingShape" mc:Ignorable="w14 w15 wp14">
+  <w:p/>
+</w:hdr>
 </file>
 
-<file path=word/header1.xml><?xml version="1.0" encoding="utf-8"?>
-<w:hdr xmlns:wpc="http://schemas.microsoft.com/office/word/2010/wordprocessingCanvas" xmlns:mc="http://schemas.openxmlformats.org/markup-compatibility/2006" xmlns:o="urn:schemas-microsoft-com:office:office" xmlns:r="http://schemas.openxmlformats.org/officeDocument/2006/relationships" xmlns:m="http://schemas.openxmlformats.org/officeDocument/2006/math" xmlns:v="urn:schemas-microsoft-com:vml" xmlns:wp14="http://schemas.microsoft.com/office/word/2010/wordprocessingDrawing" xmlns:wp="http://schemas.openxmlformats.org/drawingml/2006/wordprocessingDrawing" xmlns:w10="urn:schemas-microsoft-com:office:word" xmlns:w="http://schemas.openxmlformats.org/wordprocessingml/2006/main" xmlns:w14="http://schemas.microsoft.com/office/word/2010/wordml" xmlns:w15="http://schemas.microsoft.com/office/word/2012/wordml" xmlns:wpg="http://schemas.microsoft.com/office/word/2010/wordprocessingGroup" xmlns:wpi="http://schemas.microsoft.com/office/word/2010/wordprocessingInk" xmlns:wne="http://schemas.microsoft.com/office/word/2006/wordml" xmlns:wps="http://schemas.microsoft.com/office/word/2010/wordprocessingShape" xmlns:wpsCustomData="http://www.wps.cn/officeDocument/2013/wpsCustomData" mc:Ignorable="w14 w15 wp14">
+<file path=word/header2.xml><?xml version="1.0" encoding="utf-8"?>
+<w:hdr xmlns:wpc="http://schemas.microsoft.com/office/word/2010/wordprocessingCanvas" xmlns:mc="http://schemas.openxmlformats.org/markup-compatibility/2006" xmlns:o="urn:schemas-microsoft-com:office:office" xmlns:r="http://schemas.openxmlformats.org/officeDocument/2006/relationships" xmlns:m="http://schemas.openxmlformats.org/officeDocument/2006/math" xmlns:v="urn:schemas-microsoft-com:vml" xmlns:wp14="http://schemas.microsoft.com/office/word/2010/wordprocessingDrawing" xmlns:wp="http://schemas.openxmlformats.org/drawingml/2006/wordprocessingDrawing" xmlns:w10="urn:schemas-microsoft-com:office:word" xmlns:w="http://schemas.openxmlformats.org/wordprocessingml/2006/main" xmlns:w14="http://schemas.microsoft.com/office/word/2010/wordml" xmlns:w15="http://schemas.microsoft.com/office/word/2012/wordml" xmlns:wne="http://schemas.microsoft.com/office/word/2006/wordml" xmlns:wpg="http://schemas.microsoft.com/office/word/2010/wordprocessingGroup" xmlns:wpi="http://schemas.microsoft.com/office/word/2010/wordprocessingInk" xmlns:wps="http://schemas.microsoft.com/office/word/2010/wordprocessingShape" mc:Ignorable="w14 w15 wp14">
   <w:p>
     <w:pPr>
-      <w:pStyle w:val="15"/>
+      <w:pStyle w:val="Header"/>
       <w:pBdr>
-        <w:bottom w:val="single" w:color="auto" w:sz="4" w:space="1"/>
+        <w:bottom w:val="single" w:sz="4" w:space="1" w:color="auto"/>
       </w:pBdr>
       <w:tabs>
         <w:tab w:val="left" w:pos="335"/>
@@ -10534,65 +10298,39 @@
       </w:tabs>
       <w:jc w:val="right"/>
       <w:rPr>
-        <w:rFonts w:hint="eastAsia" w:eastAsiaTheme="minorEastAsia"/>
+        <w:rFonts w:eastAsiaTheme="minorEastAsia" w:hint="eastAsia"/>
         <w:lang w:eastAsia="zh-CN"/>
       </w:rPr>
     </w:pPr>
     <w:r>
       <w:rPr>
-        <w:rFonts w:hint="eastAsia" w:eastAsiaTheme="minorEastAsia"/>
+        <w:rFonts w:eastAsiaTheme="minorEastAsia" w:hint="eastAsia"/>
         <w:lang w:val="en-US" w:eastAsia="zh-CN"/>
       </w:rPr>
       <w:tab/>
       <w:tab/>
       <w:t>重庆市鹧鸪哨信息技术有限责任公司</w:t>
     </w:r>
-    <w:r>
-      <w:rPr>
-        <w:rFonts w:hint="eastAsia" w:eastAsiaTheme="minorEastAsia"/>
-        <w:lang w:val="en-US" w:eastAsia="zh-CN"/>
-      </w:rPr>
-    </w:r>
-    <w:r>
-      <w:rPr>
-        <w:rFonts w:hint="eastAsia" w:eastAsiaTheme="minorEastAsia"/>
-        <w:lang w:val="en-US" w:eastAsia="zh-CN"/>
-      </w:rPr>
-    </w:r>
-  </w:p>
-</w:hdr>
-</file>
-
-<file path=word/header2.xml><?xml version="1.0" encoding="utf-8"?>
-<w:hdr xmlns:m="http://schemas.openxmlformats.org/officeDocument/2006/math" xmlns:mc="http://schemas.openxmlformats.org/markup-compatibility/2006" xmlns:mo="http://schemas.microsoft.com/office/mac/office/2008/main" xmlns:mv="urn:schemas-microsoft-com:mac:vml" xmlns:o="urn:schemas-microsoft-com:office:office" xmlns:r="http://schemas.openxmlformats.org/officeDocument/2006/relationships" xmlns:v="urn:schemas-microsoft-com:vml" xmlns:w10="urn:schemas-microsoft-com:office:word" xmlns:w14="http://schemas.microsoft.com/office/word/2010/wordml" xmlns:w="http://schemas.openxmlformats.org/wordprocessingml/2006/main" xmlns:wne="http://schemas.microsoft.com/office/word/2006/wordml" xmlns:wp14="http://schemas.microsoft.com/office/word/2010/wordprocessingDrawing" xmlns:wp="http://schemas.openxmlformats.org/drawingml/2006/wordprocessingDrawing" xmlns:wpc="http://schemas.microsoft.com/office/word/2010/wordprocessingCanvas" xmlns:wpg="http://schemas.microsoft.com/office/word/2010/wordprocessingGroup" xmlns:wpi="http://schemas.microsoft.com/office/word/2010/wordprocessingInk" xmlns:wps="http://schemas.microsoft.com/office/word/2010/wordprocessingShape" mc:Ignorable="w14 wp14">
-  <w:p>
-    <w:pPr>
-      <w:pStyle w:val="Header"/>
-    </w:pPr>
   </w:p>
 </w:hdr>
 </file>
 
 <file path=word/header3.xml><?xml version="1.0" encoding="utf-8"?>
-<w:hdr xmlns:m="http://schemas.openxmlformats.org/officeDocument/2006/math" xmlns:mc="http://schemas.openxmlformats.org/markup-compatibility/2006" xmlns:mo="http://schemas.microsoft.com/office/mac/office/2008/main" xmlns:mv="urn:schemas-microsoft-com:mac:vml" xmlns:o="urn:schemas-microsoft-com:office:office" xmlns:r="http://schemas.openxmlformats.org/officeDocument/2006/relationships" xmlns:v="urn:schemas-microsoft-com:vml" xmlns:w10="urn:schemas-microsoft-com:office:word" xmlns:w14="http://schemas.microsoft.com/office/word/2010/wordml" xmlns:w="http://schemas.openxmlformats.org/wordprocessingml/2006/main" xmlns:wne="http://schemas.microsoft.com/office/word/2006/wordml" xmlns:wp14="http://schemas.microsoft.com/office/word/2010/wordprocessingDrawing" xmlns:wp="http://schemas.openxmlformats.org/drawingml/2006/wordprocessingDrawing" xmlns:wpc="http://schemas.microsoft.com/office/word/2010/wordprocessingCanvas" xmlns:wpg="http://schemas.microsoft.com/office/word/2010/wordprocessingGroup" xmlns:wpi="http://schemas.microsoft.com/office/word/2010/wordprocessingInk" xmlns:wps="http://schemas.microsoft.com/office/word/2010/wordprocessingShape" mc:Ignorable="w14 wp14">
-  <w:p>
-    <w:pPr>
-      <w:pStyle w:val="Header"/>
-    </w:pPr>
-  </w:p>
+<w:hdr xmlns:wpc="http://schemas.microsoft.com/office/word/2010/wordprocessingCanvas" xmlns:mc="http://schemas.openxmlformats.org/markup-compatibility/2006" xmlns:o="urn:schemas-microsoft-com:office:office" xmlns:r="http://schemas.openxmlformats.org/officeDocument/2006/relationships" xmlns:m="http://schemas.openxmlformats.org/officeDocument/2006/math" xmlns:v="urn:schemas-microsoft-com:vml" xmlns:wp14="http://schemas.microsoft.com/office/word/2010/wordprocessingDrawing" xmlns:wp="http://schemas.openxmlformats.org/drawingml/2006/wordprocessingDrawing" xmlns:w10="urn:schemas-microsoft-com:office:word" xmlns:w="http://schemas.openxmlformats.org/wordprocessingml/2006/main" xmlns:w14="http://schemas.microsoft.com/office/word/2010/wordml" xmlns:w15="http://schemas.microsoft.com/office/word/2012/wordml" xmlns:wne="http://schemas.microsoft.com/office/word/2006/wordml" xmlns:wpg="http://schemas.microsoft.com/office/word/2010/wordprocessingGroup" xmlns:wpi="http://schemas.microsoft.com/office/word/2010/wordprocessingInk" xmlns:wps="http://schemas.microsoft.com/office/word/2010/wordprocessingShape" mc:Ignorable="w14 w15 wp14">
+  <w:p/>
 </w:hdr>
 </file>
 
 <file path=word/numbering.xml><?xml version="1.0" encoding="utf-8"?>
-<w:numbering xmlns:wpc="http://schemas.microsoft.com/office/word/2010/wordprocessingCanvas" xmlns:mc="http://schemas.openxmlformats.org/markup-compatibility/2006" xmlns:o="urn:schemas-microsoft-com:office:office" xmlns:r="http://schemas.openxmlformats.org/officeDocument/2006/relationships" xmlns:m="http://schemas.openxmlformats.org/officeDocument/2006/math" xmlns:v="urn:schemas-microsoft-com:vml" xmlns:wp14="http://schemas.microsoft.com/office/word/2010/wordprocessingDrawing" xmlns:wp="http://schemas.openxmlformats.org/drawingml/2006/wordprocessingDrawing" xmlns:w10="urn:schemas-microsoft-com:office:word" xmlns:w="http://schemas.openxmlformats.org/wordprocessingml/2006/main" xmlns:w14="http://schemas.microsoft.com/office/word/2010/wordml" xmlns:wpg="http://schemas.microsoft.com/office/word/2010/wordprocessingGroup" xmlns:wpi="http://schemas.microsoft.com/office/word/2010/wordprocessingInk" xmlns:wne="http://schemas.microsoft.com/office/word/2006/wordml" xmlns:wps="http://schemas.microsoft.com/office/word/2010/wordprocessingShape" xmlns:wpsCustomData="http://www.wps.cn/officeDocument/2013/wpsCustomData" mc:Ignorable="w14 wp14">
+<w:numbering xmlns:wpc="http://schemas.microsoft.com/office/word/2010/wordprocessingCanvas" xmlns:mc="http://schemas.openxmlformats.org/markup-compatibility/2006" xmlns:o="urn:schemas-microsoft-com:office:office" xmlns:r="http://schemas.openxmlformats.org/officeDocument/2006/relationships" xmlns:m="http://schemas.openxmlformats.org/officeDocument/2006/math" xmlns:v="urn:schemas-microsoft-com:vml" xmlns:wp14="http://schemas.microsoft.com/office/word/2010/wordprocessingDrawing" xmlns:wp="http://schemas.openxmlformats.org/drawingml/2006/wordprocessingDrawing" xmlns:w10="urn:schemas-microsoft-com:office:word" xmlns:w="http://schemas.openxmlformats.org/wordprocessingml/2006/main" xmlns:w14="http://schemas.microsoft.com/office/word/2010/wordml" xmlns:w15="http://schemas.microsoft.com/office/word/2012/wordml" xmlns:wne="http://schemas.microsoft.com/office/word/2006/wordml" xmlns:wpg="http://schemas.microsoft.com/office/word/2010/wordprocessingGroup" xmlns:wpi="http://schemas.microsoft.com/office/word/2010/wordprocessingInk" xmlns:wps="http://schemas.microsoft.com/office/word/2010/wordprocessingShape" mc:Ignorable="w14 w15 wp14">
   <w:abstractNum w:abstractNumId="0">
     <w:nsid w:val="8E964DCE"/>
     <w:multiLevelType w:val="multilevel"/>
     <w:tmpl w:val="8E964DCE"/>
-    <w:lvl w:ilvl="0" w:tentative="0">
+    <w:lvl w:ilvl="0">
       <w:start w:val="1"/>
       <w:numFmt w:val="decimal"/>
-      <w:pStyle w:val="2"/>
+      <w:pStyle w:val="Heading1"/>
       <w:lvlText w:val="%1."/>
       <w:lvlJc w:val="left"/>
       <w:pPr>
@@ -10602,10 +10340,10 @@
         <w:rFonts w:hint="default"/>
       </w:rPr>
     </w:lvl>
-    <w:lvl w:ilvl="1" w:tentative="0">
+    <w:lvl w:ilvl="1">
       <w:start w:val="1"/>
       <w:numFmt w:val="decimal"/>
-      <w:pStyle w:val="3"/>
+      <w:pStyle w:val="Heading2"/>
       <w:lvlText w:val="%1.%2."/>
       <w:lvlJc w:val="left"/>
       <w:pPr>
@@ -10615,10 +10353,10 @@
         <w:rFonts w:hint="default"/>
       </w:rPr>
     </w:lvl>
-    <w:lvl w:ilvl="2" w:tentative="0">
+    <w:lvl w:ilvl="2">
       <w:start w:val="1"/>
       <w:numFmt w:val="decimal"/>
-      <w:pStyle w:val="4"/>
+      <w:pStyle w:val="Heading3"/>
       <w:lvlText w:val="%1.%2.%3."/>
       <w:lvlJc w:val="left"/>
       <w:pPr>
@@ -10628,10 +10366,10 @@
         <w:rFonts w:hint="default"/>
       </w:rPr>
     </w:lvl>
-    <w:lvl w:ilvl="3" w:tentative="0">
+    <w:lvl w:ilvl="3">
       <w:start w:val="1"/>
       <w:numFmt w:val="decimal"/>
-      <w:pStyle w:val="5"/>
+      <w:pStyle w:val="Heading4"/>
       <w:lvlText w:val="%1.%2.%3.%4."/>
       <w:lvlJc w:val="left"/>
       <w:pPr>
@@ -10641,10 +10379,10 @@
         <w:rFonts w:hint="default"/>
       </w:rPr>
     </w:lvl>
-    <w:lvl w:ilvl="4" w:tentative="0">
+    <w:lvl w:ilvl="4">
       <w:start w:val="1"/>
       <w:numFmt w:val="decimal"/>
-      <w:pStyle w:val="6"/>
+      <w:pStyle w:val="Heading5"/>
       <w:lvlText w:val="%1.%2.%3.%4.%5."/>
       <w:lvlJc w:val="left"/>
       <w:pPr>
@@ -10654,10 +10392,10 @@
         <w:rFonts w:hint="default"/>
       </w:rPr>
     </w:lvl>
-    <w:lvl w:ilvl="5" w:tentative="0">
+    <w:lvl w:ilvl="5">
       <w:start w:val="1"/>
       <w:numFmt w:val="decimal"/>
-      <w:pStyle w:val="7"/>
+      <w:pStyle w:val="Heading6"/>
       <w:lvlText w:val="%1.%2.%3.%4.%5.%6."/>
       <w:lvlJc w:val="left"/>
       <w:pPr>
@@ -10667,10 +10405,10 @@
         <w:rFonts w:hint="default"/>
       </w:rPr>
     </w:lvl>
-    <w:lvl w:ilvl="6" w:tentative="0">
+    <w:lvl w:ilvl="6">
       <w:start w:val="1"/>
       <w:numFmt w:val="decimal"/>
-      <w:pStyle w:val="8"/>
+      <w:pStyle w:val="Heading7"/>
       <w:lvlText w:val="%1.%2.%3.%4.%5.%6.%7."/>
       <w:lvlJc w:val="left"/>
       <w:pPr>
@@ -10680,10 +10418,10 @@
         <w:rFonts w:hint="default"/>
       </w:rPr>
     </w:lvl>
-    <w:lvl w:ilvl="7" w:tentative="0">
+    <w:lvl w:ilvl="7">
       <w:start w:val="1"/>
       <w:numFmt w:val="decimal"/>
-      <w:pStyle w:val="9"/>
+      <w:pStyle w:val="Heading8"/>
       <w:lvlText w:val="%1.%2.%3.%4.%5.%6.%7.%8."/>
       <w:lvlJc w:val="left"/>
       <w:pPr>
@@ -10693,10 +10431,10 @@
         <w:rFonts w:hint="default"/>
       </w:rPr>
     </w:lvl>
-    <w:lvl w:ilvl="8" w:tentative="0">
+    <w:lvl w:ilvl="8">
       <w:start w:val="1"/>
       <w:numFmt w:val="decimal"/>
-      <w:pStyle w:val="10"/>
+      <w:pStyle w:val="Heading9"/>
       <w:lvlText w:val="%1.%2.%3.%4.%5.%6.%7.%8.%9."/>
       <w:lvlJc w:val="left"/>
       <w:pPr>
@@ -10711,7 +10449,7 @@
     <w:nsid w:val="B28837AC"/>
     <w:multiLevelType w:val="singleLevel"/>
     <w:tmpl w:val="B28837AC"/>
-    <w:lvl w:ilvl="0" w:tentative="0">
+    <w:lvl w:ilvl="0">
       <w:start w:val="1"/>
       <w:numFmt w:val="decimal"/>
       <w:lvlText w:val="%1."/>
@@ -10728,7 +10466,7 @@
     <w:nsid w:val="C3B8755F"/>
     <w:multiLevelType w:val="singleLevel"/>
     <w:tmpl w:val="C3B8755F"/>
-    <w:lvl w:ilvl="0" w:tentative="0">
+    <w:lvl w:ilvl="0">
       <w:start w:val="1"/>
       <w:numFmt w:val="decimal"/>
       <w:lvlText w:val="%1."/>
@@ -10745,7 +10483,7 @@
     <w:nsid w:val="DF641A9F"/>
     <w:multiLevelType w:val="singleLevel"/>
     <w:tmpl w:val="DF641A9F"/>
-    <w:lvl w:ilvl="0" w:tentative="0">
+    <w:lvl w:ilvl="0">
       <w:start w:val="1"/>
       <w:numFmt w:val="decimal"/>
       <w:lvlText w:val="%1."/>
@@ -10762,7 +10500,7 @@
     <w:nsid w:val="F9539CF3"/>
     <w:multiLevelType w:val="singleLevel"/>
     <w:tmpl w:val="F9539CF3"/>
-    <w:lvl w:ilvl="0" w:tentative="0">
+    <w:lvl w:ilvl="0">
       <w:start w:val="1"/>
       <w:numFmt w:val="decimal"/>
       <w:lvlText w:val="%1."/>
@@ -10779,7 +10517,7 @@
     <w:nsid w:val="6F132AB3"/>
     <w:multiLevelType w:val="singleLevel"/>
     <w:tmpl w:val="6F132AB3"/>
-    <w:lvl w:ilvl="0" w:tentative="0">
+    <w:lvl w:ilvl="0">
       <w:start w:val="1"/>
       <w:numFmt w:val="decimal"/>
       <w:lvlText w:val="%1."/>
@@ -10814,269 +10552,267 @@
 </file>
 
 <file path=word/styles.xml><?xml version="1.0" encoding="utf-8"?>
-<w:styles xmlns:mc="http://schemas.openxmlformats.org/markup-compatibility/2006" xmlns:o="urn:schemas-microsoft-com:office:office" xmlns:r="http://schemas.openxmlformats.org/officeDocument/2006/relationships" xmlns:m="http://schemas.openxmlformats.org/officeDocument/2006/math" xmlns:v="urn:schemas-microsoft-com:vml" xmlns:w="http://schemas.openxmlformats.org/wordprocessingml/2006/main" xmlns:w14="http://schemas.microsoft.com/office/word/2010/wordml" xmlns:w10="urn:schemas-microsoft-com:office:word" xmlns:sl="http://schemas.openxmlformats.org/schemaLibrary/2006/main" xmlns:wpsCustomData="http://www.wps.cn/officeDocument/2013/wpsCustomData" mc:Ignorable="w14">
+<w:styles xmlns:mc="http://schemas.openxmlformats.org/markup-compatibility/2006" xmlns:r="http://schemas.openxmlformats.org/officeDocument/2006/relationships" xmlns:w="http://schemas.openxmlformats.org/wordprocessingml/2006/main" xmlns:w14="http://schemas.microsoft.com/office/word/2010/wordml" xmlns:w15="http://schemas.microsoft.com/office/word/2012/wordml" mc:Ignorable="w14 w15">
   <w:docDefaults>
     <w:rPrDefault>
       <w:rPr>
-        <w:rFonts w:ascii="Times New Roman" w:hAnsi="Times New Roman" w:eastAsia="宋体" w:cs="Times New Roman"/>
+        <w:rFonts w:ascii="Times New Roman" w:eastAsia="宋体" w:hAnsi="Times New Roman" w:cs="Times New Roman"/>
       </w:rPr>
     </w:rPrDefault>
     <w:pPrDefault/>
   </w:docDefaults>
-  <w:latentStyles w:count="260" w:defQFormat="0" w:defUnhideWhenUsed="1" w:defSemiHidden="1" w:defUIPriority="99" w:defLockedState="0">
-    <w:lsdException w:qFormat="1" w:unhideWhenUsed="0" w:uiPriority="0" w:semiHidden="0" w:name="Normal"/>
-    <w:lsdException w:qFormat="1" w:unhideWhenUsed="0" w:uiPriority="0" w:semiHidden="0" w:name="heading 1"/>
-    <w:lsdException w:qFormat="1" w:uiPriority="0" w:semiHidden="0" w:name="heading 2"/>
-    <w:lsdException w:qFormat="1" w:uiPriority="0" w:name="heading 3"/>
-    <w:lsdException w:qFormat="1" w:uiPriority="0" w:semiHidden="0" w:name="heading 4"/>
-    <w:lsdException w:qFormat="1" w:uiPriority="0" w:name="heading 5"/>
-    <w:lsdException w:qFormat="1" w:uiPriority="0" w:name="heading 6"/>
-    <w:lsdException w:qFormat="1" w:uiPriority="0" w:name="heading 7"/>
-    <w:lsdException w:qFormat="1" w:uiPriority="0" w:name="heading 8"/>
-    <w:lsdException w:qFormat="1" w:uiPriority="0" w:name="heading 9"/>
-    <w:lsdException w:unhideWhenUsed="0" w:uiPriority="0" w:semiHidden="0" w:name="index 1"/>
-    <w:lsdException w:unhideWhenUsed="0" w:uiPriority="0" w:semiHidden="0" w:name="index 2"/>
-    <w:lsdException w:unhideWhenUsed="0" w:uiPriority="0" w:semiHidden="0" w:name="index 3"/>
-    <w:lsdException w:unhideWhenUsed="0" w:uiPriority="0" w:semiHidden="0" w:name="index 4"/>
-    <w:lsdException w:unhideWhenUsed="0" w:uiPriority="0" w:semiHidden="0" w:name="index 5"/>
-    <w:lsdException w:unhideWhenUsed="0" w:uiPriority="0" w:semiHidden="0" w:name="index 6"/>
-    <w:lsdException w:unhideWhenUsed="0" w:uiPriority="0" w:semiHidden="0" w:name="index 7"/>
-    <w:lsdException w:unhideWhenUsed="0" w:uiPriority="0" w:semiHidden="0" w:name="index 8"/>
-    <w:lsdException w:unhideWhenUsed="0" w:uiPriority="0" w:semiHidden="0" w:name="index 9"/>
-    <w:lsdException w:qFormat="1" w:unhideWhenUsed="0" w:uiPriority="0" w:semiHidden="0" w:name="toc 1"/>
-    <w:lsdException w:qFormat="1" w:unhideWhenUsed="0" w:uiPriority="0" w:semiHidden="0" w:name="toc 2"/>
-    <w:lsdException w:qFormat="1" w:unhideWhenUsed="0" w:uiPriority="0" w:semiHidden="0" w:name="toc 3"/>
-    <w:lsdException w:unhideWhenUsed="0" w:uiPriority="0" w:semiHidden="0" w:name="toc 4"/>
-    <w:lsdException w:unhideWhenUsed="0" w:uiPriority="0" w:semiHidden="0" w:name="toc 5"/>
-    <w:lsdException w:unhideWhenUsed="0" w:uiPriority="0" w:semiHidden="0" w:name="toc 6"/>
-    <w:lsdException w:unhideWhenUsed="0" w:uiPriority="0" w:semiHidden="0" w:name="toc 7"/>
-    <w:lsdException w:unhideWhenUsed="0" w:uiPriority="0" w:semiHidden="0" w:name="toc 8"/>
-    <w:lsdException w:unhideWhenUsed="0" w:uiPriority="0" w:semiHidden="0" w:name="toc 9"/>
-    <w:lsdException w:unhideWhenUsed="0" w:uiPriority="0" w:semiHidden="0" w:name="Normal Indent"/>
-    <w:lsdException w:unhideWhenUsed="0" w:uiPriority="0" w:semiHidden="0" w:name="footnote text"/>
-    <w:lsdException w:qFormat="1" w:unhideWhenUsed="0" w:uiPriority="0" w:semiHidden="0" w:name="annotation text"/>
-    <w:lsdException w:qFormat="1" w:unhideWhenUsed="0" w:uiPriority="0" w:semiHidden="0" w:name="header"/>
-    <w:lsdException w:qFormat="1" w:unhideWhenUsed="0" w:uiPriority="0" w:semiHidden="0" w:name="footer"/>
-    <w:lsdException w:unhideWhenUsed="0" w:uiPriority="0" w:semiHidden="0" w:name="index heading"/>
-    <w:lsdException w:qFormat="1" w:uiPriority="0" w:name="caption"/>
-    <w:lsdException w:unhideWhenUsed="0" w:uiPriority="0" w:semiHidden="0" w:name="table of figures"/>
-    <w:lsdException w:unhideWhenUsed="0" w:uiPriority="0" w:semiHidden="0" w:name="envelope address"/>
-    <w:lsdException w:unhideWhenUsed="0" w:uiPriority="0" w:semiHidden="0" w:name="envelope return"/>
-    <w:lsdException w:unhideWhenUsed="0" w:uiPriority="0" w:semiHidden="0" w:name="footnote reference"/>
-    <w:lsdException w:unhideWhenUsed="0" w:uiPriority="0" w:semiHidden="0" w:name="annotation reference"/>
-    <w:lsdException w:unhideWhenUsed="0" w:uiPriority="0" w:semiHidden="0" w:name="line number"/>
-    <w:lsdException w:unhideWhenUsed="0" w:uiPriority="0" w:semiHidden="0" w:name="page number"/>
-    <w:lsdException w:unhideWhenUsed="0" w:uiPriority="0" w:semiHidden="0" w:name="endnote reference"/>
-    <w:lsdException w:unhideWhenUsed="0" w:uiPriority="0" w:semiHidden="0" w:name="endnote text"/>
-    <w:lsdException w:unhideWhenUsed="0" w:uiPriority="0" w:semiHidden="0" w:name="table of authorities"/>
-    <w:lsdException w:unhideWhenUsed="0" w:uiPriority="0" w:semiHidden="0" w:name="macro"/>
-    <w:lsdException w:unhideWhenUsed="0" w:uiPriority="0" w:semiHidden="0" w:name="toa heading"/>
-    <w:lsdException w:unhideWhenUsed="0" w:uiPriority="0" w:semiHidden="0" w:name="List"/>
-    <w:lsdException w:unhideWhenUsed="0" w:uiPriority="0" w:semiHidden="0" w:name="List Bullet"/>
-    <w:lsdException w:unhideWhenUsed="0" w:uiPriority="0" w:semiHidden="0" w:name="List Number"/>
-    <w:lsdException w:unhideWhenUsed="0" w:uiPriority="0" w:semiHidden="0" w:name="List 2"/>
-    <w:lsdException w:unhideWhenUsed="0" w:uiPriority="0" w:semiHidden="0" w:name="List 3"/>
-    <w:lsdException w:unhideWhenUsed="0" w:uiPriority="0" w:semiHidden="0" w:name="List 4"/>
-    <w:lsdException w:unhideWhenUsed="0" w:uiPriority="0" w:semiHidden="0" w:name="List 5"/>
-    <w:lsdException w:unhideWhenUsed="0" w:uiPriority="0" w:semiHidden="0" w:name="List Bullet 2"/>
-    <w:lsdException w:unhideWhenUsed="0" w:uiPriority="0" w:semiHidden="0" w:name="List Bullet 3"/>
-    <w:lsdException w:unhideWhenUsed="0" w:uiPriority="0" w:semiHidden="0" w:name="List Bullet 4"/>
-    <w:lsdException w:unhideWhenUsed="0" w:uiPriority="0" w:semiHidden="0" w:name="List Bullet 5"/>
-    <w:lsdException w:unhideWhenUsed="0" w:uiPriority="0" w:semiHidden="0" w:name="List Number 2"/>
-    <w:lsdException w:unhideWhenUsed="0" w:uiPriority="0" w:semiHidden="0" w:name="List Number 3"/>
-    <w:lsdException w:unhideWhenUsed="0" w:uiPriority="0" w:semiHidden="0" w:name="List Number 4"/>
-    <w:lsdException w:unhideWhenUsed="0" w:uiPriority="0" w:semiHidden="0" w:name="List Number 5"/>
-    <w:lsdException w:qFormat="1" w:unhideWhenUsed="0" w:uiPriority="0" w:semiHidden="0" w:name="Title"/>
-    <w:lsdException w:unhideWhenUsed="0" w:uiPriority="0" w:semiHidden="0" w:name="Closing"/>
-    <w:lsdException w:unhideWhenUsed="0" w:uiPriority="0" w:semiHidden="0" w:name="Signature"/>
-    <w:lsdException w:qFormat="1" w:unhideWhenUsed="0" w:uiPriority="0" w:name="Default Paragraph Font"/>
-    <w:lsdException w:qFormat="1" w:unhideWhenUsed="0" w:uiPriority="0" w:name="Body Text"/>
-    <w:lsdException w:unhideWhenUsed="0" w:uiPriority="0" w:semiHidden="0" w:name="Body Text Indent"/>
-    <w:lsdException w:unhideWhenUsed="0" w:uiPriority="0" w:semiHidden="0" w:name="List Continue"/>
-    <w:lsdException w:unhideWhenUsed="0" w:uiPriority="0" w:semiHidden="0" w:name="List Continue 2"/>
-    <w:lsdException w:unhideWhenUsed="0" w:uiPriority="0" w:semiHidden="0" w:name="List Continue 3"/>
-    <w:lsdException w:unhideWhenUsed="0" w:uiPriority="0" w:semiHidden="0" w:name="List Continue 4"/>
-    <w:lsdException w:unhideWhenUsed="0" w:uiPriority="0" w:semiHidden="0" w:name="List Continue 5"/>
-    <w:lsdException w:unhideWhenUsed="0" w:uiPriority="0" w:semiHidden="0" w:name="Message Header"/>
-    <w:lsdException w:qFormat="1" w:unhideWhenUsed="0" w:uiPriority="0" w:semiHidden="0" w:name="Subtitle"/>
-    <w:lsdException w:unhideWhenUsed="0" w:uiPriority="0" w:semiHidden="0" w:name="Salutation"/>
-    <w:lsdException w:unhideWhenUsed="0" w:uiPriority="0" w:semiHidden="0" w:name="Date"/>
-    <w:lsdException w:unhideWhenUsed="0" w:uiPriority="0" w:semiHidden="0" w:name="Body Text First Indent"/>
-    <w:lsdException w:unhideWhenUsed="0" w:uiPriority="0" w:semiHidden="0" w:name="Body Text First Indent 2"/>
-    <w:lsdException w:uiPriority="99" w:name="Note Heading"/>
-    <w:lsdException w:unhideWhenUsed="0" w:uiPriority="0" w:semiHidden="0" w:name="Body Text 2"/>
-    <w:lsdException w:unhideWhenUsed="0" w:uiPriority="0" w:semiHidden="0" w:name="Body Text 3"/>
-    <w:lsdException w:unhideWhenUsed="0" w:uiPriority="0" w:semiHidden="0" w:name="Body Text Indent 2"/>
-    <w:lsdException w:unhideWhenUsed="0" w:uiPriority="0" w:semiHidden="0" w:name="Body Text Indent 3"/>
-    <w:lsdException w:unhideWhenUsed="0" w:uiPriority="0" w:semiHidden="0" w:name="Block Text"/>
-    <w:lsdException w:unhideWhenUsed="0" w:uiPriority="0" w:semiHidden="0" w:name="Hyperlink"/>
-    <w:lsdException w:unhideWhenUsed="0" w:uiPriority="0" w:semiHidden="0" w:name="FollowedHyperlink"/>
-    <w:lsdException w:qFormat="1" w:unhideWhenUsed="0" w:uiPriority="0" w:semiHidden="0" w:name="Strong"/>
-    <w:lsdException w:qFormat="1" w:unhideWhenUsed="0" w:uiPriority="0" w:semiHidden="0" w:name="Emphasis"/>
-    <w:lsdException w:unhideWhenUsed="0" w:uiPriority="0" w:semiHidden="0" w:name="Document Map"/>
-    <w:lsdException w:unhideWhenUsed="0" w:uiPriority="0" w:semiHidden="0" w:name="Plain Text"/>
-    <w:lsdException w:unhideWhenUsed="0" w:uiPriority="0" w:semiHidden="0" w:name="E-mail Signature"/>
-    <w:lsdException w:qFormat="1" w:unhideWhenUsed="0" w:uiPriority="0" w:semiHidden="0" w:name="Normal (Web)"/>
-    <w:lsdException w:unhideWhenUsed="0" w:uiPriority="0" w:semiHidden="0" w:name="HTML Acronym"/>
-    <w:lsdException w:unhideWhenUsed="0" w:uiPriority="0" w:semiHidden="0" w:name="HTML Address"/>
-    <w:lsdException w:unhideWhenUsed="0" w:uiPriority="0" w:semiHidden="0" w:name="HTML Cite"/>
-    <w:lsdException w:unhideWhenUsed="0" w:uiPriority="0" w:semiHidden="0" w:name="HTML Code"/>
-    <w:lsdException w:unhideWhenUsed="0" w:uiPriority="0" w:semiHidden="0" w:name="HTML Definition"/>
-    <w:lsdException w:unhideWhenUsed="0" w:uiPriority="0" w:semiHidden="0" w:name="HTML Keyboard"/>
-    <w:lsdException w:unhideWhenUsed="0" w:uiPriority="0" w:semiHidden="0" w:name="HTML Preformatted"/>
-    <w:lsdException w:unhideWhenUsed="0" w:uiPriority="0" w:semiHidden="0" w:name="HTML Sample"/>
-    <w:lsdException w:unhideWhenUsed="0" w:uiPriority="0" w:semiHidden="0" w:name="HTML Typewriter"/>
-    <w:lsdException w:unhideWhenUsed="0" w:uiPriority="0" w:semiHidden="0" w:name="HTML Variable"/>
-    <w:lsdException w:qFormat="1" w:unhideWhenUsed="0" w:uiPriority="0" w:name="Normal Table"/>
-    <w:lsdException w:unhideWhenUsed="0" w:uiPriority="0" w:semiHidden="0" w:name="annotation subject"/>
-    <w:lsdException w:unhideWhenUsed="0" w:uiPriority="0" w:semiHidden="0" w:name="Table Simple 1"/>
-    <w:lsdException w:unhideWhenUsed="0" w:uiPriority="0" w:semiHidden="0" w:name="Table Simple 2"/>
-    <w:lsdException w:unhideWhenUsed="0" w:uiPriority="0" w:semiHidden="0" w:name="Table Simple 3"/>
-    <w:lsdException w:unhideWhenUsed="0" w:uiPriority="0" w:semiHidden="0" w:name="Table Classic 1"/>
-    <w:lsdException w:unhideWhenUsed="0" w:uiPriority="0" w:semiHidden="0" w:name="Table Classic 2"/>
-    <w:lsdException w:unhideWhenUsed="0" w:uiPriority="0" w:semiHidden="0" w:name="Table Classic 3"/>
-    <w:lsdException w:unhideWhenUsed="0" w:uiPriority="0" w:semiHidden="0" w:name="Table Classic 4"/>
-    <w:lsdException w:unhideWhenUsed="0" w:uiPriority="0" w:semiHidden="0" w:name="Table Colorful 1"/>
-    <w:lsdException w:unhideWhenUsed="0" w:uiPriority="0" w:semiHidden="0" w:name="Table Colorful 2"/>
-    <w:lsdException w:unhideWhenUsed="0" w:uiPriority="0" w:semiHidden="0" w:name="Table Colorful 3"/>
-    <w:lsdException w:unhideWhenUsed="0" w:uiPriority="0" w:semiHidden="0" w:name="Table Columns 1"/>
-    <w:lsdException w:unhideWhenUsed="0" w:uiPriority="0" w:semiHidden="0" w:name="Table Columns 2"/>
-    <w:lsdException w:unhideWhenUsed="0" w:uiPriority="0" w:semiHidden="0" w:name="Table Columns 3"/>
-    <w:lsdException w:unhideWhenUsed="0" w:uiPriority="0" w:semiHidden="0" w:name="Table Columns 4"/>
-    <w:lsdException w:unhideWhenUsed="0" w:uiPriority="0" w:semiHidden="0" w:name="Table Columns 5"/>
-    <w:lsdException w:unhideWhenUsed="0" w:uiPriority="0" w:semiHidden="0" w:name="Table Grid 1"/>
-    <w:lsdException w:unhideWhenUsed="0" w:uiPriority="0" w:semiHidden="0" w:name="Table Grid 2"/>
-    <w:lsdException w:unhideWhenUsed="0" w:uiPriority="0" w:semiHidden="0" w:name="Table Grid 3"/>
-    <w:lsdException w:unhideWhenUsed="0" w:uiPriority="0" w:semiHidden="0" w:name="Table Grid 4"/>
-    <w:lsdException w:unhideWhenUsed="0" w:uiPriority="0" w:semiHidden="0" w:name="Table Grid 5"/>
-    <w:lsdException w:unhideWhenUsed="0" w:uiPriority="0" w:semiHidden="0" w:name="Table Grid 6"/>
-    <w:lsdException w:unhideWhenUsed="0" w:uiPriority="0" w:semiHidden="0" w:name="Table Grid 7"/>
-    <w:lsdException w:unhideWhenUsed="0" w:uiPriority="0" w:semiHidden="0" w:name="Table Grid 8"/>
-    <w:lsdException w:unhideWhenUsed="0" w:uiPriority="0" w:semiHidden="0" w:name="Table List 1"/>
-    <w:lsdException w:unhideWhenUsed="0" w:uiPriority="0" w:semiHidden="0" w:name="Table List 2"/>
-    <w:lsdException w:unhideWhenUsed="0" w:uiPriority="0" w:semiHidden="0" w:name="Table List 3"/>
-    <w:lsdException w:unhideWhenUsed="0" w:uiPriority="0" w:semiHidden="0" w:name="Table List 4"/>
-    <w:lsdException w:unhideWhenUsed="0" w:uiPriority="0" w:semiHidden="0" w:name="Table List 5"/>
-    <w:lsdException w:unhideWhenUsed="0" w:uiPriority="0" w:semiHidden="0" w:name="Table List 6"/>
-    <w:lsdException w:unhideWhenUsed="0" w:uiPriority="0" w:semiHidden="0" w:name="Table List 7"/>
-    <w:lsdException w:unhideWhenUsed="0" w:uiPriority="0" w:semiHidden="0" w:name="Table List 8"/>
-    <w:lsdException w:unhideWhenUsed="0" w:uiPriority="0" w:semiHidden="0" w:name="Table 3D effects 1"/>
-    <w:lsdException w:unhideWhenUsed="0" w:uiPriority="0" w:semiHidden="0" w:name="Table 3D effects 2"/>
-    <w:lsdException w:unhideWhenUsed="0" w:uiPriority="0" w:semiHidden="0" w:name="Table 3D effects 3"/>
-    <w:lsdException w:unhideWhenUsed="0" w:uiPriority="0" w:semiHidden="0" w:name="Table Contemporary"/>
-    <w:lsdException w:unhideWhenUsed="0" w:uiPriority="0" w:semiHidden="0" w:name="Table Elegant"/>
-    <w:lsdException w:unhideWhenUsed="0" w:uiPriority="0" w:semiHidden="0" w:name="Table Professional"/>
-    <w:lsdException w:unhideWhenUsed="0" w:uiPriority="0" w:semiHidden="0" w:name="Table Subtle 1"/>
-    <w:lsdException w:unhideWhenUsed="0" w:uiPriority="0" w:semiHidden="0" w:name="Table Subtle 2"/>
-    <w:lsdException w:unhideWhenUsed="0" w:uiPriority="0" w:semiHidden="0" w:name="Table Web 1"/>
-    <w:lsdException w:unhideWhenUsed="0" w:uiPriority="0" w:semiHidden="0" w:name="Table Web 2"/>
-    <w:lsdException w:unhideWhenUsed="0" w:uiPriority="0" w:semiHidden="0" w:name="Table Web 3"/>
-    <w:lsdException w:unhideWhenUsed="0" w:uiPriority="0" w:semiHidden="0" w:name="Balloon Text"/>
-    <w:lsdException w:qFormat="1" w:unhideWhenUsed="0" w:uiPriority="0" w:semiHidden="0" w:name="Table Grid"/>
-    <w:lsdException w:unhideWhenUsed="0" w:uiPriority="0" w:semiHidden="0" w:name="Table Theme"/>
-    <w:lsdException w:unhideWhenUsed="0" w:uiPriority="60" w:semiHidden="0" w:name="Light Shading"/>
-    <w:lsdException w:unhideWhenUsed="0" w:uiPriority="61" w:semiHidden="0" w:name="Light List"/>
-    <w:lsdException w:unhideWhenUsed="0" w:uiPriority="62" w:semiHidden="0" w:name="Light Grid"/>
-    <w:lsdException w:unhideWhenUsed="0" w:uiPriority="63" w:semiHidden="0" w:name="Medium Shading 1"/>
-    <w:lsdException w:unhideWhenUsed="0" w:uiPriority="64" w:semiHidden="0" w:name="Medium Shading 2"/>
-    <w:lsdException w:unhideWhenUsed="0" w:uiPriority="65" w:semiHidden="0" w:name="Medium List 1"/>
-    <w:lsdException w:unhideWhenUsed="0" w:uiPriority="66" w:semiHidden="0" w:name="Medium List 2"/>
-    <w:lsdException w:unhideWhenUsed="0" w:uiPriority="67" w:semiHidden="0" w:name="Medium Grid 1"/>
-    <w:lsdException w:unhideWhenUsed="0" w:uiPriority="68" w:semiHidden="0" w:name="Medium Grid 2"/>
-    <w:lsdException w:unhideWhenUsed="0" w:uiPriority="69" w:semiHidden="0" w:name="Medium Grid 3"/>
-    <w:lsdException w:unhideWhenUsed="0" w:uiPriority="70" w:semiHidden="0" w:name="Dark List"/>
-    <w:lsdException w:unhideWhenUsed="0" w:uiPriority="71" w:semiHidden="0" w:name="Colorful Shading"/>
-    <w:lsdException w:unhideWhenUsed="0" w:uiPriority="72" w:semiHidden="0" w:name="Colorful List"/>
-    <w:lsdException w:unhideWhenUsed="0" w:uiPriority="73" w:semiHidden="0" w:name="Colorful Grid"/>
-    <w:lsdException w:unhideWhenUsed="0" w:uiPriority="60" w:semiHidden="0" w:name="Light Shading Accent 1"/>
-    <w:lsdException w:unhideWhenUsed="0" w:uiPriority="61" w:semiHidden="0" w:name="Light List Accent 1"/>
-    <w:lsdException w:unhideWhenUsed="0" w:uiPriority="62" w:semiHidden="0" w:name="Light Grid Accent 1"/>
-    <w:lsdException w:unhideWhenUsed="0" w:uiPriority="63" w:semiHidden="0" w:name="Medium Shading 1 Accent 1"/>
-    <w:lsdException w:unhideWhenUsed="0" w:uiPriority="64" w:semiHidden="0" w:name="Medium Shading 2 Accent 1"/>
-    <w:lsdException w:unhideWhenUsed="0" w:uiPriority="65" w:semiHidden="0" w:name="Medium List 1 Accent 1"/>
-    <w:lsdException w:unhideWhenUsed="0" w:uiPriority="66" w:semiHidden="0" w:name="Medium List 2 Accent 1"/>
-    <w:lsdException w:unhideWhenUsed="0" w:uiPriority="67" w:semiHidden="0" w:name="Medium Grid 1 Accent 1"/>
-    <w:lsdException w:unhideWhenUsed="0" w:uiPriority="68" w:semiHidden="0" w:name="Medium Grid 2 Accent 1"/>
-    <w:lsdException w:unhideWhenUsed="0" w:uiPriority="69" w:semiHidden="0" w:name="Medium Grid 3 Accent 1"/>
-    <w:lsdException w:unhideWhenUsed="0" w:uiPriority="70" w:semiHidden="0" w:name="Dark List Accent 1"/>
-    <w:lsdException w:unhideWhenUsed="0" w:uiPriority="71" w:semiHidden="0" w:name="Colorful Shading Accent 1"/>
-    <w:lsdException w:unhideWhenUsed="0" w:uiPriority="72" w:semiHidden="0" w:name="Colorful List Accent 1"/>
-    <w:lsdException w:unhideWhenUsed="0" w:uiPriority="73" w:semiHidden="0" w:name="Colorful Grid Accent 1"/>
-    <w:lsdException w:unhideWhenUsed="0" w:uiPriority="60" w:semiHidden="0" w:name="Light Shading Accent 2"/>
-    <w:lsdException w:unhideWhenUsed="0" w:uiPriority="61" w:semiHidden="0" w:name="Light List Accent 2"/>
-    <w:lsdException w:unhideWhenUsed="0" w:uiPriority="62" w:semiHidden="0" w:name="Light Grid Accent 2"/>
-    <w:lsdException w:unhideWhenUsed="0" w:uiPriority="63" w:semiHidden="0" w:name="Medium Shading 1 Accent 2"/>
-    <w:lsdException w:unhideWhenUsed="0" w:uiPriority="64" w:semiHidden="0" w:name="Medium Shading 2 Accent 2"/>
-    <w:lsdException w:unhideWhenUsed="0" w:uiPriority="65" w:semiHidden="0" w:name="Medium List 1 Accent 2"/>
-    <w:lsdException w:unhideWhenUsed="0" w:uiPriority="66" w:semiHidden="0" w:name="Medium List 2 Accent 2"/>
-    <w:lsdException w:unhideWhenUsed="0" w:uiPriority="67" w:semiHidden="0" w:name="Medium Grid 1 Accent 2"/>
-    <w:lsdException w:unhideWhenUsed="0" w:uiPriority="68" w:semiHidden="0" w:name="Medium Grid 2 Accent 2"/>
-    <w:lsdException w:unhideWhenUsed="0" w:uiPriority="69" w:semiHidden="0" w:name="Medium Grid 3 Accent 2"/>
-    <w:lsdException w:unhideWhenUsed="0" w:uiPriority="70" w:semiHidden="0" w:name="Dark List Accent 2"/>
-    <w:lsdException w:unhideWhenUsed="0" w:uiPriority="71" w:semiHidden="0" w:name="Colorful Shading Accent 2"/>
-    <w:lsdException w:unhideWhenUsed="0" w:uiPriority="72" w:semiHidden="0" w:name="Colorful List Accent 2"/>
-    <w:lsdException w:unhideWhenUsed="0" w:uiPriority="73" w:semiHidden="0" w:name="Colorful Grid Accent 2"/>
-    <w:lsdException w:unhideWhenUsed="0" w:uiPriority="60" w:semiHidden="0" w:name="Light Shading Accent 3"/>
-    <w:lsdException w:unhideWhenUsed="0" w:uiPriority="61" w:semiHidden="0" w:name="Light List Accent 3"/>
-    <w:lsdException w:unhideWhenUsed="0" w:uiPriority="62" w:semiHidden="0" w:name="Light Grid Accent 3"/>
-    <w:lsdException w:unhideWhenUsed="0" w:uiPriority="63" w:semiHidden="0" w:name="Medium Shading 1 Accent 3"/>
-    <w:lsdException w:unhideWhenUsed="0" w:uiPriority="64" w:semiHidden="0" w:name="Medium Shading 2 Accent 3"/>
-    <w:lsdException w:unhideWhenUsed="0" w:uiPriority="65" w:semiHidden="0" w:name="Medium List 1 Accent 3"/>
-    <w:lsdException w:unhideWhenUsed="0" w:uiPriority="66" w:semiHidden="0" w:name="Medium List 2 Accent 3"/>
-    <w:lsdException w:unhideWhenUsed="0" w:uiPriority="67" w:semiHidden="0" w:name="Medium Grid 1 Accent 3"/>
-    <w:lsdException w:unhideWhenUsed="0" w:uiPriority="68" w:semiHidden="0" w:name="Medium Grid 2 Accent 3"/>
-    <w:lsdException w:unhideWhenUsed="0" w:uiPriority="69" w:semiHidden="0" w:name="Medium Grid 3 Accent 3"/>
-    <w:lsdException w:unhideWhenUsed="0" w:uiPriority="70" w:semiHidden="0" w:name="Dark List Accent 3"/>
-    <w:lsdException w:unhideWhenUsed="0" w:uiPriority="71" w:semiHidden="0" w:name="Colorful Shading Accent 3"/>
-    <w:lsdException w:unhideWhenUsed="0" w:uiPriority="72" w:semiHidden="0" w:name="Colorful List Accent 3"/>
-    <w:lsdException w:unhideWhenUsed="0" w:uiPriority="73" w:semiHidden="0" w:name="Colorful Grid Accent 3"/>
-    <w:lsdException w:unhideWhenUsed="0" w:uiPriority="60" w:semiHidden="0" w:name="Light Shading Accent 4"/>
-    <w:lsdException w:unhideWhenUsed="0" w:uiPriority="61" w:semiHidden="0" w:name="Light List Accent 4"/>
-    <w:lsdException w:unhideWhenUsed="0" w:uiPriority="62" w:semiHidden="0" w:name="Light Grid Accent 4"/>
-    <w:lsdException w:unhideWhenUsed="0" w:uiPriority="63" w:semiHidden="0" w:name="Medium Shading 1 Accent 4"/>
-    <w:lsdException w:unhideWhenUsed="0" w:uiPriority="64" w:semiHidden="0" w:name="Medium Shading 2 Accent 4"/>
-    <w:lsdException w:unhideWhenUsed="0" w:uiPriority="65" w:semiHidden="0" w:name="Medium List 1 Accent 4"/>
-    <w:lsdException w:unhideWhenUsed="0" w:uiPriority="66" w:semiHidden="0" w:name="Medium List 2 Accent 4"/>
-    <w:lsdException w:unhideWhenUsed="0" w:uiPriority="67" w:semiHidden="0" w:name="Medium Grid 1 Accent 4"/>
-    <w:lsdException w:unhideWhenUsed="0" w:uiPriority="68" w:semiHidden="0" w:name="Medium Grid 2 Accent 4"/>
-    <w:lsdException w:unhideWhenUsed="0" w:uiPriority="69" w:semiHidden="0" w:name="Medium Grid 3 Accent 4"/>
-    <w:lsdException w:unhideWhenUsed="0" w:uiPriority="70" w:semiHidden="0" w:name="Dark List Accent 4"/>
-    <w:lsdException w:unhideWhenUsed="0" w:uiPriority="71" w:semiHidden="0" w:name="Colorful Shading Accent 4"/>
-    <w:lsdException w:unhideWhenUsed="0" w:uiPriority="72" w:semiHidden="0" w:name="Colorful List Accent 4"/>
-    <w:lsdException w:unhideWhenUsed="0" w:uiPriority="73" w:semiHidden="0" w:name="Colorful Grid Accent 4"/>
-    <w:lsdException w:unhideWhenUsed="0" w:uiPriority="60" w:semiHidden="0" w:name="Light Shading Accent 5"/>
-    <w:lsdException w:unhideWhenUsed="0" w:uiPriority="61" w:semiHidden="0" w:name="Light List Accent 5"/>
-    <w:lsdException w:unhideWhenUsed="0" w:uiPriority="62" w:semiHidden="0" w:name="Light Grid Accent 5"/>
-    <w:lsdException w:unhideWhenUsed="0" w:uiPriority="63" w:semiHidden="0" w:name="Medium Shading 1 Accent 5"/>
-    <w:lsdException w:unhideWhenUsed="0" w:uiPriority="64" w:semiHidden="0" w:name="Medium Shading 2 Accent 5"/>
-    <w:lsdException w:unhideWhenUsed="0" w:uiPriority="65" w:semiHidden="0" w:name="Medium List 1 Accent 5"/>
-    <w:lsdException w:unhideWhenUsed="0" w:uiPriority="66" w:semiHidden="0" w:name="Medium List 2 Accent 5"/>
-    <w:lsdException w:unhideWhenUsed="0" w:uiPriority="67" w:semiHidden="0" w:name="Medium Grid 1 Accent 5"/>
-    <w:lsdException w:unhideWhenUsed="0" w:uiPriority="68" w:semiHidden="0" w:name="Medium Grid 2 Accent 5"/>
-    <w:lsdException w:unhideWhenUsed="0" w:uiPriority="69" w:semiHidden="0" w:name="Medium Grid 3 Accent 5"/>
-    <w:lsdException w:unhideWhenUsed="0" w:uiPriority="70" w:semiHidden="0" w:name="Dark List Accent 5"/>
-    <w:lsdException w:unhideWhenUsed="0" w:uiPriority="71" w:semiHidden="0" w:name="Colorful Shading Accent 5"/>
-    <w:lsdException w:unhideWhenUsed="0" w:uiPriority="72" w:semiHidden="0" w:name="Colorful List Accent 5"/>
-    <w:lsdException w:unhideWhenUsed="0" w:uiPriority="73" w:semiHidden="0" w:name="Colorful Grid Accent 5"/>
-    <w:lsdException w:unhideWhenUsed="0" w:uiPriority="60" w:semiHidden="0" w:name="Light Shading Accent 6"/>
-    <w:lsdException w:unhideWhenUsed="0" w:uiPriority="61" w:semiHidden="0" w:name="Light List Accent 6"/>
-    <w:lsdException w:unhideWhenUsed="0" w:uiPriority="62" w:semiHidden="0" w:name="Light Grid Accent 6"/>
-    <w:lsdException w:unhideWhenUsed="0" w:uiPriority="63" w:semiHidden="0" w:name="Medium Shading 1 Accent 6"/>
-    <w:lsdException w:unhideWhenUsed="0" w:uiPriority="64" w:semiHidden="0" w:name="Medium Shading 2 Accent 6"/>
-    <w:lsdException w:unhideWhenUsed="0" w:uiPriority="65" w:semiHidden="0" w:name="Medium List 1 Accent 6"/>
-    <w:lsdException w:unhideWhenUsed="0" w:uiPriority="66" w:semiHidden="0" w:name="Medium List 2 Accent 6"/>
-    <w:lsdException w:unhideWhenUsed="0" w:uiPriority="67" w:semiHidden="0" w:name="Medium Grid 1 Accent 6"/>
-    <w:lsdException w:unhideWhenUsed="0" w:uiPriority="68" w:semiHidden="0" w:name="Medium Grid 2 Accent 6"/>
-    <w:lsdException w:unhideWhenUsed="0" w:uiPriority="69" w:semiHidden="0" w:name="Medium Grid 3 Accent 6"/>
-    <w:lsdException w:unhideWhenUsed="0" w:uiPriority="70" w:semiHidden="0" w:name="Dark List Accent 6"/>
-    <w:lsdException w:unhideWhenUsed="0" w:uiPriority="71" w:semiHidden="0" w:name="Colorful Shading Accent 6"/>
-    <w:lsdException w:unhideWhenUsed="0" w:uiPriority="72" w:semiHidden="0" w:name="Colorful List Accent 6"/>
-    <w:lsdException w:unhideWhenUsed="0" w:uiPriority="73" w:semiHidden="0" w:name="Colorful Grid Accent 6"/>
+  <w:latentStyles w:defLockedState="0" w:defUIPriority="99" w:defSemiHidden="1" w:defUnhideWhenUsed="1" w:defQFormat="0" w:count="260">
+    <w:lsdException w:name="Normal" w:semiHidden="0" w:uiPriority="0" w:unhideWhenUsed="0" w:qFormat="1"/>
+    <w:lsdException w:name="heading 1" w:semiHidden="0" w:uiPriority="0" w:unhideWhenUsed="0" w:qFormat="1"/>
+    <w:lsdException w:name="heading 2" w:semiHidden="0" w:uiPriority="0" w:qFormat="1"/>
+    <w:lsdException w:name="heading 3" w:uiPriority="0" w:qFormat="1"/>
+    <w:lsdException w:name="heading 4" w:semiHidden="0" w:uiPriority="0" w:qFormat="1"/>
+    <w:lsdException w:name="heading 5" w:uiPriority="0" w:qFormat="1"/>
+    <w:lsdException w:name="heading 6" w:uiPriority="0" w:qFormat="1"/>
+    <w:lsdException w:name="heading 7" w:uiPriority="0" w:qFormat="1"/>
+    <w:lsdException w:name="heading 8" w:uiPriority="0" w:qFormat="1"/>
+    <w:lsdException w:name="heading 9" w:uiPriority="0" w:qFormat="1"/>
+    <w:lsdException w:name="index 1" w:semiHidden="0" w:uiPriority="0" w:unhideWhenUsed="0"/>
+    <w:lsdException w:name="index 2" w:semiHidden="0" w:uiPriority="0" w:unhideWhenUsed="0"/>
+    <w:lsdException w:name="index 3" w:semiHidden="0" w:uiPriority="0" w:unhideWhenUsed="0"/>
+    <w:lsdException w:name="index 4" w:semiHidden="0" w:uiPriority="0" w:unhideWhenUsed="0"/>
+    <w:lsdException w:name="index 5" w:semiHidden="0" w:uiPriority="0" w:unhideWhenUsed="0"/>
+    <w:lsdException w:name="index 6" w:semiHidden="0" w:uiPriority="0" w:unhideWhenUsed="0"/>
+    <w:lsdException w:name="index 7" w:semiHidden="0" w:uiPriority="0" w:unhideWhenUsed="0"/>
+    <w:lsdException w:name="index 8" w:semiHidden="0" w:uiPriority="0" w:unhideWhenUsed="0"/>
+    <w:lsdException w:name="index 9" w:semiHidden="0" w:uiPriority="0" w:unhideWhenUsed="0"/>
+    <w:lsdException w:name="toc 1" w:semiHidden="0" w:uiPriority="0" w:unhideWhenUsed="0" w:qFormat="1"/>
+    <w:lsdException w:name="toc 2" w:semiHidden="0" w:uiPriority="0" w:unhideWhenUsed="0" w:qFormat="1"/>
+    <w:lsdException w:name="toc 3" w:semiHidden="0" w:uiPriority="0" w:unhideWhenUsed="0" w:qFormat="1"/>
+    <w:lsdException w:name="toc 4" w:semiHidden="0" w:uiPriority="0" w:unhideWhenUsed="0"/>
+    <w:lsdException w:name="toc 5" w:semiHidden="0" w:uiPriority="0" w:unhideWhenUsed="0"/>
+    <w:lsdException w:name="toc 6" w:semiHidden="0" w:uiPriority="0" w:unhideWhenUsed="0"/>
+    <w:lsdException w:name="toc 7" w:semiHidden="0" w:uiPriority="0" w:unhideWhenUsed="0"/>
+    <w:lsdException w:name="toc 8" w:semiHidden="0" w:uiPriority="0" w:unhideWhenUsed="0"/>
+    <w:lsdException w:name="toc 9" w:semiHidden="0" w:uiPriority="0" w:unhideWhenUsed="0"/>
+    <w:lsdException w:name="Normal Indent" w:semiHidden="0" w:uiPriority="0" w:unhideWhenUsed="0"/>
+    <w:lsdException w:name="footnote text" w:semiHidden="0" w:uiPriority="0" w:unhideWhenUsed="0"/>
+    <w:lsdException w:name="annotation text" w:semiHidden="0" w:uiPriority="0" w:unhideWhenUsed="0" w:qFormat="1"/>
+    <w:lsdException w:name="header" w:semiHidden="0" w:uiPriority="0" w:unhideWhenUsed="0" w:qFormat="1"/>
+    <w:lsdException w:name="footer" w:semiHidden="0" w:uiPriority="0" w:unhideWhenUsed="0" w:qFormat="1"/>
+    <w:lsdException w:name="index heading" w:semiHidden="0" w:uiPriority="0" w:unhideWhenUsed="0"/>
+    <w:lsdException w:name="caption" w:uiPriority="0" w:qFormat="1"/>
+    <w:lsdException w:name="table of figures" w:semiHidden="0" w:uiPriority="0" w:unhideWhenUsed="0"/>
+    <w:lsdException w:name="envelope address" w:semiHidden="0" w:uiPriority="0" w:unhideWhenUsed="0"/>
+    <w:lsdException w:name="envelope return" w:semiHidden="0" w:uiPriority="0" w:unhideWhenUsed="0"/>
+    <w:lsdException w:name="footnote reference" w:semiHidden="0" w:uiPriority="0" w:unhideWhenUsed="0"/>
+    <w:lsdException w:name="annotation reference" w:semiHidden="0" w:uiPriority="0" w:unhideWhenUsed="0"/>
+    <w:lsdException w:name="line number" w:semiHidden="0" w:uiPriority="0" w:unhideWhenUsed="0"/>
+    <w:lsdException w:name="page number" w:semiHidden="0" w:uiPriority="0" w:unhideWhenUsed="0"/>
+    <w:lsdException w:name="endnote reference" w:semiHidden="0" w:uiPriority="0" w:unhideWhenUsed="0"/>
+    <w:lsdException w:name="endnote text" w:semiHidden="0" w:uiPriority="0" w:unhideWhenUsed="0"/>
+    <w:lsdException w:name="table of authorities" w:semiHidden="0" w:uiPriority="0" w:unhideWhenUsed="0"/>
+    <w:lsdException w:name="macro" w:semiHidden="0" w:uiPriority="0" w:unhideWhenUsed="0"/>
+    <w:lsdException w:name="toa heading" w:semiHidden="0" w:uiPriority="0" w:unhideWhenUsed="0"/>
+    <w:lsdException w:name="List" w:semiHidden="0" w:uiPriority="0" w:unhideWhenUsed="0"/>
+    <w:lsdException w:name="List Bullet" w:semiHidden="0" w:uiPriority="0" w:unhideWhenUsed="0"/>
+    <w:lsdException w:name="List Number" w:semiHidden="0" w:uiPriority="0" w:unhideWhenUsed="0"/>
+    <w:lsdException w:name="List 2" w:semiHidden="0" w:uiPriority="0" w:unhideWhenUsed="0"/>
+    <w:lsdException w:name="List 3" w:semiHidden="0" w:uiPriority="0" w:unhideWhenUsed="0"/>
+    <w:lsdException w:name="List 4" w:semiHidden="0" w:uiPriority="0" w:unhideWhenUsed="0"/>
+    <w:lsdException w:name="List 5" w:semiHidden="0" w:uiPriority="0" w:unhideWhenUsed="0"/>
+    <w:lsdException w:name="List Bullet 2" w:semiHidden="0" w:uiPriority="0" w:unhideWhenUsed="0"/>
+    <w:lsdException w:name="List Bullet 3" w:semiHidden="0" w:uiPriority="0" w:unhideWhenUsed="0"/>
+    <w:lsdException w:name="List Bullet 4" w:semiHidden="0" w:uiPriority="0" w:unhideWhenUsed="0"/>
+    <w:lsdException w:name="List Bullet 5" w:semiHidden="0" w:uiPriority="0" w:unhideWhenUsed="0"/>
+    <w:lsdException w:name="List Number 2" w:semiHidden="0" w:uiPriority="0" w:unhideWhenUsed="0"/>
+    <w:lsdException w:name="List Number 3" w:semiHidden="0" w:uiPriority="0" w:unhideWhenUsed="0"/>
+    <w:lsdException w:name="List Number 4" w:semiHidden="0" w:uiPriority="0" w:unhideWhenUsed="0"/>
+    <w:lsdException w:name="List Number 5" w:semiHidden="0" w:uiPriority="0" w:unhideWhenUsed="0"/>
+    <w:lsdException w:name="Title" w:semiHidden="0" w:uiPriority="0" w:unhideWhenUsed="0" w:qFormat="1"/>
+    <w:lsdException w:name="Closing" w:semiHidden="0" w:uiPriority="0" w:unhideWhenUsed="0"/>
+    <w:lsdException w:name="Signature" w:semiHidden="0" w:uiPriority="0" w:unhideWhenUsed="0"/>
+    <w:lsdException w:name="Default Paragraph Font" w:uiPriority="0" w:unhideWhenUsed="0" w:qFormat="1"/>
+    <w:lsdException w:name="Body Text" w:uiPriority="0" w:unhideWhenUsed="0" w:qFormat="1"/>
+    <w:lsdException w:name="Body Text Indent" w:semiHidden="0" w:uiPriority="0" w:unhideWhenUsed="0"/>
+    <w:lsdException w:name="List Continue" w:semiHidden="0" w:uiPriority="0" w:unhideWhenUsed="0"/>
+    <w:lsdException w:name="List Continue 2" w:semiHidden="0" w:uiPriority="0" w:unhideWhenUsed="0"/>
+    <w:lsdException w:name="List Continue 3" w:semiHidden="0" w:uiPriority="0" w:unhideWhenUsed="0"/>
+    <w:lsdException w:name="List Continue 4" w:semiHidden="0" w:uiPriority="0" w:unhideWhenUsed="0"/>
+    <w:lsdException w:name="List Continue 5" w:semiHidden="0" w:uiPriority="0" w:unhideWhenUsed="0"/>
+    <w:lsdException w:name="Message Header" w:semiHidden="0" w:uiPriority="0" w:unhideWhenUsed="0"/>
+    <w:lsdException w:name="Subtitle" w:semiHidden="0" w:uiPriority="0" w:unhideWhenUsed="0" w:qFormat="1"/>
+    <w:lsdException w:name="Salutation" w:semiHidden="0" w:uiPriority="0" w:unhideWhenUsed="0"/>
+    <w:lsdException w:name="Date" w:semiHidden="0" w:uiPriority="0" w:unhideWhenUsed="0"/>
+    <w:lsdException w:name="Body Text First Indent" w:semiHidden="0" w:uiPriority="0" w:unhideWhenUsed="0"/>
+    <w:lsdException w:name="Body Text First Indent 2" w:semiHidden="0" w:uiPriority="0" w:unhideWhenUsed="0"/>
+    <w:lsdException w:name="Body Text 2" w:semiHidden="0" w:uiPriority="0" w:unhideWhenUsed="0"/>
+    <w:lsdException w:name="Body Text 3" w:semiHidden="0" w:uiPriority="0" w:unhideWhenUsed="0"/>
+    <w:lsdException w:name="Body Text Indent 2" w:semiHidden="0" w:uiPriority="0" w:unhideWhenUsed="0"/>
+    <w:lsdException w:name="Body Text Indent 3" w:semiHidden="0" w:uiPriority="0" w:unhideWhenUsed="0"/>
+    <w:lsdException w:name="Block Text" w:semiHidden="0" w:uiPriority="0" w:unhideWhenUsed="0"/>
+    <w:lsdException w:name="Hyperlink" w:semiHidden="0" w:uiPriority="0" w:unhideWhenUsed="0"/>
+    <w:lsdException w:name="FollowedHyperlink" w:semiHidden="0" w:uiPriority="0" w:unhideWhenUsed="0"/>
+    <w:lsdException w:name="Strong" w:semiHidden="0" w:uiPriority="0" w:unhideWhenUsed="0" w:qFormat="1"/>
+    <w:lsdException w:name="Emphasis" w:semiHidden="0" w:uiPriority="0" w:unhideWhenUsed="0" w:qFormat="1"/>
+    <w:lsdException w:name="Document Map" w:semiHidden="0" w:uiPriority="0" w:unhideWhenUsed="0"/>
+    <w:lsdException w:name="Plain Text" w:semiHidden="0" w:uiPriority="0" w:unhideWhenUsed="0"/>
+    <w:lsdException w:name="E-mail Signature" w:semiHidden="0" w:uiPriority="0" w:unhideWhenUsed="0"/>
+    <w:lsdException w:name="Normal (Web)" w:semiHidden="0" w:uiPriority="0" w:unhideWhenUsed="0" w:qFormat="1"/>
+    <w:lsdException w:name="HTML Acronym" w:semiHidden="0" w:uiPriority="0" w:unhideWhenUsed="0"/>
+    <w:lsdException w:name="HTML Address" w:semiHidden="0" w:uiPriority="0" w:unhideWhenUsed="0"/>
+    <w:lsdException w:name="HTML Cite" w:semiHidden="0" w:uiPriority="0" w:unhideWhenUsed="0"/>
+    <w:lsdException w:name="HTML Code" w:semiHidden="0" w:uiPriority="0" w:unhideWhenUsed="0"/>
+    <w:lsdException w:name="HTML Definition" w:semiHidden="0" w:uiPriority="0" w:unhideWhenUsed="0"/>
+    <w:lsdException w:name="HTML Keyboard" w:semiHidden="0" w:uiPriority="0" w:unhideWhenUsed="0"/>
+    <w:lsdException w:name="HTML Preformatted" w:semiHidden="0" w:uiPriority="0" w:unhideWhenUsed="0"/>
+    <w:lsdException w:name="HTML Sample" w:semiHidden="0" w:uiPriority="0" w:unhideWhenUsed="0"/>
+    <w:lsdException w:name="HTML Typewriter" w:semiHidden="0" w:uiPriority="0" w:unhideWhenUsed="0"/>
+    <w:lsdException w:name="HTML Variable" w:semiHidden="0" w:uiPriority="0" w:unhideWhenUsed="0"/>
+    <w:lsdException w:name="Normal Table" w:uiPriority="0" w:unhideWhenUsed="0" w:qFormat="1"/>
+    <w:lsdException w:name="annotation subject" w:semiHidden="0" w:uiPriority="0" w:unhideWhenUsed="0"/>
+    <w:lsdException w:name="Table Simple 1" w:semiHidden="0" w:uiPriority="0" w:unhideWhenUsed="0"/>
+    <w:lsdException w:name="Table Simple 2" w:semiHidden="0" w:uiPriority="0" w:unhideWhenUsed="0"/>
+    <w:lsdException w:name="Table Simple 3" w:semiHidden="0" w:uiPriority="0" w:unhideWhenUsed="0"/>
+    <w:lsdException w:name="Table Classic 1" w:semiHidden="0" w:uiPriority="0" w:unhideWhenUsed="0"/>
+    <w:lsdException w:name="Table Classic 2" w:semiHidden="0" w:uiPriority="0" w:unhideWhenUsed="0"/>
+    <w:lsdException w:name="Table Classic 3" w:semiHidden="0" w:uiPriority="0" w:unhideWhenUsed="0"/>
+    <w:lsdException w:name="Table Classic 4" w:semiHidden="0" w:uiPriority="0" w:unhideWhenUsed="0"/>
+    <w:lsdException w:name="Table Colorful 1" w:semiHidden="0" w:uiPriority="0" w:unhideWhenUsed="0"/>
+    <w:lsdException w:name="Table Colorful 2" w:semiHidden="0" w:uiPriority="0" w:unhideWhenUsed="0"/>
+    <w:lsdException w:name="Table Colorful 3" w:semiHidden="0" w:uiPriority="0" w:unhideWhenUsed="0"/>
+    <w:lsdException w:name="Table Columns 1" w:semiHidden="0" w:uiPriority="0" w:unhideWhenUsed="0"/>
+    <w:lsdException w:name="Table Columns 2" w:semiHidden="0" w:uiPriority="0" w:unhideWhenUsed="0"/>
+    <w:lsdException w:name="Table Columns 3" w:semiHidden="0" w:uiPriority="0" w:unhideWhenUsed="0"/>
+    <w:lsdException w:name="Table Columns 4" w:semiHidden="0" w:uiPriority="0" w:unhideWhenUsed="0"/>
+    <w:lsdException w:name="Table Columns 5" w:semiHidden="0" w:uiPriority="0" w:unhideWhenUsed="0"/>
+    <w:lsdException w:name="Table Grid 1" w:semiHidden="0" w:uiPriority="0" w:unhideWhenUsed="0"/>
+    <w:lsdException w:name="Table Grid 2" w:semiHidden="0" w:uiPriority="0" w:unhideWhenUsed="0"/>
+    <w:lsdException w:name="Table Grid 3" w:semiHidden="0" w:uiPriority="0" w:unhideWhenUsed="0"/>
+    <w:lsdException w:name="Table Grid 4" w:semiHidden="0" w:uiPriority="0" w:unhideWhenUsed="0"/>
+    <w:lsdException w:name="Table Grid 5" w:semiHidden="0" w:uiPriority="0" w:unhideWhenUsed="0"/>
+    <w:lsdException w:name="Table Grid 6" w:semiHidden="0" w:uiPriority="0" w:unhideWhenUsed="0"/>
+    <w:lsdException w:name="Table Grid 7" w:semiHidden="0" w:uiPriority="0" w:unhideWhenUsed="0"/>
+    <w:lsdException w:name="Table Grid 8" w:semiHidden="0" w:uiPriority="0" w:unhideWhenUsed="0"/>
+    <w:lsdException w:name="Table List 1" w:semiHidden="0" w:uiPriority="0" w:unhideWhenUsed="0"/>
+    <w:lsdException w:name="Table List 2" w:semiHidden="0" w:uiPriority="0" w:unhideWhenUsed="0"/>
+    <w:lsdException w:name="Table List 3" w:semiHidden="0" w:uiPriority="0" w:unhideWhenUsed="0"/>
+    <w:lsdException w:name="Table List 4" w:semiHidden="0" w:uiPriority="0" w:unhideWhenUsed="0"/>
+    <w:lsdException w:name="Table List 5" w:semiHidden="0" w:uiPriority="0" w:unhideWhenUsed="0"/>
+    <w:lsdException w:name="Table List 6" w:semiHidden="0" w:uiPriority="0" w:unhideWhenUsed="0"/>
+    <w:lsdException w:name="Table List 7" w:semiHidden="0" w:uiPriority="0" w:unhideWhenUsed="0"/>
+    <w:lsdException w:name="Table List 8" w:semiHidden="0" w:uiPriority="0" w:unhideWhenUsed="0"/>
+    <w:lsdException w:name="Table 3D effects 1" w:semiHidden="0" w:uiPriority="0" w:unhideWhenUsed="0"/>
+    <w:lsdException w:name="Table 3D effects 2" w:semiHidden="0" w:uiPriority="0" w:unhideWhenUsed="0"/>
+    <w:lsdException w:name="Table 3D effects 3" w:semiHidden="0" w:uiPriority="0" w:unhideWhenUsed="0"/>
+    <w:lsdException w:name="Table Contemporary" w:semiHidden="0" w:uiPriority="0" w:unhideWhenUsed="0"/>
+    <w:lsdException w:name="Table Elegant" w:semiHidden="0" w:uiPriority="0" w:unhideWhenUsed="0"/>
+    <w:lsdException w:name="Table Professional" w:semiHidden="0" w:uiPriority="0" w:unhideWhenUsed="0"/>
+    <w:lsdException w:name="Table Subtle 1" w:semiHidden="0" w:uiPriority="0" w:unhideWhenUsed="0"/>
+    <w:lsdException w:name="Table Subtle 2" w:semiHidden="0" w:uiPriority="0" w:unhideWhenUsed="0"/>
+    <w:lsdException w:name="Table Web 1" w:semiHidden="0" w:uiPriority="0" w:unhideWhenUsed="0"/>
+    <w:lsdException w:name="Table Web 2" w:semiHidden="0" w:uiPriority="0" w:unhideWhenUsed="0"/>
+    <w:lsdException w:name="Table Web 3" w:semiHidden="0" w:uiPriority="0" w:unhideWhenUsed="0"/>
+    <w:lsdException w:name="Balloon Text" w:semiHidden="0" w:uiPriority="0" w:unhideWhenUsed="0"/>
+    <w:lsdException w:name="Table Grid" w:semiHidden="0" w:uiPriority="0" w:unhideWhenUsed="0" w:qFormat="1"/>
+    <w:lsdException w:name="Table Theme" w:semiHidden="0" w:uiPriority="0" w:unhideWhenUsed="0"/>
+    <w:lsdException w:name="Light Shading" w:semiHidden="0" w:uiPriority="60" w:unhideWhenUsed="0"/>
+    <w:lsdException w:name="Light List" w:semiHidden="0" w:uiPriority="61" w:unhideWhenUsed="0"/>
+    <w:lsdException w:name="Light Grid" w:semiHidden="0" w:uiPriority="62" w:unhideWhenUsed="0"/>
+    <w:lsdException w:name="Medium Shading 1" w:semiHidden="0" w:uiPriority="63" w:unhideWhenUsed="0"/>
+    <w:lsdException w:name="Medium Shading 2" w:semiHidden="0" w:uiPriority="64" w:unhideWhenUsed="0"/>
+    <w:lsdException w:name="Medium List 1" w:semiHidden="0" w:uiPriority="65" w:unhideWhenUsed="0"/>
+    <w:lsdException w:name="Medium List 2" w:semiHidden="0" w:uiPriority="66" w:unhideWhenUsed="0"/>
+    <w:lsdException w:name="Medium Grid 1" w:semiHidden="0" w:uiPriority="67" w:unhideWhenUsed="0"/>
+    <w:lsdException w:name="Medium Grid 2" w:semiHidden="0" w:uiPriority="68" w:unhideWhenUsed="0"/>
+    <w:lsdException w:name="Medium Grid 3" w:semiHidden="0" w:uiPriority="69" w:unhideWhenUsed="0"/>
+    <w:lsdException w:name="Dark List" w:semiHidden="0" w:uiPriority="70" w:unhideWhenUsed="0"/>
+    <w:lsdException w:name="Colorful Shading" w:semiHidden="0" w:uiPriority="71" w:unhideWhenUsed="0"/>
+    <w:lsdException w:name="Colorful List" w:semiHidden="0" w:uiPriority="72" w:unhideWhenUsed="0"/>
+    <w:lsdException w:name="Colorful Grid" w:semiHidden="0" w:uiPriority="73" w:unhideWhenUsed="0"/>
+    <w:lsdException w:name="Light Shading Accent 1" w:semiHidden="0" w:uiPriority="60" w:unhideWhenUsed="0"/>
+    <w:lsdException w:name="Light List Accent 1" w:semiHidden="0" w:uiPriority="61" w:unhideWhenUsed="0"/>
+    <w:lsdException w:name="Light Grid Accent 1" w:semiHidden="0" w:uiPriority="62" w:unhideWhenUsed="0"/>
+    <w:lsdException w:name="Medium Shading 1 Accent 1" w:semiHidden="0" w:uiPriority="63" w:unhideWhenUsed="0"/>
+    <w:lsdException w:name="Medium Shading 2 Accent 1" w:semiHidden="0" w:uiPriority="64" w:unhideWhenUsed="0"/>
+    <w:lsdException w:name="Medium List 1 Accent 1" w:semiHidden="0" w:uiPriority="65" w:unhideWhenUsed="0"/>
+    <w:lsdException w:name="Medium List 2 Accent 1" w:semiHidden="0" w:uiPriority="66" w:unhideWhenUsed="0"/>
+    <w:lsdException w:name="Medium Grid 1 Accent 1" w:semiHidden="0" w:uiPriority="67" w:unhideWhenUsed="0"/>
+    <w:lsdException w:name="Medium Grid 2 Accent 1" w:semiHidden="0" w:uiPriority="68" w:unhideWhenUsed="0"/>
+    <w:lsdException w:name="Medium Grid 3 Accent 1" w:semiHidden="0" w:uiPriority="69" w:unhideWhenUsed="0"/>
+    <w:lsdException w:name="Dark List Accent 1" w:semiHidden="0" w:uiPriority="70" w:unhideWhenUsed="0"/>
+    <w:lsdException w:name="Colorful Shading Accent 1" w:semiHidden="0" w:uiPriority="71" w:unhideWhenUsed="0"/>
+    <w:lsdException w:name="Colorful List Accent 1" w:semiHidden="0" w:uiPriority="72" w:unhideWhenUsed="0"/>
+    <w:lsdException w:name="Colorful Grid Accent 1" w:semiHidden="0" w:uiPriority="73" w:unhideWhenUsed="0"/>
+    <w:lsdException w:name="Light Shading Accent 2" w:semiHidden="0" w:uiPriority="60" w:unhideWhenUsed="0"/>
+    <w:lsdException w:name="Light List Accent 2" w:semiHidden="0" w:uiPriority="61" w:unhideWhenUsed="0"/>
+    <w:lsdException w:name="Light Grid Accent 2" w:semiHidden="0" w:uiPriority="62" w:unhideWhenUsed="0"/>
+    <w:lsdException w:name="Medium Shading 1 Accent 2" w:semiHidden="0" w:uiPriority="63" w:unhideWhenUsed="0"/>
+    <w:lsdException w:name="Medium Shading 2 Accent 2" w:semiHidden="0" w:uiPriority="64" w:unhideWhenUsed="0"/>
+    <w:lsdException w:name="Medium List 1 Accent 2" w:semiHidden="0" w:uiPriority="65" w:unhideWhenUsed="0"/>
+    <w:lsdException w:name="Medium List 2 Accent 2" w:semiHidden="0" w:uiPriority="66" w:unhideWhenUsed="0"/>
+    <w:lsdException w:name="Medium Grid 1 Accent 2" w:semiHidden="0" w:uiPriority="67" w:unhideWhenUsed="0"/>
+    <w:lsdException w:name="Medium Grid 2 Accent 2" w:semiHidden="0" w:uiPriority="68" w:unhideWhenUsed="0"/>
+    <w:lsdException w:name="Medium Grid 3 Accent 2" w:semiHidden="0" w:uiPriority="69" w:unhideWhenUsed="0"/>
+    <w:lsdException w:name="Dark List Accent 2" w:semiHidden="0" w:uiPriority="70" w:unhideWhenUsed="0"/>
+    <w:lsdException w:name="Colorful Shading Accent 2" w:semiHidden="0" w:uiPriority="71" w:unhideWhenUsed="0"/>
+    <w:lsdException w:name="Colorful List Accent 2" w:semiHidden="0" w:uiPriority="72" w:unhideWhenUsed="0"/>
+    <w:lsdException w:name="Colorful Grid Accent 2" w:semiHidden="0" w:uiPriority="73" w:unhideWhenUsed="0"/>
+    <w:lsdException w:name="Light Shading Accent 3" w:semiHidden="0" w:uiPriority="60" w:unhideWhenUsed="0"/>
+    <w:lsdException w:name="Light List Accent 3" w:semiHidden="0" w:uiPriority="61" w:unhideWhenUsed="0"/>
+    <w:lsdException w:name="Light Grid Accent 3" w:semiHidden="0" w:uiPriority="62" w:unhideWhenUsed="0"/>
+    <w:lsdException w:name="Medium Shading 1 Accent 3" w:semiHidden="0" w:uiPriority="63" w:unhideWhenUsed="0"/>
+    <w:lsdException w:name="Medium Shading 2 Accent 3" w:semiHidden="0" w:uiPriority="64" w:unhideWhenUsed="0"/>
+    <w:lsdException w:name="Medium List 1 Accent 3" w:semiHidden="0" w:uiPriority="65" w:unhideWhenUsed="0"/>
+    <w:lsdException w:name="Medium List 2 Accent 3" w:semiHidden="0" w:uiPriority="66" w:unhideWhenUsed="0"/>
+    <w:lsdException w:name="Medium Grid 1 Accent 3" w:semiHidden="0" w:uiPriority="67" w:unhideWhenUsed="0"/>
+    <w:lsdException w:name="Medium Grid 2 Accent 3" w:semiHidden="0" w:uiPriority="68" w:unhideWhenUsed="0"/>
+    <w:lsdException w:name="Medium Grid 3 Accent 3" w:semiHidden="0" w:uiPriority="69" w:unhideWhenUsed="0"/>
+    <w:lsdException w:name="Dark List Accent 3" w:semiHidden="0" w:uiPriority="70" w:unhideWhenUsed="0"/>
+    <w:lsdException w:name="Colorful Shading Accent 3" w:semiHidden="0" w:uiPriority="71" w:unhideWhenUsed="0"/>
+    <w:lsdException w:name="Colorful List Accent 3" w:semiHidden="0" w:uiPriority="72" w:unhideWhenUsed="0"/>
+    <w:lsdException w:name="Colorful Grid Accent 3" w:semiHidden="0" w:uiPriority="73" w:unhideWhenUsed="0"/>
+    <w:lsdException w:name="Light Shading Accent 4" w:semiHidden="0" w:uiPriority="60" w:unhideWhenUsed="0"/>
+    <w:lsdException w:name="Light List Accent 4" w:semiHidden="0" w:uiPriority="61" w:unhideWhenUsed="0"/>
+    <w:lsdException w:name="Light Grid Accent 4" w:semiHidden="0" w:uiPriority="62" w:unhideWhenUsed="0"/>
+    <w:lsdException w:name="Medium Shading 1 Accent 4" w:semiHidden="0" w:uiPriority="63" w:unhideWhenUsed="0"/>
+    <w:lsdException w:name="Medium Shading 2 Accent 4" w:semiHidden="0" w:uiPriority="64" w:unhideWhenUsed="0"/>
+    <w:lsdException w:name="Medium List 1 Accent 4" w:semiHidden="0" w:uiPriority="65" w:unhideWhenUsed="0"/>
+    <w:lsdException w:name="Medium List 2 Accent 4" w:semiHidden="0" w:uiPriority="66" w:unhideWhenUsed="0"/>
+    <w:lsdException w:name="Medium Grid 1 Accent 4" w:semiHidden="0" w:uiPriority="67" w:unhideWhenUsed="0"/>
+    <w:lsdException w:name="Medium Grid 2 Accent 4" w:semiHidden="0" w:uiPriority="68" w:unhideWhenUsed="0"/>
+    <w:lsdException w:name="Medium Grid 3 Accent 4" w:semiHidden="0" w:uiPriority="69" w:unhideWhenUsed="0"/>
+    <w:lsdException w:name="Dark List Accent 4" w:semiHidden="0" w:uiPriority="70" w:unhideWhenUsed="0"/>
+    <w:lsdException w:name="Colorful Shading Accent 4" w:semiHidden="0" w:uiPriority="71" w:unhideWhenUsed="0"/>
+    <w:lsdException w:name="Colorful List Accent 4" w:semiHidden="0" w:uiPriority="72" w:unhideWhenUsed="0"/>
+    <w:lsdException w:name="Colorful Grid Accent 4" w:semiHidden="0" w:uiPriority="73" w:unhideWhenUsed="0"/>
+    <w:lsdException w:name="Light Shading Accent 5" w:semiHidden="0" w:uiPriority="60" w:unhideWhenUsed="0"/>
+    <w:lsdException w:name="Light List Accent 5" w:semiHidden="0" w:uiPriority="61" w:unhideWhenUsed="0"/>
+    <w:lsdException w:name="Light Grid Accent 5" w:semiHidden="0" w:uiPriority="62" w:unhideWhenUsed="0"/>
+    <w:lsdException w:name="Medium Shading 1 Accent 5" w:semiHidden="0" w:uiPriority="63" w:unhideWhenUsed="0"/>
+    <w:lsdException w:name="Medium Shading 2 Accent 5" w:semiHidden="0" w:uiPriority="64" w:unhideWhenUsed="0"/>
+    <w:lsdException w:name="Medium List 1 Accent 5" w:semiHidden="0" w:uiPriority="65" w:unhideWhenUsed="0"/>
+    <w:lsdException w:name="Medium List 2 Accent 5" w:semiHidden="0" w:uiPriority="66" w:unhideWhenUsed="0"/>
+    <w:lsdException w:name="Medium Grid 1 Accent 5" w:semiHidden="0" w:uiPriority="67" w:unhideWhenUsed="0"/>
+    <w:lsdException w:name="Medium Grid 2 Accent 5" w:semiHidden="0" w:uiPriority="68" w:unhideWhenUsed="0"/>
+    <w:lsdException w:name="Medium Grid 3 Accent 5" w:semiHidden="0" w:uiPriority="69" w:unhideWhenUsed="0"/>
+    <w:lsdException w:name="Dark List Accent 5" w:semiHidden="0" w:uiPriority="70" w:unhideWhenUsed="0"/>
+    <w:lsdException w:name="Colorful Shading Accent 5" w:semiHidden="0" w:uiPriority="71" w:unhideWhenUsed="0"/>
+    <w:lsdException w:name="Colorful List Accent 5" w:semiHidden="0" w:uiPriority="72" w:unhideWhenUsed="0"/>
+    <w:lsdException w:name="Colorful Grid Accent 5" w:semiHidden="0" w:uiPriority="73" w:unhideWhenUsed="0"/>
+    <w:lsdException w:name="Light Shading Accent 6" w:semiHidden="0" w:uiPriority="60" w:unhideWhenUsed="0"/>
+    <w:lsdException w:name="Light List Accent 6" w:semiHidden="0" w:uiPriority="61" w:unhideWhenUsed="0"/>
+    <w:lsdException w:name="Light Grid Accent 6" w:semiHidden="0" w:uiPriority="62" w:unhideWhenUsed="0"/>
+    <w:lsdException w:name="Medium Shading 1 Accent 6" w:semiHidden="0" w:uiPriority="63" w:unhideWhenUsed="0"/>
+    <w:lsdException w:name="Medium Shading 2 Accent 6" w:semiHidden="0" w:uiPriority="64" w:unhideWhenUsed="0"/>
+    <w:lsdException w:name="Medium List 1 Accent 6" w:semiHidden="0" w:uiPriority="65" w:unhideWhenUsed="0"/>
+    <w:lsdException w:name="Medium List 2 Accent 6" w:semiHidden="0" w:uiPriority="66" w:unhideWhenUsed="0"/>
+    <w:lsdException w:name="Medium Grid 1 Accent 6" w:semiHidden="0" w:uiPriority="67" w:unhideWhenUsed="0"/>
+    <w:lsdException w:name="Medium Grid 2 Accent 6" w:semiHidden="0" w:uiPriority="68" w:unhideWhenUsed="0"/>
+    <w:lsdException w:name="Medium Grid 3 Accent 6" w:semiHidden="0" w:uiPriority="69" w:unhideWhenUsed="0"/>
+    <w:lsdException w:name="Dark List Accent 6" w:semiHidden="0" w:uiPriority="70" w:unhideWhenUsed="0"/>
+    <w:lsdException w:name="Colorful Shading Accent 6" w:semiHidden="0" w:uiPriority="71" w:unhideWhenUsed="0"/>
+    <w:lsdException w:name="Colorful List Accent 6" w:semiHidden="0" w:uiPriority="72" w:unhideWhenUsed="0"/>
+    <w:lsdException w:name="Colorful Grid Accent 6" w:semiHidden="0" w:uiPriority="73" w:unhideWhenUsed="0"/>
   </w:latentStyles>
-  <w:style w:type="paragraph" w:default="1" w:styleId="1">
+  <w:style w:type="paragraph" w:default="1" w:styleId="Normal">
     <w:name w:val="Normal"/>
     <w:qFormat/>
-    <w:uiPriority w:val="0"/>
     <w:pPr>
       <w:kinsoku w:val="0"/>
       <w:autoSpaceDE w:val="0"/>
@@ -11088,7 +10824,7 @@
       <w:textAlignment w:val="baseline"/>
     </w:pPr>
     <w:rPr>
-      <w:rFonts w:ascii="Arial" w:hAnsi="Arial" w:eastAsia="宋体" w:cs="Arial"/>
+      <w:rFonts w:ascii="Arial" w:eastAsia="宋体" w:hAnsi="Arial" w:cs="Arial"/>
       <w:snapToGrid w:val="0"/>
       <w:color w:val="000000"/>
       <w:kern w:val="0"/>
@@ -11097,12 +10833,11 @@
       <w:lang w:val="en-US" w:eastAsia="en-US" w:bidi="ar-SA"/>
     </w:rPr>
   </w:style>
-  <w:style w:type="paragraph" w:styleId="2">
+  <w:style w:type="paragraph" w:styleId="Heading1">
     <w:name w:val="heading 1"/>
-    <w:basedOn w:val="1"/>
-    <w:next w:val="1"/>
+    <w:basedOn w:val="Normal"/>
+    <w:next w:val="Normal"/>
     <w:qFormat/>
-    <w:uiPriority w:val="0"/>
     <w:pPr>
       <w:keepNext/>
       <w:keepLines/>
@@ -11120,13 +10855,12 @@
       <w:sz w:val="44"/>
     </w:rPr>
   </w:style>
-  <w:style w:type="paragraph" w:styleId="3">
+  <w:style w:type="paragraph" w:styleId="Heading2">
     <w:name w:val="heading 2"/>
-    <w:basedOn w:val="1"/>
-    <w:next w:val="1"/>
+    <w:basedOn w:val="Normal"/>
+    <w:next w:val="Normal"/>
     <w:unhideWhenUsed/>
     <w:qFormat/>
-    <w:uiPriority w:val="0"/>
     <w:pPr>
       <w:keepNext/>
       <w:keepLines/>
@@ -11139,19 +10873,18 @@
       <w:outlineLvl w:val="1"/>
     </w:pPr>
     <w:rPr>
-      <w:rFonts w:ascii="Arial" w:hAnsi="Arial" w:eastAsia="黑体"/>
+      <w:rFonts w:ascii="Arial" w:eastAsia="黑体" w:hAnsi="Arial"/>
       <w:b/>
       <w:sz w:val="32"/>
     </w:rPr>
   </w:style>
-  <w:style w:type="paragraph" w:styleId="4">
+  <w:style w:type="paragraph" w:styleId="Heading3">
     <w:name w:val="heading 3"/>
-    <w:basedOn w:val="1"/>
-    <w:next w:val="1"/>
+    <w:basedOn w:val="Normal"/>
+    <w:next w:val="Normal"/>
     <w:semiHidden/>
     <w:unhideWhenUsed/>
     <w:qFormat/>
-    <w:uiPriority w:val="0"/>
     <w:pPr>
       <w:keepNext/>
       <w:keepLines/>
@@ -11168,13 +10901,12 @@
       <w:sz w:val="32"/>
     </w:rPr>
   </w:style>
-  <w:style w:type="paragraph" w:styleId="5">
+  <w:style w:type="paragraph" w:styleId="Heading4">
     <w:name w:val="heading 4"/>
-    <w:basedOn w:val="1"/>
-    <w:next w:val="1"/>
+    <w:basedOn w:val="Normal"/>
+    <w:next w:val="Normal"/>
     <w:unhideWhenUsed/>
     <w:qFormat/>
-    <w:uiPriority w:val="0"/>
     <w:pPr>
       <w:keepNext/>
       <w:keepLines/>
@@ -11187,19 +10919,18 @@
       <w:outlineLvl w:val="3"/>
     </w:pPr>
     <w:rPr>
-      <w:rFonts w:ascii="Arial" w:hAnsi="Arial" w:eastAsia="黑体"/>
+      <w:rFonts w:ascii="Arial" w:eastAsia="黑体" w:hAnsi="Arial"/>
       <w:b/>
       <w:sz w:val="28"/>
     </w:rPr>
   </w:style>
-  <w:style w:type="paragraph" w:styleId="6">
+  <w:style w:type="paragraph" w:styleId="Heading5">
     <w:name w:val="heading 5"/>
-    <w:basedOn w:val="1"/>
-    <w:next w:val="1"/>
+    <w:basedOn w:val="Normal"/>
+    <w:next w:val="Normal"/>
     <w:semiHidden/>
     <w:unhideWhenUsed/>
     <w:qFormat/>
-    <w:uiPriority w:val="0"/>
     <w:pPr>
       <w:keepNext/>
       <w:keepLines/>
@@ -11216,14 +10947,13 @@
       <w:sz w:val="28"/>
     </w:rPr>
   </w:style>
-  <w:style w:type="paragraph" w:styleId="7">
+  <w:style w:type="paragraph" w:styleId="Heading6">
     <w:name w:val="heading 6"/>
-    <w:basedOn w:val="1"/>
-    <w:next w:val="1"/>
+    <w:basedOn w:val="Normal"/>
+    <w:next w:val="Normal"/>
     <w:semiHidden/>
     <w:unhideWhenUsed/>
     <w:qFormat/>
-    <w:uiPriority w:val="0"/>
     <w:pPr>
       <w:keepNext/>
       <w:keepLines/>
@@ -11236,19 +10966,18 @@
       <w:outlineLvl w:val="5"/>
     </w:pPr>
     <w:rPr>
-      <w:rFonts w:ascii="Arial" w:hAnsi="Arial" w:eastAsia="黑体"/>
+      <w:rFonts w:ascii="Arial" w:eastAsia="黑体" w:hAnsi="Arial"/>
       <w:b/>
       <w:sz w:val="24"/>
     </w:rPr>
   </w:style>
-  <w:style w:type="paragraph" w:styleId="8">
+  <w:style w:type="paragraph" w:styleId="Heading7">
     <w:name w:val="heading 7"/>
-    <w:basedOn w:val="1"/>
-    <w:next w:val="1"/>
+    <w:basedOn w:val="Normal"/>
+    <w:next w:val="Normal"/>
     <w:semiHidden/>
     <w:unhideWhenUsed/>
     <w:qFormat/>
-    <w:uiPriority w:val="0"/>
     <w:pPr>
       <w:keepNext/>
       <w:keepLines/>
@@ -11265,14 +10994,13 @@
       <w:sz w:val="24"/>
     </w:rPr>
   </w:style>
-  <w:style w:type="paragraph" w:styleId="9">
+  <w:style w:type="paragraph" w:styleId="Heading8">
     <w:name w:val="heading 8"/>
-    <w:basedOn w:val="1"/>
-    <w:next w:val="1"/>
+    <w:basedOn w:val="Normal"/>
+    <w:next w:val="Normal"/>
     <w:semiHidden/>
     <w:unhideWhenUsed/>
     <w:qFormat/>
-    <w:uiPriority w:val="0"/>
     <w:pPr>
       <w:keepNext/>
       <w:keepLines/>
@@ -11285,18 +11013,17 @@
       <w:outlineLvl w:val="7"/>
     </w:pPr>
     <w:rPr>
-      <w:rFonts w:ascii="Arial" w:hAnsi="Arial" w:eastAsia="黑体"/>
+      <w:rFonts w:ascii="Arial" w:eastAsia="黑体" w:hAnsi="Arial"/>
       <w:sz w:val="24"/>
     </w:rPr>
   </w:style>
-  <w:style w:type="paragraph" w:styleId="10">
+  <w:style w:type="paragraph" w:styleId="Heading9">
     <w:name w:val="heading 9"/>
-    <w:basedOn w:val="1"/>
-    <w:next w:val="1"/>
+    <w:basedOn w:val="Normal"/>
+    <w:next w:val="Normal"/>
     <w:semiHidden/>
     <w:unhideWhenUsed/>
     <w:qFormat/>
-    <w:uiPriority w:val="0"/>
     <w:pPr>
       <w:keepNext/>
       <w:keepLines/>
@@ -11309,21 +11036,19 @@
       <w:outlineLvl w:val="8"/>
     </w:pPr>
     <w:rPr>
-      <w:rFonts w:ascii="Arial" w:hAnsi="Arial" w:eastAsia="黑体"/>
+      <w:rFonts w:ascii="Arial" w:eastAsia="黑体" w:hAnsi="Arial"/>
       <w:sz w:val="21"/>
     </w:rPr>
   </w:style>
-  <w:style w:type="character" w:default="1" w:styleId="22">
+  <w:style w:type="character" w:default="1" w:styleId="DefaultParagraphFont">
     <w:name w:val="Default Paragraph Font"/>
     <w:semiHidden/>
     <w:qFormat/>
-    <w:uiPriority w:val="0"/>
   </w:style>
-  <w:style w:type="table" w:default="1" w:styleId="20">
+  <w:style w:type="table" w:default="1" w:styleId="TableNormal">
     <w:name w:val="Normal Table"/>
     <w:semiHidden/>
     <w:qFormat/>
-    <w:uiPriority w:val="0"/>
     <w:tblPr>
       <w:tblCellMar>
         <w:top w:w="0" w:type="dxa"/>
@@ -11333,43 +11058,39 @@
       </w:tblCellMar>
     </w:tblPr>
   </w:style>
-  <w:style w:type="paragraph" w:styleId="11">
+  <w:style w:type="paragraph" w:styleId="CommentText">
     <w:name w:val="annotation text"/>
-    <w:basedOn w:val="1"/>
+    <w:basedOn w:val="Normal"/>
     <w:qFormat/>
-    <w:uiPriority w:val="0"/>
     <w:pPr>
       <w:jc w:val="left"/>
     </w:pPr>
   </w:style>
-  <w:style w:type="paragraph" w:styleId="12">
+  <w:style w:type="paragraph" w:styleId="BodyText">
     <w:name w:val="Body Text"/>
-    <w:basedOn w:val="1"/>
+    <w:basedOn w:val="Normal"/>
     <w:semiHidden/>
     <w:qFormat/>
-    <w:uiPriority w:val="0"/>
     <w:rPr>
-      <w:rFonts w:ascii="Arial" w:hAnsi="Arial" w:eastAsia="Arial" w:cs="Arial"/>
+      <w:rFonts w:ascii="Arial" w:eastAsia="Arial" w:hAnsi="Arial" w:cs="Arial"/>
       <w:sz w:val="21"/>
       <w:szCs w:val="21"/>
       <w:lang w:val="en-US" w:eastAsia="en-US" w:bidi="ar-SA"/>
     </w:rPr>
   </w:style>
-  <w:style w:type="paragraph" w:styleId="13">
+  <w:style w:type="paragraph" w:styleId="TOC3">
     <w:name w:val="toc 3"/>
-    <w:basedOn w:val="1"/>
-    <w:next w:val="1"/>
+    <w:basedOn w:val="Normal"/>
+    <w:next w:val="Normal"/>
     <w:qFormat/>
-    <w:uiPriority w:val="0"/>
     <w:pPr>
       <w:ind w:left="840" w:leftChars="400"/>
     </w:pPr>
   </w:style>
-  <w:style w:type="paragraph" w:styleId="14">
+  <w:style w:type="paragraph" w:styleId="Footer">
     <w:name w:val="footer"/>
-    <w:basedOn w:val="1"/>
+    <w:basedOn w:val="Normal"/>
     <w:qFormat/>
-    <w:uiPriority w:val="0"/>
     <w:pPr>
       <w:tabs>
         <w:tab w:val="center" w:pos="4153"/>
@@ -11382,17 +11103,16 @@
       <w:sz w:val="18"/>
     </w:rPr>
   </w:style>
-  <w:style w:type="paragraph" w:styleId="15">
+  <w:style w:type="paragraph" w:styleId="Header">
     <w:name w:val="header"/>
-    <w:basedOn w:val="1"/>
+    <w:basedOn w:val="Normal"/>
     <w:qFormat/>
-    <w:uiPriority w:val="0"/>
     <w:pPr>
       <w:pBdr>
-        <w:top w:val="none" w:color="auto" w:sz="0" w:space="0"/>
-        <w:left w:val="none" w:color="auto" w:sz="0" w:space="0"/>
-        <w:bottom w:val="none" w:color="auto" w:sz="0" w:space="0"/>
-        <w:right w:val="none" w:color="auto" w:sz="0" w:space="0"/>
+        <w:top w:val="nil"/>
+        <w:left w:val="nil"/>
+        <w:bottom w:val="nil"/>
+        <w:right w:val="nil"/>
       </w:pBdr>
       <w:tabs>
         <w:tab w:val="center" w:pos="4153"/>
@@ -11407,41 +11127,37 @@
       <w:sz w:val="18"/>
     </w:rPr>
   </w:style>
-  <w:style w:type="paragraph" w:styleId="16">
+  <w:style w:type="paragraph" w:styleId="TOC1">
     <w:name w:val="toc 1"/>
-    <w:basedOn w:val="1"/>
-    <w:next w:val="1"/>
+    <w:basedOn w:val="Normal"/>
+    <w:next w:val="Normal"/>
     <w:qFormat/>
-    <w:uiPriority w:val="0"/>
     <w:rPr>
-      <w:rFonts w:ascii="Arial" w:hAnsi="Arial" w:eastAsia="Microsoft JhengHei"/>
+      <w:rFonts w:ascii="Arial" w:eastAsia="Microsoft JhengHei" w:hAnsi="Arial"/>
       <w:sz w:val="24"/>
     </w:rPr>
   </w:style>
-  <w:style w:type="paragraph" w:styleId="17">
+  <w:style w:type="paragraph" w:styleId="TOC2">
     <w:name w:val="toc 2"/>
-    <w:basedOn w:val="1"/>
-    <w:next w:val="1"/>
+    <w:basedOn w:val="Normal"/>
+    <w:next w:val="Normal"/>
     <w:qFormat/>
-    <w:uiPriority w:val="0"/>
     <w:pPr>
       <w:ind w:left="420" w:leftChars="200"/>
     </w:pPr>
   </w:style>
-  <w:style w:type="paragraph" w:styleId="18">
+  <w:style w:type="paragraph" w:styleId="NormalWeb">
     <w:name w:val="Normal (Web)"/>
-    <w:basedOn w:val="1"/>
+    <w:basedOn w:val="Normal"/>
     <w:qFormat/>
-    <w:uiPriority w:val="0"/>
     <w:rPr>
       <w:sz w:val="24"/>
     </w:rPr>
   </w:style>
-  <w:style w:type="paragraph" w:styleId="19">
+  <w:style w:type="paragraph" w:styleId="Title">
     <w:name w:val="Title"/>
-    <w:basedOn w:val="1"/>
+    <w:basedOn w:val="Normal"/>
     <w:qFormat/>
-    <w:uiPriority w:val="0"/>
     <w:pPr>
       <w:spacing w:before="240" w:beforeLines="0" w:beforeAutospacing="0" w:after="60" w:afterLines="0" w:afterAutospacing="0"/>
       <w:jc w:val="center"/>
@@ -11453,73 +11169,68 @@
       <w:sz w:val="32"/>
     </w:rPr>
   </w:style>
-  <w:style w:type="table" w:styleId="21">
+  <w:style w:type="table" w:styleId="TableGrid">
     <w:name w:val="Table Grid"/>
-    <w:basedOn w:val="20"/>
+    <w:basedOn w:val="TableNormal"/>
     <w:qFormat/>
-    <w:uiPriority w:val="0"/>
     <w:pPr>
       <w:widowControl w:val="0"/>
       <w:jc w:val="both"/>
     </w:pPr>
     <w:tblPr>
       <w:tblBorders>
-        <w:top w:val="single" w:color="auto" w:sz="4" w:space="0"/>
-        <w:left w:val="single" w:color="auto" w:sz="4" w:space="0"/>
-        <w:bottom w:val="single" w:color="auto" w:sz="4" w:space="0"/>
-        <w:right w:val="single" w:color="auto" w:sz="4" w:space="0"/>
-        <w:insideH w:val="single" w:color="auto" w:sz="4" w:space="0"/>
-        <w:insideV w:val="single" w:color="auto" w:sz="4" w:space="0"/>
+        <w:top w:val="single" w:sz="4" w:space="0" w:color="auto"/>
+        <w:left w:val="single" w:sz="4" w:space="0" w:color="auto"/>
+        <w:bottom w:val="single" w:sz="4" w:space="0" w:color="auto"/>
+        <w:right w:val="single" w:sz="4" w:space="0" w:color="auto"/>
+        <w:insideH w:val="single" w:sz="4" w:space="0" w:color="auto"/>
+        <w:insideV w:val="single" w:sz="4" w:space="0" w:color="auto"/>
       </w:tblBorders>
     </w:tblPr>
   </w:style>
-  <w:style w:type="character" w:styleId="23">
+  <w:style w:type="character" w:styleId="Strong">
     <w:name w:val="Strong"/>
-    <w:basedOn w:val="22"/>
+    <w:basedOn w:val="DefaultParagraphFont"/>
     <w:qFormat/>
-    <w:uiPriority w:val="0"/>
     <w:rPr>
       <w:b/>
     </w:rPr>
   </w:style>
-  <w:style w:type="paragraph" w:customStyle="1" w:styleId="24">
+  <w:style w:type="paragraph" w:customStyle="1" w:styleId="a">
     <w:name w:val="柴_公司名"/>
-    <w:basedOn w:val="19"/>
+    <w:basedOn w:val="Title"/>
     <w:qFormat/>
-    <w:uiPriority w:val="0"/>
     <w:pPr>
       <w:spacing w:after="600" w:afterLines="600"/>
     </w:pPr>
     <w:rPr>
-      <w:rFonts w:hint="eastAsia" w:ascii="宋体" w:hAnsi="宋体" w:eastAsia="宋体" w:cs="宋体"/>
+      <w:rFonts w:ascii="宋体" w:eastAsia="宋体" w:hAnsi="宋体" w:cs="宋体" w:hint="eastAsia"/>
       <w:bCs/>
       <w:spacing w:val="-6"/>
       <w:sz w:val="52"/>
       <w:szCs w:val="52"/>
     </w:rPr>
   </w:style>
-  <w:style w:type="paragraph" w:customStyle="1" w:styleId="25">
+  <w:style w:type="paragraph" w:customStyle="1" w:styleId="a0">
     <w:name w:val="柴_文档名"/>
-    <w:basedOn w:val="19"/>
+    <w:basedOn w:val="Title"/>
     <w:qFormat/>
-    <w:uiPriority w:val="0"/>
     <w:pPr>
       <w:spacing w:after="900" w:afterLines="900"/>
     </w:pPr>
     <w:rPr>
-      <w:rFonts w:ascii="黑体" w:hAnsi="黑体" w:eastAsia="黑体" w:cs="黑体"/>
+      <w:rFonts w:ascii="黑体" w:eastAsia="黑体" w:hAnsi="黑体" w:cs="黑体"/>
       <w:bCs/>
       <w:spacing w:val="-7"/>
       <w:sz w:val="52"/>
       <w:szCs w:val="52"/>
     </w:rPr>
   </w:style>
-  <w:style w:type="table" w:customStyle="1" w:styleId="26">
+  <w:style w:type="table" w:customStyle="1" w:styleId="TableNormal0">
     <w:name w:val="Table Normal_0"/>
     <w:semiHidden/>
     <w:unhideWhenUsed/>
     <w:qFormat/>
-    <w:uiPriority w:val="0"/>
     <w:tblPr>
       <w:tblCellMar>
         <w:top w:w="0" w:type="dxa"/>
@@ -11529,87 +11240,81 @@
       </w:tblCellMar>
     </w:tblPr>
   </w:style>
-  <w:style w:type="paragraph" w:customStyle="1" w:styleId="27">
+  <w:style w:type="paragraph" w:customStyle="1" w:styleId="TableText">
     <w:name w:val="Table Text"/>
-    <w:basedOn w:val="1"/>
+    <w:basedOn w:val="Normal"/>
     <w:semiHidden/>
     <w:qFormat/>
-    <w:uiPriority w:val="0"/>
     <w:rPr>
-      <w:rFonts w:ascii="宋体" w:hAnsi="宋体" w:eastAsia="宋体" w:cs="宋体"/>
+      <w:rFonts w:ascii="宋体" w:eastAsia="宋体" w:hAnsi="宋体" w:cs="宋体"/>
       <w:sz w:val="21"/>
       <w:szCs w:val="21"/>
       <w:lang w:val="en-US" w:eastAsia="en-US" w:bidi="ar-SA"/>
     </w:rPr>
   </w:style>
-  <w:style w:type="paragraph" w:customStyle="1" w:styleId="28">
+  <w:style w:type="paragraph" w:customStyle="1" w:styleId="1">
     <w:name w:val="柴_标题1"/>
-    <w:basedOn w:val="2"/>
-    <w:next w:val="29"/>
-    <w:link w:val="38"/>
+    <w:basedOn w:val="Heading1"/>
+    <w:next w:val="a1"/>
+    <w:link w:val="1Char"/>
     <w:qFormat/>
-    <w:uiPriority w:val="0"/>
     <w:pPr>
       <w:spacing w:before="100" w:after="90" w:line="360" w:lineRule="auto"/>
     </w:pPr>
     <w:rPr>
-      <w:rFonts w:ascii="Arial" w:hAnsi="Arial" w:eastAsia="宋体"/>
+      <w:rFonts w:ascii="Arial" w:eastAsia="宋体" w:hAnsi="Arial"/>
       <w:sz w:val="32"/>
     </w:rPr>
   </w:style>
-  <w:style w:type="paragraph" w:customStyle="1" w:styleId="29">
+  <w:style w:type="paragraph" w:customStyle="1" w:styleId="a1">
     <w:name w:val="柴_正文"/>
-    <w:basedOn w:val="12"/>
-    <w:link w:val="42"/>
+    <w:basedOn w:val="BodyText"/>
+    <w:link w:val="Char"/>
     <w:qFormat/>
-    <w:uiPriority w:val="0"/>
     <w:pPr>
       <w:spacing w:line="360" w:lineRule="auto"/>
       <w:ind w:firstLine="470" w:firstLineChars="200"/>
     </w:pPr>
     <w:rPr>
-      <w:rFonts w:ascii="Arial" w:hAnsi="Arial" w:eastAsia="宋体"/>
+      <w:rFonts w:ascii="Arial" w:eastAsia="宋体" w:hAnsi="Arial"/>
       <w:sz w:val="24"/>
       <w:lang w:eastAsia="zh-CN"/>
     </w:rPr>
   </w:style>
-  <w:style w:type="paragraph" w:customStyle="1" w:styleId="30">
+  <w:style w:type="paragraph" w:customStyle="1" w:styleId="2">
     <w:name w:val="柴_标题2"/>
-    <w:basedOn w:val="3"/>
-    <w:next w:val="29"/>
+    <w:basedOn w:val="Heading2"/>
+    <w:next w:val="a1"/>
     <w:qFormat/>
-    <w:uiPriority w:val="0"/>
     <w:pPr>
       <w:spacing w:line="360" w:lineRule="auto"/>
     </w:pPr>
     <w:rPr>
-      <w:rFonts w:ascii="Arial" w:hAnsi="Arial" w:eastAsia="宋体"/>
+      <w:rFonts w:ascii="Arial" w:eastAsia="宋体" w:hAnsi="Arial"/>
       <w:sz w:val="28"/>
     </w:rPr>
   </w:style>
-  <w:style w:type="paragraph" w:customStyle="1" w:styleId="31">
+  <w:style w:type="paragraph" w:customStyle="1" w:styleId="3">
     <w:name w:val="柴_标题3"/>
-    <w:basedOn w:val="4"/>
-    <w:next w:val="29"/>
+    <w:basedOn w:val="Heading3"/>
+    <w:next w:val="a1"/>
     <w:qFormat/>
-    <w:uiPriority w:val="0"/>
     <w:pPr>
       <w:spacing w:line="360" w:lineRule="auto"/>
       <w:ind w:left="0" w:firstLine="472" w:firstLineChars="200"/>
     </w:pPr>
     <w:rPr>
-      <w:rFonts w:ascii="宋体" w:hAnsi="宋体" w:eastAsia="宋体" w:cs="宋体"/>
+      <w:rFonts w:ascii="宋体" w:eastAsia="宋体" w:hAnsi="宋体" w:cs="宋体"/>
       <w:spacing w:val="-2"/>
       <w:sz w:val="24"/>
       <w:szCs w:val="24"/>
     </w:rPr>
   </w:style>
-  <w:style w:type="paragraph" w:customStyle="1" w:styleId="32">
+  <w:style w:type="paragraph" w:customStyle="1" w:styleId="a2">
     <w:name w:val="柴_目录"/>
-    <w:basedOn w:val="1"/>
-    <w:next w:val="12"/>
+    <w:basedOn w:val="Normal"/>
+    <w:next w:val="BodyText"/>
     <w:qFormat/>
-    <w:uiPriority w:val="0"/>
     <w:pPr>
       <w:tabs>
         <w:tab w:val="right" w:leader="dot" w:pos="8442"/>
@@ -11617,64 +11322,59 @@
       <w:ind w:left="0" w:leftChars="0"/>
     </w:pPr>
     <w:rPr>
-      <w:rFonts w:ascii="Arial" w:hAnsi="Arial" w:eastAsia="Microsoft JhengHei"/>
+      <w:rFonts w:ascii="Arial" w:eastAsia="Microsoft JhengHei" w:hAnsi="Arial"/>
       <w:sz w:val="24"/>
     </w:rPr>
   </w:style>
-  <w:style w:type="paragraph" w:customStyle="1" w:styleId="33">
+  <w:style w:type="paragraph" w:customStyle="1" w:styleId="WPSOffice1">
     <w:name w:val="WPSOffice手动目录 1"/>
     <w:qFormat/>
-    <w:uiPriority w:val="0"/>
     <w:pPr>
       <w:ind w:leftChars="0"/>
     </w:pPr>
     <w:rPr>
-      <w:rFonts w:ascii="Times New Roman" w:hAnsi="Times New Roman" w:eastAsia="宋体" w:cs="Times New Roman"/>
+      <w:rFonts w:ascii="Times New Roman" w:eastAsia="宋体" w:hAnsi="Times New Roman" w:cs="Times New Roman"/>
       <w:sz w:val="20"/>
       <w:szCs w:val="20"/>
     </w:rPr>
   </w:style>
-  <w:style w:type="paragraph" w:customStyle="1" w:styleId="34">
+  <w:style w:type="paragraph" w:customStyle="1" w:styleId="WPSOffice2">
     <w:name w:val="WPSOffice手动目录 2"/>
     <w:qFormat/>
-    <w:uiPriority w:val="0"/>
     <w:pPr>
       <w:ind w:leftChars="200"/>
     </w:pPr>
     <w:rPr>
-      <w:rFonts w:ascii="Times New Roman" w:hAnsi="Times New Roman" w:eastAsia="宋体" w:cs="Times New Roman"/>
+      <w:rFonts w:ascii="Times New Roman" w:eastAsia="宋体" w:hAnsi="Times New Roman" w:cs="Times New Roman"/>
       <w:sz w:val="20"/>
       <w:szCs w:val="20"/>
     </w:rPr>
   </w:style>
-  <w:style w:type="paragraph" w:customStyle="1" w:styleId="35">
+  <w:style w:type="paragraph" w:customStyle="1" w:styleId="WPSOffice3">
     <w:name w:val="WPSOffice手动目录 3"/>
     <w:qFormat/>
-    <w:uiPriority w:val="0"/>
     <w:pPr>
       <w:ind w:leftChars="400"/>
     </w:pPr>
     <w:rPr>
-      <w:rFonts w:ascii="Times New Roman" w:hAnsi="Times New Roman" w:eastAsia="宋体" w:cs="Times New Roman"/>
+      <w:rFonts w:ascii="Times New Roman" w:eastAsia="宋体" w:hAnsi="Times New Roman" w:cs="Times New Roman"/>
       <w:sz w:val="20"/>
       <w:szCs w:val="20"/>
     </w:rPr>
   </w:style>
-  <w:style w:type="paragraph" w:customStyle="1" w:styleId="36">
+  <w:style w:type="paragraph" w:customStyle="1" w:styleId="Compact">
     <w:name w:val="Compact"/>
-    <w:basedOn w:val="12"/>
+    <w:basedOn w:val="BodyText"/>
     <w:qFormat/>
-    <w:uiPriority w:val="0"/>
     <w:pPr>
       <w:spacing w:before="36" w:after="36"/>
     </w:pPr>
   </w:style>
-  <w:style w:type="table" w:customStyle="1" w:styleId="37">
+  <w:style w:type="table" w:customStyle="1" w:styleId="Table">
     <w:name w:val="Table"/>
     <w:semiHidden/>
     <w:unhideWhenUsed/>
     <w:qFormat/>
-    <w:uiPriority w:val="0"/>
     <w:tblPr>
       <w:tblCellMar>
         <w:top w:w="0" w:type="dxa"/>
@@ -11686,28 +11386,26 @@
     <w:tblStylePr w:type="firstRow">
       <w:tcPr>
         <w:tcBorders>
-          <w:bottom w:val="single" w:color="auto" w:sz="0" w:space="0"/>
+          <w:bottom w:val="single" w:sz="0" w:space="0" w:color="auto"/>
         </w:tcBorders>
         <w:vAlign w:val="bottom"/>
       </w:tcPr>
     </w:tblStylePr>
   </w:style>
-  <w:style w:type="character" w:customStyle="1" w:styleId="38">
+  <w:style w:type="character" w:customStyle="1" w:styleId="1Char">
     <w:name w:val="柴_标题1 Char"/>
-    <w:link w:val="28"/>
+    <w:link w:val="1"/>
     <w:qFormat/>
-    <w:uiPriority w:val="0"/>
     <w:rPr>
-      <w:rFonts w:ascii="Arial" w:hAnsi="Arial" w:eastAsia="宋体"/>
+      <w:rFonts w:ascii="Arial" w:eastAsia="宋体" w:hAnsi="Arial"/>
       <w:sz w:val="32"/>
     </w:rPr>
   </w:style>
-  <w:style w:type="table" w:customStyle="1" w:styleId="39">
+  <w:style w:type="table" w:customStyle="1" w:styleId="TableNormal1">
     <w:name w:val="Table Normal_1"/>
     <w:semiHidden/>
     <w:unhideWhenUsed/>
     <w:qFormat/>
-    <w:uiPriority w:val="0"/>
     <w:tblPr>
       <w:tblCellMar>
         <w:top w:w="0" w:type="dxa"/>
@@ -11717,11 +11415,10 @@
       </w:tblCellMar>
     </w:tblPr>
   </w:style>
-  <w:style w:type="paragraph" w:customStyle="1" w:styleId="40">
+  <w:style w:type="paragraph" w:customStyle="1" w:styleId="a3">
     <w:name w:val="柴_正文_无缩进"/>
-    <w:basedOn w:val="1"/>
+    <w:basedOn w:val="Normal"/>
     <w:qFormat/>
-    <w:uiPriority w:val="0"/>
     <w:pPr>
       <w:ind w:firstLine="0" w:firstLineChars="0"/>
     </w:pPr>
@@ -11731,31 +11428,29 @@
       <w:lang w:eastAsia="zh-CN"/>
     </w:rPr>
   </w:style>
-  <w:style w:type="paragraph" w:customStyle="1" w:styleId="41">
+  <w:style w:type="paragraph" w:customStyle="1" w:styleId="4">
     <w:name w:val="柴_标题4"/>
-    <w:basedOn w:val="5"/>
-    <w:next w:val="1"/>
+    <w:basedOn w:val="Heading4"/>
+    <w:next w:val="Normal"/>
     <w:qFormat/>
-    <w:uiPriority w:val="0"/>
     <w:pPr>
       <w:widowControl w:val="0"/>
       <w:spacing w:before="160" w:line="360" w:lineRule="auto"/>
-      <w:ind w:left="981" w:leftChars="300" w:hanging="862"/>
+      <w:ind w:left="981" w:hanging="862" w:leftChars="300"/>
     </w:pPr>
     <w:rPr>
-      <w:rFonts w:hint="eastAsia" w:ascii="Calibri" w:hAnsi="Calibri" w:eastAsia="宋体" w:cs="宋体"/>
+      <w:rFonts w:ascii="Calibri" w:eastAsia="宋体" w:hAnsi="Calibri" w:cs="宋体" w:hint="eastAsia"/>
       <w:sz w:val="24"/>
       <w:szCs w:val="24"/>
       <w:lang w:eastAsia="zh-CN" w:bidi="zh-CN"/>
     </w:rPr>
   </w:style>
-  <w:style w:type="character" w:customStyle="1" w:styleId="42">
+  <w:style w:type="character" w:customStyle="1" w:styleId="Char">
     <w:name w:val="柴_正文 Char"/>
-    <w:link w:val="29"/>
+    <w:link w:val="a1"/>
     <w:qFormat/>
-    <w:uiPriority w:val="0"/>
     <w:rPr>
-      <w:rFonts w:ascii="Arial" w:hAnsi="Arial" w:eastAsia="宋体"/>
+      <w:rFonts w:ascii="Arial" w:eastAsia="宋体" w:hAnsi="Arial"/>
       <w:sz w:val="24"/>
       <w:lang w:eastAsia="zh-CN"/>
     </w:rPr>
